--- a/docs/curriculo.docx
+++ b/docs/curriculo.docx
@@ -5,14 +5,21 @@
     <w:p>
       <w:pPr>
         <w:pStyle w:val="p1"/>
+        <w:spacing w:line="240" w:lineRule="auto"/>
         <w:jc w:val="both"/>
         <w:rPr>
           <w:rStyle w:val="s1"/>
+          <w:rFonts w:ascii="Calibri" w:hAnsi="Calibri" w:eastAsia="Calibri" w:cs="Calibri" w:asciiTheme="minorAscii" w:hAnsiTheme="minorAscii" w:eastAsiaTheme="minorAscii" w:cstheme="minorAscii"/>
+          <w:sz w:val="22"/>
+          <w:szCs w:val="22"/>
         </w:rPr>
       </w:pPr>
       <w:r>
         <w:rPr>
           <w:rStyle w:val="s1"/>
+          <w:rFonts w:ascii="Calibri" w:hAnsi="Calibri" w:eastAsia="Calibri" w:cs="Calibri" w:asciiTheme="minorAscii" w:hAnsiTheme="minorAscii" w:eastAsiaTheme="minorAscii" w:cstheme="minorAscii"/>
+          <w:sz w:val="22"/>
+          <w:szCs w:val="22"/>
         </w:rPr>
         <w:t>Kaio Herculano Gonçalves</w:t>
       </w:r>
@@ -20,27 +27,56 @@
     <w:p>
       <w:pPr>
         <w:pStyle w:val="p1"/>
+        <w:spacing w:line="240" w:lineRule="auto"/>
         <w:jc w:val="both"/>
+        <w:rPr>
+          <w:rFonts w:ascii="Calibri" w:hAnsi="Calibri" w:eastAsia="Calibri" w:cs="Calibri" w:asciiTheme="minorAscii" w:hAnsiTheme="minorAscii" w:eastAsiaTheme="minorAscii" w:cstheme="minorAscii"/>
+          <w:sz w:val="22"/>
+          <w:szCs w:val="22"/>
+        </w:rPr>
       </w:pPr>
     </w:p>
     <w:p>
       <w:pPr>
         <w:pStyle w:val="p1"/>
+        <w:spacing w:line="240" w:lineRule="auto"/>
         <w:jc w:val="both"/>
         <w:rPr>
           <w:rStyle w:val="s2"/>
-        </w:rPr>
-      </w:pPr>
-      <w:r>
-        <w:rPr>
-          <w:rStyle w:val="s2"/>
-        </w:rPr>
-        <w:t xml:space="preserve">Jauru - MT | (65) 9 9336-1717 | </w:t>
-      </w:r>
-      <w:hyperlink r:id="rId5" w:history="1">
+          <w:rFonts w:ascii="Calibri" w:hAnsi="Calibri" w:eastAsia="Calibri" w:cs="Calibri" w:asciiTheme="minorAscii" w:hAnsiTheme="minorAscii" w:eastAsiaTheme="minorAscii" w:cstheme="minorAscii"/>
+          <w:sz w:val="22"/>
+          <w:szCs w:val="22"/>
+          <w:lang w:val="en-US"/>
+        </w:rPr>
+      </w:pPr>
+      <w:r>
+        <w:rPr>
+          <w:rStyle w:val="s2"/>
+          <w:rFonts w:ascii="Calibri" w:hAnsi="Calibri" w:eastAsia="Calibri" w:cs="Calibri" w:asciiTheme="minorAscii" w:hAnsiTheme="minorAscii" w:eastAsiaTheme="minorAscii" w:cstheme="minorAscii"/>
+          <w:sz w:val="22"/>
+          <w:szCs w:val="22"/>
+          <w:lang w:val="en-US"/>
+        </w:rPr>
+        <w:t>Jauru</w:t>
+      </w:r>
+      <w:r>
+        <w:rPr>
+          <w:rStyle w:val="s2"/>
+          <w:rFonts w:ascii="Calibri" w:hAnsi="Calibri" w:eastAsia="Calibri" w:cs="Calibri" w:asciiTheme="minorAscii" w:hAnsiTheme="minorAscii" w:eastAsiaTheme="minorAscii" w:cstheme="minorAscii"/>
+          <w:sz w:val="22"/>
+          <w:szCs w:val="22"/>
+          <w:lang w:val="en-US"/>
+        </w:rPr>
+        <w:t xml:space="preserve"> - MT | (65) 9 9336-1717 | </w:t>
+      </w:r>
+      <w:hyperlink r:id="R5904307053bd40cf">
         <w:r>
           <w:rPr>
             <w:rStyle w:val="Hyperlink"/>
+            <w:rFonts w:ascii="Calibri" w:hAnsi="Calibri" w:eastAsia="Calibri" w:cs="Calibri" w:asciiTheme="minorAscii" w:hAnsiTheme="minorAscii" w:eastAsiaTheme="minorAscii" w:cstheme="minorAscii"/>
+            <w:sz w:val="22"/>
+            <w:szCs w:val="22"/>
+            <w:lang w:val="en-US"/>
           </w:rPr>
           <w:t>kaioherculano12@gmail.com</w:t>
         </w:r>
@@ -49,27 +85,43 @@
     <w:p>
       <w:pPr>
         <w:pStyle w:val="p1"/>
+        <w:spacing w:line="240" w:lineRule="auto"/>
         <w:jc w:val="both"/>
+        <w:rPr>
+          <w:rFonts w:ascii="Calibri" w:hAnsi="Calibri" w:eastAsia="Calibri" w:cs="Calibri" w:asciiTheme="minorAscii" w:hAnsiTheme="minorAscii" w:eastAsiaTheme="minorAscii" w:cstheme="minorAscii"/>
+          <w:sz w:val="22"/>
+          <w:szCs w:val="22"/>
+        </w:rPr>
       </w:pPr>
     </w:p>
     <w:p>
       <w:pPr>
         <w:pStyle w:val="p1"/>
+        <w:spacing w:line="240" w:lineRule="auto"/>
         <w:jc w:val="both"/>
         <w:rPr>
           <w:rStyle w:val="s2"/>
-        </w:rPr>
-      </w:pPr>
-      <w:r>
-        <w:rPr>
-          <w:rStyle w:val="s2"/>
+          <w:rFonts w:ascii="Calibri" w:hAnsi="Calibri" w:eastAsia="Calibri" w:cs="Calibri" w:asciiTheme="minorAscii" w:hAnsiTheme="minorAscii" w:eastAsiaTheme="minorAscii" w:cstheme="minorAscii"/>
+          <w:sz w:val="22"/>
+          <w:szCs w:val="22"/>
+        </w:rPr>
+      </w:pPr>
+      <w:r>
+        <w:rPr>
+          <w:rStyle w:val="s2"/>
+          <w:rFonts w:ascii="Calibri" w:hAnsi="Calibri" w:eastAsia="Calibri" w:cs="Calibri" w:asciiTheme="minorAscii" w:hAnsiTheme="minorAscii" w:eastAsiaTheme="minorAscii" w:cstheme="minorAscii"/>
+          <w:sz w:val="22"/>
+          <w:szCs w:val="22"/>
         </w:rPr>
         <w:t xml:space="preserve">LinkedIn: </w:t>
       </w:r>
-      <w:hyperlink r:id="rId6" w:history="1">
+      <w:hyperlink r:id="R8d0d0eb534894552">
         <w:r>
           <w:rPr>
             <w:rStyle w:val="Hyperlink"/>
+            <w:rFonts w:ascii="Calibri" w:hAnsi="Calibri" w:eastAsia="Calibri" w:cs="Calibri" w:asciiTheme="minorAscii" w:hAnsiTheme="minorAscii" w:eastAsiaTheme="minorAscii" w:cstheme="minorAscii"/>
+            <w:sz w:val="22"/>
+            <w:szCs w:val="22"/>
           </w:rPr>
           <w:t>https://www.linkedin.com/in/kaio-herculano-0063932ba</w:t>
         </w:r>
@@ -78,27 +130,43 @@
     <w:p>
       <w:pPr>
         <w:pStyle w:val="p1"/>
+        <w:spacing w:line="240" w:lineRule="auto"/>
         <w:jc w:val="both"/>
+        <w:rPr>
+          <w:rFonts w:ascii="Calibri" w:hAnsi="Calibri" w:eastAsia="Calibri" w:cs="Calibri" w:asciiTheme="minorAscii" w:hAnsiTheme="minorAscii" w:eastAsiaTheme="minorAscii" w:cstheme="minorAscii"/>
+          <w:sz w:val="22"/>
+          <w:szCs w:val="22"/>
+        </w:rPr>
       </w:pPr>
     </w:p>
     <w:p>
       <w:pPr>
         <w:pStyle w:val="p1"/>
+        <w:spacing w:line="240" w:lineRule="auto"/>
         <w:jc w:val="both"/>
         <w:rPr>
           <w:rStyle w:val="s2"/>
-        </w:rPr>
-      </w:pPr>
-      <w:r>
-        <w:rPr>
-          <w:rStyle w:val="s2"/>
+          <w:rFonts w:ascii="Calibri" w:hAnsi="Calibri" w:eastAsia="Calibri" w:cs="Calibri" w:asciiTheme="minorAscii" w:hAnsiTheme="minorAscii" w:eastAsiaTheme="minorAscii" w:cstheme="minorAscii"/>
+          <w:sz w:val="22"/>
+          <w:szCs w:val="22"/>
+        </w:rPr>
+      </w:pPr>
+      <w:r>
+        <w:rPr>
+          <w:rStyle w:val="s2"/>
+          <w:rFonts w:ascii="Calibri" w:hAnsi="Calibri" w:eastAsia="Calibri" w:cs="Calibri" w:asciiTheme="minorAscii" w:hAnsiTheme="minorAscii" w:eastAsiaTheme="minorAscii" w:cstheme="minorAscii"/>
+          <w:sz w:val="22"/>
+          <w:szCs w:val="22"/>
         </w:rPr>
         <w:t xml:space="preserve">GitHub: </w:t>
       </w:r>
-      <w:hyperlink r:id="rId7" w:history="1">
+      <w:hyperlink r:id="R8bd3e68854084d24">
         <w:r>
           <w:rPr>
             <w:rStyle w:val="Hyperlink"/>
+            <w:rFonts w:ascii="Calibri" w:hAnsi="Calibri" w:eastAsia="Calibri" w:cs="Calibri" w:asciiTheme="minorAscii" w:hAnsiTheme="minorAscii" w:eastAsiaTheme="minorAscii" w:cstheme="minorAscii"/>
+            <w:sz w:val="22"/>
+            <w:szCs w:val="22"/>
           </w:rPr>
           <w:t>https://github.com/KaioHerculano</w:t>
         </w:r>
@@ -107,655 +175,2773 @@
     <w:p>
       <w:pPr>
         <w:pStyle w:val="p1"/>
+        <w:spacing w:line="240" w:lineRule="auto"/>
         <w:jc w:val="both"/>
+        <w:rPr>
+          <w:rFonts w:ascii="Calibri" w:hAnsi="Calibri" w:eastAsia="Calibri" w:cs="Calibri" w:asciiTheme="minorAscii" w:hAnsiTheme="minorAscii" w:eastAsiaTheme="minorAscii" w:cstheme="minorAscii"/>
+          <w:sz w:val="22"/>
+          <w:szCs w:val="22"/>
+        </w:rPr>
       </w:pPr>
     </w:p>
     <w:p>
       <w:pPr>
         <w:pStyle w:val="p1"/>
+        <w:spacing w:line="240" w:lineRule="auto"/>
         <w:jc w:val="both"/>
-      </w:pPr>
-      <w:r>
         <w:rPr>
           <w:rStyle w:val="s1"/>
-        </w:rPr>
-        <w:t>Resumo Profissional</w:t>
+          <w:rFonts w:ascii="Calibri" w:hAnsi="Calibri" w:eastAsia="Calibri" w:cs="Calibri" w:asciiTheme="minorAscii" w:hAnsiTheme="minorAscii" w:eastAsiaTheme="minorAscii" w:cstheme="minorAscii"/>
+          <w:sz w:val="22"/>
+          <w:szCs w:val="22"/>
+          <w:lang w:val="en-US"/>
+        </w:rPr>
+      </w:pPr>
+      <w:r>
+        <w:rPr>
+          <w:rStyle w:val="s1"/>
+          <w:rFonts w:ascii="Calibri" w:hAnsi="Calibri" w:eastAsia="Calibri" w:cs="Calibri" w:asciiTheme="minorAscii" w:hAnsiTheme="minorAscii" w:eastAsiaTheme="minorAscii" w:cstheme="minorAscii"/>
+          <w:sz w:val="22"/>
+          <w:szCs w:val="22"/>
+          <w:lang w:val="en-US"/>
+        </w:rPr>
+        <w:t>Resumo</w:t>
+      </w:r>
+      <w:r>
+        <w:rPr>
+          <w:rStyle w:val="s1"/>
+          <w:rFonts w:ascii="Calibri" w:hAnsi="Calibri" w:eastAsia="Calibri" w:cs="Calibri" w:asciiTheme="minorAscii" w:hAnsiTheme="minorAscii" w:eastAsiaTheme="minorAscii" w:cstheme="minorAscii"/>
+          <w:sz w:val="22"/>
+          <w:szCs w:val="22"/>
+          <w:lang w:val="en-US"/>
+        </w:rPr>
+        <w:t xml:space="preserve"> </w:t>
+      </w:r>
+      <w:r>
+        <w:rPr>
+          <w:rStyle w:val="s1"/>
+          <w:rFonts w:ascii="Calibri" w:hAnsi="Calibri" w:eastAsia="Calibri" w:cs="Calibri" w:asciiTheme="minorAscii" w:hAnsiTheme="minorAscii" w:eastAsiaTheme="minorAscii" w:cstheme="minorAscii"/>
+          <w:sz w:val="22"/>
+          <w:szCs w:val="22"/>
+          <w:lang w:val="en-US"/>
+        </w:rPr>
+        <w:t>Profissional</w:t>
       </w:r>
     </w:p>
     <w:p>
       <w:pPr>
         <w:pStyle w:val="p1"/>
+        <w:spacing w:line="240" w:lineRule="auto"/>
         <w:jc w:val="both"/>
-      </w:pPr>
-      <w:r>
-        <w:rPr>
-          <w:rStyle w:val="s2"/>
-        </w:rPr>
-        <w:t>Desenvolvedor Backend Júnior com experiência em Python, Django e Django REST Framework. Atuação no</w:t>
-      </w:r>
-    </w:p>
-    <w:p>
-      <w:pPr>
-        <w:pStyle w:val="p1"/>
-        <w:jc w:val="both"/>
-      </w:pPr>
-      <w:r>
-        <w:rPr>
-          <w:rStyle w:val="s2"/>
-        </w:rPr>
-        <w:t>desenvolvimento de APIs RESTful, boas práticas de versionamento, CI/CD e testes automatizados. Experiência</w:t>
-      </w:r>
-    </w:p>
-    <w:p>
-      <w:pPr>
-        <w:pStyle w:val="p1"/>
-        <w:jc w:val="both"/>
-      </w:pPr>
-      <w:r>
-        <w:rPr>
-          <w:rStyle w:val="s2"/>
-        </w:rPr>
-        <w:t>com Docker, Docker Compose, pipelines de CI/CD e sistemas assíncronos com Celery e Redis. Vivência em</w:t>
-      </w:r>
-    </w:p>
-    <w:p>
-      <w:pPr>
-        <w:pStyle w:val="p1"/>
-        <w:jc w:val="both"/>
-      </w:pPr>
-      <w:r>
-        <w:rPr>
-          <w:rStyle w:val="s2"/>
-        </w:rPr>
-        <w:t>ambientes com serviços desacoplados, incluindo desacoplamento de models e migrations da API. Atuação como</w:t>
-      </w:r>
-    </w:p>
-    <w:p>
-      <w:pPr>
-        <w:pStyle w:val="p1"/>
-        <w:jc w:val="both"/>
-        <w:rPr>
-          <w:rStyle w:val="s2"/>
-        </w:rPr>
-      </w:pPr>
-      <w:r>
-        <w:rPr>
-          <w:rStyle w:val="s2"/>
-        </w:rPr>
-        <w:t>Mentor Backend, apoiando desenvolvedores em boas práticas, arquitetura e qualidade de código.</w:t>
-      </w:r>
-    </w:p>
-    <w:p>
-      <w:pPr>
-        <w:pStyle w:val="p1"/>
-        <w:jc w:val="both"/>
-      </w:pPr>
-    </w:p>
-    <w:p>
-      <w:pPr>
-        <w:pStyle w:val="p1"/>
-        <w:jc w:val="both"/>
-        <w:rPr>
-          <w:rStyle w:val="s1"/>
-        </w:rPr>
-      </w:pPr>
-      <w:r>
-        <w:rPr>
-          <w:rStyle w:val="s1"/>
-        </w:rPr>
-        <w:t>Formação Acadêmica</w:t>
-      </w:r>
-    </w:p>
-    <w:p>
-      <w:pPr>
-        <w:pStyle w:val="p1"/>
-        <w:jc w:val="both"/>
-      </w:pPr>
-    </w:p>
-    <w:p>
-      <w:pPr>
-        <w:pStyle w:val="p1"/>
-        <w:jc w:val="both"/>
-        <w:rPr>
-          <w:rStyle w:val="s2"/>
-        </w:rPr>
-      </w:pPr>
-      <w:r>
-        <w:rPr>
-          <w:rStyle w:val="s2"/>
-        </w:rPr>
-        <w:t>Engenharia da Computação – Cruzeiro do Sul Virtual (3º semestre)</w:t>
-      </w:r>
-    </w:p>
-    <w:p>
-      <w:pPr>
-        <w:pStyle w:val="p1"/>
-        <w:jc w:val="both"/>
-      </w:pPr>
-    </w:p>
-    <w:p>
-      <w:pPr>
-        <w:pStyle w:val="p1"/>
-        <w:jc w:val="both"/>
-        <w:rPr>
-          <w:rStyle w:val="s2"/>
-        </w:rPr>
-      </w:pPr>
-      <w:r>
-        <w:rPr>
-          <w:rStyle w:val="s2"/>
-        </w:rPr>
-        <w:t>Previsão de conclusão: 2028</w:t>
-      </w:r>
-    </w:p>
-    <w:p>
-      <w:pPr>
-        <w:pStyle w:val="p1"/>
-        <w:jc w:val="both"/>
-      </w:pPr>
-    </w:p>
-    <w:p>
-      <w:pPr>
-        <w:pStyle w:val="p1"/>
-        <w:jc w:val="both"/>
-        <w:rPr>
-          <w:rStyle w:val="s1"/>
-        </w:rPr>
-      </w:pPr>
-      <w:r>
-        <w:rPr>
-          <w:rStyle w:val="s1"/>
-        </w:rPr>
-        <w:t>Habilidades Técnicas</w:t>
-      </w:r>
-    </w:p>
-    <w:p>
-      <w:pPr>
-        <w:pStyle w:val="p1"/>
-        <w:jc w:val="both"/>
-      </w:pPr>
-    </w:p>
-    <w:p>
-      <w:pPr>
-        <w:pStyle w:val="p1"/>
-        <w:jc w:val="both"/>
-      </w:pPr>
-      <w:r>
-        <w:rPr>
-          <w:rStyle w:val="s1"/>
-        </w:rPr>
-        <w:t>Backend:</w:t>
-      </w:r>
-      <w:r>
-        <w:rPr>
-          <w:rStyle w:val="s2"/>
-        </w:rPr>
-        <w:t xml:space="preserve"> Python, Django, Django REST Framework (DRF), FastAPI, Flask</w:t>
-      </w:r>
-    </w:p>
-    <w:p>
-      <w:pPr>
-        <w:pStyle w:val="p1"/>
-        <w:jc w:val="both"/>
-      </w:pPr>
-      <w:r>
-        <w:rPr>
-          <w:rStyle w:val="s1"/>
-        </w:rPr>
-        <w:t>Mensageria e Assincronismo:</w:t>
-      </w:r>
-      <w:r>
-        <w:rPr>
-          <w:rStyle w:val="s2"/>
-        </w:rPr>
-        <w:t xml:space="preserve"> Celery, Redis</w:t>
-      </w:r>
-    </w:p>
-    <w:p>
-      <w:pPr>
-        <w:pStyle w:val="p1"/>
-        <w:jc w:val="both"/>
-      </w:pPr>
-      <w:r>
-        <w:rPr>
-          <w:rStyle w:val="s1"/>
-        </w:rPr>
-        <w:t>Frontend:</w:t>
-      </w:r>
-      <w:r>
-        <w:rPr>
-          <w:rStyle w:val="s2"/>
-        </w:rPr>
-        <w:t xml:space="preserve"> HTML, CSS, Bootstrap</w:t>
-      </w:r>
-    </w:p>
-    <w:p>
-      <w:pPr>
-        <w:pStyle w:val="p1"/>
-        <w:jc w:val="both"/>
-      </w:pPr>
-      <w:r>
-        <w:rPr>
-          <w:rStyle w:val="s1"/>
-        </w:rPr>
-        <w:t>Banco de Dados:</w:t>
-      </w:r>
-      <w:r>
-        <w:rPr>
-          <w:rStyle w:val="s2"/>
-        </w:rPr>
-        <w:t xml:space="preserve"> PostgreSQL, MongoDB</w:t>
-      </w:r>
-    </w:p>
-    <w:p>
-      <w:pPr>
-        <w:pStyle w:val="p1"/>
-        <w:jc w:val="both"/>
-      </w:pPr>
-      <w:r>
-        <w:rPr>
-          <w:rStyle w:val="s1"/>
-        </w:rPr>
-        <w:t>DevOps e Ferramentas:</w:t>
-      </w:r>
-      <w:r>
-        <w:rPr>
-          <w:rStyle w:val="s2"/>
-        </w:rPr>
-        <w:t xml:space="preserve"> Git, Docker, Docker Compose, Poetry, CI/CD (GitHub Actions), uWSGI</w:t>
-      </w:r>
-    </w:p>
-    <w:p>
-      <w:pPr>
-        <w:pStyle w:val="p1"/>
-        <w:jc w:val="both"/>
-      </w:pPr>
-      <w:r>
-        <w:rPr>
-          <w:rStyle w:val="s1"/>
-        </w:rPr>
-        <w:t>Arquitetura:</w:t>
-      </w:r>
-      <w:r>
-        <w:rPr>
-          <w:rStyle w:val="s2"/>
-        </w:rPr>
-        <w:t xml:space="preserve"> Serviços desacoplados, separação de responsabilidades, modularização</w:t>
-      </w:r>
-    </w:p>
-    <w:p>
-      <w:pPr>
-        <w:pStyle w:val="p1"/>
-        <w:jc w:val="both"/>
-      </w:pPr>
-      <w:r>
-        <w:rPr>
-          <w:rStyle w:val="s1"/>
-        </w:rPr>
-        <w:t>Metodologias Ágeis:</w:t>
-      </w:r>
-      <w:r>
-        <w:rPr>
-          <w:rStyle w:val="s2"/>
-        </w:rPr>
-        <w:t xml:space="preserve"> Scrum, Kanban</w:t>
-      </w:r>
-    </w:p>
-    <w:p>
-      <w:pPr>
-        <w:pStyle w:val="p1"/>
-        <w:jc w:val="both"/>
-      </w:pPr>
-      <w:r>
-        <w:rPr>
-          <w:rStyle w:val="s1"/>
-        </w:rPr>
-        <w:t>Outros:</w:t>
-      </w:r>
-      <w:r>
-        <w:rPr>
-          <w:rStyle w:val="s2"/>
-        </w:rPr>
-        <w:t xml:space="preserve"> Integração com APIs, Hospedagem em AWS e PythonAnywhere</w:t>
-      </w:r>
-    </w:p>
-    <w:p>
-      <w:pPr>
-        <w:pStyle w:val="p1"/>
-        <w:jc w:val="both"/>
-        <w:rPr>
-          <w:rStyle w:val="s2"/>
-        </w:rPr>
-      </w:pPr>
-      <w:r>
-        <w:rPr>
-          <w:rStyle w:val="s1"/>
-        </w:rPr>
-        <w:t>Interesses:</w:t>
-      </w:r>
-      <w:r>
-        <w:rPr>
-          <w:rStyle w:val="s2"/>
-        </w:rPr>
-        <w:t xml:space="preserve"> Inteligência Artificial Generativa, LangChain, LlamaIndex</w:t>
-      </w:r>
-    </w:p>
-    <w:p>
-      <w:pPr>
-        <w:pStyle w:val="p1"/>
-        <w:jc w:val="both"/>
-      </w:pPr>
-    </w:p>
-    <w:p>
-      <w:pPr>
-        <w:pStyle w:val="p1"/>
-        <w:jc w:val="both"/>
-        <w:rPr>
-          <w:rStyle w:val="s1"/>
-        </w:rPr>
-      </w:pPr>
-      <w:r>
-        <w:rPr>
-          <w:rStyle w:val="s1"/>
-        </w:rPr>
-        <w:t>Projetos Relevantes</w:t>
-      </w:r>
-    </w:p>
-    <w:p>
-      <w:pPr>
-        <w:pStyle w:val="p1"/>
-        <w:jc w:val="both"/>
-        <w:rPr>
-          <w:rStyle w:val="s1"/>
-        </w:rPr>
-      </w:pPr>
-    </w:p>
-    <w:p>
-      <w:pPr>
-        <w:pStyle w:val="p1"/>
-        <w:jc w:val="both"/>
-        <w:rPr>
-          <w:rStyle w:val="s1"/>
-        </w:rPr>
-      </w:pPr>
-      <w:r>
-        <w:rPr>
-          <w:rStyle w:val="s1"/>
-        </w:rPr>
-        <w:t>Live Sync – Plataforma de Sincronização em Tempo Real (2025)</w:t>
-      </w:r>
-    </w:p>
-    <w:p>
-      <w:pPr>
-        <w:pStyle w:val="p1"/>
-        <w:jc w:val="both"/>
-        <w:rPr>
-          <w:rStyle w:val="s1"/>
+        <w:rPr>
+          <w:rFonts w:ascii="Calibri" w:hAnsi="Calibri" w:eastAsia="Calibri" w:cs="Calibri" w:asciiTheme="minorAscii" w:hAnsiTheme="minorAscii" w:eastAsiaTheme="minorAscii" w:cstheme="minorAscii"/>
           <w:b w:val="0"/>
           <w:bCs w:val="0"/>
-        </w:rPr>
-      </w:pPr>
-      <w:r>
-        <w:rPr>
-          <w:rStyle w:val="s1"/>
+          <w:noProof w:val="0"/>
+          <w:sz w:val="22"/>
+          <w:szCs w:val="22"/>
+          <w:lang w:val="pt-BR"/>
+        </w:rPr>
+      </w:pPr>
+      <w:r>
+        <w:rPr>
+          <w:rFonts w:ascii="Calibri" w:hAnsi="Calibri" w:eastAsia="Calibri" w:cs="Calibri" w:asciiTheme="minorAscii" w:hAnsiTheme="minorAscii" w:eastAsiaTheme="minorAscii" w:cstheme="minorAscii"/>
           <w:b w:val="0"/>
           <w:bCs w:val="0"/>
-        </w:rPr>
-        <w:t xml:space="preserve">   </w:t>
-      </w:r>
-      <w:r>
-        <w:rPr>
-          <w:rStyle w:val="s1"/>
+          <w:noProof w:val="0"/>
+          <w:sz w:val="22"/>
+          <w:szCs w:val="22"/>
+          <w:lang w:val="pt-BR"/>
+        </w:rPr>
+        <w:t xml:space="preserve">Desenvolvedor </w:t>
+      </w:r>
+      <w:r>
+        <w:rPr>
+          <w:rFonts w:ascii="Calibri" w:hAnsi="Calibri" w:eastAsia="Calibri" w:cs="Calibri" w:asciiTheme="minorAscii" w:hAnsiTheme="minorAscii" w:eastAsiaTheme="minorAscii" w:cstheme="minorAscii"/>
           <w:b w:val="0"/>
           <w:bCs w:val="0"/>
-        </w:rPr>
-        <w:t xml:space="preserve">Plataforma web para sincronização de dados em tempo real entre usuários e sistemas </w:t>
-      </w:r>
-      <w:r>
-        <w:rPr>
-          <w:rStyle w:val="s1"/>
+          <w:noProof w:val="0"/>
+          <w:sz w:val="22"/>
+          <w:szCs w:val="22"/>
+          <w:lang w:val="pt-BR"/>
+        </w:rPr>
+        <w:t>Backend</w:t>
+      </w:r>
+      <w:r>
+        <w:rPr>
+          <w:rFonts w:ascii="Calibri" w:hAnsi="Calibri" w:eastAsia="Calibri" w:cs="Calibri" w:asciiTheme="minorAscii" w:hAnsiTheme="minorAscii" w:eastAsiaTheme="minorAscii" w:cstheme="minorAscii"/>
           <w:b w:val="0"/>
           <w:bCs w:val="0"/>
-        </w:rPr>
-        <w:tab/>
-      </w:r>
-    </w:p>
-    <w:p>
-      <w:pPr>
-        <w:pStyle w:val="p1"/>
-        <w:jc w:val="both"/>
-        <w:rPr>
-          <w:rStyle w:val="s1"/>
+          <w:noProof w:val="0"/>
+          <w:sz w:val="22"/>
+          <w:szCs w:val="22"/>
+          <w:lang w:val="pt-BR"/>
+        </w:rPr>
+        <w:t xml:space="preserve"> com sólida experiência em Python, Django e Django REST Framework. Atuação no desenvolvimento de APIs </w:t>
+      </w:r>
+      <w:r>
+        <w:rPr>
+          <w:rFonts w:ascii="Calibri" w:hAnsi="Calibri" w:eastAsia="Calibri" w:cs="Calibri" w:asciiTheme="minorAscii" w:hAnsiTheme="minorAscii" w:eastAsiaTheme="minorAscii" w:cstheme="minorAscii"/>
           <w:b w:val="0"/>
           <w:bCs w:val="0"/>
-        </w:rPr>
-      </w:pPr>
-      <w:r>
-        <w:rPr>
-          <w:rStyle w:val="s1"/>
+          <w:noProof w:val="0"/>
+          <w:sz w:val="22"/>
+          <w:szCs w:val="22"/>
+          <w:lang w:val="pt-BR"/>
+        </w:rPr>
+        <w:t>RESTful</w:t>
+      </w:r>
+      <w:r>
+        <w:rPr>
+          <w:rFonts w:ascii="Calibri" w:hAnsi="Calibri" w:eastAsia="Calibri" w:cs="Calibri" w:asciiTheme="minorAscii" w:hAnsiTheme="minorAscii" w:eastAsiaTheme="minorAscii" w:cstheme="minorAscii"/>
           <w:b w:val="0"/>
           <w:bCs w:val="0"/>
-        </w:rPr>
-        <w:t>•</w:t>
-      </w:r>
-      <w:r>
-        <w:rPr>
-          <w:rStyle w:val="s1"/>
+          <w:noProof w:val="0"/>
+          <w:sz w:val="22"/>
+          <w:szCs w:val="22"/>
+          <w:lang w:val="pt-BR"/>
+        </w:rPr>
+        <w:t xml:space="preserve"> escaláveis, aplicando boas práticas de versionamento com </w:t>
+      </w:r>
+      <w:r>
+        <w:rPr>
+          <w:rFonts w:ascii="Calibri" w:hAnsi="Calibri" w:eastAsia="Calibri" w:cs="Calibri" w:asciiTheme="minorAscii" w:hAnsiTheme="minorAscii" w:eastAsiaTheme="minorAscii" w:cstheme="minorAscii"/>
           <w:b w:val="0"/>
           <w:bCs w:val="0"/>
-        </w:rPr>
-        <w:tab/>
-        <w:t xml:space="preserve">Arquitetura pensada para escalabilidade, performance e desacoplamento de serviços </w:t>
-      </w:r>
-      <w:r>
-        <w:rPr>
-          <w:rStyle w:val="s1"/>
+          <w:noProof w:val="0"/>
+          <w:sz w:val="22"/>
+          <w:szCs w:val="22"/>
+          <w:lang w:val="pt-BR"/>
+        </w:rPr>
+        <w:t>Git</w:t>
+      </w:r>
+      <w:r>
+        <w:rPr>
+          <w:rFonts w:ascii="Calibri" w:hAnsi="Calibri" w:eastAsia="Calibri" w:cs="Calibri" w:asciiTheme="minorAscii" w:hAnsiTheme="minorAscii" w:eastAsiaTheme="minorAscii" w:cstheme="minorAscii"/>
           <w:b w:val="0"/>
           <w:bCs w:val="0"/>
-        </w:rPr>
-        <w:tab/>
-      </w:r>
-    </w:p>
-    <w:p>
-      <w:pPr>
-        <w:pStyle w:val="p1"/>
-        <w:jc w:val="both"/>
-        <w:rPr>
-          <w:rStyle w:val="s1"/>
+          <w:noProof w:val="0"/>
+          <w:sz w:val="22"/>
+          <w:szCs w:val="22"/>
+          <w:lang w:val="pt-BR"/>
+        </w:rPr>
+        <w:t xml:space="preserve">, </w:t>
+      </w:r>
+      <w:r>
+        <w:rPr>
+          <w:rFonts w:ascii="Calibri" w:hAnsi="Calibri" w:eastAsia="Calibri" w:cs="Calibri" w:asciiTheme="minorAscii" w:hAnsiTheme="minorAscii" w:eastAsiaTheme="minorAscii" w:cstheme="minorAscii"/>
           <w:b w:val="0"/>
           <w:bCs w:val="0"/>
-        </w:rPr>
-      </w:pPr>
-      <w:r>
-        <w:rPr>
-          <w:rStyle w:val="s1"/>
+          <w:noProof w:val="0"/>
+          <w:sz w:val="22"/>
+          <w:szCs w:val="22"/>
+          <w:lang w:val="pt-BR"/>
+        </w:rPr>
+        <w:t xml:space="preserve">CI/CD (GitHub </w:t>
+      </w:r>
+      <w:r>
+        <w:rPr>
+          <w:rFonts w:ascii="Calibri" w:hAnsi="Calibri" w:eastAsia="Calibri" w:cs="Calibri" w:asciiTheme="minorAscii" w:hAnsiTheme="minorAscii" w:eastAsiaTheme="minorAscii" w:cstheme="minorAscii"/>
           <w:b w:val="0"/>
           <w:bCs w:val="0"/>
-        </w:rPr>
-        <w:t>•</w:t>
-      </w:r>
-      <w:r>
-        <w:rPr>
-          <w:rStyle w:val="s1"/>
+          <w:noProof w:val="0"/>
+          <w:sz w:val="22"/>
+          <w:szCs w:val="22"/>
+          <w:lang w:val="pt-BR"/>
+        </w:rPr>
+        <w:t>Actions</w:t>
+      </w:r>
+      <w:r>
+        <w:rPr>
+          <w:rFonts w:ascii="Calibri" w:hAnsi="Calibri" w:eastAsia="Calibri" w:cs="Calibri" w:asciiTheme="minorAscii" w:hAnsiTheme="minorAscii" w:eastAsiaTheme="minorAscii" w:cstheme="minorAscii"/>
           <w:b w:val="0"/>
           <w:bCs w:val="0"/>
-        </w:rPr>
-        <w:tab/>
-        <w:t xml:space="preserve">Comunicação assíncrona e integração via APIs e Webhooks </w:t>
-      </w:r>
-      <w:r>
-        <w:rPr>
-          <w:rStyle w:val="s1"/>
+          <w:noProof w:val="0"/>
+          <w:sz w:val="22"/>
+          <w:szCs w:val="22"/>
+          <w:lang w:val="pt-BR"/>
+        </w:rPr>
+        <w:t>)</w:t>
+      </w:r>
+      <w:r>
+        <w:rPr>
+          <w:rFonts w:ascii="Calibri" w:hAnsi="Calibri" w:eastAsia="Calibri" w:cs="Calibri" w:asciiTheme="minorAscii" w:hAnsiTheme="minorAscii" w:eastAsiaTheme="minorAscii" w:cstheme="minorAscii"/>
           <w:b w:val="0"/>
           <w:bCs w:val="0"/>
-        </w:rPr>
-        <w:tab/>
-      </w:r>
-    </w:p>
-    <w:p>
-      <w:pPr>
-        <w:pStyle w:val="p1"/>
-        <w:jc w:val="both"/>
-        <w:rPr>
-          <w:rStyle w:val="s1"/>
+          <w:noProof w:val="0"/>
+          <w:sz w:val="22"/>
+          <w:szCs w:val="22"/>
+          <w:lang w:val="pt-BR"/>
+        </w:rPr>
+        <w:t xml:space="preserve"> e testes automatizados. Experiência prática na </w:t>
+      </w:r>
+      <w:r>
+        <w:rPr>
+          <w:rFonts w:ascii="Calibri" w:hAnsi="Calibri" w:eastAsia="Calibri" w:cs="Calibri" w:asciiTheme="minorAscii" w:hAnsiTheme="minorAscii" w:eastAsiaTheme="minorAscii" w:cstheme="minorAscii"/>
           <w:b w:val="0"/>
           <w:bCs w:val="0"/>
-        </w:rPr>
-      </w:pPr>
-      <w:r>
-        <w:rPr>
-          <w:rStyle w:val="s1"/>
+          <w:noProof w:val="0"/>
+          <w:sz w:val="22"/>
+          <w:szCs w:val="22"/>
+          <w:lang w:val="pt-BR"/>
+        </w:rPr>
+        <w:t>integração de gateways de pagamento (</w:t>
+      </w:r>
+      <w:r>
+        <w:rPr>
+          <w:rFonts w:ascii="Calibri" w:hAnsi="Calibri" w:eastAsia="Calibri" w:cs="Calibri" w:asciiTheme="minorAscii" w:hAnsiTheme="minorAscii" w:eastAsiaTheme="minorAscii" w:cstheme="minorAscii"/>
           <w:b w:val="0"/>
           <w:bCs w:val="0"/>
-        </w:rPr>
-        <w:t>•</w:t>
-      </w:r>
-      <w:r>
-        <w:rPr>
-          <w:rStyle w:val="s1"/>
+          <w:noProof w:val="0"/>
+          <w:sz w:val="22"/>
+          <w:szCs w:val="22"/>
+          <w:lang w:val="pt-BR"/>
+        </w:rPr>
+        <w:t>Asaas</w:t>
+      </w:r>
+      <w:r>
+        <w:rPr>
+          <w:rFonts w:ascii="Calibri" w:hAnsi="Calibri" w:eastAsia="Calibri" w:cs="Calibri" w:asciiTheme="minorAscii" w:hAnsiTheme="minorAscii" w:eastAsiaTheme="minorAscii" w:cstheme="minorAscii"/>
           <w:b w:val="0"/>
           <w:bCs w:val="0"/>
-        </w:rPr>
-        <w:tab/>
-        <w:t xml:space="preserve">Projeto publicado e em produção  </w:t>
-      </w:r>
-    </w:p>
-    <w:p>
-      <w:pPr>
-        <w:pStyle w:val="p1"/>
-        <w:jc w:val="both"/>
-        <w:rPr>
-          <w:rStyle w:val="s1"/>
+          <w:noProof w:val="0"/>
+          <w:sz w:val="22"/>
+          <w:szCs w:val="22"/>
+          <w:lang w:val="pt-BR"/>
+        </w:rPr>
+        <w:t xml:space="preserve">) e </w:t>
+      </w:r>
+      <w:r>
+        <w:rPr>
+          <w:rFonts w:ascii="Calibri" w:hAnsi="Calibri" w:eastAsia="Calibri" w:cs="Calibri" w:asciiTheme="minorAscii" w:hAnsiTheme="minorAscii" w:eastAsiaTheme="minorAscii" w:cstheme="minorAscii"/>
           <w:b w:val="0"/>
           <w:bCs w:val="0"/>
-        </w:rPr>
-      </w:pPr>
-      <w:r>
-        <w:rPr>
-          <w:rStyle w:val="s1"/>
+          <w:noProof w:val="0"/>
+          <w:sz w:val="22"/>
+          <w:szCs w:val="22"/>
+          <w:lang w:val="pt-BR"/>
+        </w:rPr>
+        <w:t>Webhooks</w:t>
+      </w:r>
+      <w:r>
+        <w:rPr>
+          <w:rFonts w:ascii="Calibri" w:hAnsi="Calibri" w:eastAsia="Calibri" w:cs="Calibri" w:asciiTheme="minorAscii" w:hAnsiTheme="minorAscii" w:eastAsiaTheme="minorAscii" w:cstheme="minorAscii"/>
           <w:b w:val="0"/>
           <w:bCs w:val="0"/>
-        </w:rPr>
-        <w:t>Stack: Python, Django, Docker</w:t>
-      </w:r>
-      <w:r>
-        <w:rPr>
-          <w:rStyle w:val="s1"/>
+          <w:noProof w:val="0"/>
+          <w:sz w:val="22"/>
+          <w:szCs w:val="22"/>
+          <w:lang w:val="pt-BR"/>
+        </w:rPr>
+        <w:t xml:space="preserve">, além de gestão de arquivos na nuvem com </w:t>
+      </w:r>
+      <w:r>
+        <w:rPr>
+          <w:rFonts w:ascii="Calibri" w:hAnsi="Calibri" w:eastAsia="Calibri" w:cs="Calibri" w:asciiTheme="minorAscii" w:hAnsiTheme="minorAscii" w:eastAsiaTheme="minorAscii" w:cstheme="minorAscii"/>
           <w:b w:val="0"/>
           <w:bCs w:val="0"/>
-        </w:rPr>
-        <w:t>, Célery e Redis</w:t>
-      </w:r>
-    </w:p>
-    <w:p>
-      <w:pPr>
-        <w:pStyle w:val="p1"/>
-        <w:jc w:val="both"/>
-        <w:rPr>
-          <w:rStyle w:val="s1"/>
+          <w:noProof w:val="0"/>
+          <w:sz w:val="22"/>
+          <w:szCs w:val="22"/>
+          <w:lang w:val="pt-BR"/>
+        </w:rPr>
+        <w:t>AWS S3</w:t>
+      </w:r>
+      <w:r>
+        <w:rPr>
+          <w:rFonts w:ascii="Calibri" w:hAnsi="Calibri" w:eastAsia="Calibri" w:cs="Calibri" w:asciiTheme="minorAscii" w:hAnsiTheme="minorAscii" w:eastAsiaTheme="minorAscii" w:cstheme="minorAscii"/>
           <w:b w:val="0"/>
           <w:bCs w:val="0"/>
-        </w:rPr>
-      </w:pPr>
-      <w:r>
-        <w:rPr>
-          <w:rStyle w:val="s1"/>
+          <w:noProof w:val="0"/>
+          <w:sz w:val="22"/>
+          <w:szCs w:val="22"/>
+          <w:lang w:val="pt-BR"/>
+        </w:rPr>
+        <w:t xml:space="preserve">. Proficiência em Docker, Docker </w:t>
+      </w:r>
+      <w:r>
+        <w:rPr>
+          <w:rFonts w:ascii="Calibri" w:hAnsi="Calibri" w:eastAsia="Calibri" w:cs="Calibri" w:asciiTheme="minorAscii" w:hAnsiTheme="minorAscii" w:eastAsiaTheme="minorAscii" w:cstheme="minorAscii"/>
           <w:b w:val="0"/>
           <w:bCs w:val="0"/>
-        </w:rPr>
-        <w:t>Website: https://livesyncapp.com/</w:t>
+          <w:noProof w:val="0"/>
+          <w:sz w:val="22"/>
+          <w:szCs w:val="22"/>
+          <w:lang w:val="pt-BR"/>
+        </w:rPr>
+        <w:t>Compose</w:t>
+      </w:r>
+      <w:r>
+        <w:rPr>
+          <w:rFonts w:ascii="Calibri" w:hAnsi="Calibri" w:eastAsia="Calibri" w:cs="Calibri" w:asciiTheme="minorAscii" w:hAnsiTheme="minorAscii" w:eastAsiaTheme="minorAscii" w:cstheme="minorAscii"/>
+          <w:b w:val="0"/>
+          <w:bCs w:val="0"/>
+          <w:noProof w:val="0"/>
+          <w:sz w:val="22"/>
+          <w:szCs w:val="22"/>
+          <w:lang w:val="pt-BR"/>
+        </w:rPr>
+        <w:t xml:space="preserve"> e orquestração de sistemas assíncronos utilizando </w:t>
+      </w:r>
+      <w:r>
+        <w:rPr>
+          <w:rFonts w:ascii="Calibri" w:hAnsi="Calibri" w:eastAsia="Calibri" w:cs="Calibri" w:asciiTheme="minorAscii" w:hAnsiTheme="minorAscii" w:eastAsiaTheme="minorAscii" w:cstheme="minorAscii"/>
+          <w:b w:val="0"/>
+          <w:bCs w:val="0"/>
+          <w:noProof w:val="0"/>
+          <w:sz w:val="22"/>
+          <w:szCs w:val="22"/>
+          <w:lang w:val="pt-BR"/>
+        </w:rPr>
+        <w:t>Celery</w:t>
+      </w:r>
+      <w:r>
+        <w:rPr>
+          <w:rFonts w:ascii="Calibri" w:hAnsi="Calibri" w:eastAsia="Calibri" w:cs="Calibri" w:asciiTheme="minorAscii" w:hAnsiTheme="minorAscii" w:eastAsiaTheme="minorAscii" w:cstheme="minorAscii"/>
+          <w:b w:val="0"/>
+          <w:bCs w:val="0"/>
+          <w:noProof w:val="0"/>
+          <w:sz w:val="22"/>
+          <w:szCs w:val="22"/>
+          <w:lang w:val="pt-BR"/>
+        </w:rPr>
+        <w:t xml:space="preserve"> e Redis. Vivência em ambientes com serviços desacoplados, incluindo a separação estratégica de </w:t>
+      </w:r>
+      <w:r>
+        <w:rPr>
+          <w:rFonts w:ascii="Calibri" w:hAnsi="Calibri" w:eastAsia="Calibri" w:cs="Calibri" w:asciiTheme="minorAscii" w:hAnsiTheme="minorAscii" w:eastAsiaTheme="minorAscii" w:cstheme="minorAscii"/>
+          <w:b w:val="0"/>
+          <w:bCs w:val="0"/>
+          <w:i w:val="1"/>
+          <w:iCs w:val="1"/>
+          <w:noProof w:val="0"/>
+          <w:sz w:val="22"/>
+          <w:szCs w:val="22"/>
+          <w:lang w:val="pt-BR"/>
+        </w:rPr>
+        <w:t>models</w:t>
+      </w:r>
+      <w:r>
+        <w:rPr>
+          <w:rFonts w:ascii="Calibri" w:hAnsi="Calibri" w:eastAsia="Calibri" w:cs="Calibri" w:asciiTheme="minorAscii" w:hAnsiTheme="minorAscii" w:eastAsiaTheme="minorAscii" w:cstheme="minorAscii"/>
+          <w:b w:val="0"/>
+          <w:bCs w:val="0"/>
+          <w:noProof w:val="0"/>
+          <w:sz w:val="22"/>
+          <w:szCs w:val="22"/>
+          <w:lang w:val="pt-BR"/>
+        </w:rPr>
+        <w:t xml:space="preserve"> e </w:t>
+      </w:r>
+      <w:r>
+        <w:rPr>
+          <w:rFonts w:ascii="Calibri" w:hAnsi="Calibri" w:eastAsia="Calibri" w:cs="Calibri" w:asciiTheme="minorAscii" w:hAnsiTheme="minorAscii" w:eastAsiaTheme="minorAscii" w:cstheme="minorAscii"/>
+          <w:b w:val="0"/>
+          <w:bCs w:val="0"/>
+          <w:i w:val="1"/>
+          <w:iCs w:val="1"/>
+          <w:noProof w:val="0"/>
+          <w:sz w:val="22"/>
+          <w:szCs w:val="22"/>
+          <w:lang w:val="pt-BR"/>
+        </w:rPr>
+        <w:t>migrations</w:t>
+      </w:r>
+      <w:r>
+        <w:rPr>
+          <w:rFonts w:ascii="Calibri" w:hAnsi="Calibri" w:eastAsia="Calibri" w:cs="Calibri" w:asciiTheme="minorAscii" w:hAnsiTheme="minorAscii" w:eastAsiaTheme="minorAscii" w:cstheme="minorAscii"/>
+          <w:b w:val="0"/>
+          <w:bCs w:val="0"/>
+          <w:noProof w:val="0"/>
+          <w:sz w:val="22"/>
+          <w:szCs w:val="22"/>
+          <w:lang w:val="pt-BR"/>
+        </w:rPr>
+        <w:t xml:space="preserve"> da API. Atuação como Mentor </w:t>
+      </w:r>
+      <w:r>
+        <w:rPr>
+          <w:rFonts w:ascii="Calibri" w:hAnsi="Calibri" w:eastAsia="Calibri" w:cs="Calibri" w:asciiTheme="minorAscii" w:hAnsiTheme="minorAscii" w:eastAsiaTheme="minorAscii" w:cstheme="minorAscii"/>
+          <w:b w:val="0"/>
+          <w:bCs w:val="0"/>
+          <w:noProof w:val="0"/>
+          <w:sz w:val="22"/>
+          <w:szCs w:val="22"/>
+          <w:lang w:val="pt-BR"/>
+        </w:rPr>
+        <w:t>Backend</w:t>
+      </w:r>
+      <w:r>
+        <w:rPr>
+          <w:rFonts w:ascii="Calibri" w:hAnsi="Calibri" w:eastAsia="Calibri" w:cs="Calibri" w:asciiTheme="minorAscii" w:hAnsiTheme="minorAscii" w:eastAsiaTheme="minorAscii" w:cstheme="minorAscii"/>
+          <w:b w:val="0"/>
+          <w:bCs w:val="0"/>
+          <w:noProof w:val="0"/>
+          <w:sz w:val="22"/>
+          <w:szCs w:val="22"/>
+          <w:lang w:val="pt-BR"/>
+        </w:rPr>
+        <w:t>, apoiando desenvolvedores em boas práticas, arquitetura de software e qualidade de código.</w:t>
       </w:r>
     </w:p>
     <w:p>
       <w:pPr>
         <w:pStyle w:val="p1"/>
+        <w:spacing w:line="240" w:lineRule="auto"/>
         <w:jc w:val="both"/>
+        <w:rPr>
+          <w:rFonts w:ascii="Calibri" w:hAnsi="Calibri" w:eastAsia="Calibri" w:cs="Calibri" w:asciiTheme="minorAscii" w:hAnsiTheme="minorAscii" w:eastAsiaTheme="minorAscii" w:cstheme="minorAscii"/>
+          <w:sz w:val="22"/>
+          <w:szCs w:val="22"/>
+        </w:rPr>
       </w:pPr>
     </w:p>
     <w:p>
       <w:pPr>
         <w:pStyle w:val="p1"/>
+        <w:spacing w:line="240" w:lineRule="auto"/>
         <w:jc w:val="both"/>
-      </w:pPr>
-      <w:r>
         <w:rPr>
           <w:rStyle w:val="s1"/>
-        </w:rPr>
-        <w:t>Medical Appointment Scheduling API – Django + DRF (2025)</w:t>
+          <w:rFonts w:ascii="Calibri" w:hAnsi="Calibri" w:eastAsia="Calibri" w:cs="Calibri" w:asciiTheme="minorAscii" w:hAnsiTheme="minorAscii" w:eastAsiaTheme="minorAscii" w:cstheme="minorAscii"/>
+          <w:sz w:val="22"/>
+          <w:szCs w:val="22"/>
+          <w:lang w:val="en-US"/>
+        </w:rPr>
+      </w:pPr>
+      <w:r>
+        <w:rPr>
+          <w:rStyle w:val="s1"/>
+          <w:rFonts w:ascii="Calibri" w:hAnsi="Calibri" w:eastAsia="Calibri" w:cs="Calibri" w:asciiTheme="minorAscii" w:hAnsiTheme="minorAscii" w:eastAsiaTheme="minorAscii" w:cstheme="minorAscii"/>
+          <w:sz w:val="22"/>
+          <w:szCs w:val="22"/>
+          <w:lang w:val="en-US"/>
+        </w:rPr>
+        <w:t>Formação</w:t>
+      </w:r>
+      <w:r>
+        <w:rPr>
+          <w:rStyle w:val="s1"/>
+          <w:rFonts w:ascii="Calibri" w:hAnsi="Calibri" w:eastAsia="Calibri" w:cs="Calibri" w:asciiTheme="minorAscii" w:hAnsiTheme="minorAscii" w:eastAsiaTheme="minorAscii" w:cstheme="minorAscii"/>
+          <w:sz w:val="22"/>
+          <w:szCs w:val="22"/>
+          <w:lang w:val="en-US"/>
+        </w:rPr>
+        <w:t xml:space="preserve"> </w:t>
+      </w:r>
+      <w:r>
+        <w:rPr>
+          <w:rStyle w:val="s1"/>
+          <w:rFonts w:ascii="Calibri" w:hAnsi="Calibri" w:eastAsia="Calibri" w:cs="Calibri" w:asciiTheme="minorAscii" w:hAnsiTheme="minorAscii" w:eastAsiaTheme="minorAscii" w:cstheme="minorAscii"/>
+          <w:sz w:val="22"/>
+          <w:szCs w:val="22"/>
+          <w:lang w:val="en-US"/>
+        </w:rPr>
+        <w:t>Acadêmica</w:t>
       </w:r>
     </w:p>
     <w:p>
       <w:pPr>
         <w:pStyle w:val="p1"/>
+        <w:spacing w:line="240" w:lineRule="auto"/>
         <w:jc w:val="both"/>
-      </w:pPr>
-      <w:r>
-        <w:rPr>
-          <w:rStyle w:val="s2"/>
-        </w:rPr>
-        <w:t xml:space="preserve">   </w:t>
-      </w:r>
-      <w:r>
-        <w:rPr>
-          <w:rStyle w:val="s2"/>
-        </w:rPr>
-        <w:t>CRUD de médicos e consultas | Autenticação JWT | Busca por médico</w:t>
-      </w:r>
+        <w:rPr>
+          <w:rFonts w:ascii="Calibri" w:hAnsi="Calibri" w:eastAsia="Calibri" w:cs="Calibri" w:asciiTheme="minorAscii" w:hAnsiTheme="minorAscii" w:eastAsiaTheme="minorAscii" w:cstheme="minorAscii"/>
+          <w:sz w:val="22"/>
+          <w:szCs w:val="22"/>
+        </w:rPr>
+      </w:pPr>
     </w:p>
     <w:p>
       <w:pPr>
         <w:pStyle w:val="p1"/>
+        <w:spacing w:line="240" w:lineRule="auto"/>
         <w:jc w:val="both"/>
-      </w:pPr>
-      <w:r>
-        <w:rPr>
-          <w:rStyle w:val="s2"/>
-        </w:rPr>
-        <w:t>Stack: Django, DRF, PostgreSQL, Docker, Poetry</w:t>
+        <w:rPr>
+          <w:rStyle w:val="s2"/>
+          <w:rFonts w:ascii="Calibri" w:hAnsi="Calibri" w:eastAsia="Calibri" w:cs="Calibri" w:asciiTheme="minorAscii" w:hAnsiTheme="minorAscii" w:eastAsiaTheme="minorAscii" w:cstheme="minorAscii"/>
+          <w:sz w:val="22"/>
+          <w:szCs w:val="22"/>
+          <w:lang w:val="en-US"/>
+        </w:rPr>
+      </w:pPr>
+      <w:r>
+        <w:rPr>
+          <w:rStyle w:val="s2"/>
+          <w:rFonts w:ascii="Calibri" w:hAnsi="Calibri" w:eastAsia="Calibri" w:cs="Calibri" w:asciiTheme="minorAscii" w:hAnsiTheme="minorAscii" w:eastAsiaTheme="minorAscii" w:cstheme="minorAscii"/>
+          <w:sz w:val="22"/>
+          <w:szCs w:val="22"/>
+          <w:lang w:val="en-US"/>
+        </w:rPr>
+        <w:t>Engenharia</w:t>
+      </w:r>
+      <w:r>
+        <w:rPr>
+          <w:rStyle w:val="s2"/>
+          <w:rFonts w:ascii="Calibri" w:hAnsi="Calibri" w:eastAsia="Calibri" w:cs="Calibri" w:asciiTheme="minorAscii" w:hAnsiTheme="minorAscii" w:eastAsiaTheme="minorAscii" w:cstheme="minorAscii"/>
+          <w:sz w:val="22"/>
+          <w:szCs w:val="22"/>
+          <w:lang w:val="en-US"/>
+        </w:rPr>
+        <w:t xml:space="preserve"> da </w:t>
+      </w:r>
+      <w:r>
+        <w:rPr>
+          <w:rStyle w:val="s2"/>
+          <w:rFonts w:ascii="Calibri" w:hAnsi="Calibri" w:eastAsia="Calibri" w:cs="Calibri" w:asciiTheme="minorAscii" w:hAnsiTheme="minorAscii" w:eastAsiaTheme="minorAscii" w:cstheme="minorAscii"/>
+          <w:sz w:val="22"/>
+          <w:szCs w:val="22"/>
+          <w:lang w:val="en-US"/>
+        </w:rPr>
+        <w:t>Computação</w:t>
+      </w:r>
+      <w:r>
+        <w:rPr>
+          <w:rStyle w:val="s2"/>
+          <w:rFonts w:ascii="Calibri" w:hAnsi="Calibri" w:eastAsia="Calibri" w:cs="Calibri" w:asciiTheme="minorAscii" w:hAnsiTheme="minorAscii" w:eastAsiaTheme="minorAscii" w:cstheme="minorAscii"/>
+          <w:sz w:val="22"/>
+          <w:szCs w:val="22"/>
+          <w:lang w:val="en-US"/>
+        </w:rPr>
+        <w:t xml:space="preserve"> – Cruzeiro do Sul Virtual (</w:t>
+      </w:r>
+      <w:r>
+        <w:rPr>
+          <w:rStyle w:val="s2"/>
+          <w:rFonts w:ascii="Calibri" w:hAnsi="Calibri" w:eastAsia="Calibri" w:cs="Calibri" w:asciiTheme="minorAscii" w:hAnsiTheme="minorAscii" w:eastAsiaTheme="minorAscii" w:cstheme="minorAscii"/>
+          <w:sz w:val="22"/>
+          <w:szCs w:val="22"/>
+          <w:lang w:val="en-US"/>
+        </w:rPr>
+        <w:t>Cursando</w:t>
+      </w:r>
+      <w:r>
+        <w:rPr>
+          <w:rStyle w:val="s2"/>
+          <w:rFonts w:ascii="Calibri" w:hAnsi="Calibri" w:eastAsia="Calibri" w:cs="Calibri" w:asciiTheme="minorAscii" w:hAnsiTheme="minorAscii" w:eastAsiaTheme="minorAscii" w:cstheme="minorAscii"/>
+          <w:sz w:val="22"/>
+          <w:szCs w:val="22"/>
+          <w:lang w:val="en-US"/>
+        </w:rPr>
+        <w:t>)</w:t>
       </w:r>
     </w:p>
     <w:p>
       <w:pPr>
         <w:pStyle w:val="p1"/>
+        <w:spacing w:line="240" w:lineRule="auto"/>
         <w:jc w:val="both"/>
-      </w:pPr>
-      <w:r>
-        <w:rPr>
-          <w:rStyle w:val="s2"/>
-        </w:rPr>
-        <w:t>CI/CD: GitHub Actions (build, testes, linting e deploy)</w:t>
+        <w:rPr>
+          <w:rStyle w:val="s2"/>
+          <w:rFonts w:ascii="Calibri" w:hAnsi="Calibri" w:eastAsia="Calibri" w:cs="Calibri" w:asciiTheme="minorAscii" w:hAnsiTheme="minorAscii" w:eastAsiaTheme="minorAscii" w:cstheme="minorAscii"/>
+          <w:sz w:val="22"/>
+          <w:szCs w:val="22"/>
+          <w:lang w:val="en-US"/>
+        </w:rPr>
+      </w:pPr>
+      <w:r>
+        <w:rPr>
+          <w:rStyle w:val="s2"/>
+          <w:rFonts w:ascii="Calibri" w:hAnsi="Calibri" w:eastAsia="Calibri" w:cs="Calibri" w:asciiTheme="minorAscii" w:hAnsiTheme="minorAscii" w:eastAsiaTheme="minorAscii" w:cstheme="minorAscii"/>
+          <w:b w:val="1"/>
+          <w:bCs w:val="1"/>
+          <w:sz w:val="22"/>
+          <w:szCs w:val="22"/>
+          <w:lang w:val="en-US"/>
+        </w:rPr>
+        <w:t>Previsão</w:t>
+      </w:r>
+      <w:r>
+        <w:rPr>
+          <w:rStyle w:val="s2"/>
+          <w:rFonts w:ascii="Calibri" w:hAnsi="Calibri" w:eastAsia="Calibri" w:cs="Calibri" w:asciiTheme="minorAscii" w:hAnsiTheme="minorAscii" w:eastAsiaTheme="minorAscii" w:cstheme="minorAscii"/>
+          <w:b w:val="1"/>
+          <w:bCs w:val="1"/>
+          <w:sz w:val="22"/>
+          <w:szCs w:val="22"/>
+          <w:lang w:val="en-US"/>
+        </w:rPr>
+        <w:t xml:space="preserve"> de </w:t>
+      </w:r>
+      <w:r>
+        <w:rPr>
+          <w:rStyle w:val="s2"/>
+          <w:rFonts w:ascii="Calibri" w:hAnsi="Calibri" w:eastAsia="Calibri" w:cs="Calibri" w:asciiTheme="minorAscii" w:hAnsiTheme="minorAscii" w:eastAsiaTheme="minorAscii" w:cstheme="minorAscii"/>
+          <w:b w:val="1"/>
+          <w:bCs w:val="1"/>
+          <w:sz w:val="22"/>
+          <w:szCs w:val="22"/>
+          <w:lang w:val="en-US"/>
+        </w:rPr>
+        <w:t>conclusão</w:t>
+      </w:r>
+      <w:r>
+        <w:rPr>
+          <w:rStyle w:val="s2"/>
+          <w:rFonts w:ascii="Calibri" w:hAnsi="Calibri" w:eastAsia="Calibri" w:cs="Calibri" w:asciiTheme="minorAscii" w:hAnsiTheme="minorAscii" w:eastAsiaTheme="minorAscii" w:cstheme="minorAscii"/>
+          <w:b w:val="1"/>
+          <w:bCs w:val="1"/>
+          <w:sz w:val="22"/>
+          <w:szCs w:val="22"/>
+          <w:lang w:val="en-US"/>
+        </w:rPr>
+        <w:t xml:space="preserve">: </w:t>
+      </w:r>
+      <w:r>
+        <w:rPr>
+          <w:rStyle w:val="s2"/>
+          <w:rFonts w:ascii="Calibri" w:hAnsi="Calibri" w:eastAsia="Calibri" w:cs="Calibri" w:asciiTheme="minorAscii" w:hAnsiTheme="minorAscii" w:eastAsiaTheme="minorAscii" w:cstheme="minorAscii"/>
+          <w:sz w:val="22"/>
+          <w:szCs w:val="22"/>
+          <w:lang w:val="en-US"/>
+        </w:rPr>
+        <w:t>2028</w:t>
       </w:r>
     </w:p>
     <w:p>
       <w:pPr>
         <w:pStyle w:val="p1"/>
+        <w:spacing w:line="240" w:lineRule="auto"/>
         <w:jc w:val="both"/>
-      </w:pPr>
-      <w:r>
-        <w:rPr>
-          <w:rStyle w:val="s2"/>
-        </w:rPr>
-        <w:t>Testes: Pytest, Black, Flake8, Isort</w:t>
-      </w:r>
+        <w:rPr>
+          <w:rFonts w:ascii="Calibri" w:hAnsi="Calibri" w:eastAsia="Calibri" w:cs="Calibri" w:asciiTheme="minorAscii" w:hAnsiTheme="minorAscii" w:eastAsiaTheme="minorAscii" w:cstheme="minorAscii"/>
+          <w:sz w:val="22"/>
+          <w:szCs w:val="22"/>
+        </w:rPr>
+      </w:pPr>
     </w:p>
     <w:p>
       <w:pPr>
         <w:pStyle w:val="p1"/>
+        <w:spacing w:line="240" w:lineRule="auto"/>
         <w:jc w:val="both"/>
         <w:rPr>
-          <w:rStyle w:val="s2"/>
-        </w:rPr>
-      </w:pPr>
-      <w:r>
-        <w:rPr>
-          <w:rStyle w:val="s2"/>
-        </w:rPr>
-        <w:t xml:space="preserve">GitHub: </w:t>
-      </w:r>
-      <w:hyperlink r:id="rId8" w:history="1">
+          <w:rStyle w:val="s1"/>
+          <w:rFonts w:ascii="Calibri" w:hAnsi="Calibri" w:eastAsia="Calibri" w:cs="Calibri" w:asciiTheme="minorAscii" w:hAnsiTheme="minorAscii" w:eastAsiaTheme="minorAscii" w:cstheme="minorAscii"/>
+          <w:sz w:val="22"/>
+          <w:szCs w:val="22"/>
+          <w:lang w:val="en-US"/>
+        </w:rPr>
+      </w:pPr>
+      <w:r>
+        <w:rPr>
+          <w:rStyle w:val="s1"/>
+          <w:rFonts w:ascii="Calibri" w:hAnsi="Calibri" w:eastAsia="Calibri" w:cs="Calibri" w:asciiTheme="minorAscii" w:hAnsiTheme="minorAscii" w:eastAsiaTheme="minorAscii" w:cstheme="minorAscii"/>
+          <w:sz w:val="22"/>
+          <w:szCs w:val="22"/>
+          <w:lang w:val="en-US"/>
+        </w:rPr>
+        <w:t>Habilidades</w:t>
+      </w:r>
+      <w:r>
+        <w:rPr>
+          <w:rStyle w:val="s1"/>
+          <w:rFonts w:ascii="Calibri" w:hAnsi="Calibri" w:eastAsia="Calibri" w:cs="Calibri" w:asciiTheme="minorAscii" w:hAnsiTheme="minorAscii" w:eastAsiaTheme="minorAscii" w:cstheme="minorAscii"/>
+          <w:sz w:val="22"/>
+          <w:szCs w:val="22"/>
+          <w:lang w:val="en-US"/>
+        </w:rPr>
+        <w:t xml:space="preserve"> </w:t>
+      </w:r>
+      <w:r>
+        <w:rPr>
+          <w:rStyle w:val="s1"/>
+          <w:rFonts w:ascii="Calibri" w:hAnsi="Calibri" w:eastAsia="Calibri" w:cs="Calibri" w:asciiTheme="minorAscii" w:hAnsiTheme="minorAscii" w:eastAsiaTheme="minorAscii" w:cstheme="minorAscii"/>
+          <w:sz w:val="22"/>
+          <w:szCs w:val="22"/>
+          <w:lang w:val="en-US"/>
+        </w:rPr>
+        <w:t>Técnicas</w:t>
+      </w:r>
+    </w:p>
+    <w:p>
+      <w:pPr>
+        <w:pStyle w:val="p1"/>
+        <w:spacing w:line="240" w:lineRule="auto"/>
+        <w:jc w:val="both"/>
+        <w:rPr>
+          <w:rFonts w:ascii="Calibri" w:hAnsi="Calibri" w:eastAsia="Calibri" w:cs="Calibri" w:asciiTheme="minorAscii" w:hAnsiTheme="minorAscii" w:eastAsiaTheme="minorAscii" w:cstheme="minorAscii"/>
+          <w:sz w:val="22"/>
+          <w:szCs w:val="22"/>
+        </w:rPr>
+      </w:pPr>
+    </w:p>
+    <w:p>
+      <w:pPr>
+        <w:pStyle w:val="p1"/>
+        <w:spacing w:line="240" w:lineRule="auto"/>
+        <w:jc w:val="both"/>
+        <w:rPr>
+          <w:rFonts w:ascii="Calibri" w:hAnsi="Calibri" w:eastAsia="Calibri" w:cs="Calibri" w:asciiTheme="minorAscii" w:hAnsiTheme="minorAscii" w:eastAsiaTheme="minorAscii" w:cstheme="minorAscii"/>
+          <w:noProof w:val="0"/>
+          <w:sz w:val="22"/>
+          <w:szCs w:val="22"/>
+          <w:lang w:val="pt-BR"/>
+        </w:rPr>
+      </w:pPr>
+      <w:r>
+        <w:rPr>
+          <w:rFonts w:ascii="Calibri" w:hAnsi="Calibri" w:eastAsia="Calibri" w:cs="Calibri" w:asciiTheme="minorAscii" w:hAnsiTheme="minorAscii" w:eastAsiaTheme="minorAscii" w:cstheme="minorAscii"/>
+          <w:b w:val="1"/>
+          <w:bCs w:val="1"/>
+          <w:noProof w:val="0"/>
+          <w:sz w:val="22"/>
+          <w:szCs w:val="22"/>
+          <w:lang w:val="en-US"/>
+        </w:rPr>
+        <w:t>B</w:t>
+      </w:r>
+      <w:r>
+        <w:rPr>
+          <w:rFonts w:ascii="Calibri" w:hAnsi="Calibri" w:eastAsia="Calibri" w:cs="Calibri" w:asciiTheme="minorAscii" w:hAnsiTheme="minorAscii" w:eastAsiaTheme="minorAscii" w:cstheme="minorAscii"/>
+          <w:b w:val="1"/>
+          <w:bCs w:val="1"/>
+          <w:noProof w:val="0"/>
+          <w:sz w:val="22"/>
+          <w:szCs w:val="22"/>
+          <w:lang w:val="pt-BR"/>
+        </w:rPr>
+        <w:t>ackend</w:t>
+      </w:r>
+      <w:r>
+        <w:rPr>
+          <w:rFonts w:ascii="Calibri" w:hAnsi="Calibri" w:eastAsia="Calibri" w:cs="Calibri" w:asciiTheme="minorAscii" w:hAnsiTheme="minorAscii" w:eastAsiaTheme="minorAscii" w:cstheme="minorAscii"/>
+          <w:b w:val="1"/>
+          <w:bCs w:val="1"/>
+          <w:noProof w:val="0"/>
+          <w:sz w:val="22"/>
+          <w:szCs w:val="22"/>
+          <w:lang w:val="pt-BR"/>
+        </w:rPr>
+        <w:t>:</w:t>
+      </w:r>
+      <w:r>
+        <w:rPr>
+          <w:rFonts w:ascii="Calibri" w:hAnsi="Calibri" w:eastAsia="Calibri" w:cs="Calibri" w:asciiTheme="minorAscii" w:hAnsiTheme="minorAscii" w:eastAsiaTheme="minorAscii" w:cstheme="minorAscii"/>
+          <w:noProof w:val="0"/>
+          <w:sz w:val="22"/>
+          <w:szCs w:val="22"/>
+          <w:lang w:val="pt-BR"/>
+        </w:rPr>
+        <w:t xml:space="preserve"> Python, Django, Django REST Framework (DRF), </w:t>
+      </w:r>
+      <w:r>
+        <w:rPr>
+          <w:rFonts w:ascii="Calibri" w:hAnsi="Calibri" w:eastAsia="Calibri" w:cs="Calibri" w:asciiTheme="minorAscii" w:hAnsiTheme="minorAscii" w:eastAsiaTheme="minorAscii" w:cstheme="minorAscii"/>
+          <w:noProof w:val="0"/>
+          <w:sz w:val="22"/>
+          <w:szCs w:val="22"/>
+          <w:lang w:val="pt-BR"/>
+        </w:rPr>
+        <w:t>FastAPI</w:t>
+      </w:r>
+    </w:p>
+    <w:p>
+      <w:pPr>
+        <w:pStyle w:val="p1"/>
+        <w:spacing w:line="240" w:lineRule="auto"/>
+        <w:jc w:val="both"/>
+        <w:rPr>
+          <w:rFonts w:ascii="Calibri" w:hAnsi="Calibri" w:eastAsia="Calibri" w:cs="Calibri" w:asciiTheme="minorAscii" w:hAnsiTheme="minorAscii" w:eastAsiaTheme="minorAscii" w:cstheme="minorAscii"/>
+          <w:noProof w:val="0"/>
+          <w:sz w:val="22"/>
+          <w:szCs w:val="22"/>
+          <w:lang w:val="pt-BR"/>
+        </w:rPr>
+      </w:pPr>
+      <w:r>
+        <w:rPr>
+          <w:rFonts w:ascii="Calibri" w:hAnsi="Calibri" w:eastAsia="Calibri" w:cs="Calibri" w:asciiTheme="minorAscii" w:hAnsiTheme="minorAscii" w:eastAsiaTheme="minorAscii" w:cstheme="minorAscii"/>
+          <w:b w:val="1"/>
+          <w:bCs w:val="1"/>
+          <w:noProof w:val="0"/>
+          <w:sz w:val="22"/>
+          <w:szCs w:val="22"/>
+          <w:lang w:val="pt-BR"/>
+        </w:rPr>
+        <w:t>Mensageria e Assincronismo:</w:t>
+      </w:r>
+      <w:r>
+        <w:rPr>
+          <w:rFonts w:ascii="Calibri" w:hAnsi="Calibri" w:eastAsia="Calibri" w:cs="Calibri" w:asciiTheme="minorAscii" w:hAnsiTheme="minorAscii" w:eastAsiaTheme="minorAscii" w:cstheme="minorAscii"/>
+          <w:noProof w:val="0"/>
+          <w:sz w:val="22"/>
+          <w:szCs w:val="22"/>
+          <w:lang w:val="pt-BR"/>
+        </w:rPr>
+        <w:t xml:space="preserve"> </w:t>
+      </w:r>
+      <w:r>
+        <w:rPr>
+          <w:rFonts w:ascii="Calibri" w:hAnsi="Calibri" w:eastAsia="Calibri" w:cs="Calibri" w:asciiTheme="minorAscii" w:hAnsiTheme="minorAscii" w:eastAsiaTheme="minorAscii" w:cstheme="minorAscii"/>
+          <w:noProof w:val="0"/>
+          <w:sz w:val="22"/>
+          <w:szCs w:val="22"/>
+          <w:lang w:val="pt-BR"/>
+        </w:rPr>
+        <w:t>Celery</w:t>
+      </w:r>
+      <w:r>
+        <w:rPr>
+          <w:rFonts w:ascii="Calibri" w:hAnsi="Calibri" w:eastAsia="Calibri" w:cs="Calibri" w:asciiTheme="minorAscii" w:hAnsiTheme="minorAscii" w:eastAsiaTheme="minorAscii" w:cstheme="minorAscii"/>
+          <w:noProof w:val="0"/>
+          <w:sz w:val="22"/>
+          <w:szCs w:val="22"/>
+          <w:lang w:val="pt-BR"/>
+        </w:rPr>
+        <w:t xml:space="preserve">, Redis </w:t>
+      </w:r>
+    </w:p>
+    <w:p>
+      <w:pPr>
+        <w:pStyle w:val="p1"/>
+        <w:spacing w:line="240" w:lineRule="auto"/>
+        <w:jc w:val="both"/>
+        <w:rPr>
+          <w:rFonts w:ascii="Calibri" w:hAnsi="Calibri" w:eastAsia="Calibri" w:cs="Calibri" w:asciiTheme="minorAscii" w:hAnsiTheme="minorAscii" w:eastAsiaTheme="minorAscii" w:cstheme="minorAscii"/>
+          <w:noProof w:val="0"/>
+          <w:sz w:val="22"/>
+          <w:szCs w:val="22"/>
+          <w:lang w:val="pt-BR"/>
+        </w:rPr>
+      </w:pPr>
+      <w:r>
+        <w:rPr>
+          <w:rFonts w:ascii="Calibri" w:hAnsi="Calibri" w:eastAsia="Calibri" w:cs="Calibri" w:asciiTheme="minorAscii" w:hAnsiTheme="minorAscii" w:eastAsiaTheme="minorAscii" w:cstheme="minorAscii"/>
+          <w:b w:val="1"/>
+          <w:bCs w:val="1"/>
+          <w:noProof w:val="0"/>
+          <w:sz w:val="22"/>
+          <w:szCs w:val="22"/>
+          <w:lang w:val="pt-BR"/>
+        </w:rPr>
+        <w:t>Frontend</w:t>
+      </w:r>
+      <w:r>
+        <w:rPr>
+          <w:rFonts w:ascii="Calibri" w:hAnsi="Calibri" w:eastAsia="Calibri" w:cs="Calibri" w:asciiTheme="minorAscii" w:hAnsiTheme="minorAscii" w:eastAsiaTheme="minorAscii" w:cstheme="minorAscii"/>
+          <w:b w:val="1"/>
+          <w:bCs w:val="1"/>
+          <w:noProof w:val="0"/>
+          <w:sz w:val="22"/>
+          <w:szCs w:val="22"/>
+          <w:lang w:val="pt-BR"/>
+        </w:rPr>
+        <w:t>:</w:t>
+      </w:r>
+      <w:r>
+        <w:rPr>
+          <w:rFonts w:ascii="Calibri" w:hAnsi="Calibri" w:eastAsia="Calibri" w:cs="Calibri" w:asciiTheme="minorAscii" w:hAnsiTheme="minorAscii" w:eastAsiaTheme="minorAscii" w:cstheme="minorAscii"/>
+          <w:noProof w:val="0"/>
+          <w:sz w:val="22"/>
+          <w:szCs w:val="22"/>
+          <w:lang w:val="pt-BR"/>
+        </w:rPr>
+        <w:t xml:space="preserve"> HTML, CSS, </w:t>
+      </w:r>
+      <w:r>
+        <w:rPr>
+          <w:rFonts w:ascii="Calibri" w:hAnsi="Calibri" w:eastAsia="Calibri" w:cs="Calibri" w:asciiTheme="minorAscii" w:hAnsiTheme="minorAscii" w:eastAsiaTheme="minorAscii" w:cstheme="minorAscii"/>
+          <w:noProof w:val="0"/>
+          <w:sz w:val="22"/>
+          <w:szCs w:val="22"/>
+          <w:lang w:val="pt-BR"/>
+        </w:rPr>
+        <w:t>Bootstrap</w:t>
+      </w:r>
+      <w:r>
+        <w:rPr>
+          <w:rFonts w:ascii="Calibri" w:hAnsi="Calibri" w:eastAsia="Calibri" w:cs="Calibri" w:asciiTheme="minorAscii" w:hAnsiTheme="minorAscii" w:eastAsiaTheme="minorAscii" w:cstheme="minorAscii"/>
+          <w:noProof w:val="0"/>
+          <w:sz w:val="22"/>
+          <w:szCs w:val="22"/>
+          <w:lang w:val="pt-BR"/>
+        </w:rPr>
+        <w:t xml:space="preserve"> </w:t>
+      </w:r>
+    </w:p>
+    <w:p>
+      <w:pPr>
+        <w:pStyle w:val="p1"/>
+        <w:spacing w:line="240" w:lineRule="auto"/>
+        <w:jc w:val="both"/>
+        <w:rPr>
+          <w:rFonts w:ascii="Calibri" w:hAnsi="Calibri" w:eastAsia="Calibri" w:cs="Calibri" w:asciiTheme="minorAscii" w:hAnsiTheme="minorAscii" w:eastAsiaTheme="minorAscii" w:cstheme="minorAscii"/>
+          <w:noProof w:val="0"/>
+          <w:sz w:val="22"/>
+          <w:szCs w:val="22"/>
+          <w:lang w:val="pt-BR"/>
+        </w:rPr>
+      </w:pPr>
+      <w:r>
+        <w:rPr>
+          <w:rFonts w:ascii="Calibri" w:hAnsi="Calibri" w:eastAsia="Calibri" w:cs="Calibri" w:asciiTheme="minorAscii" w:hAnsiTheme="minorAscii" w:eastAsiaTheme="minorAscii" w:cstheme="minorAscii"/>
+          <w:b w:val="1"/>
+          <w:bCs w:val="1"/>
+          <w:noProof w:val="0"/>
+          <w:sz w:val="22"/>
+          <w:szCs w:val="22"/>
+          <w:lang w:val="pt-BR"/>
+        </w:rPr>
+        <w:t>Banco de Dados:</w:t>
+      </w:r>
+      <w:r>
+        <w:rPr>
+          <w:rFonts w:ascii="Calibri" w:hAnsi="Calibri" w:eastAsia="Calibri" w:cs="Calibri" w:asciiTheme="minorAscii" w:hAnsiTheme="minorAscii" w:eastAsiaTheme="minorAscii" w:cstheme="minorAscii"/>
+          <w:noProof w:val="0"/>
+          <w:sz w:val="22"/>
+          <w:szCs w:val="22"/>
+          <w:lang w:val="pt-BR"/>
+        </w:rPr>
+        <w:t xml:space="preserve"> PostgreSQL, </w:t>
+      </w:r>
+      <w:r>
+        <w:rPr>
+          <w:rFonts w:ascii="Calibri" w:hAnsi="Calibri" w:eastAsia="Calibri" w:cs="Calibri" w:asciiTheme="minorAscii" w:hAnsiTheme="minorAscii" w:eastAsiaTheme="minorAscii" w:cstheme="minorAscii"/>
+          <w:noProof w:val="0"/>
+          <w:sz w:val="22"/>
+          <w:szCs w:val="22"/>
+          <w:lang w:val="pt-BR"/>
+        </w:rPr>
+        <w:t>MongoDB</w:t>
+      </w:r>
+      <w:r>
+        <w:rPr>
+          <w:rFonts w:ascii="Calibri" w:hAnsi="Calibri" w:eastAsia="Calibri" w:cs="Calibri" w:asciiTheme="minorAscii" w:hAnsiTheme="minorAscii" w:eastAsiaTheme="minorAscii" w:cstheme="minorAscii"/>
+          <w:noProof w:val="0"/>
+          <w:sz w:val="22"/>
+          <w:szCs w:val="22"/>
+          <w:lang w:val="pt-BR"/>
+        </w:rPr>
+        <w:t>, SQL</w:t>
+      </w:r>
+    </w:p>
+    <w:p>
+      <w:pPr>
+        <w:pStyle w:val="p1"/>
+        <w:spacing w:line="240" w:lineRule="auto"/>
+        <w:jc w:val="both"/>
+        <w:rPr>
+          <w:rFonts w:ascii="Calibri" w:hAnsi="Calibri" w:eastAsia="Calibri" w:cs="Calibri" w:asciiTheme="minorAscii" w:hAnsiTheme="minorAscii" w:eastAsiaTheme="minorAscii" w:cstheme="minorAscii"/>
+          <w:noProof w:val="0"/>
+          <w:sz w:val="22"/>
+          <w:szCs w:val="22"/>
+          <w:lang w:val="en-US"/>
+        </w:rPr>
+      </w:pPr>
+      <w:r>
+        <w:rPr>
+          <w:rFonts w:ascii="Calibri" w:hAnsi="Calibri" w:eastAsia="Calibri" w:cs="Calibri" w:asciiTheme="minorAscii" w:hAnsiTheme="minorAscii" w:eastAsiaTheme="minorAscii" w:cstheme="minorAscii"/>
+          <w:b w:val="1"/>
+          <w:bCs w:val="1"/>
+          <w:noProof w:val="0"/>
+          <w:sz w:val="22"/>
+          <w:szCs w:val="22"/>
+          <w:lang w:val="en-US"/>
+        </w:rPr>
+        <w:t xml:space="preserve">DevOps e </w:t>
+      </w:r>
+      <w:r>
+        <w:rPr>
+          <w:rFonts w:ascii="Calibri" w:hAnsi="Calibri" w:eastAsia="Calibri" w:cs="Calibri" w:asciiTheme="minorAscii" w:hAnsiTheme="minorAscii" w:eastAsiaTheme="minorAscii" w:cstheme="minorAscii"/>
+          <w:b w:val="1"/>
+          <w:bCs w:val="1"/>
+          <w:noProof w:val="0"/>
+          <w:sz w:val="22"/>
+          <w:szCs w:val="22"/>
+          <w:lang w:val="en-US"/>
+        </w:rPr>
+        <w:t>Infraestrutura</w:t>
+      </w:r>
+      <w:r>
+        <w:rPr>
+          <w:rFonts w:ascii="Calibri" w:hAnsi="Calibri" w:eastAsia="Calibri" w:cs="Calibri" w:asciiTheme="minorAscii" w:hAnsiTheme="minorAscii" w:eastAsiaTheme="minorAscii" w:cstheme="minorAscii"/>
+          <w:b w:val="1"/>
+          <w:bCs w:val="1"/>
+          <w:noProof w:val="0"/>
+          <w:sz w:val="22"/>
+          <w:szCs w:val="22"/>
+          <w:lang w:val="en-US"/>
+        </w:rPr>
+        <w:t>:</w:t>
+      </w:r>
+      <w:r>
+        <w:rPr>
+          <w:rFonts w:ascii="Calibri" w:hAnsi="Calibri" w:eastAsia="Calibri" w:cs="Calibri" w:asciiTheme="minorAscii" w:hAnsiTheme="minorAscii" w:eastAsiaTheme="minorAscii" w:cstheme="minorAscii"/>
+          <w:noProof w:val="0"/>
+          <w:sz w:val="22"/>
+          <w:szCs w:val="22"/>
+          <w:lang w:val="en-US"/>
+        </w:rPr>
+        <w:t xml:space="preserve"> Git, Docker, Docker Compose, Poetry, CI/CD (GitHub Actions), </w:t>
+      </w:r>
+      <w:r>
+        <w:rPr>
+          <w:rFonts w:ascii="Calibri" w:hAnsi="Calibri" w:eastAsia="Calibri" w:cs="Calibri" w:asciiTheme="minorAscii" w:hAnsiTheme="minorAscii" w:eastAsiaTheme="minorAscii" w:cstheme="minorAscii"/>
+          <w:noProof w:val="0"/>
+          <w:sz w:val="22"/>
+          <w:szCs w:val="22"/>
+          <w:lang w:val="en-US"/>
+        </w:rPr>
+        <w:t>uWSGI</w:t>
+      </w:r>
+      <w:r>
+        <w:rPr>
+          <w:rFonts w:ascii="Calibri" w:hAnsi="Calibri" w:eastAsia="Calibri" w:cs="Calibri" w:asciiTheme="minorAscii" w:hAnsiTheme="minorAscii" w:eastAsiaTheme="minorAscii" w:cstheme="minorAscii"/>
+          <w:noProof w:val="0"/>
+          <w:sz w:val="22"/>
+          <w:szCs w:val="22"/>
+          <w:lang w:val="en-US"/>
+        </w:rPr>
+        <w:t xml:space="preserve">, AWS (S3), </w:t>
+      </w:r>
+      <w:r>
+        <w:rPr>
+          <w:rFonts w:ascii="Calibri" w:hAnsi="Calibri" w:eastAsia="Calibri" w:cs="Calibri" w:asciiTheme="minorAscii" w:hAnsiTheme="minorAscii" w:eastAsiaTheme="minorAscii" w:cstheme="minorAscii"/>
+          <w:b w:val="0"/>
+          <w:bCs w:val="0"/>
+          <w:noProof w:val="0"/>
+          <w:sz w:val="22"/>
+          <w:szCs w:val="22"/>
+          <w:lang w:val="en-US"/>
+        </w:rPr>
+        <w:t>Cloudflare Tunnel</w:t>
+      </w:r>
+    </w:p>
+    <w:p>
+      <w:pPr>
+        <w:pStyle w:val="p1"/>
+        <w:spacing w:line="240" w:lineRule="auto"/>
+        <w:jc w:val="both"/>
+        <w:rPr>
+          <w:rFonts w:ascii="Calibri" w:hAnsi="Calibri" w:eastAsia="Calibri" w:cs="Calibri" w:asciiTheme="minorAscii" w:hAnsiTheme="minorAscii" w:eastAsiaTheme="minorAscii" w:cstheme="minorAscii"/>
+          <w:noProof w:val="0"/>
+          <w:sz w:val="22"/>
+          <w:szCs w:val="22"/>
+          <w:lang w:val="pt-BR"/>
+        </w:rPr>
+      </w:pPr>
+      <w:r>
+        <w:rPr>
+          <w:rFonts w:ascii="Calibri" w:hAnsi="Calibri" w:eastAsia="Calibri" w:cs="Calibri" w:asciiTheme="minorAscii" w:hAnsiTheme="minorAscii" w:eastAsiaTheme="minorAscii" w:cstheme="minorAscii"/>
+          <w:b w:val="1"/>
+          <w:bCs w:val="1"/>
+          <w:noProof w:val="0"/>
+          <w:sz w:val="22"/>
+          <w:szCs w:val="22"/>
+          <w:lang w:val="pt-BR"/>
+        </w:rPr>
+        <w:t>Integrações e Pagamentos:</w:t>
+      </w:r>
+      <w:r>
+        <w:rPr>
+          <w:rFonts w:ascii="Calibri" w:hAnsi="Calibri" w:eastAsia="Calibri" w:cs="Calibri" w:asciiTheme="minorAscii" w:hAnsiTheme="minorAscii" w:eastAsiaTheme="minorAscii" w:cstheme="minorAscii"/>
+          <w:noProof w:val="0"/>
+          <w:sz w:val="22"/>
+          <w:szCs w:val="22"/>
+          <w:lang w:val="pt-BR"/>
+        </w:rPr>
+        <w:t xml:space="preserve"> </w:t>
+      </w:r>
+      <w:r>
+        <w:rPr>
+          <w:rFonts w:ascii="Calibri" w:hAnsi="Calibri" w:eastAsia="Calibri" w:cs="Calibri" w:asciiTheme="minorAscii" w:hAnsiTheme="minorAscii" w:eastAsiaTheme="minorAscii" w:cstheme="minorAscii"/>
+          <w:b w:val="0"/>
+          <w:bCs w:val="0"/>
+          <w:noProof w:val="0"/>
+          <w:sz w:val="22"/>
+          <w:szCs w:val="22"/>
+          <w:lang w:val="pt-BR"/>
+        </w:rPr>
+        <w:t>Gateway de Pagamento (</w:t>
+      </w:r>
+      <w:r>
+        <w:rPr>
+          <w:rFonts w:ascii="Calibri" w:hAnsi="Calibri" w:eastAsia="Calibri" w:cs="Calibri" w:asciiTheme="minorAscii" w:hAnsiTheme="minorAscii" w:eastAsiaTheme="minorAscii" w:cstheme="minorAscii"/>
+          <w:b w:val="0"/>
+          <w:bCs w:val="0"/>
+          <w:noProof w:val="0"/>
+          <w:sz w:val="22"/>
+          <w:szCs w:val="22"/>
+          <w:lang w:val="pt-BR"/>
+        </w:rPr>
+        <w:t>Asaas</w:t>
+      </w:r>
+      <w:r>
+        <w:rPr>
+          <w:rFonts w:ascii="Calibri" w:hAnsi="Calibri" w:eastAsia="Calibri" w:cs="Calibri" w:asciiTheme="minorAscii" w:hAnsiTheme="minorAscii" w:eastAsiaTheme="minorAscii" w:cstheme="minorAscii"/>
+          <w:b w:val="0"/>
+          <w:bCs w:val="0"/>
+          <w:noProof w:val="0"/>
+          <w:sz w:val="22"/>
+          <w:szCs w:val="22"/>
+          <w:lang w:val="pt-BR"/>
+        </w:rPr>
+        <w:t xml:space="preserve">), </w:t>
+      </w:r>
+      <w:r>
+        <w:rPr>
+          <w:rFonts w:ascii="Calibri" w:hAnsi="Calibri" w:eastAsia="Calibri" w:cs="Calibri" w:asciiTheme="minorAscii" w:hAnsiTheme="minorAscii" w:eastAsiaTheme="minorAscii" w:cstheme="minorAscii"/>
+          <w:b w:val="0"/>
+          <w:bCs w:val="0"/>
+          <w:noProof w:val="0"/>
+          <w:sz w:val="22"/>
+          <w:szCs w:val="22"/>
+          <w:lang w:val="pt-BR"/>
+        </w:rPr>
+        <w:t>Webhooks</w:t>
+      </w:r>
+      <w:r>
+        <w:rPr>
+          <w:rFonts w:ascii="Calibri" w:hAnsi="Calibri" w:eastAsia="Calibri" w:cs="Calibri" w:asciiTheme="minorAscii" w:hAnsiTheme="minorAscii" w:eastAsiaTheme="minorAscii" w:cstheme="minorAscii"/>
+          <w:noProof w:val="0"/>
+          <w:sz w:val="22"/>
+          <w:szCs w:val="22"/>
+          <w:lang w:val="pt-BR"/>
+        </w:rPr>
+        <w:t xml:space="preserve">, APIs </w:t>
+      </w:r>
+      <w:r>
+        <w:rPr>
+          <w:rFonts w:ascii="Calibri" w:hAnsi="Calibri" w:eastAsia="Calibri" w:cs="Calibri" w:asciiTheme="minorAscii" w:hAnsiTheme="minorAscii" w:eastAsiaTheme="minorAscii" w:cstheme="minorAscii"/>
+          <w:noProof w:val="0"/>
+          <w:sz w:val="22"/>
+          <w:szCs w:val="22"/>
+          <w:lang w:val="pt-BR"/>
+        </w:rPr>
+        <w:t>RESTful</w:t>
+      </w:r>
+      <w:r>
+        <w:rPr>
+          <w:rFonts w:ascii="Calibri" w:hAnsi="Calibri" w:eastAsia="Calibri" w:cs="Calibri" w:asciiTheme="minorAscii" w:hAnsiTheme="minorAscii" w:eastAsiaTheme="minorAscii" w:cstheme="minorAscii"/>
+          <w:noProof w:val="0"/>
+          <w:sz w:val="22"/>
+          <w:szCs w:val="22"/>
+          <w:lang w:val="pt-BR"/>
+        </w:rPr>
+        <w:t xml:space="preserve"> </w:t>
+      </w:r>
+    </w:p>
+    <w:p>
+      <w:pPr>
+        <w:pStyle w:val="p1"/>
+        <w:spacing w:line="240" w:lineRule="auto"/>
+        <w:jc w:val="both"/>
+        <w:rPr>
+          <w:rFonts w:ascii="Calibri" w:hAnsi="Calibri" w:eastAsia="Calibri" w:cs="Calibri" w:asciiTheme="minorAscii" w:hAnsiTheme="minorAscii" w:eastAsiaTheme="minorAscii" w:cstheme="minorAscii"/>
+          <w:noProof w:val="0"/>
+          <w:sz w:val="22"/>
+          <w:szCs w:val="22"/>
+          <w:lang w:val="pt-BR"/>
+        </w:rPr>
+      </w:pPr>
+      <w:r>
+        <w:rPr>
+          <w:rFonts w:ascii="Calibri" w:hAnsi="Calibri" w:eastAsia="Calibri" w:cs="Calibri" w:asciiTheme="minorAscii" w:hAnsiTheme="minorAscii" w:eastAsiaTheme="minorAscii" w:cstheme="minorAscii"/>
+          <w:b w:val="1"/>
+          <w:bCs w:val="1"/>
+          <w:noProof w:val="0"/>
+          <w:sz w:val="22"/>
+          <w:szCs w:val="22"/>
+          <w:lang w:val="pt-BR"/>
+        </w:rPr>
+        <w:t>Arquitetura:</w:t>
+      </w:r>
+      <w:r>
+        <w:rPr>
+          <w:rFonts w:ascii="Calibri" w:hAnsi="Calibri" w:eastAsia="Calibri" w:cs="Calibri" w:asciiTheme="minorAscii" w:hAnsiTheme="minorAscii" w:eastAsiaTheme="minorAscii" w:cstheme="minorAscii"/>
+          <w:noProof w:val="0"/>
+          <w:sz w:val="22"/>
+          <w:szCs w:val="22"/>
+          <w:lang w:val="pt-BR"/>
+        </w:rPr>
+        <w:t xml:space="preserve"> Serviços desacoplados, separação de responsabilidades, modularização </w:t>
+      </w:r>
+    </w:p>
+    <w:p>
+      <w:pPr>
+        <w:pStyle w:val="p1"/>
+        <w:spacing w:line="240" w:lineRule="auto"/>
+        <w:jc w:val="both"/>
+        <w:rPr>
+          <w:rFonts w:ascii="Calibri" w:hAnsi="Calibri" w:eastAsia="Calibri" w:cs="Calibri" w:asciiTheme="minorAscii" w:hAnsiTheme="minorAscii" w:eastAsiaTheme="minorAscii" w:cstheme="minorAscii"/>
+          <w:noProof w:val="0"/>
+          <w:sz w:val="22"/>
+          <w:szCs w:val="22"/>
+          <w:lang w:val="pt-BR"/>
+        </w:rPr>
+      </w:pPr>
+      <w:r>
+        <w:rPr>
+          <w:rFonts w:ascii="Calibri" w:hAnsi="Calibri" w:eastAsia="Calibri" w:cs="Calibri" w:asciiTheme="minorAscii" w:hAnsiTheme="minorAscii" w:eastAsiaTheme="minorAscii" w:cstheme="minorAscii"/>
+          <w:b w:val="1"/>
+          <w:bCs w:val="1"/>
+          <w:noProof w:val="0"/>
+          <w:sz w:val="22"/>
+          <w:szCs w:val="22"/>
+          <w:lang w:val="pt-BR"/>
+        </w:rPr>
+        <w:t>Metodologias Ágeis:</w:t>
+      </w:r>
+      <w:r>
+        <w:rPr>
+          <w:rFonts w:ascii="Calibri" w:hAnsi="Calibri" w:eastAsia="Calibri" w:cs="Calibri" w:asciiTheme="minorAscii" w:hAnsiTheme="minorAscii" w:eastAsiaTheme="minorAscii" w:cstheme="minorAscii"/>
+          <w:noProof w:val="0"/>
+          <w:sz w:val="22"/>
+          <w:szCs w:val="22"/>
+          <w:lang w:val="pt-BR"/>
+        </w:rPr>
+        <w:t xml:space="preserve"> Scrum, </w:t>
+      </w:r>
+      <w:r>
+        <w:rPr>
+          <w:rFonts w:ascii="Calibri" w:hAnsi="Calibri" w:eastAsia="Calibri" w:cs="Calibri" w:asciiTheme="minorAscii" w:hAnsiTheme="minorAscii" w:eastAsiaTheme="minorAscii" w:cstheme="minorAscii"/>
+          <w:noProof w:val="0"/>
+          <w:sz w:val="22"/>
+          <w:szCs w:val="22"/>
+          <w:lang w:val="pt-BR"/>
+        </w:rPr>
+        <w:t>Kanban</w:t>
+      </w:r>
+      <w:r>
+        <w:rPr>
+          <w:rFonts w:ascii="Calibri" w:hAnsi="Calibri" w:eastAsia="Calibri" w:cs="Calibri" w:asciiTheme="minorAscii" w:hAnsiTheme="minorAscii" w:eastAsiaTheme="minorAscii" w:cstheme="minorAscii"/>
+          <w:noProof w:val="0"/>
+          <w:sz w:val="22"/>
+          <w:szCs w:val="22"/>
+          <w:lang w:val="pt-BR"/>
+        </w:rPr>
+        <w:t xml:space="preserve"> </w:t>
+      </w:r>
+    </w:p>
+    <w:p>
+      <w:pPr>
+        <w:pStyle w:val="p1"/>
+        <w:spacing w:line="240" w:lineRule="auto"/>
+        <w:jc w:val="both"/>
+        <w:rPr>
+          <w:rFonts w:ascii="Calibri" w:hAnsi="Calibri" w:eastAsia="Calibri" w:cs="Calibri" w:asciiTheme="minorAscii" w:hAnsiTheme="minorAscii" w:eastAsiaTheme="minorAscii" w:cstheme="minorAscii"/>
+          <w:noProof w:val="0"/>
+          <w:sz w:val="22"/>
+          <w:szCs w:val="22"/>
+          <w:lang w:val="pt-BR"/>
+        </w:rPr>
+      </w:pPr>
+      <w:r>
+        <w:rPr>
+          <w:rFonts w:ascii="Calibri" w:hAnsi="Calibri" w:eastAsia="Calibri" w:cs="Calibri" w:asciiTheme="minorAscii" w:hAnsiTheme="minorAscii" w:eastAsiaTheme="minorAscii" w:cstheme="minorAscii"/>
+          <w:b w:val="1"/>
+          <w:bCs w:val="1"/>
+          <w:noProof w:val="0"/>
+          <w:sz w:val="22"/>
+          <w:szCs w:val="22"/>
+          <w:lang w:val="pt-BR"/>
+        </w:rPr>
+        <w:t>Interesses:</w:t>
+      </w:r>
+      <w:r>
+        <w:rPr>
+          <w:rFonts w:ascii="Calibri" w:hAnsi="Calibri" w:eastAsia="Calibri" w:cs="Calibri" w:asciiTheme="minorAscii" w:hAnsiTheme="minorAscii" w:eastAsiaTheme="minorAscii" w:cstheme="minorAscii"/>
+          <w:noProof w:val="0"/>
+          <w:sz w:val="22"/>
+          <w:szCs w:val="22"/>
+          <w:lang w:val="pt-BR"/>
+        </w:rPr>
+        <w:t xml:space="preserve"> Inteligência Artificial Generativa, </w:t>
+      </w:r>
+      <w:r>
+        <w:rPr>
+          <w:rFonts w:ascii="Calibri" w:hAnsi="Calibri" w:eastAsia="Calibri" w:cs="Calibri" w:asciiTheme="minorAscii" w:hAnsiTheme="minorAscii" w:eastAsiaTheme="minorAscii" w:cstheme="minorAscii"/>
+          <w:noProof w:val="0"/>
+          <w:sz w:val="22"/>
+          <w:szCs w:val="22"/>
+          <w:lang w:val="pt-BR"/>
+        </w:rPr>
+        <w:t>LangChain</w:t>
+      </w:r>
+      <w:r>
+        <w:rPr>
+          <w:rFonts w:ascii="Calibri" w:hAnsi="Calibri" w:eastAsia="Calibri" w:cs="Calibri" w:asciiTheme="minorAscii" w:hAnsiTheme="minorAscii" w:eastAsiaTheme="minorAscii" w:cstheme="minorAscii"/>
+          <w:noProof w:val="0"/>
+          <w:sz w:val="22"/>
+          <w:szCs w:val="22"/>
+          <w:lang w:val="pt-BR"/>
+        </w:rPr>
+        <w:t xml:space="preserve">, </w:t>
+      </w:r>
+      <w:r>
+        <w:rPr>
+          <w:rFonts w:ascii="Calibri" w:hAnsi="Calibri" w:eastAsia="Calibri" w:cs="Calibri" w:asciiTheme="minorAscii" w:hAnsiTheme="minorAscii" w:eastAsiaTheme="minorAscii" w:cstheme="minorAscii"/>
+          <w:noProof w:val="0"/>
+          <w:sz w:val="22"/>
+          <w:szCs w:val="22"/>
+          <w:lang w:val="pt-BR"/>
+        </w:rPr>
+        <w:t>LlamaIndex</w:t>
+      </w:r>
+    </w:p>
+    <w:p>
+      <w:pPr>
+        <w:pStyle w:val="p1"/>
+        <w:spacing w:line="240" w:lineRule="auto"/>
+        <w:jc w:val="both"/>
+        <w:rPr>
+          <w:rFonts w:ascii="Calibri" w:hAnsi="Calibri" w:eastAsia="Calibri" w:cs="Calibri" w:asciiTheme="minorAscii" w:hAnsiTheme="minorAscii" w:eastAsiaTheme="minorAscii" w:cstheme="minorAscii"/>
+          <w:sz w:val="22"/>
+          <w:szCs w:val="22"/>
+        </w:rPr>
+      </w:pPr>
+    </w:p>
+    <w:p>
+      <w:pPr>
+        <w:pStyle w:val="p1"/>
+        <w:spacing w:line="240" w:lineRule="auto"/>
+        <w:jc w:val="both"/>
+        <w:rPr>
+          <w:rFonts w:ascii="Calibri" w:hAnsi="Calibri" w:eastAsia="Calibri" w:cs="Calibri" w:asciiTheme="minorAscii" w:hAnsiTheme="minorAscii" w:eastAsiaTheme="minorAscii" w:cstheme="minorAscii"/>
+          <w:sz w:val="22"/>
+          <w:szCs w:val="22"/>
+        </w:rPr>
+      </w:pPr>
+    </w:p>
+    <w:p>
+      <w:pPr>
+        <w:pStyle w:val="p1"/>
+        <w:spacing w:line="240" w:lineRule="auto"/>
+        <w:jc w:val="both"/>
+        <w:rPr>
+          <w:rFonts w:ascii="Calibri" w:hAnsi="Calibri" w:eastAsia="Calibri" w:cs="Calibri" w:asciiTheme="minorAscii" w:hAnsiTheme="minorAscii" w:eastAsiaTheme="minorAscii" w:cstheme="minorAscii"/>
+          <w:sz w:val="22"/>
+          <w:szCs w:val="22"/>
+        </w:rPr>
+      </w:pPr>
+    </w:p>
+    <w:p>
+      <w:pPr>
+        <w:pStyle w:val="p1"/>
+        <w:spacing w:line="240" w:lineRule="auto"/>
+        <w:jc w:val="both"/>
+        <w:rPr>
+          <w:rFonts w:ascii="Calibri" w:hAnsi="Calibri" w:eastAsia="Calibri" w:cs="Calibri" w:asciiTheme="minorAscii" w:hAnsiTheme="minorAscii" w:eastAsiaTheme="minorAscii" w:cstheme="minorAscii"/>
+          <w:sz w:val="22"/>
+          <w:szCs w:val="22"/>
+        </w:rPr>
+      </w:pPr>
+    </w:p>
+    <w:p>
+      <w:pPr>
+        <w:pStyle w:val="p1"/>
+        <w:spacing w:line="240" w:lineRule="auto"/>
+        <w:jc w:val="both"/>
+        <w:rPr>
+          <w:rFonts w:ascii="Calibri" w:hAnsi="Calibri" w:eastAsia="Calibri" w:cs="Calibri" w:asciiTheme="minorAscii" w:hAnsiTheme="minorAscii" w:eastAsiaTheme="minorAscii" w:cstheme="minorAscii"/>
+          <w:sz w:val="22"/>
+          <w:szCs w:val="22"/>
+        </w:rPr>
+      </w:pPr>
+    </w:p>
+    <w:p>
+      <w:pPr>
+        <w:pStyle w:val="p1"/>
+        <w:spacing w:line="240" w:lineRule="auto"/>
+        <w:jc w:val="both"/>
+        <w:rPr>
+          <w:rFonts w:ascii="Calibri" w:hAnsi="Calibri" w:eastAsia="Calibri" w:cs="Calibri" w:asciiTheme="minorAscii" w:hAnsiTheme="minorAscii" w:eastAsiaTheme="minorAscii" w:cstheme="minorAscii"/>
+          <w:sz w:val="22"/>
+          <w:szCs w:val="22"/>
+        </w:rPr>
+      </w:pPr>
+    </w:p>
+    <w:p>
+      <w:pPr>
+        <w:pStyle w:val="p1"/>
+        <w:spacing w:line="240" w:lineRule="auto"/>
+        <w:jc w:val="both"/>
+        <w:rPr>
+          <w:rFonts w:ascii="Calibri" w:hAnsi="Calibri" w:eastAsia="Calibri" w:cs="Calibri" w:asciiTheme="minorAscii" w:hAnsiTheme="minorAscii" w:eastAsiaTheme="minorAscii" w:cstheme="minorAscii"/>
+          <w:sz w:val="22"/>
+          <w:szCs w:val="22"/>
+        </w:rPr>
+      </w:pPr>
+    </w:p>
+    <w:p>
+      <w:pPr>
+        <w:pStyle w:val="p1"/>
+        <w:spacing w:line="240" w:lineRule="auto"/>
+        <w:jc w:val="both"/>
+        <w:rPr>
+          <w:rFonts w:ascii="Calibri" w:hAnsi="Calibri" w:eastAsia="Calibri" w:cs="Calibri" w:asciiTheme="minorAscii" w:hAnsiTheme="minorAscii" w:eastAsiaTheme="minorAscii" w:cstheme="minorAscii"/>
+          <w:sz w:val="22"/>
+          <w:szCs w:val="22"/>
+        </w:rPr>
+      </w:pPr>
+    </w:p>
+    <w:p>
+      <w:pPr>
+        <w:pStyle w:val="p1"/>
+        <w:spacing w:line="240" w:lineRule="auto"/>
+        <w:jc w:val="both"/>
+        <w:rPr>
+          <w:rFonts w:ascii="Calibri" w:hAnsi="Calibri" w:eastAsia="Calibri" w:cs="Calibri" w:asciiTheme="minorAscii" w:hAnsiTheme="minorAscii" w:eastAsiaTheme="minorAscii" w:cstheme="minorAscii"/>
+          <w:sz w:val="22"/>
+          <w:szCs w:val="22"/>
+        </w:rPr>
+      </w:pPr>
+    </w:p>
+    <w:p>
+      <w:pPr>
+        <w:pStyle w:val="p1"/>
+        <w:spacing w:line="240" w:lineRule="auto"/>
+        <w:jc w:val="both"/>
+        <w:rPr>
+          <w:rFonts w:ascii="Calibri" w:hAnsi="Calibri" w:eastAsia="Calibri" w:cs="Calibri" w:asciiTheme="minorAscii" w:hAnsiTheme="minorAscii" w:eastAsiaTheme="minorAscii" w:cstheme="minorAscii"/>
+          <w:sz w:val="22"/>
+          <w:szCs w:val="22"/>
+        </w:rPr>
+      </w:pPr>
+    </w:p>
+    <w:p>
+      <w:pPr>
+        <w:pStyle w:val="p1"/>
+        <w:spacing w:line="240" w:lineRule="auto"/>
+        <w:jc w:val="both"/>
+        <w:rPr>
+          <w:rFonts w:ascii="Calibri" w:hAnsi="Calibri" w:eastAsia="Calibri" w:cs="Calibri" w:asciiTheme="minorAscii" w:hAnsiTheme="minorAscii" w:eastAsiaTheme="minorAscii" w:cstheme="minorAscii"/>
+          <w:sz w:val="22"/>
+          <w:szCs w:val="22"/>
+        </w:rPr>
+      </w:pPr>
+    </w:p>
+    <w:p>
+      <w:pPr>
+        <w:pStyle w:val="p1"/>
+        <w:spacing w:line="240" w:lineRule="auto"/>
+        <w:jc w:val="both"/>
+        <w:rPr>
+          <w:rFonts w:ascii="Calibri" w:hAnsi="Calibri" w:eastAsia="Calibri" w:cs="Calibri" w:asciiTheme="minorAscii" w:hAnsiTheme="minorAscii" w:eastAsiaTheme="minorAscii" w:cstheme="minorAscii"/>
+          <w:sz w:val="22"/>
+          <w:szCs w:val="22"/>
+        </w:rPr>
+      </w:pPr>
+    </w:p>
+    <w:p>
+      <w:pPr>
+        <w:pStyle w:val="p1"/>
+        <w:spacing w:line="240" w:lineRule="auto"/>
+        <w:jc w:val="both"/>
+        <w:rPr>
+          <w:rStyle w:val="s1"/>
+          <w:rFonts w:ascii="Calibri" w:hAnsi="Calibri" w:eastAsia="Calibri" w:cs="Calibri" w:asciiTheme="minorAscii" w:hAnsiTheme="minorAscii" w:eastAsiaTheme="minorAscii" w:cstheme="minorAscii"/>
+          <w:sz w:val="22"/>
+          <w:szCs w:val="22"/>
+          <w:lang w:val="en-US"/>
+        </w:rPr>
+      </w:pPr>
+    </w:p>
+    <w:p>
+      <w:pPr>
+        <w:pStyle w:val="p1"/>
+        <w:spacing w:line="240" w:lineRule="auto"/>
+        <w:jc w:val="both"/>
+        <w:rPr>
+          <w:rStyle w:val="s1"/>
+          <w:rFonts w:ascii="Calibri" w:hAnsi="Calibri" w:eastAsia="Calibri" w:cs="Calibri" w:asciiTheme="minorAscii" w:hAnsiTheme="minorAscii" w:eastAsiaTheme="minorAscii" w:cstheme="minorAscii"/>
+          <w:sz w:val="22"/>
+          <w:szCs w:val="22"/>
+          <w:lang w:val="en-US"/>
+        </w:rPr>
+      </w:pPr>
+      <w:r>
+        <w:rPr>
+          <w:rStyle w:val="s1"/>
+          <w:rFonts w:ascii="Calibri" w:hAnsi="Calibri" w:eastAsia="Calibri" w:cs="Calibri" w:asciiTheme="minorAscii" w:hAnsiTheme="minorAscii" w:eastAsiaTheme="minorAscii" w:cstheme="minorAscii"/>
+          <w:sz w:val="22"/>
+          <w:szCs w:val="22"/>
+          <w:lang w:val="en-US"/>
+        </w:rPr>
+        <w:t>Projetos</w:t>
+      </w:r>
+      <w:r>
+        <w:rPr>
+          <w:rStyle w:val="s1"/>
+          <w:rFonts w:ascii="Calibri" w:hAnsi="Calibri" w:eastAsia="Calibri" w:cs="Calibri" w:asciiTheme="minorAscii" w:hAnsiTheme="minorAscii" w:eastAsiaTheme="minorAscii" w:cstheme="minorAscii"/>
+          <w:sz w:val="22"/>
+          <w:szCs w:val="22"/>
+          <w:lang w:val="en-US"/>
+        </w:rPr>
+        <w:t xml:space="preserve"> </w:t>
+      </w:r>
+      <w:r>
+        <w:rPr>
+          <w:rStyle w:val="s1"/>
+          <w:rFonts w:ascii="Calibri" w:hAnsi="Calibri" w:eastAsia="Calibri" w:cs="Calibri" w:asciiTheme="minorAscii" w:hAnsiTheme="minorAscii" w:eastAsiaTheme="minorAscii" w:cstheme="minorAscii"/>
+          <w:sz w:val="22"/>
+          <w:szCs w:val="22"/>
+          <w:lang w:val="en-US"/>
+        </w:rPr>
+        <w:t>Relevantes</w:t>
+      </w:r>
+    </w:p>
+    <w:p>
+      <w:pPr>
+        <w:pStyle w:val="Normal"/>
+        <w:spacing w:before="240" w:beforeAutospacing="off" w:after="240" w:afterAutospacing="off" w:line="240" w:lineRule="auto"/>
+        <w:ind w:left="0"/>
+        <w:rPr>
+          <w:noProof w:val="0"/>
+          <w:sz w:val="22"/>
+          <w:szCs w:val="22"/>
+          <w:lang w:val="pt-BR"/>
+        </w:rPr>
+      </w:pPr>
+      <w:r>
+        <w:rPr>
+          <w:b w:val="1"/>
+          <w:bCs w:val="1"/>
+          <w:noProof w:val="0"/>
+          <w:sz w:val="22"/>
+          <w:szCs w:val="22"/>
+          <w:lang w:val="pt-BR"/>
+        </w:rPr>
+        <w:t xml:space="preserve">Live Sync – Plataforma SaaS de Notificações para </w:t>
+      </w:r>
+      <w:r>
+        <w:rPr>
+          <w:b w:val="1"/>
+          <w:bCs w:val="1"/>
+          <w:noProof w:val="0"/>
+          <w:sz w:val="22"/>
+          <w:szCs w:val="22"/>
+          <w:lang w:val="pt-BR"/>
+        </w:rPr>
+        <w:t>Streamers</w:t>
+      </w:r>
+      <w:r>
+        <w:rPr>
+          <w:b w:val="1"/>
+          <w:bCs w:val="1"/>
+          <w:noProof w:val="0"/>
+          <w:sz w:val="22"/>
+          <w:szCs w:val="22"/>
+          <w:lang w:val="pt-BR"/>
+        </w:rPr>
+        <w:t xml:space="preserve"> (2025)</w:t>
+      </w:r>
+      <w:r>
+        <w:rPr>
+          <w:noProof w:val="0"/>
+          <w:sz w:val="22"/>
+          <w:szCs w:val="22"/>
+          <w:lang w:val="pt-BR"/>
+        </w:rPr>
+        <w:t xml:space="preserve"> </w:t>
+      </w:r>
+      <w:r>
+        <w:br/>
+      </w:r>
+      <w:r>
+        <w:rPr>
+          <w:noProof w:val="0"/>
+          <w:sz w:val="22"/>
+          <w:szCs w:val="22"/>
+          <w:lang w:val="pt-BR"/>
+        </w:rPr>
+        <w:t xml:space="preserve">Plataforma SaaS para automação de notificações em tempo real com integração para </w:t>
+      </w:r>
+      <w:r>
+        <w:rPr>
+          <w:noProof w:val="0"/>
+          <w:sz w:val="22"/>
+          <w:szCs w:val="22"/>
+          <w:lang w:val="pt-BR"/>
+        </w:rPr>
+        <w:t>Twitch</w:t>
+      </w:r>
+      <w:r>
+        <w:rPr>
+          <w:noProof w:val="0"/>
+          <w:sz w:val="22"/>
+          <w:szCs w:val="22"/>
+          <w:lang w:val="pt-BR"/>
+        </w:rPr>
+        <w:t xml:space="preserve">, YouTube, </w:t>
+      </w:r>
+      <w:r>
+        <w:rPr>
+          <w:noProof w:val="0"/>
+          <w:sz w:val="22"/>
+          <w:szCs w:val="22"/>
+          <w:lang w:val="pt-BR"/>
+        </w:rPr>
+        <w:t>Kick</w:t>
+      </w:r>
+      <w:r>
+        <w:rPr>
+          <w:noProof w:val="0"/>
+          <w:sz w:val="22"/>
+          <w:szCs w:val="22"/>
+          <w:lang w:val="pt-BR"/>
+        </w:rPr>
+        <w:t xml:space="preserve"> e TikTok.</w:t>
+      </w:r>
+    </w:p>
+    <w:p>
+      <w:pPr>
+        <w:pStyle w:val="ListParagraph"/>
+        <w:numPr>
+          <w:ilvl w:val="0"/>
+          <w:numId w:val="10"/>
+        </w:numPr>
+        <w:spacing w:before="240" w:beforeAutospacing="off" w:after="240" w:afterAutospacing="off"/>
+        <w:rPr>
+          <w:noProof w:val="0"/>
+          <w:sz w:val="22"/>
+          <w:szCs w:val="22"/>
+          <w:lang w:val="pt-BR"/>
+        </w:rPr>
+      </w:pPr>
+      <w:r>
+        <w:rPr>
+          <w:b w:val="1"/>
+          <w:bCs w:val="1"/>
+          <w:noProof w:val="0"/>
+          <w:sz w:val="22"/>
+          <w:szCs w:val="22"/>
+          <w:lang w:val="pt-BR"/>
+        </w:rPr>
+        <w:t>Arquitetura:</w:t>
+      </w:r>
+      <w:r>
+        <w:rPr>
+          <w:noProof w:val="0"/>
+          <w:sz w:val="22"/>
+          <w:szCs w:val="22"/>
+          <w:lang w:val="pt-BR"/>
+        </w:rPr>
+        <w:t xml:space="preserve"> Orquestração de containers Docker (Django, </w:t>
+      </w:r>
+      <w:r>
+        <w:rPr>
+          <w:noProof w:val="0"/>
+          <w:sz w:val="22"/>
+          <w:szCs w:val="22"/>
+          <w:lang w:val="pt-BR"/>
+        </w:rPr>
+        <w:t>Celery</w:t>
+      </w:r>
+      <w:r>
+        <w:rPr>
+          <w:noProof w:val="0"/>
+          <w:sz w:val="22"/>
+          <w:szCs w:val="22"/>
+          <w:lang w:val="pt-BR"/>
+        </w:rPr>
+        <w:t xml:space="preserve">, Redis, </w:t>
+      </w:r>
+      <w:r>
+        <w:rPr>
+          <w:noProof w:val="0"/>
+          <w:sz w:val="22"/>
+          <w:szCs w:val="22"/>
+          <w:lang w:val="pt-BR"/>
+        </w:rPr>
+        <w:t>Postgres</w:t>
+      </w:r>
+      <w:r>
+        <w:rPr>
+          <w:noProof w:val="0"/>
+          <w:sz w:val="22"/>
+          <w:szCs w:val="22"/>
+          <w:lang w:val="pt-BR"/>
+        </w:rPr>
+        <w:t xml:space="preserve">) aplicando o padrão </w:t>
+      </w:r>
+      <w:r>
+        <w:rPr>
+          <w:b w:val="1"/>
+          <w:bCs w:val="1"/>
+          <w:noProof w:val="0"/>
+          <w:sz w:val="22"/>
+          <w:szCs w:val="22"/>
+          <w:lang w:val="pt-BR"/>
+        </w:rPr>
+        <w:t xml:space="preserve">"Fat Services, </w:t>
+      </w:r>
+      <w:r>
+        <w:rPr>
+          <w:b w:val="1"/>
+          <w:bCs w:val="1"/>
+          <w:noProof w:val="0"/>
+          <w:sz w:val="22"/>
+          <w:szCs w:val="22"/>
+          <w:lang w:val="pt-BR"/>
+        </w:rPr>
+        <w:t>Thin</w:t>
+      </w:r>
+      <w:r>
+        <w:rPr>
+          <w:b w:val="1"/>
+          <w:bCs w:val="1"/>
+          <w:noProof w:val="0"/>
+          <w:sz w:val="22"/>
+          <w:szCs w:val="22"/>
+          <w:lang w:val="pt-BR"/>
+        </w:rPr>
+        <w:t xml:space="preserve"> </w:t>
+      </w:r>
+      <w:r>
+        <w:rPr>
+          <w:b w:val="1"/>
+          <w:bCs w:val="1"/>
+          <w:noProof w:val="0"/>
+          <w:sz w:val="22"/>
+          <w:szCs w:val="22"/>
+          <w:lang w:val="pt-BR"/>
+        </w:rPr>
+        <w:t>Views</w:t>
+      </w:r>
+      <w:r>
+        <w:rPr>
+          <w:b w:val="1"/>
+          <w:bCs w:val="1"/>
+          <w:noProof w:val="0"/>
+          <w:sz w:val="22"/>
+          <w:szCs w:val="22"/>
+          <w:lang w:val="pt-BR"/>
+        </w:rPr>
+        <w:t>"</w:t>
+      </w:r>
+      <w:r>
+        <w:rPr>
+          <w:noProof w:val="0"/>
+          <w:sz w:val="22"/>
+          <w:szCs w:val="22"/>
+          <w:lang w:val="pt-BR"/>
+        </w:rPr>
+        <w:t xml:space="preserve"> para desacoplamento de regras de negócio complexas.</w:t>
+      </w:r>
+    </w:p>
+    <w:p>
+      <w:pPr>
+        <w:pStyle w:val="ListParagraph"/>
+        <w:numPr>
+          <w:ilvl w:val="0"/>
+          <w:numId w:val="10"/>
+        </w:numPr>
+        <w:spacing w:before="240" w:beforeAutospacing="off" w:after="240" w:afterAutospacing="off"/>
+        <w:rPr>
+          <w:noProof w:val="0"/>
+          <w:sz w:val="22"/>
+          <w:szCs w:val="22"/>
+          <w:lang w:val="pt-BR"/>
+        </w:rPr>
+      </w:pPr>
+      <w:r>
+        <w:rPr>
+          <w:b w:val="1"/>
+          <w:bCs w:val="1"/>
+          <w:noProof w:val="0"/>
+          <w:sz w:val="22"/>
+          <w:szCs w:val="22"/>
+          <w:lang w:val="pt-BR"/>
+        </w:rPr>
+        <w:t>Infraestrutura:</w:t>
+      </w:r>
+      <w:r>
+        <w:rPr>
+          <w:noProof w:val="0"/>
+          <w:sz w:val="22"/>
+          <w:szCs w:val="22"/>
+          <w:lang w:val="pt-BR"/>
+        </w:rPr>
+        <w:t xml:space="preserve"> Configuração manual de servidor </w:t>
+      </w:r>
+      <w:r>
+        <w:rPr>
+          <w:b w:val="1"/>
+          <w:bCs w:val="1"/>
+          <w:noProof w:val="0"/>
+          <w:sz w:val="22"/>
+          <w:szCs w:val="22"/>
+          <w:lang w:val="pt-BR"/>
+        </w:rPr>
+        <w:t>Ubuntu Server</w:t>
+      </w:r>
+      <w:r>
+        <w:rPr>
+          <w:noProof w:val="0"/>
+          <w:sz w:val="22"/>
+          <w:szCs w:val="22"/>
+          <w:lang w:val="pt-BR"/>
+        </w:rPr>
+        <w:t xml:space="preserve"> e gerenciamento via </w:t>
+      </w:r>
+      <w:r>
+        <w:rPr>
+          <w:b w:val="1"/>
+          <w:bCs w:val="1"/>
+          <w:noProof w:val="0"/>
+          <w:sz w:val="22"/>
+          <w:szCs w:val="22"/>
+          <w:lang w:val="pt-BR"/>
+        </w:rPr>
+        <w:t>Easypanel</w:t>
+      </w:r>
+      <w:r>
+        <w:rPr>
+          <w:noProof w:val="0"/>
+          <w:sz w:val="22"/>
+          <w:szCs w:val="22"/>
+          <w:lang w:val="pt-BR"/>
+        </w:rPr>
+        <w:t xml:space="preserve">, utilizando </w:t>
+      </w:r>
+      <w:r>
+        <w:rPr>
+          <w:b w:val="1"/>
+          <w:bCs w:val="1"/>
+          <w:noProof w:val="0"/>
+          <w:sz w:val="22"/>
+          <w:szCs w:val="22"/>
+          <w:lang w:val="pt-BR"/>
+        </w:rPr>
+        <w:t>Cloudflare</w:t>
+      </w:r>
+      <w:r>
+        <w:rPr>
+          <w:b w:val="1"/>
+          <w:bCs w:val="1"/>
+          <w:noProof w:val="0"/>
+          <w:sz w:val="22"/>
+          <w:szCs w:val="22"/>
+          <w:lang w:val="pt-BR"/>
+        </w:rPr>
+        <w:t xml:space="preserve"> </w:t>
+      </w:r>
+      <w:r>
+        <w:rPr>
+          <w:b w:val="1"/>
+          <w:bCs w:val="1"/>
+          <w:noProof w:val="0"/>
+          <w:sz w:val="22"/>
+          <w:szCs w:val="22"/>
+          <w:lang w:val="pt-BR"/>
+        </w:rPr>
+        <w:t>Tunnel</w:t>
+      </w:r>
+      <w:r>
+        <w:rPr>
+          <w:noProof w:val="0"/>
+          <w:sz w:val="22"/>
+          <w:szCs w:val="22"/>
+          <w:lang w:val="pt-BR"/>
+        </w:rPr>
+        <w:t xml:space="preserve"> para exposição segura e scripts de </w:t>
+      </w:r>
+      <w:r>
+        <w:rPr>
+          <w:b w:val="1"/>
+          <w:bCs w:val="1"/>
+          <w:noProof w:val="0"/>
+          <w:sz w:val="22"/>
+          <w:szCs w:val="22"/>
+          <w:lang w:val="pt-BR"/>
+        </w:rPr>
+        <w:t>Backup Automatizado</w:t>
+      </w:r>
+      <w:r>
+        <w:rPr>
+          <w:noProof w:val="0"/>
+          <w:sz w:val="22"/>
+          <w:szCs w:val="22"/>
+          <w:lang w:val="pt-BR"/>
+        </w:rPr>
+        <w:t xml:space="preserve"> (Shell/</w:t>
+      </w:r>
+      <w:r>
+        <w:rPr>
+          <w:noProof w:val="0"/>
+          <w:sz w:val="22"/>
+          <w:szCs w:val="22"/>
+          <w:lang w:val="pt-BR"/>
+        </w:rPr>
+        <w:t>Cron</w:t>
+      </w:r>
+      <w:r>
+        <w:rPr>
+          <w:noProof w:val="0"/>
+          <w:sz w:val="22"/>
+          <w:szCs w:val="22"/>
+          <w:lang w:val="pt-BR"/>
+        </w:rPr>
+        <w:t>) para redundância de dados.</w:t>
+      </w:r>
+    </w:p>
+    <w:p>
+      <w:pPr>
+        <w:pStyle w:val="ListParagraph"/>
+        <w:numPr>
+          <w:ilvl w:val="0"/>
+          <w:numId w:val="10"/>
+        </w:numPr>
+        <w:spacing w:before="240" w:beforeAutospacing="off" w:after="240" w:afterAutospacing="off"/>
+        <w:rPr>
+          <w:noProof w:val="0"/>
+          <w:sz w:val="22"/>
+          <w:szCs w:val="22"/>
+          <w:lang w:val="pt-BR"/>
+        </w:rPr>
+      </w:pPr>
+      <w:r>
+        <w:rPr>
+          <w:b w:val="1"/>
+          <w:bCs w:val="1"/>
+          <w:noProof w:val="0"/>
+          <w:sz w:val="22"/>
+          <w:szCs w:val="22"/>
+          <w:lang w:val="pt-BR"/>
+        </w:rPr>
+        <w:t>Qualidade e CI/CD:</w:t>
+      </w:r>
+      <w:r>
+        <w:rPr>
+          <w:noProof w:val="0"/>
+          <w:sz w:val="22"/>
+          <w:szCs w:val="22"/>
+          <w:lang w:val="pt-BR"/>
+        </w:rPr>
+        <w:t xml:space="preserve"> Pipeline no </w:t>
+      </w:r>
+      <w:r>
+        <w:rPr>
+          <w:b w:val="1"/>
+          <w:bCs w:val="1"/>
+          <w:noProof w:val="0"/>
+          <w:sz w:val="22"/>
+          <w:szCs w:val="22"/>
+          <w:lang w:val="pt-BR"/>
+        </w:rPr>
+        <w:t xml:space="preserve">GitHub </w:t>
+      </w:r>
+      <w:r>
+        <w:rPr>
+          <w:b w:val="1"/>
+          <w:bCs w:val="1"/>
+          <w:noProof w:val="0"/>
+          <w:sz w:val="22"/>
+          <w:szCs w:val="22"/>
+          <w:lang w:val="pt-BR"/>
+        </w:rPr>
+        <w:t>Actions</w:t>
+      </w:r>
+      <w:r>
+        <w:rPr>
+          <w:noProof w:val="0"/>
+          <w:sz w:val="22"/>
+          <w:szCs w:val="22"/>
+          <w:lang w:val="pt-BR"/>
+        </w:rPr>
+        <w:t xml:space="preserve"> com critério de </w:t>
+      </w:r>
+      <w:r>
+        <w:rPr>
+          <w:b w:val="1"/>
+          <w:bCs w:val="1"/>
+          <w:noProof w:val="0"/>
+          <w:sz w:val="22"/>
+          <w:szCs w:val="22"/>
+          <w:lang w:val="pt-BR"/>
+        </w:rPr>
+        <w:t>100% de cobertura de testes</w:t>
+      </w:r>
+      <w:r>
+        <w:rPr>
+          <w:noProof w:val="0"/>
+          <w:sz w:val="22"/>
+          <w:szCs w:val="22"/>
+          <w:lang w:val="pt-BR"/>
+        </w:rPr>
+        <w:t xml:space="preserve"> para merge, integrado a ferramentas de análise estática de segurança (</w:t>
+      </w:r>
+      <w:r>
+        <w:rPr>
+          <w:b w:val="1"/>
+          <w:bCs w:val="1"/>
+          <w:noProof w:val="0"/>
+          <w:sz w:val="22"/>
+          <w:szCs w:val="22"/>
+          <w:lang w:val="pt-BR"/>
+        </w:rPr>
+        <w:t>Bandit</w:t>
+      </w:r>
+      <w:r>
+        <w:rPr>
+          <w:noProof w:val="0"/>
+          <w:sz w:val="22"/>
+          <w:szCs w:val="22"/>
+          <w:lang w:val="pt-BR"/>
+        </w:rPr>
+        <w:t>) e detecção de código morto (</w:t>
+      </w:r>
+      <w:r>
+        <w:rPr>
+          <w:b w:val="1"/>
+          <w:bCs w:val="1"/>
+          <w:noProof w:val="0"/>
+          <w:sz w:val="22"/>
+          <w:szCs w:val="22"/>
+          <w:lang w:val="pt-BR"/>
+        </w:rPr>
+        <w:t>Vulture</w:t>
+      </w:r>
+      <w:r>
+        <w:rPr>
+          <w:noProof w:val="0"/>
+          <w:sz w:val="22"/>
+          <w:szCs w:val="22"/>
+          <w:lang w:val="pt-BR"/>
+        </w:rPr>
+        <w:t>).</w:t>
+      </w:r>
+    </w:p>
+    <w:p>
+      <w:pPr>
+        <w:pStyle w:val="ListParagraph"/>
+        <w:numPr>
+          <w:ilvl w:val="0"/>
+          <w:numId w:val="10"/>
+        </w:numPr>
+        <w:spacing w:before="240" w:beforeAutospacing="off" w:after="240" w:afterAutospacing="off"/>
+        <w:rPr>
+          <w:noProof w:val="0"/>
+          <w:sz w:val="22"/>
+          <w:szCs w:val="22"/>
+          <w:lang w:val="en-US"/>
+        </w:rPr>
+      </w:pPr>
+      <w:r>
+        <w:rPr>
+          <w:b w:val="1"/>
+          <w:bCs w:val="1"/>
+          <w:noProof w:val="0"/>
+          <w:sz w:val="22"/>
+          <w:szCs w:val="22"/>
+          <w:lang w:val="en-US"/>
+        </w:rPr>
+        <w:t>Funcionalidades</w:t>
+      </w:r>
+      <w:r>
+        <w:rPr>
+          <w:b w:val="1"/>
+          <w:bCs w:val="1"/>
+          <w:noProof w:val="0"/>
+          <w:sz w:val="22"/>
+          <w:szCs w:val="22"/>
+          <w:lang w:val="en-US"/>
+        </w:rPr>
+        <w:t>:</w:t>
+      </w:r>
+      <w:r>
+        <w:rPr>
+          <w:noProof w:val="0"/>
+          <w:sz w:val="22"/>
+          <w:szCs w:val="22"/>
+          <w:lang w:val="en-US"/>
+        </w:rPr>
+        <w:t xml:space="preserve"> Dashboard com </w:t>
+      </w:r>
+      <w:r>
+        <w:rPr>
+          <w:noProof w:val="0"/>
+          <w:sz w:val="22"/>
+          <w:szCs w:val="22"/>
+          <w:lang w:val="en-US"/>
+        </w:rPr>
+        <w:t>métricas</w:t>
+      </w:r>
+      <w:r>
+        <w:rPr>
+          <w:noProof w:val="0"/>
+          <w:sz w:val="22"/>
+          <w:szCs w:val="22"/>
+          <w:lang w:val="en-US"/>
+        </w:rPr>
+        <w:t xml:space="preserve"> de </w:t>
+      </w:r>
+      <w:r>
+        <w:rPr>
+          <w:noProof w:val="0"/>
+          <w:sz w:val="22"/>
+          <w:szCs w:val="22"/>
+          <w:lang w:val="en-US"/>
+        </w:rPr>
+        <w:t>atividade</w:t>
+      </w:r>
+      <w:r>
+        <w:rPr>
+          <w:noProof w:val="0"/>
+          <w:sz w:val="22"/>
+          <w:szCs w:val="22"/>
+          <w:lang w:val="en-US"/>
+        </w:rPr>
+        <w:t xml:space="preserve">, </w:t>
+      </w:r>
+      <w:r>
+        <w:rPr>
+          <w:noProof w:val="0"/>
+          <w:sz w:val="22"/>
+          <w:szCs w:val="22"/>
+          <w:lang w:val="en-US"/>
+        </w:rPr>
+        <w:t>gestão</w:t>
+      </w:r>
+      <w:r>
+        <w:rPr>
+          <w:noProof w:val="0"/>
+          <w:sz w:val="22"/>
+          <w:szCs w:val="22"/>
+          <w:lang w:val="en-US"/>
+        </w:rPr>
+        <w:t xml:space="preserve"> </w:t>
+      </w:r>
+      <w:r>
+        <w:rPr>
+          <w:noProof w:val="0"/>
+          <w:sz w:val="22"/>
+          <w:szCs w:val="22"/>
+          <w:lang w:val="en-US"/>
+        </w:rPr>
+        <w:t>automática</w:t>
+      </w:r>
+      <w:r>
+        <w:rPr>
+          <w:noProof w:val="0"/>
+          <w:sz w:val="22"/>
+          <w:szCs w:val="22"/>
+          <w:lang w:val="en-US"/>
+        </w:rPr>
+        <w:t xml:space="preserve"> de </w:t>
+      </w:r>
+      <w:r>
+        <w:rPr>
+          <w:noProof w:val="0"/>
+          <w:sz w:val="22"/>
+          <w:szCs w:val="22"/>
+          <w:lang w:val="en-US"/>
+        </w:rPr>
+        <w:t>inadimplência</w:t>
+      </w:r>
+      <w:r>
+        <w:rPr>
+          <w:noProof w:val="0"/>
+          <w:sz w:val="22"/>
+          <w:szCs w:val="22"/>
+          <w:lang w:val="en-US"/>
+        </w:rPr>
+        <w:t xml:space="preserve"> e </w:t>
+      </w:r>
+      <w:r>
+        <w:rPr>
+          <w:noProof w:val="0"/>
+          <w:sz w:val="22"/>
+          <w:szCs w:val="22"/>
+          <w:lang w:val="en-US"/>
+        </w:rPr>
+        <w:t>bloqueio</w:t>
+      </w:r>
+      <w:r>
+        <w:rPr>
+          <w:noProof w:val="0"/>
+          <w:sz w:val="22"/>
+          <w:szCs w:val="22"/>
+          <w:lang w:val="en-US"/>
+        </w:rPr>
+        <w:t xml:space="preserve"> de </w:t>
+      </w:r>
+      <w:r>
+        <w:rPr>
+          <w:noProof w:val="0"/>
+          <w:sz w:val="22"/>
+          <w:szCs w:val="22"/>
+          <w:lang w:val="en-US"/>
+        </w:rPr>
+        <w:t>planos</w:t>
+      </w:r>
+      <w:r>
+        <w:rPr>
+          <w:noProof w:val="0"/>
+          <w:sz w:val="22"/>
+          <w:szCs w:val="22"/>
+          <w:lang w:val="en-US"/>
+        </w:rPr>
+        <w:t xml:space="preserve"> </w:t>
+      </w:r>
+      <w:r>
+        <w:rPr>
+          <w:noProof w:val="0"/>
+          <w:sz w:val="22"/>
+          <w:szCs w:val="22"/>
+          <w:lang w:val="en-US"/>
+        </w:rPr>
+        <w:t>expirados</w:t>
+      </w:r>
+      <w:r>
+        <w:rPr>
+          <w:noProof w:val="0"/>
+          <w:sz w:val="22"/>
+          <w:szCs w:val="22"/>
+          <w:lang w:val="en-US"/>
+        </w:rPr>
+        <w:t>.</w:t>
+      </w:r>
+    </w:p>
+    <w:p>
+      <w:pPr>
+        <w:pStyle w:val="ListParagraph"/>
+        <w:numPr>
+          <w:ilvl w:val="0"/>
+          <w:numId w:val="10"/>
+        </w:numPr>
+        <w:spacing w:before="240" w:beforeAutospacing="off" w:after="240" w:afterAutospacing="off"/>
+        <w:rPr>
+          <w:noProof w:val="0"/>
+          <w:sz w:val="22"/>
+          <w:szCs w:val="22"/>
+          <w:lang w:val="pt-BR"/>
+        </w:rPr>
+      </w:pPr>
+      <w:r>
+        <w:rPr>
+          <w:b w:val="1"/>
+          <w:bCs w:val="1"/>
+          <w:noProof w:val="0"/>
+          <w:sz w:val="22"/>
+          <w:szCs w:val="22"/>
+          <w:lang w:val="pt-BR"/>
+        </w:rPr>
+        <w:t>Stack:</w:t>
+      </w:r>
+      <w:r>
+        <w:rPr>
+          <w:noProof w:val="0"/>
+          <w:sz w:val="22"/>
+          <w:szCs w:val="22"/>
+          <w:lang w:val="pt-BR"/>
+        </w:rPr>
+        <w:t xml:space="preserve"> Python, Django, Docker, </w:t>
+      </w:r>
+      <w:r>
+        <w:rPr>
+          <w:noProof w:val="0"/>
+          <w:sz w:val="22"/>
+          <w:szCs w:val="22"/>
+          <w:lang w:val="pt-BR"/>
+        </w:rPr>
+        <w:t>Celery</w:t>
+      </w:r>
+      <w:r>
+        <w:rPr>
+          <w:noProof w:val="0"/>
+          <w:sz w:val="22"/>
+          <w:szCs w:val="22"/>
+          <w:lang w:val="pt-BR"/>
+        </w:rPr>
+        <w:t>, Redis, PostgreSQL.</w:t>
+      </w:r>
+    </w:p>
+    <w:p>
+      <w:pPr>
+        <w:pStyle w:val="ListParagraph"/>
+        <w:numPr>
+          <w:ilvl w:val="0"/>
+          <w:numId w:val="10"/>
+        </w:numPr>
+        <w:spacing w:before="240" w:beforeAutospacing="off" w:after="240" w:afterAutospacing="off"/>
+        <w:rPr>
+          <w:noProof w:val="0"/>
+          <w:sz w:val="22"/>
+          <w:szCs w:val="22"/>
+          <w:lang w:val="en-US"/>
+        </w:rPr>
+      </w:pPr>
+      <w:r>
+        <w:rPr>
+          <w:b w:val="1"/>
+          <w:bCs w:val="1"/>
+          <w:noProof w:val="0"/>
+          <w:sz w:val="22"/>
+          <w:szCs w:val="22"/>
+          <w:lang w:val="en-US"/>
+        </w:rPr>
+        <w:t>Website:</w:t>
+      </w:r>
+      <w:r>
+        <w:rPr>
+          <w:noProof w:val="0"/>
+          <w:sz w:val="22"/>
+          <w:szCs w:val="22"/>
+          <w:lang w:val="en-US"/>
+        </w:rPr>
+        <w:t xml:space="preserve"> </w:t>
+      </w:r>
+      <w:hyperlink r:id="Rf462904109a84cdb">
         <w:r>
           <w:rPr>
             <w:rStyle w:val="Hyperlink"/>
+            <w:noProof w:val="0"/>
+            <w:sz w:val="22"/>
+            <w:szCs w:val="22"/>
+            <w:lang w:val="en-US"/>
+          </w:rPr>
+          <w:t>https://livesyncapp.com/</w:t>
+        </w:r>
+      </w:hyperlink>
+    </w:p>
+    <w:p>
+      <w:pPr>
+        <w:pStyle w:val="p1"/>
+        <w:spacing w:before="240" w:beforeAutospacing="off" w:after="240" w:afterAutospacing="off" w:line="240" w:lineRule="auto"/>
+        <w:ind w:left="0"/>
+        <w:rPr>
+          <w:rStyle w:val="s1"/>
+          <w:rFonts w:ascii="Calibri" w:hAnsi="Calibri" w:eastAsia="Calibri" w:cs="Calibri" w:asciiTheme="minorAscii" w:hAnsiTheme="minorAscii" w:eastAsiaTheme="minorAscii" w:cstheme="minorAscii"/>
+          <w:sz w:val="22"/>
+          <w:szCs w:val="22"/>
+          <w:lang w:val="pt-BR"/>
+        </w:rPr>
+      </w:pPr>
+      <w:r>
+        <w:rPr>
+          <w:rStyle w:val="s1"/>
+          <w:rFonts w:ascii="Calibri" w:hAnsi="Calibri" w:eastAsia="Calibri" w:cs="Calibri" w:asciiTheme="minorAscii" w:hAnsiTheme="minorAscii" w:eastAsiaTheme="minorAscii" w:cstheme="minorAscii"/>
+          <w:sz w:val="22"/>
+          <w:szCs w:val="22"/>
+          <w:lang w:val="pt-BR"/>
+        </w:rPr>
+        <w:t xml:space="preserve">Medical </w:t>
+      </w:r>
+      <w:r>
+        <w:rPr>
+          <w:rStyle w:val="s1"/>
+          <w:rFonts w:ascii="Calibri" w:hAnsi="Calibri" w:eastAsia="Calibri" w:cs="Calibri" w:asciiTheme="minorAscii" w:hAnsiTheme="minorAscii" w:eastAsiaTheme="minorAscii" w:cstheme="minorAscii"/>
+          <w:sz w:val="22"/>
+          <w:szCs w:val="22"/>
+          <w:lang w:val="pt-BR"/>
+        </w:rPr>
+        <w:t>Appointment</w:t>
+      </w:r>
+      <w:r>
+        <w:rPr>
+          <w:rStyle w:val="s1"/>
+          <w:rFonts w:ascii="Calibri" w:hAnsi="Calibri" w:eastAsia="Calibri" w:cs="Calibri" w:asciiTheme="minorAscii" w:hAnsiTheme="minorAscii" w:eastAsiaTheme="minorAscii" w:cstheme="minorAscii"/>
+          <w:sz w:val="22"/>
+          <w:szCs w:val="22"/>
+          <w:lang w:val="pt-BR"/>
+        </w:rPr>
+        <w:t xml:space="preserve"> </w:t>
+      </w:r>
+      <w:r>
+        <w:rPr>
+          <w:rStyle w:val="s1"/>
+          <w:rFonts w:ascii="Calibri" w:hAnsi="Calibri" w:eastAsia="Calibri" w:cs="Calibri" w:asciiTheme="minorAscii" w:hAnsiTheme="minorAscii" w:eastAsiaTheme="minorAscii" w:cstheme="minorAscii"/>
+          <w:sz w:val="22"/>
+          <w:szCs w:val="22"/>
+          <w:lang w:val="pt-BR"/>
+        </w:rPr>
+        <w:t>Scheduling</w:t>
+      </w:r>
+      <w:r>
+        <w:rPr>
+          <w:rStyle w:val="s1"/>
+          <w:rFonts w:ascii="Calibri" w:hAnsi="Calibri" w:eastAsia="Calibri" w:cs="Calibri" w:asciiTheme="minorAscii" w:hAnsiTheme="minorAscii" w:eastAsiaTheme="minorAscii" w:cstheme="minorAscii"/>
+          <w:sz w:val="22"/>
+          <w:szCs w:val="22"/>
+          <w:lang w:val="pt-BR"/>
+        </w:rPr>
+        <w:t xml:space="preserve"> API – Django + DRF (2025)</w:t>
+      </w:r>
+    </w:p>
+    <w:p>
+      <w:pPr>
+        <w:pStyle w:val="p1"/>
+        <w:spacing w:line="240" w:lineRule="auto"/>
+        <w:jc w:val="both"/>
+        <w:rPr>
+          <w:rStyle w:val="s2"/>
+          <w:rFonts w:ascii="Calibri" w:hAnsi="Calibri" w:eastAsia="Calibri" w:cs="Calibri" w:asciiTheme="minorAscii" w:hAnsiTheme="minorAscii" w:eastAsiaTheme="minorAscii" w:cstheme="minorAscii"/>
+          <w:sz w:val="22"/>
+          <w:szCs w:val="22"/>
+          <w:lang w:val="en-US"/>
+        </w:rPr>
+      </w:pPr>
+      <w:r>
+        <w:rPr>
+          <w:rStyle w:val="s2"/>
+          <w:rFonts w:ascii="Calibri" w:hAnsi="Calibri" w:eastAsia="Calibri" w:cs="Calibri" w:asciiTheme="minorAscii" w:hAnsiTheme="minorAscii" w:eastAsiaTheme="minorAscii" w:cstheme="minorAscii"/>
+          <w:sz w:val="22"/>
+          <w:szCs w:val="22"/>
+          <w:lang w:val="en-US"/>
+        </w:rPr>
+        <w:t xml:space="preserve">CRUD de </w:t>
+      </w:r>
+      <w:r>
+        <w:rPr>
+          <w:rStyle w:val="s2"/>
+          <w:rFonts w:ascii="Calibri" w:hAnsi="Calibri" w:eastAsia="Calibri" w:cs="Calibri" w:asciiTheme="minorAscii" w:hAnsiTheme="minorAscii" w:eastAsiaTheme="minorAscii" w:cstheme="minorAscii"/>
+          <w:sz w:val="22"/>
+          <w:szCs w:val="22"/>
+          <w:lang w:val="en-US"/>
+        </w:rPr>
+        <w:t>médicos</w:t>
+      </w:r>
+      <w:r>
+        <w:rPr>
+          <w:rStyle w:val="s2"/>
+          <w:rFonts w:ascii="Calibri" w:hAnsi="Calibri" w:eastAsia="Calibri" w:cs="Calibri" w:asciiTheme="minorAscii" w:hAnsiTheme="minorAscii" w:eastAsiaTheme="minorAscii" w:cstheme="minorAscii"/>
+          <w:sz w:val="22"/>
+          <w:szCs w:val="22"/>
+          <w:lang w:val="en-US"/>
+        </w:rPr>
+        <w:t xml:space="preserve"> e </w:t>
+      </w:r>
+      <w:r>
+        <w:rPr>
+          <w:rStyle w:val="s2"/>
+          <w:rFonts w:ascii="Calibri" w:hAnsi="Calibri" w:eastAsia="Calibri" w:cs="Calibri" w:asciiTheme="minorAscii" w:hAnsiTheme="minorAscii" w:eastAsiaTheme="minorAscii" w:cstheme="minorAscii"/>
+          <w:sz w:val="22"/>
+          <w:szCs w:val="22"/>
+          <w:lang w:val="en-US"/>
+        </w:rPr>
+        <w:t>consultas</w:t>
+      </w:r>
+      <w:r>
+        <w:rPr>
+          <w:rStyle w:val="s2"/>
+          <w:rFonts w:ascii="Calibri" w:hAnsi="Calibri" w:eastAsia="Calibri" w:cs="Calibri" w:asciiTheme="minorAscii" w:hAnsiTheme="minorAscii" w:eastAsiaTheme="minorAscii" w:cstheme="minorAscii"/>
+          <w:sz w:val="22"/>
+          <w:szCs w:val="22"/>
+          <w:lang w:val="en-US"/>
+        </w:rPr>
+        <w:t xml:space="preserve"> | </w:t>
+      </w:r>
+      <w:r>
+        <w:rPr>
+          <w:rStyle w:val="s2"/>
+          <w:rFonts w:ascii="Calibri" w:hAnsi="Calibri" w:eastAsia="Calibri" w:cs="Calibri" w:asciiTheme="minorAscii" w:hAnsiTheme="minorAscii" w:eastAsiaTheme="minorAscii" w:cstheme="minorAscii"/>
+          <w:sz w:val="22"/>
+          <w:szCs w:val="22"/>
+          <w:lang w:val="en-US"/>
+        </w:rPr>
+        <w:t>Autenticação</w:t>
+      </w:r>
+      <w:r>
+        <w:rPr>
+          <w:rStyle w:val="s2"/>
+          <w:rFonts w:ascii="Calibri" w:hAnsi="Calibri" w:eastAsia="Calibri" w:cs="Calibri" w:asciiTheme="minorAscii" w:hAnsiTheme="minorAscii" w:eastAsiaTheme="minorAscii" w:cstheme="minorAscii"/>
+          <w:sz w:val="22"/>
+          <w:szCs w:val="22"/>
+          <w:lang w:val="en-US"/>
+        </w:rPr>
+        <w:t xml:space="preserve"> JWT | </w:t>
+      </w:r>
+      <w:r>
+        <w:rPr>
+          <w:rStyle w:val="s2"/>
+          <w:rFonts w:ascii="Calibri" w:hAnsi="Calibri" w:eastAsia="Calibri" w:cs="Calibri" w:asciiTheme="minorAscii" w:hAnsiTheme="minorAscii" w:eastAsiaTheme="minorAscii" w:cstheme="minorAscii"/>
+          <w:sz w:val="22"/>
+          <w:szCs w:val="22"/>
+          <w:lang w:val="en-US"/>
+        </w:rPr>
+        <w:t>Busca</w:t>
+      </w:r>
+      <w:r>
+        <w:rPr>
+          <w:rStyle w:val="s2"/>
+          <w:rFonts w:ascii="Calibri" w:hAnsi="Calibri" w:eastAsia="Calibri" w:cs="Calibri" w:asciiTheme="minorAscii" w:hAnsiTheme="minorAscii" w:eastAsiaTheme="minorAscii" w:cstheme="minorAscii"/>
+          <w:sz w:val="22"/>
+          <w:szCs w:val="22"/>
+          <w:lang w:val="en-US"/>
+        </w:rPr>
+        <w:t xml:space="preserve"> </w:t>
+      </w:r>
+      <w:r>
+        <w:rPr>
+          <w:rStyle w:val="s2"/>
+          <w:rFonts w:ascii="Calibri" w:hAnsi="Calibri" w:eastAsia="Calibri" w:cs="Calibri" w:asciiTheme="minorAscii" w:hAnsiTheme="minorAscii" w:eastAsiaTheme="minorAscii" w:cstheme="minorAscii"/>
+          <w:sz w:val="22"/>
+          <w:szCs w:val="22"/>
+          <w:lang w:val="en-US"/>
+        </w:rPr>
+        <w:t>por</w:t>
+      </w:r>
+      <w:r>
+        <w:rPr>
+          <w:rStyle w:val="s2"/>
+          <w:rFonts w:ascii="Calibri" w:hAnsi="Calibri" w:eastAsia="Calibri" w:cs="Calibri" w:asciiTheme="minorAscii" w:hAnsiTheme="minorAscii" w:eastAsiaTheme="minorAscii" w:cstheme="minorAscii"/>
+          <w:sz w:val="22"/>
+          <w:szCs w:val="22"/>
+          <w:lang w:val="en-US"/>
+        </w:rPr>
+        <w:t xml:space="preserve"> </w:t>
+      </w:r>
+      <w:r>
+        <w:rPr>
+          <w:rStyle w:val="s2"/>
+          <w:rFonts w:ascii="Calibri" w:hAnsi="Calibri" w:eastAsia="Calibri" w:cs="Calibri" w:asciiTheme="minorAscii" w:hAnsiTheme="minorAscii" w:eastAsiaTheme="minorAscii" w:cstheme="minorAscii"/>
+          <w:sz w:val="22"/>
+          <w:szCs w:val="22"/>
+          <w:lang w:val="en-US"/>
+        </w:rPr>
+        <w:t>médico</w:t>
+      </w:r>
+    </w:p>
+    <w:p>
+      <w:pPr>
+        <w:pStyle w:val="p1"/>
+        <w:spacing w:line="240" w:lineRule="auto"/>
+        <w:jc w:val="both"/>
+        <w:rPr>
+          <w:rStyle w:val="s2"/>
+          <w:rFonts w:ascii="Calibri" w:hAnsi="Calibri" w:eastAsia="Calibri" w:cs="Calibri" w:asciiTheme="minorAscii" w:hAnsiTheme="minorAscii" w:eastAsiaTheme="minorAscii" w:cstheme="minorAscii"/>
+          <w:sz w:val="22"/>
+          <w:szCs w:val="22"/>
+          <w:lang w:val="pt-BR"/>
+        </w:rPr>
+      </w:pPr>
+      <w:r>
+        <w:rPr>
+          <w:rStyle w:val="s2"/>
+          <w:rFonts w:ascii="Calibri" w:hAnsi="Calibri" w:eastAsia="Calibri" w:cs="Calibri" w:asciiTheme="minorAscii" w:hAnsiTheme="minorAscii" w:eastAsiaTheme="minorAscii" w:cstheme="minorAscii"/>
+          <w:b w:val="1"/>
+          <w:bCs w:val="1"/>
+          <w:sz w:val="22"/>
+          <w:szCs w:val="22"/>
+          <w:lang w:val="pt-BR"/>
+        </w:rPr>
+        <w:t>Stack:</w:t>
+      </w:r>
+      <w:r>
+        <w:rPr>
+          <w:rStyle w:val="s2"/>
+          <w:rFonts w:ascii="Calibri" w:hAnsi="Calibri" w:eastAsia="Calibri" w:cs="Calibri" w:asciiTheme="minorAscii" w:hAnsiTheme="minorAscii" w:eastAsiaTheme="minorAscii" w:cstheme="minorAscii"/>
+          <w:sz w:val="22"/>
+          <w:szCs w:val="22"/>
+          <w:lang w:val="pt-BR"/>
+        </w:rPr>
+        <w:t xml:space="preserve"> Django, DRF, PostgreSQL, Docker, </w:t>
+      </w:r>
+      <w:r>
+        <w:rPr>
+          <w:rStyle w:val="s2"/>
+          <w:rFonts w:ascii="Calibri" w:hAnsi="Calibri" w:eastAsia="Calibri" w:cs="Calibri" w:asciiTheme="minorAscii" w:hAnsiTheme="minorAscii" w:eastAsiaTheme="minorAscii" w:cstheme="minorAscii"/>
+          <w:sz w:val="22"/>
+          <w:szCs w:val="22"/>
+          <w:lang w:val="pt-BR"/>
+        </w:rPr>
+        <w:t>Poetry</w:t>
+      </w:r>
+    </w:p>
+    <w:p>
+      <w:pPr>
+        <w:pStyle w:val="p1"/>
+        <w:spacing w:line="240" w:lineRule="auto"/>
+        <w:jc w:val="both"/>
+        <w:rPr>
+          <w:rStyle w:val="s2"/>
+          <w:rFonts w:ascii="Calibri" w:hAnsi="Calibri" w:eastAsia="Calibri" w:cs="Calibri" w:asciiTheme="minorAscii" w:hAnsiTheme="minorAscii" w:eastAsiaTheme="minorAscii" w:cstheme="minorAscii"/>
+          <w:sz w:val="22"/>
+          <w:szCs w:val="22"/>
+          <w:lang w:val="pt-BR"/>
+        </w:rPr>
+      </w:pPr>
+      <w:r>
+        <w:rPr>
+          <w:rStyle w:val="s2"/>
+          <w:rFonts w:ascii="Calibri" w:hAnsi="Calibri" w:eastAsia="Calibri" w:cs="Calibri" w:asciiTheme="minorAscii" w:hAnsiTheme="minorAscii" w:eastAsiaTheme="minorAscii" w:cstheme="minorAscii"/>
+          <w:b w:val="1"/>
+          <w:bCs w:val="1"/>
+          <w:sz w:val="22"/>
+          <w:szCs w:val="22"/>
+          <w:lang w:val="pt-BR"/>
+        </w:rPr>
+        <w:t xml:space="preserve">CI/CD: </w:t>
+      </w:r>
+      <w:r>
+        <w:rPr>
+          <w:rStyle w:val="s2"/>
+          <w:rFonts w:ascii="Calibri" w:hAnsi="Calibri" w:eastAsia="Calibri" w:cs="Calibri" w:asciiTheme="minorAscii" w:hAnsiTheme="minorAscii" w:eastAsiaTheme="minorAscii" w:cstheme="minorAscii"/>
+          <w:sz w:val="22"/>
+          <w:szCs w:val="22"/>
+          <w:lang w:val="pt-BR"/>
+        </w:rPr>
+        <w:t xml:space="preserve">GitHub </w:t>
+      </w:r>
+      <w:r>
+        <w:rPr>
+          <w:rStyle w:val="s2"/>
+          <w:rFonts w:ascii="Calibri" w:hAnsi="Calibri" w:eastAsia="Calibri" w:cs="Calibri" w:asciiTheme="minorAscii" w:hAnsiTheme="minorAscii" w:eastAsiaTheme="minorAscii" w:cstheme="minorAscii"/>
+          <w:sz w:val="22"/>
+          <w:szCs w:val="22"/>
+          <w:lang w:val="pt-BR"/>
+        </w:rPr>
+        <w:t>Actions</w:t>
+      </w:r>
+      <w:r>
+        <w:rPr>
+          <w:rStyle w:val="s2"/>
+          <w:rFonts w:ascii="Calibri" w:hAnsi="Calibri" w:eastAsia="Calibri" w:cs="Calibri" w:asciiTheme="minorAscii" w:hAnsiTheme="minorAscii" w:eastAsiaTheme="minorAscii" w:cstheme="minorAscii"/>
+          <w:sz w:val="22"/>
+          <w:szCs w:val="22"/>
+          <w:lang w:val="pt-BR"/>
+        </w:rPr>
+        <w:t xml:space="preserve"> (build, testes, </w:t>
+      </w:r>
+      <w:r>
+        <w:rPr>
+          <w:rStyle w:val="s2"/>
+          <w:rFonts w:ascii="Calibri" w:hAnsi="Calibri" w:eastAsia="Calibri" w:cs="Calibri" w:asciiTheme="minorAscii" w:hAnsiTheme="minorAscii" w:eastAsiaTheme="minorAscii" w:cstheme="minorAscii"/>
+          <w:sz w:val="22"/>
+          <w:szCs w:val="22"/>
+          <w:lang w:val="pt-BR"/>
+        </w:rPr>
+        <w:t>linting</w:t>
+      </w:r>
+      <w:r>
+        <w:rPr>
+          <w:rStyle w:val="s2"/>
+          <w:rFonts w:ascii="Calibri" w:hAnsi="Calibri" w:eastAsia="Calibri" w:cs="Calibri" w:asciiTheme="minorAscii" w:hAnsiTheme="minorAscii" w:eastAsiaTheme="minorAscii" w:cstheme="minorAscii"/>
+          <w:sz w:val="22"/>
+          <w:szCs w:val="22"/>
+          <w:lang w:val="pt-BR"/>
+        </w:rPr>
+        <w:t xml:space="preserve"> e </w:t>
+      </w:r>
+      <w:r>
+        <w:rPr>
+          <w:rStyle w:val="s2"/>
+          <w:rFonts w:ascii="Calibri" w:hAnsi="Calibri" w:eastAsia="Calibri" w:cs="Calibri" w:asciiTheme="minorAscii" w:hAnsiTheme="minorAscii" w:eastAsiaTheme="minorAscii" w:cstheme="minorAscii"/>
+          <w:sz w:val="22"/>
+          <w:szCs w:val="22"/>
+          <w:lang w:val="pt-BR"/>
+        </w:rPr>
+        <w:t>deploy</w:t>
+      </w:r>
+      <w:r>
+        <w:rPr>
+          <w:rStyle w:val="s2"/>
+          <w:rFonts w:ascii="Calibri" w:hAnsi="Calibri" w:eastAsia="Calibri" w:cs="Calibri" w:asciiTheme="minorAscii" w:hAnsiTheme="minorAscii" w:eastAsiaTheme="minorAscii" w:cstheme="minorAscii"/>
+          <w:sz w:val="22"/>
+          <w:szCs w:val="22"/>
+          <w:lang w:val="pt-BR"/>
+        </w:rPr>
+        <w:t>)</w:t>
+      </w:r>
+    </w:p>
+    <w:p>
+      <w:pPr>
+        <w:pStyle w:val="p1"/>
+        <w:spacing w:line="240" w:lineRule="auto"/>
+        <w:jc w:val="both"/>
+        <w:rPr>
+          <w:rStyle w:val="s2"/>
+          <w:rFonts w:ascii="Calibri" w:hAnsi="Calibri" w:eastAsia="Calibri" w:cs="Calibri" w:asciiTheme="minorAscii" w:hAnsiTheme="minorAscii" w:eastAsiaTheme="minorAscii" w:cstheme="minorAscii"/>
+          <w:sz w:val="22"/>
+          <w:szCs w:val="22"/>
+          <w:lang w:val="pt-BR"/>
+        </w:rPr>
+      </w:pPr>
+      <w:r>
+        <w:rPr>
+          <w:rStyle w:val="s2"/>
+          <w:rFonts w:ascii="Calibri" w:hAnsi="Calibri" w:eastAsia="Calibri" w:cs="Calibri" w:asciiTheme="minorAscii" w:hAnsiTheme="minorAscii" w:eastAsiaTheme="minorAscii" w:cstheme="minorAscii"/>
+          <w:b w:val="1"/>
+          <w:bCs w:val="1"/>
+          <w:sz w:val="22"/>
+          <w:szCs w:val="22"/>
+          <w:lang w:val="pt-BR"/>
+        </w:rPr>
+        <w:t>Testes:</w:t>
+      </w:r>
+      <w:r>
+        <w:rPr>
+          <w:rStyle w:val="s2"/>
+          <w:rFonts w:ascii="Calibri" w:hAnsi="Calibri" w:eastAsia="Calibri" w:cs="Calibri" w:asciiTheme="minorAscii" w:hAnsiTheme="minorAscii" w:eastAsiaTheme="minorAscii" w:cstheme="minorAscii"/>
+          <w:sz w:val="22"/>
+          <w:szCs w:val="22"/>
+          <w:lang w:val="pt-BR"/>
+        </w:rPr>
+        <w:t xml:space="preserve"> </w:t>
+      </w:r>
+      <w:r>
+        <w:rPr>
+          <w:rStyle w:val="s2"/>
+          <w:rFonts w:ascii="Calibri" w:hAnsi="Calibri" w:eastAsia="Calibri" w:cs="Calibri" w:asciiTheme="minorAscii" w:hAnsiTheme="minorAscii" w:eastAsiaTheme="minorAscii" w:cstheme="minorAscii"/>
+          <w:sz w:val="22"/>
+          <w:szCs w:val="22"/>
+          <w:lang w:val="pt-BR"/>
+        </w:rPr>
+        <w:t>Pytest</w:t>
+      </w:r>
+      <w:r>
+        <w:rPr>
+          <w:rStyle w:val="s2"/>
+          <w:rFonts w:ascii="Calibri" w:hAnsi="Calibri" w:eastAsia="Calibri" w:cs="Calibri" w:asciiTheme="minorAscii" w:hAnsiTheme="minorAscii" w:eastAsiaTheme="minorAscii" w:cstheme="minorAscii"/>
+          <w:sz w:val="22"/>
+          <w:szCs w:val="22"/>
+          <w:lang w:val="pt-BR"/>
+        </w:rPr>
+        <w:t xml:space="preserve">, Black, Flake8, </w:t>
+      </w:r>
+      <w:r>
+        <w:rPr>
+          <w:rStyle w:val="s2"/>
+          <w:rFonts w:ascii="Calibri" w:hAnsi="Calibri" w:eastAsia="Calibri" w:cs="Calibri" w:asciiTheme="minorAscii" w:hAnsiTheme="minorAscii" w:eastAsiaTheme="minorAscii" w:cstheme="minorAscii"/>
+          <w:sz w:val="22"/>
+          <w:szCs w:val="22"/>
+          <w:lang w:val="pt-BR"/>
+        </w:rPr>
+        <w:t>Isort</w:t>
+      </w:r>
+    </w:p>
+    <w:p>
+      <w:pPr>
+        <w:pStyle w:val="p1"/>
+        <w:spacing w:line="240" w:lineRule="auto"/>
+        <w:jc w:val="both"/>
+        <w:rPr>
+          <w:rStyle w:val="s2"/>
+          <w:rFonts w:ascii="Calibri" w:hAnsi="Calibri" w:eastAsia="Calibri" w:cs="Calibri" w:asciiTheme="minorAscii" w:hAnsiTheme="minorAscii" w:eastAsiaTheme="minorAscii" w:cstheme="minorAscii"/>
+          <w:sz w:val="22"/>
+          <w:szCs w:val="22"/>
+        </w:rPr>
+      </w:pPr>
+      <w:r>
+        <w:rPr>
+          <w:rStyle w:val="s2"/>
+          <w:rFonts w:ascii="Calibri" w:hAnsi="Calibri" w:eastAsia="Calibri" w:cs="Calibri" w:asciiTheme="minorAscii" w:hAnsiTheme="minorAscii" w:eastAsiaTheme="minorAscii" w:cstheme="minorAscii"/>
+          <w:b w:val="1"/>
+          <w:bCs w:val="1"/>
+          <w:sz w:val="22"/>
+          <w:szCs w:val="22"/>
+        </w:rPr>
+        <w:t>GitHub:</w:t>
+      </w:r>
+      <w:r>
+        <w:rPr>
+          <w:rStyle w:val="s2"/>
+          <w:rFonts w:ascii="Calibri" w:hAnsi="Calibri" w:eastAsia="Calibri" w:cs="Calibri" w:asciiTheme="minorAscii" w:hAnsiTheme="minorAscii" w:eastAsiaTheme="minorAscii" w:cstheme="minorAscii"/>
+          <w:sz w:val="22"/>
+          <w:szCs w:val="22"/>
+        </w:rPr>
+        <w:t xml:space="preserve"> </w:t>
+      </w:r>
+      <w:hyperlink r:id="Rd4485e637e8a422f">
+        <w:r>
+          <w:rPr>
+            <w:rStyle w:val="Hyperlink"/>
+            <w:rFonts w:ascii="Calibri" w:hAnsi="Calibri" w:eastAsia="Calibri" w:cs="Calibri" w:asciiTheme="minorAscii" w:hAnsiTheme="minorAscii" w:eastAsiaTheme="minorAscii" w:cstheme="minorAscii"/>
+            <w:sz w:val="22"/>
+            <w:szCs w:val="22"/>
           </w:rPr>
           <w:t>https://github.com/KaioHerculano/Medical_Appointment_Scheduling_API</w:t>
         </w:r>
@@ -764,81 +2950,420 @@
     <w:p>
       <w:pPr>
         <w:pStyle w:val="p1"/>
+        <w:spacing w:line="240" w:lineRule="auto"/>
         <w:jc w:val="both"/>
+        <w:rPr>
+          <w:rFonts w:ascii="Calibri" w:hAnsi="Calibri" w:eastAsia="Calibri" w:cs="Calibri" w:asciiTheme="minorAscii" w:hAnsiTheme="minorAscii" w:eastAsiaTheme="minorAscii" w:cstheme="minorAscii"/>
+          <w:sz w:val="22"/>
+          <w:szCs w:val="22"/>
+        </w:rPr>
       </w:pPr>
     </w:p>
     <w:p>
       <w:pPr>
         <w:pStyle w:val="p1"/>
+        <w:spacing w:line="240" w:lineRule="auto"/>
         <w:jc w:val="both"/>
-      </w:pPr>
-      <w:r>
         <w:rPr>
           <w:rStyle w:val="s1"/>
-        </w:rPr>
-        <w:t>Sales Hub – Sistema de Gestão de Vendas (2025)</w:t>
+          <w:rFonts w:ascii="Calibri" w:hAnsi="Calibri" w:eastAsia="Calibri" w:cs="Calibri" w:asciiTheme="minorAscii" w:hAnsiTheme="minorAscii" w:eastAsiaTheme="minorAscii" w:cstheme="minorAscii"/>
+          <w:sz w:val="22"/>
+          <w:szCs w:val="22"/>
+          <w:lang w:val="en-US"/>
+        </w:rPr>
+      </w:pPr>
+      <w:r>
+        <w:rPr>
+          <w:rStyle w:val="s1"/>
+          <w:rFonts w:ascii="Calibri" w:hAnsi="Calibri" w:eastAsia="Calibri" w:cs="Calibri" w:asciiTheme="minorAscii" w:hAnsiTheme="minorAscii" w:eastAsiaTheme="minorAscii" w:cstheme="minorAscii"/>
+          <w:sz w:val="22"/>
+          <w:szCs w:val="22"/>
+          <w:lang w:val="en-US"/>
+        </w:rPr>
+        <w:t xml:space="preserve">Sales Hub – Sistema de </w:t>
+      </w:r>
+      <w:r>
+        <w:rPr>
+          <w:rStyle w:val="s1"/>
+          <w:rFonts w:ascii="Calibri" w:hAnsi="Calibri" w:eastAsia="Calibri" w:cs="Calibri" w:asciiTheme="minorAscii" w:hAnsiTheme="minorAscii" w:eastAsiaTheme="minorAscii" w:cstheme="minorAscii"/>
+          <w:sz w:val="22"/>
+          <w:szCs w:val="22"/>
+          <w:lang w:val="en-US"/>
+        </w:rPr>
+        <w:t>Gestão</w:t>
+      </w:r>
+      <w:r>
+        <w:rPr>
+          <w:rStyle w:val="s1"/>
+          <w:rFonts w:ascii="Calibri" w:hAnsi="Calibri" w:eastAsia="Calibri" w:cs="Calibri" w:asciiTheme="minorAscii" w:hAnsiTheme="minorAscii" w:eastAsiaTheme="minorAscii" w:cstheme="minorAscii"/>
+          <w:sz w:val="22"/>
+          <w:szCs w:val="22"/>
+          <w:lang w:val="en-US"/>
+        </w:rPr>
+        <w:t xml:space="preserve"> de </w:t>
+      </w:r>
+      <w:r>
+        <w:rPr>
+          <w:rStyle w:val="s1"/>
+          <w:rFonts w:ascii="Calibri" w:hAnsi="Calibri" w:eastAsia="Calibri" w:cs="Calibri" w:asciiTheme="minorAscii" w:hAnsiTheme="minorAscii" w:eastAsiaTheme="minorAscii" w:cstheme="minorAscii"/>
+          <w:sz w:val="22"/>
+          <w:szCs w:val="22"/>
+          <w:lang w:val="en-US"/>
+        </w:rPr>
+        <w:t>Vendas</w:t>
+      </w:r>
+      <w:r>
+        <w:rPr>
+          <w:rStyle w:val="s1"/>
+          <w:rFonts w:ascii="Calibri" w:hAnsi="Calibri" w:eastAsia="Calibri" w:cs="Calibri" w:asciiTheme="minorAscii" w:hAnsiTheme="minorAscii" w:eastAsiaTheme="minorAscii" w:cstheme="minorAscii"/>
+          <w:sz w:val="22"/>
+          <w:szCs w:val="22"/>
+          <w:lang w:val="en-US"/>
+        </w:rPr>
+        <w:t xml:space="preserve"> (2025)</w:t>
       </w:r>
     </w:p>
     <w:p>
       <w:pPr>
         <w:pStyle w:val="p1"/>
+        <w:spacing w:line="240" w:lineRule="auto"/>
         <w:jc w:val="both"/>
-      </w:pPr>
-      <w:r>
-        <w:rPr>
-          <w:rStyle w:val="s2"/>
-        </w:rPr>
-        <w:t xml:space="preserve">   </w:t>
-      </w:r>
-      <w:r>
-        <w:rPr>
-          <w:rStyle w:val="s2"/>
-        </w:rPr>
-        <w:t>Sistema de gestão comercial com PDV, estoque, BI e permissões customizáveis</w:t>
-      </w:r>
+        <w:rPr>
+          <w:rStyle w:val="s2"/>
+          <w:rFonts w:ascii="Calibri" w:hAnsi="Calibri" w:eastAsia="Calibri" w:cs="Calibri" w:asciiTheme="minorAscii" w:hAnsiTheme="minorAscii" w:eastAsiaTheme="minorAscii" w:cstheme="minorAscii"/>
+          <w:sz w:val="22"/>
+          <w:szCs w:val="22"/>
+        </w:rPr>
+      </w:pPr>
     </w:p>
     <w:p>
       <w:pPr>
         <w:pStyle w:val="p1"/>
+        <w:spacing w:line="240" w:lineRule="auto"/>
         <w:jc w:val="both"/>
-      </w:pPr>
-      <w:r>
-        <w:rPr>
-          <w:rStyle w:val="s2"/>
-        </w:rPr>
-        <w:t>Funcionalidades: emissão de PDF, orçamentos, comissões e alertas de estoque</w:t>
+        <w:rPr>
+          <w:rStyle w:val="s2"/>
+          <w:rFonts w:ascii="Calibri" w:hAnsi="Calibri" w:eastAsia="Calibri" w:cs="Calibri" w:asciiTheme="minorAscii" w:hAnsiTheme="minorAscii" w:eastAsiaTheme="minorAscii" w:cstheme="minorAscii"/>
+          <w:sz w:val="22"/>
+          <w:szCs w:val="22"/>
+          <w:lang w:val="en-US"/>
+        </w:rPr>
+      </w:pPr>
+      <w:r>
+        <w:rPr>
+          <w:rStyle w:val="s2"/>
+          <w:rFonts w:ascii="Calibri" w:hAnsi="Calibri" w:eastAsia="Calibri" w:cs="Calibri" w:asciiTheme="minorAscii" w:hAnsiTheme="minorAscii" w:eastAsiaTheme="minorAscii" w:cstheme="minorAscii"/>
+          <w:sz w:val="22"/>
+          <w:szCs w:val="22"/>
+          <w:lang w:val="en-US"/>
+        </w:rPr>
+        <w:t xml:space="preserve">Sistema de </w:t>
+      </w:r>
+      <w:r>
+        <w:rPr>
+          <w:rStyle w:val="s2"/>
+          <w:rFonts w:ascii="Calibri" w:hAnsi="Calibri" w:eastAsia="Calibri" w:cs="Calibri" w:asciiTheme="minorAscii" w:hAnsiTheme="minorAscii" w:eastAsiaTheme="minorAscii" w:cstheme="minorAscii"/>
+          <w:sz w:val="22"/>
+          <w:szCs w:val="22"/>
+          <w:lang w:val="en-US"/>
+        </w:rPr>
+        <w:t>gestão</w:t>
+      </w:r>
+      <w:r>
+        <w:rPr>
+          <w:rStyle w:val="s2"/>
+          <w:rFonts w:ascii="Calibri" w:hAnsi="Calibri" w:eastAsia="Calibri" w:cs="Calibri" w:asciiTheme="minorAscii" w:hAnsiTheme="minorAscii" w:eastAsiaTheme="minorAscii" w:cstheme="minorAscii"/>
+          <w:sz w:val="22"/>
+          <w:szCs w:val="22"/>
+          <w:lang w:val="en-US"/>
+        </w:rPr>
+        <w:t xml:space="preserve"> </w:t>
+      </w:r>
+      <w:r>
+        <w:rPr>
+          <w:rStyle w:val="s2"/>
+          <w:rFonts w:ascii="Calibri" w:hAnsi="Calibri" w:eastAsia="Calibri" w:cs="Calibri" w:asciiTheme="minorAscii" w:hAnsiTheme="minorAscii" w:eastAsiaTheme="minorAscii" w:cstheme="minorAscii"/>
+          <w:sz w:val="22"/>
+          <w:szCs w:val="22"/>
+          <w:lang w:val="en-US"/>
+        </w:rPr>
+        <w:t>comercial</w:t>
+      </w:r>
+      <w:r>
+        <w:rPr>
+          <w:rStyle w:val="s2"/>
+          <w:rFonts w:ascii="Calibri" w:hAnsi="Calibri" w:eastAsia="Calibri" w:cs="Calibri" w:asciiTheme="minorAscii" w:hAnsiTheme="minorAscii" w:eastAsiaTheme="minorAscii" w:cstheme="minorAscii"/>
+          <w:sz w:val="22"/>
+          <w:szCs w:val="22"/>
+          <w:lang w:val="en-US"/>
+        </w:rPr>
+        <w:t xml:space="preserve"> com PDV, estoque, BI e </w:t>
+      </w:r>
+      <w:r>
+        <w:rPr>
+          <w:rStyle w:val="s2"/>
+          <w:rFonts w:ascii="Calibri" w:hAnsi="Calibri" w:eastAsia="Calibri" w:cs="Calibri" w:asciiTheme="minorAscii" w:hAnsiTheme="minorAscii" w:eastAsiaTheme="minorAscii" w:cstheme="minorAscii"/>
+          <w:sz w:val="22"/>
+          <w:szCs w:val="22"/>
+          <w:lang w:val="en-US"/>
+        </w:rPr>
+        <w:t>permissões</w:t>
+      </w:r>
+      <w:r>
+        <w:rPr>
+          <w:rStyle w:val="s2"/>
+          <w:rFonts w:ascii="Calibri" w:hAnsi="Calibri" w:eastAsia="Calibri" w:cs="Calibri" w:asciiTheme="minorAscii" w:hAnsiTheme="minorAscii" w:eastAsiaTheme="minorAscii" w:cstheme="minorAscii"/>
+          <w:sz w:val="22"/>
+          <w:szCs w:val="22"/>
+          <w:lang w:val="en-US"/>
+        </w:rPr>
+        <w:t xml:space="preserve"> </w:t>
+      </w:r>
+      <w:r>
+        <w:rPr>
+          <w:rStyle w:val="s2"/>
+          <w:rFonts w:ascii="Calibri" w:hAnsi="Calibri" w:eastAsia="Calibri" w:cs="Calibri" w:asciiTheme="minorAscii" w:hAnsiTheme="minorAscii" w:eastAsiaTheme="minorAscii" w:cstheme="minorAscii"/>
+          <w:sz w:val="22"/>
+          <w:szCs w:val="22"/>
+          <w:lang w:val="en-US"/>
+        </w:rPr>
+        <w:t>customizáveis</w:t>
       </w:r>
     </w:p>
     <w:p>
       <w:pPr>
         <w:pStyle w:val="p1"/>
+        <w:spacing w:line="240" w:lineRule="auto"/>
         <w:jc w:val="both"/>
-      </w:pPr>
-      <w:r>
-        <w:rPr>
-          <w:rStyle w:val="s2"/>
-        </w:rPr>
-        <w:t>Stack: Django, DRF, PostgreSQL, ReportLab, Bootstrap 5, Chart.js</w:t>
+        <w:rPr>
+          <w:rStyle w:val="s2"/>
+          <w:rFonts w:ascii="Calibri" w:hAnsi="Calibri" w:eastAsia="Calibri" w:cs="Calibri" w:asciiTheme="minorAscii" w:hAnsiTheme="minorAscii" w:eastAsiaTheme="minorAscii" w:cstheme="minorAscii"/>
+          <w:sz w:val="22"/>
+          <w:szCs w:val="22"/>
+          <w:lang w:val="en-US"/>
+        </w:rPr>
+      </w:pPr>
+      <w:r>
+        <w:rPr>
+          <w:rStyle w:val="s2"/>
+          <w:rFonts w:ascii="Calibri" w:hAnsi="Calibri" w:eastAsia="Calibri" w:cs="Calibri" w:asciiTheme="minorAscii" w:hAnsiTheme="minorAscii" w:eastAsiaTheme="minorAscii" w:cstheme="minorAscii"/>
+          <w:b w:val="1"/>
+          <w:bCs w:val="1"/>
+          <w:sz w:val="22"/>
+          <w:szCs w:val="22"/>
+          <w:lang w:val="en-US"/>
+        </w:rPr>
+        <w:t>Funcionalidades</w:t>
+      </w:r>
+      <w:r>
+        <w:rPr>
+          <w:rStyle w:val="s2"/>
+          <w:rFonts w:ascii="Calibri" w:hAnsi="Calibri" w:eastAsia="Calibri" w:cs="Calibri" w:asciiTheme="minorAscii" w:hAnsiTheme="minorAscii" w:eastAsiaTheme="minorAscii" w:cstheme="minorAscii"/>
+          <w:b w:val="1"/>
+          <w:bCs w:val="1"/>
+          <w:sz w:val="22"/>
+          <w:szCs w:val="22"/>
+          <w:lang w:val="en-US"/>
+        </w:rPr>
+        <w:t>:</w:t>
+      </w:r>
+      <w:r>
+        <w:rPr>
+          <w:rStyle w:val="s2"/>
+          <w:rFonts w:ascii="Calibri" w:hAnsi="Calibri" w:eastAsia="Calibri" w:cs="Calibri" w:asciiTheme="minorAscii" w:hAnsiTheme="minorAscii" w:eastAsiaTheme="minorAscii" w:cstheme="minorAscii"/>
+          <w:sz w:val="22"/>
+          <w:szCs w:val="22"/>
+          <w:lang w:val="en-US"/>
+        </w:rPr>
+        <w:t xml:space="preserve"> </w:t>
+      </w:r>
+      <w:r>
+        <w:rPr>
+          <w:rStyle w:val="s2"/>
+          <w:rFonts w:ascii="Calibri" w:hAnsi="Calibri" w:eastAsia="Calibri" w:cs="Calibri" w:asciiTheme="minorAscii" w:hAnsiTheme="minorAscii" w:eastAsiaTheme="minorAscii" w:cstheme="minorAscii"/>
+          <w:sz w:val="22"/>
+          <w:szCs w:val="22"/>
+          <w:lang w:val="en-US"/>
+        </w:rPr>
+        <w:t>emissão</w:t>
+      </w:r>
+      <w:r>
+        <w:rPr>
+          <w:rStyle w:val="s2"/>
+          <w:rFonts w:ascii="Calibri" w:hAnsi="Calibri" w:eastAsia="Calibri" w:cs="Calibri" w:asciiTheme="minorAscii" w:hAnsiTheme="minorAscii" w:eastAsiaTheme="minorAscii" w:cstheme="minorAscii"/>
+          <w:sz w:val="22"/>
+          <w:szCs w:val="22"/>
+          <w:lang w:val="en-US"/>
+        </w:rPr>
+        <w:t xml:space="preserve"> de PDF, </w:t>
+      </w:r>
+      <w:r>
+        <w:rPr>
+          <w:rStyle w:val="s2"/>
+          <w:rFonts w:ascii="Calibri" w:hAnsi="Calibri" w:eastAsia="Calibri" w:cs="Calibri" w:asciiTheme="minorAscii" w:hAnsiTheme="minorAscii" w:eastAsiaTheme="minorAscii" w:cstheme="minorAscii"/>
+          <w:sz w:val="22"/>
+          <w:szCs w:val="22"/>
+          <w:lang w:val="en-US"/>
+        </w:rPr>
+        <w:t>orçamentos</w:t>
+      </w:r>
+      <w:r>
+        <w:rPr>
+          <w:rStyle w:val="s2"/>
+          <w:rFonts w:ascii="Calibri" w:hAnsi="Calibri" w:eastAsia="Calibri" w:cs="Calibri" w:asciiTheme="minorAscii" w:hAnsiTheme="minorAscii" w:eastAsiaTheme="minorAscii" w:cstheme="minorAscii"/>
+          <w:sz w:val="22"/>
+          <w:szCs w:val="22"/>
+          <w:lang w:val="en-US"/>
+        </w:rPr>
+        <w:t xml:space="preserve">, </w:t>
+      </w:r>
+      <w:r>
+        <w:rPr>
+          <w:rStyle w:val="s2"/>
+          <w:rFonts w:ascii="Calibri" w:hAnsi="Calibri" w:eastAsia="Calibri" w:cs="Calibri" w:asciiTheme="minorAscii" w:hAnsiTheme="minorAscii" w:eastAsiaTheme="minorAscii" w:cstheme="minorAscii"/>
+          <w:sz w:val="22"/>
+          <w:szCs w:val="22"/>
+          <w:lang w:val="en-US"/>
+        </w:rPr>
+        <w:t>comissões</w:t>
+      </w:r>
+      <w:r>
+        <w:rPr>
+          <w:rStyle w:val="s2"/>
+          <w:rFonts w:ascii="Calibri" w:hAnsi="Calibri" w:eastAsia="Calibri" w:cs="Calibri" w:asciiTheme="minorAscii" w:hAnsiTheme="minorAscii" w:eastAsiaTheme="minorAscii" w:cstheme="minorAscii"/>
+          <w:sz w:val="22"/>
+          <w:szCs w:val="22"/>
+          <w:lang w:val="en-US"/>
+        </w:rPr>
+        <w:t xml:space="preserve"> e </w:t>
+      </w:r>
+      <w:r>
+        <w:rPr>
+          <w:rStyle w:val="s2"/>
+          <w:rFonts w:ascii="Calibri" w:hAnsi="Calibri" w:eastAsia="Calibri" w:cs="Calibri" w:asciiTheme="minorAscii" w:hAnsiTheme="minorAscii" w:eastAsiaTheme="minorAscii" w:cstheme="minorAscii"/>
+          <w:sz w:val="22"/>
+          <w:szCs w:val="22"/>
+          <w:lang w:val="en-US"/>
+        </w:rPr>
+        <w:t>alertas</w:t>
+      </w:r>
+      <w:r>
+        <w:rPr>
+          <w:rStyle w:val="s2"/>
+          <w:rFonts w:ascii="Calibri" w:hAnsi="Calibri" w:eastAsia="Calibri" w:cs="Calibri" w:asciiTheme="minorAscii" w:hAnsiTheme="minorAscii" w:eastAsiaTheme="minorAscii" w:cstheme="minorAscii"/>
+          <w:sz w:val="22"/>
+          <w:szCs w:val="22"/>
+          <w:lang w:val="en-US"/>
+        </w:rPr>
+        <w:t xml:space="preserve"> de estoque</w:t>
       </w:r>
     </w:p>
     <w:p>
       <w:pPr>
         <w:pStyle w:val="p1"/>
+        <w:spacing w:line="240" w:lineRule="auto"/>
         <w:jc w:val="both"/>
         <w:rPr>
           <w:rStyle w:val="s2"/>
-        </w:rPr>
-      </w:pPr>
-      <w:r>
-        <w:rPr>
-          <w:rStyle w:val="s2"/>
+          <w:rFonts w:ascii="Calibri" w:hAnsi="Calibri" w:eastAsia="Calibri" w:cs="Calibri" w:asciiTheme="minorAscii" w:hAnsiTheme="minorAscii" w:eastAsiaTheme="minorAscii" w:cstheme="minorAscii"/>
+          <w:sz w:val="22"/>
+          <w:szCs w:val="22"/>
+          <w:lang w:val="pt-BR"/>
+        </w:rPr>
+      </w:pPr>
+      <w:r>
+        <w:rPr>
+          <w:rStyle w:val="s2"/>
+          <w:rFonts w:ascii="Calibri" w:hAnsi="Calibri" w:eastAsia="Calibri" w:cs="Calibri" w:asciiTheme="minorAscii" w:hAnsiTheme="minorAscii" w:eastAsiaTheme="minorAscii" w:cstheme="minorAscii"/>
+          <w:b w:val="1"/>
+          <w:bCs w:val="1"/>
+          <w:sz w:val="22"/>
+          <w:szCs w:val="22"/>
+          <w:lang w:val="pt-BR"/>
+        </w:rPr>
+        <w:t>Stack:</w:t>
+      </w:r>
+      <w:r>
+        <w:rPr>
+          <w:rStyle w:val="s2"/>
+          <w:rFonts w:ascii="Calibri" w:hAnsi="Calibri" w:eastAsia="Calibri" w:cs="Calibri" w:asciiTheme="minorAscii" w:hAnsiTheme="minorAscii" w:eastAsiaTheme="minorAscii" w:cstheme="minorAscii"/>
+          <w:sz w:val="22"/>
+          <w:szCs w:val="22"/>
+          <w:lang w:val="pt-BR"/>
+        </w:rPr>
+        <w:t xml:space="preserve"> Django, DRF, PostgreSQL, </w:t>
+      </w:r>
+      <w:r>
+        <w:rPr>
+          <w:rStyle w:val="s2"/>
+          <w:rFonts w:ascii="Calibri" w:hAnsi="Calibri" w:eastAsia="Calibri" w:cs="Calibri" w:asciiTheme="minorAscii" w:hAnsiTheme="minorAscii" w:eastAsiaTheme="minorAscii" w:cstheme="minorAscii"/>
+          <w:sz w:val="22"/>
+          <w:szCs w:val="22"/>
+          <w:lang w:val="pt-BR"/>
+        </w:rPr>
+        <w:t>ReportLab</w:t>
+      </w:r>
+      <w:r>
+        <w:rPr>
+          <w:rStyle w:val="s2"/>
+          <w:rFonts w:ascii="Calibri" w:hAnsi="Calibri" w:eastAsia="Calibri" w:cs="Calibri" w:asciiTheme="minorAscii" w:hAnsiTheme="minorAscii" w:eastAsiaTheme="minorAscii" w:cstheme="minorAscii"/>
+          <w:sz w:val="22"/>
+          <w:szCs w:val="22"/>
+          <w:lang w:val="pt-BR"/>
+        </w:rPr>
+        <w:t xml:space="preserve">, </w:t>
+      </w:r>
+      <w:r>
+        <w:rPr>
+          <w:rStyle w:val="s2"/>
+          <w:rFonts w:ascii="Calibri" w:hAnsi="Calibri" w:eastAsia="Calibri" w:cs="Calibri" w:asciiTheme="minorAscii" w:hAnsiTheme="minorAscii" w:eastAsiaTheme="minorAscii" w:cstheme="minorAscii"/>
+          <w:sz w:val="22"/>
+          <w:szCs w:val="22"/>
+          <w:lang w:val="pt-BR"/>
+        </w:rPr>
+        <w:t>Bootstrap</w:t>
+      </w:r>
+      <w:r>
+        <w:rPr>
+          <w:rStyle w:val="s2"/>
+          <w:rFonts w:ascii="Calibri" w:hAnsi="Calibri" w:eastAsia="Calibri" w:cs="Calibri" w:asciiTheme="minorAscii" w:hAnsiTheme="minorAscii" w:eastAsiaTheme="minorAscii" w:cstheme="minorAscii"/>
+          <w:sz w:val="22"/>
+          <w:szCs w:val="22"/>
+          <w:lang w:val="pt-BR"/>
+        </w:rPr>
+        <w:t xml:space="preserve"> 5, Chart.js</w:t>
+      </w:r>
+    </w:p>
+    <w:p>
+      <w:pPr>
+        <w:pStyle w:val="p1"/>
+        <w:spacing w:line="240" w:lineRule="auto"/>
+        <w:jc w:val="both"/>
+        <w:rPr>
+          <w:rStyle w:val="s2"/>
+          <w:rFonts w:ascii="Calibri" w:hAnsi="Calibri" w:eastAsia="Calibri" w:cs="Calibri" w:asciiTheme="minorAscii" w:hAnsiTheme="minorAscii" w:eastAsiaTheme="minorAscii" w:cstheme="minorAscii"/>
+          <w:sz w:val="22"/>
+          <w:szCs w:val="22"/>
+        </w:rPr>
+      </w:pPr>
+      <w:r>
+        <w:rPr>
+          <w:rStyle w:val="s2"/>
+          <w:rFonts w:ascii="Calibri" w:hAnsi="Calibri" w:eastAsia="Calibri" w:cs="Calibri" w:asciiTheme="minorAscii" w:hAnsiTheme="minorAscii" w:eastAsiaTheme="minorAscii" w:cstheme="minorAscii"/>
+          <w:b w:val="1"/>
+          <w:bCs w:val="1"/>
+          <w:sz w:val="22"/>
+          <w:szCs w:val="22"/>
         </w:rPr>
         <w:t xml:space="preserve">GitHub: </w:t>
       </w:r>
-      <w:hyperlink r:id="rId9" w:history="1">
+      <w:hyperlink r:id="Rbcb8b924ab1b468d">
         <w:r>
           <w:rPr>
             <w:rStyle w:val="Hyperlink"/>
+            <w:rFonts w:ascii="Calibri" w:hAnsi="Calibri" w:eastAsia="Calibri" w:cs="Calibri" w:asciiTheme="minorAscii" w:hAnsiTheme="minorAscii" w:eastAsiaTheme="minorAscii" w:cstheme="minorAscii"/>
+            <w:sz w:val="22"/>
+            <w:szCs w:val="22"/>
           </w:rPr>
           <w:t>https://github.com/KaioHerculano/Sales_Hub</w:t>
         </w:r>
@@ -847,81 +3372,411 @@
     <w:p>
       <w:pPr>
         <w:pStyle w:val="p1"/>
+        <w:spacing w:line="240" w:lineRule="auto"/>
         <w:jc w:val="both"/>
+        <w:rPr>
+          <w:rStyle w:val="s1"/>
+          <w:rFonts w:ascii="Calibri" w:hAnsi="Calibri" w:eastAsia="Calibri" w:cs="Calibri" w:asciiTheme="minorAscii" w:hAnsiTheme="minorAscii" w:eastAsiaTheme="minorAscii" w:cstheme="minorAscii"/>
+          <w:sz w:val="22"/>
+          <w:szCs w:val="22"/>
+        </w:rPr>
       </w:pPr>
     </w:p>
     <w:p>
       <w:pPr>
         <w:pStyle w:val="p1"/>
+        <w:spacing w:line="240" w:lineRule="auto"/>
         <w:jc w:val="both"/>
-      </w:pPr>
-      <w:r>
         <w:rPr>
           <w:rStyle w:val="s1"/>
-        </w:rPr>
-        <w:t>Sistema de Agendamento de Consultas Médicas – Extensão Acadêmica (2024)</w:t>
+          <w:rFonts w:ascii="Calibri" w:hAnsi="Calibri" w:eastAsia="Calibri" w:cs="Calibri" w:asciiTheme="minorAscii" w:hAnsiTheme="minorAscii" w:eastAsiaTheme="minorAscii" w:cstheme="minorAscii"/>
+          <w:sz w:val="22"/>
+          <w:szCs w:val="22"/>
+          <w:lang w:val="en-US"/>
+        </w:rPr>
+      </w:pPr>
+      <w:r>
+        <w:rPr>
+          <w:rStyle w:val="s1"/>
+          <w:rFonts w:ascii="Calibri" w:hAnsi="Calibri" w:eastAsia="Calibri" w:cs="Calibri" w:asciiTheme="minorAscii" w:hAnsiTheme="minorAscii" w:eastAsiaTheme="minorAscii" w:cstheme="minorAscii"/>
+          <w:sz w:val="22"/>
+          <w:szCs w:val="22"/>
+          <w:lang w:val="en-US"/>
+        </w:rPr>
+        <w:t xml:space="preserve">Sistema de </w:t>
+      </w:r>
+      <w:r>
+        <w:rPr>
+          <w:rStyle w:val="s1"/>
+          <w:rFonts w:ascii="Calibri" w:hAnsi="Calibri" w:eastAsia="Calibri" w:cs="Calibri" w:asciiTheme="minorAscii" w:hAnsiTheme="minorAscii" w:eastAsiaTheme="minorAscii" w:cstheme="minorAscii"/>
+          <w:sz w:val="22"/>
+          <w:szCs w:val="22"/>
+          <w:lang w:val="en-US"/>
+        </w:rPr>
+        <w:t>Agendamento</w:t>
+      </w:r>
+      <w:r>
+        <w:rPr>
+          <w:rStyle w:val="s1"/>
+          <w:rFonts w:ascii="Calibri" w:hAnsi="Calibri" w:eastAsia="Calibri" w:cs="Calibri" w:asciiTheme="minorAscii" w:hAnsiTheme="minorAscii" w:eastAsiaTheme="minorAscii" w:cstheme="minorAscii"/>
+          <w:sz w:val="22"/>
+          <w:szCs w:val="22"/>
+          <w:lang w:val="en-US"/>
+        </w:rPr>
+        <w:t xml:space="preserve"> de </w:t>
+      </w:r>
+      <w:r>
+        <w:rPr>
+          <w:rStyle w:val="s1"/>
+          <w:rFonts w:ascii="Calibri" w:hAnsi="Calibri" w:eastAsia="Calibri" w:cs="Calibri" w:asciiTheme="minorAscii" w:hAnsiTheme="minorAscii" w:eastAsiaTheme="minorAscii" w:cstheme="minorAscii"/>
+          <w:sz w:val="22"/>
+          <w:szCs w:val="22"/>
+          <w:lang w:val="en-US"/>
+        </w:rPr>
+        <w:t>Consultas</w:t>
+      </w:r>
+      <w:r>
+        <w:rPr>
+          <w:rStyle w:val="s1"/>
+          <w:rFonts w:ascii="Calibri" w:hAnsi="Calibri" w:eastAsia="Calibri" w:cs="Calibri" w:asciiTheme="minorAscii" w:hAnsiTheme="minorAscii" w:eastAsiaTheme="minorAscii" w:cstheme="minorAscii"/>
+          <w:sz w:val="22"/>
+          <w:szCs w:val="22"/>
+          <w:lang w:val="en-US"/>
+        </w:rPr>
+        <w:t xml:space="preserve"> </w:t>
+      </w:r>
+      <w:r>
+        <w:rPr>
+          <w:rStyle w:val="s1"/>
+          <w:rFonts w:ascii="Calibri" w:hAnsi="Calibri" w:eastAsia="Calibri" w:cs="Calibri" w:asciiTheme="minorAscii" w:hAnsiTheme="minorAscii" w:eastAsiaTheme="minorAscii" w:cstheme="minorAscii"/>
+          <w:sz w:val="22"/>
+          <w:szCs w:val="22"/>
+          <w:lang w:val="en-US"/>
+        </w:rPr>
+        <w:t>Médicas</w:t>
+      </w:r>
+      <w:r>
+        <w:rPr>
+          <w:rStyle w:val="s1"/>
+          <w:rFonts w:ascii="Calibri" w:hAnsi="Calibri" w:eastAsia="Calibri" w:cs="Calibri" w:asciiTheme="minorAscii" w:hAnsiTheme="minorAscii" w:eastAsiaTheme="minorAscii" w:cstheme="minorAscii"/>
+          <w:sz w:val="22"/>
+          <w:szCs w:val="22"/>
+          <w:lang w:val="en-US"/>
+        </w:rPr>
+        <w:t xml:space="preserve"> – </w:t>
+      </w:r>
+      <w:r>
+        <w:rPr>
+          <w:rStyle w:val="s1"/>
+          <w:rFonts w:ascii="Calibri" w:hAnsi="Calibri" w:eastAsia="Calibri" w:cs="Calibri" w:asciiTheme="minorAscii" w:hAnsiTheme="minorAscii" w:eastAsiaTheme="minorAscii" w:cstheme="minorAscii"/>
+          <w:sz w:val="22"/>
+          <w:szCs w:val="22"/>
+          <w:lang w:val="en-US"/>
+        </w:rPr>
+        <w:t>Extensão</w:t>
+      </w:r>
+      <w:r>
+        <w:rPr>
+          <w:rStyle w:val="s1"/>
+          <w:rFonts w:ascii="Calibri" w:hAnsi="Calibri" w:eastAsia="Calibri" w:cs="Calibri" w:asciiTheme="minorAscii" w:hAnsiTheme="minorAscii" w:eastAsiaTheme="minorAscii" w:cstheme="minorAscii"/>
+          <w:sz w:val="22"/>
+          <w:szCs w:val="22"/>
+          <w:lang w:val="en-US"/>
+        </w:rPr>
+        <w:t xml:space="preserve"> </w:t>
+      </w:r>
+      <w:r>
+        <w:rPr>
+          <w:rStyle w:val="s1"/>
+          <w:rFonts w:ascii="Calibri" w:hAnsi="Calibri" w:eastAsia="Calibri" w:cs="Calibri" w:asciiTheme="minorAscii" w:hAnsiTheme="minorAscii" w:eastAsiaTheme="minorAscii" w:cstheme="minorAscii"/>
+          <w:sz w:val="22"/>
+          <w:szCs w:val="22"/>
+          <w:lang w:val="en-US"/>
+        </w:rPr>
+        <w:t>Acadêmica</w:t>
+      </w:r>
+      <w:r>
+        <w:rPr>
+          <w:rStyle w:val="s1"/>
+          <w:rFonts w:ascii="Calibri" w:hAnsi="Calibri" w:eastAsia="Calibri" w:cs="Calibri" w:asciiTheme="minorAscii" w:hAnsiTheme="minorAscii" w:eastAsiaTheme="minorAscii" w:cstheme="minorAscii"/>
+          <w:sz w:val="22"/>
+          <w:szCs w:val="22"/>
+          <w:lang w:val="en-US"/>
+        </w:rPr>
+        <w:t xml:space="preserve"> (2024)</w:t>
       </w:r>
     </w:p>
     <w:p>
       <w:pPr>
         <w:pStyle w:val="p1"/>
+        <w:spacing w:line="240" w:lineRule="auto"/>
         <w:jc w:val="both"/>
-      </w:pPr>
-      <w:r>
-        <w:rPr>
-          <w:rStyle w:val="s2"/>
-        </w:rPr>
-        <w:t xml:space="preserve">   </w:t>
-      </w:r>
-      <w:r>
-        <w:rPr>
-          <w:rStyle w:val="s2"/>
-        </w:rPr>
-        <w:t>Django e Bootstrap | Login e agendamento com restrições</w:t>
-      </w:r>
+        <w:rPr>
+          <w:rStyle w:val="s2"/>
+          <w:rFonts w:ascii="Calibri" w:hAnsi="Calibri" w:eastAsia="Calibri" w:cs="Calibri" w:asciiTheme="minorAscii" w:hAnsiTheme="minorAscii" w:eastAsiaTheme="minorAscii" w:cstheme="minorAscii"/>
+          <w:sz w:val="22"/>
+          <w:szCs w:val="22"/>
+          <w:lang w:val="pt-BR"/>
+        </w:rPr>
+      </w:pPr>
     </w:p>
     <w:p>
       <w:pPr>
         <w:pStyle w:val="p1"/>
+        <w:spacing w:line="240" w:lineRule="auto"/>
         <w:jc w:val="both"/>
-      </w:pPr>
-      <w:r>
-        <w:rPr>
-          <w:rStyle w:val="s2"/>
-        </w:rPr>
-        <w:t>Integração com Google Maps</w:t>
+        <w:rPr>
+          <w:rStyle w:val="s2"/>
+          <w:rFonts w:ascii="Calibri" w:hAnsi="Calibri" w:eastAsia="Calibri" w:cs="Calibri" w:asciiTheme="minorAscii" w:hAnsiTheme="minorAscii" w:eastAsiaTheme="minorAscii" w:cstheme="minorAscii"/>
+          <w:sz w:val="22"/>
+          <w:szCs w:val="22"/>
+          <w:lang w:val="pt-BR"/>
+        </w:rPr>
+      </w:pPr>
+      <w:r>
+        <w:rPr>
+          <w:rStyle w:val="s2"/>
+          <w:rFonts w:ascii="Calibri" w:hAnsi="Calibri" w:eastAsia="Calibri" w:cs="Calibri" w:asciiTheme="minorAscii" w:hAnsiTheme="minorAscii" w:eastAsiaTheme="minorAscii" w:cstheme="minorAscii"/>
+          <w:sz w:val="22"/>
+          <w:szCs w:val="22"/>
+          <w:lang w:val="pt-BR"/>
+        </w:rPr>
+        <w:t xml:space="preserve">Django e </w:t>
+      </w:r>
+      <w:r>
+        <w:rPr>
+          <w:rStyle w:val="s2"/>
+          <w:rFonts w:ascii="Calibri" w:hAnsi="Calibri" w:eastAsia="Calibri" w:cs="Calibri" w:asciiTheme="minorAscii" w:hAnsiTheme="minorAscii" w:eastAsiaTheme="minorAscii" w:cstheme="minorAscii"/>
+          <w:sz w:val="22"/>
+          <w:szCs w:val="22"/>
+          <w:lang w:val="pt-BR"/>
+        </w:rPr>
+        <w:t>Bootstrap</w:t>
+      </w:r>
+      <w:r>
+        <w:rPr>
+          <w:rStyle w:val="s2"/>
+          <w:rFonts w:ascii="Calibri" w:hAnsi="Calibri" w:eastAsia="Calibri" w:cs="Calibri" w:asciiTheme="minorAscii" w:hAnsiTheme="minorAscii" w:eastAsiaTheme="minorAscii" w:cstheme="minorAscii"/>
+          <w:sz w:val="22"/>
+          <w:szCs w:val="22"/>
+          <w:lang w:val="pt-BR"/>
+        </w:rPr>
+        <w:t xml:space="preserve"> | Login e agendamento com restrições</w:t>
       </w:r>
     </w:p>
     <w:p>
       <w:pPr>
         <w:pStyle w:val="p1"/>
+        <w:spacing w:line="240" w:lineRule="auto"/>
         <w:jc w:val="both"/>
-      </w:pPr>
-      <w:r>
-        <w:rPr>
-          <w:rStyle w:val="s2"/>
-        </w:rPr>
-        <w:t>Foco em acessibilidade: leitura por áudio e navegação facilitada</w:t>
+        <w:rPr>
+          <w:rStyle w:val="s2"/>
+          <w:rFonts w:ascii="Calibri" w:hAnsi="Calibri" w:eastAsia="Calibri" w:cs="Calibri" w:asciiTheme="minorAscii" w:hAnsiTheme="minorAscii" w:eastAsiaTheme="minorAscii" w:cstheme="minorAscii"/>
+          <w:sz w:val="22"/>
+          <w:szCs w:val="22"/>
+          <w:lang w:val="en-US"/>
+        </w:rPr>
+      </w:pPr>
+      <w:r>
+        <w:rPr>
+          <w:rStyle w:val="s2"/>
+          <w:rFonts w:ascii="Calibri" w:hAnsi="Calibri" w:eastAsia="Calibri" w:cs="Calibri" w:asciiTheme="minorAscii" w:hAnsiTheme="minorAscii" w:eastAsiaTheme="minorAscii" w:cstheme="minorAscii"/>
+          <w:b w:val="1"/>
+          <w:bCs w:val="1"/>
+          <w:sz w:val="22"/>
+          <w:szCs w:val="22"/>
+          <w:lang w:val="en-US"/>
+        </w:rPr>
+        <w:t xml:space="preserve">Foco </w:t>
+      </w:r>
+      <w:r>
+        <w:rPr>
+          <w:rStyle w:val="s2"/>
+          <w:rFonts w:ascii="Calibri" w:hAnsi="Calibri" w:eastAsia="Calibri" w:cs="Calibri" w:asciiTheme="minorAscii" w:hAnsiTheme="minorAscii" w:eastAsiaTheme="minorAscii" w:cstheme="minorAscii"/>
+          <w:b w:val="1"/>
+          <w:bCs w:val="1"/>
+          <w:sz w:val="22"/>
+          <w:szCs w:val="22"/>
+          <w:lang w:val="en-US"/>
+        </w:rPr>
+        <w:t>em</w:t>
+      </w:r>
+      <w:r>
+        <w:rPr>
+          <w:rStyle w:val="s2"/>
+          <w:rFonts w:ascii="Calibri" w:hAnsi="Calibri" w:eastAsia="Calibri" w:cs="Calibri" w:asciiTheme="minorAscii" w:hAnsiTheme="minorAscii" w:eastAsiaTheme="minorAscii" w:cstheme="minorAscii"/>
+          <w:b w:val="1"/>
+          <w:bCs w:val="1"/>
+          <w:sz w:val="22"/>
+          <w:szCs w:val="22"/>
+          <w:lang w:val="en-US"/>
+        </w:rPr>
+        <w:t xml:space="preserve"> </w:t>
+      </w:r>
+      <w:r>
+        <w:rPr>
+          <w:rStyle w:val="s2"/>
+          <w:rFonts w:ascii="Calibri" w:hAnsi="Calibri" w:eastAsia="Calibri" w:cs="Calibri" w:asciiTheme="minorAscii" w:hAnsiTheme="minorAscii" w:eastAsiaTheme="minorAscii" w:cstheme="minorAscii"/>
+          <w:b w:val="1"/>
+          <w:bCs w:val="1"/>
+          <w:sz w:val="22"/>
+          <w:szCs w:val="22"/>
+          <w:lang w:val="en-US"/>
+        </w:rPr>
+        <w:t>acessibilidade</w:t>
+      </w:r>
+      <w:r>
+        <w:rPr>
+          <w:rStyle w:val="s2"/>
+          <w:rFonts w:ascii="Calibri" w:hAnsi="Calibri" w:eastAsia="Calibri" w:cs="Calibri" w:asciiTheme="minorAscii" w:hAnsiTheme="minorAscii" w:eastAsiaTheme="minorAscii" w:cstheme="minorAscii"/>
+          <w:b w:val="1"/>
+          <w:bCs w:val="1"/>
+          <w:sz w:val="22"/>
+          <w:szCs w:val="22"/>
+          <w:lang w:val="en-US"/>
+        </w:rPr>
+        <w:t>:</w:t>
+      </w:r>
+      <w:r>
+        <w:rPr>
+          <w:rStyle w:val="s2"/>
+          <w:rFonts w:ascii="Calibri" w:hAnsi="Calibri" w:eastAsia="Calibri" w:cs="Calibri" w:asciiTheme="minorAscii" w:hAnsiTheme="minorAscii" w:eastAsiaTheme="minorAscii" w:cstheme="minorAscii"/>
+          <w:sz w:val="22"/>
+          <w:szCs w:val="22"/>
+          <w:lang w:val="en-US"/>
+        </w:rPr>
+        <w:t xml:space="preserve"> </w:t>
+      </w:r>
+      <w:r>
+        <w:rPr>
+          <w:rStyle w:val="s2"/>
+          <w:rFonts w:ascii="Calibri" w:hAnsi="Calibri" w:eastAsia="Calibri" w:cs="Calibri" w:asciiTheme="minorAscii" w:hAnsiTheme="minorAscii" w:eastAsiaTheme="minorAscii" w:cstheme="minorAscii"/>
+          <w:sz w:val="22"/>
+          <w:szCs w:val="22"/>
+          <w:lang w:val="en-US"/>
+        </w:rPr>
+        <w:t>leitura</w:t>
+      </w:r>
+      <w:r>
+        <w:rPr>
+          <w:rStyle w:val="s2"/>
+          <w:rFonts w:ascii="Calibri" w:hAnsi="Calibri" w:eastAsia="Calibri" w:cs="Calibri" w:asciiTheme="minorAscii" w:hAnsiTheme="minorAscii" w:eastAsiaTheme="minorAscii" w:cstheme="minorAscii"/>
+          <w:sz w:val="22"/>
+          <w:szCs w:val="22"/>
+          <w:lang w:val="en-US"/>
+        </w:rPr>
+        <w:t xml:space="preserve"> </w:t>
+      </w:r>
+      <w:r>
+        <w:rPr>
+          <w:rStyle w:val="s2"/>
+          <w:rFonts w:ascii="Calibri" w:hAnsi="Calibri" w:eastAsia="Calibri" w:cs="Calibri" w:asciiTheme="minorAscii" w:hAnsiTheme="minorAscii" w:eastAsiaTheme="minorAscii" w:cstheme="minorAscii"/>
+          <w:sz w:val="22"/>
+          <w:szCs w:val="22"/>
+          <w:lang w:val="en-US"/>
+        </w:rPr>
+        <w:t>por</w:t>
+      </w:r>
+      <w:r>
+        <w:rPr>
+          <w:rStyle w:val="s2"/>
+          <w:rFonts w:ascii="Calibri" w:hAnsi="Calibri" w:eastAsia="Calibri" w:cs="Calibri" w:asciiTheme="minorAscii" w:hAnsiTheme="minorAscii" w:eastAsiaTheme="minorAscii" w:cstheme="minorAscii"/>
+          <w:sz w:val="22"/>
+          <w:szCs w:val="22"/>
+          <w:lang w:val="en-US"/>
+        </w:rPr>
+        <w:t xml:space="preserve"> </w:t>
+      </w:r>
+      <w:r>
+        <w:rPr>
+          <w:rStyle w:val="s2"/>
+          <w:rFonts w:ascii="Calibri" w:hAnsi="Calibri" w:eastAsia="Calibri" w:cs="Calibri" w:asciiTheme="minorAscii" w:hAnsiTheme="minorAscii" w:eastAsiaTheme="minorAscii" w:cstheme="minorAscii"/>
+          <w:sz w:val="22"/>
+          <w:szCs w:val="22"/>
+          <w:lang w:val="en-US"/>
+        </w:rPr>
+        <w:t>áudio</w:t>
+      </w:r>
+      <w:r>
+        <w:rPr>
+          <w:rStyle w:val="s2"/>
+          <w:rFonts w:ascii="Calibri" w:hAnsi="Calibri" w:eastAsia="Calibri" w:cs="Calibri" w:asciiTheme="minorAscii" w:hAnsiTheme="minorAscii" w:eastAsiaTheme="minorAscii" w:cstheme="minorAscii"/>
+          <w:sz w:val="22"/>
+          <w:szCs w:val="22"/>
+          <w:lang w:val="en-US"/>
+        </w:rPr>
+        <w:t xml:space="preserve"> e </w:t>
+      </w:r>
+      <w:r>
+        <w:rPr>
+          <w:rStyle w:val="s2"/>
+          <w:rFonts w:ascii="Calibri" w:hAnsi="Calibri" w:eastAsia="Calibri" w:cs="Calibri" w:asciiTheme="minorAscii" w:hAnsiTheme="minorAscii" w:eastAsiaTheme="minorAscii" w:cstheme="minorAscii"/>
+          <w:sz w:val="22"/>
+          <w:szCs w:val="22"/>
+          <w:lang w:val="en-US"/>
+        </w:rPr>
+        <w:t>navegação</w:t>
+      </w:r>
+      <w:r>
+        <w:rPr>
+          <w:rStyle w:val="s2"/>
+          <w:rFonts w:ascii="Calibri" w:hAnsi="Calibri" w:eastAsia="Calibri" w:cs="Calibri" w:asciiTheme="minorAscii" w:hAnsiTheme="minorAscii" w:eastAsiaTheme="minorAscii" w:cstheme="minorAscii"/>
+          <w:sz w:val="22"/>
+          <w:szCs w:val="22"/>
+          <w:lang w:val="en-US"/>
+        </w:rPr>
+        <w:t xml:space="preserve"> </w:t>
+      </w:r>
+      <w:r>
+        <w:rPr>
+          <w:rStyle w:val="s2"/>
+          <w:rFonts w:ascii="Calibri" w:hAnsi="Calibri" w:eastAsia="Calibri" w:cs="Calibri" w:asciiTheme="minorAscii" w:hAnsiTheme="minorAscii" w:eastAsiaTheme="minorAscii" w:cstheme="minorAscii"/>
+          <w:sz w:val="22"/>
+          <w:szCs w:val="22"/>
+          <w:lang w:val="en-US"/>
+        </w:rPr>
+        <w:t>facilitada</w:t>
       </w:r>
     </w:p>
     <w:p>
       <w:pPr>
         <w:pStyle w:val="p1"/>
+        <w:spacing w:line="240" w:lineRule="auto"/>
         <w:jc w:val="both"/>
         <w:rPr>
           <w:rStyle w:val="s2"/>
-        </w:rPr>
-      </w:pPr>
-      <w:r>
-        <w:rPr>
-          <w:rStyle w:val="s2"/>
-        </w:rPr>
-        <w:t xml:space="preserve">GitHub: </w:t>
-      </w:r>
-      <w:hyperlink r:id="rId10" w:history="1">
+          <w:rFonts w:ascii="Calibri" w:hAnsi="Calibri" w:eastAsia="Calibri" w:cs="Calibri" w:asciiTheme="minorAscii" w:hAnsiTheme="minorAscii" w:eastAsiaTheme="minorAscii" w:cstheme="minorAscii"/>
+          <w:sz w:val="22"/>
+          <w:szCs w:val="22"/>
+        </w:rPr>
+      </w:pPr>
+      <w:r>
+        <w:rPr>
+          <w:rStyle w:val="s2"/>
+          <w:rFonts w:ascii="Calibri" w:hAnsi="Calibri" w:eastAsia="Calibri" w:cs="Calibri" w:asciiTheme="minorAscii" w:hAnsiTheme="minorAscii" w:eastAsiaTheme="minorAscii" w:cstheme="minorAscii"/>
+          <w:b w:val="1"/>
+          <w:bCs w:val="1"/>
+          <w:sz w:val="22"/>
+          <w:szCs w:val="22"/>
+        </w:rPr>
+        <w:t>GitHub:</w:t>
+      </w:r>
+      <w:r>
+        <w:rPr>
+          <w:rStyle w:val="s2"/>
+          <w:rFonts w:ascii="Calibri" w:hAnsi="Calibri" w:eastAsia="Calibri" w:cs="Calibri" w:asciiTheme="minorAscii" w:hAnsiTheme="minorAscii" w:eastAsiaTheme="minorAscii" w:cstheme="minorAscii"/>
+          <w:sz w:val="22"/>
+          <w:szCs w:val="22"/>
+        </w:rPr>
+        <w:t xml:space="preserve"> </w:t>
+      </w:r>
+      <w:hyperlink r:id="R877815f5443e49fb">
         <w:r>
           <w:rPr>
             <w:rStyle w:val="Hyperlink"/>
+            <w:rFonts w:ascii="Calibri" w:hAnsi="Calibri" w:eastAsia="Calibri" w:cs="Calibri" w:asciiTheme="minorAscii" w:hAnsiTheme="minorAscii" w:eastAsiaTheme="minorAscii" w:cstheme="minorAscii"/>
+            <w:sz w:val="22"/>
+            <w:szCs w:val="22"/>
           </w:rPr>
           <w:t>https://github.com/KaioHerculano/health_in_focus</w:t>
         </w:r>
@@ -930,17 +3785,33 @@
     <w:p>
       <w:pPr>
         <w:pStyle w:val="p1"/>
+        <w:spacing w:line="240" w:lineRule="auto"/>
         <w:jc w:val="both"/>
+        <w:rPr>
+          <w:rFonts w:ascii="Calibri" w:hAnsi="Calibri" w:eastAsia="Calibri" w:cs="Calibri" w:asciiTheme="minorAscii" w:hAnsiTheme="minorAscii" w:eastAsiaTheme="minorAscii" w:cstheme="minorAscii"/>
+          <w:sz w:val="22"/>
+          <w:szCs w:val="22"/>
+        </w:rPr>
       </w:pPr>
     </w:p>
     <w:p>
       <w:pPr>
         <w:pStyle w:val="p1"/>
+        <w:spacing w:line="240" w:lineRule="auto"/>
         <w:jc w:val="both"/>
-      </w:pPr>
-      <w:r>
         <w:rPr>
           <w:rStyle w:val="s1"/>
+          <w:rFonts w:ascii="Calibri" w:hAnsi="Calibri" w:eastAsia="Calibri" w:cs="Calibri" w:asciiTheme="minorAscii" w:hAnsiTheme="minorAscii" w:eastAsiaTheme="minorAscii" w:cstheme="minorAscii"/>
+          <w:sz w:val="22"/>
+          <w:szCs w:val="22"/>
+        </w:rPr>
+      </w:pPr>
+      <w:r>
+        <w:rPr>
+          <w:rStyle w:val="s1"/>
+          <w:rFonts w:ascii="Calibri" w:hAnsi="Calibri" w:eastAsia="Calibri" w:cs="Calibri" w:asciiTheme="minorAscii" w:hAnsiTheme="minorAscii" w:eastAsiaTheme="minorAscii" w:cstheme="minorAscii"/>
+          <w:sz w:val="22"/>
+          <w:szCs w:val="22"/>
         </w:rPr>
         <w:t>E-commerce para Mercados (2024)</w:t>
       </w:r>
@@ -948,51 +3819,203 @@
     <w:p>
       <w:pPr>
         <w:pStyle w:val="p1"/>
+        <w:spacing w:line="240" w:lineRule="auto"/>
         <w:jc w:val="both"/>
-      </w:pPr>
-      <w:r>
-        <w:rPr>
-          <w:rStyle w:val="s2"/>
-        </w:rPr>
-        <w:t xml:space="preserve">   </w:t>
-      </w:r>
-      <w:r>
-        <w:rPr>
-          <w:rStyle w:val="s2"/>
-        </w:rPr>
-        <w:t>Carrinho de compras e envio de pedidos por e-mail e WhatsApp</w:t>
-      </w:r>
+        <w:rPr>
+          <w:rStyle w:val="s2"/>
+          <w:rFonts w:ascii="Calibri" w:hAnsi="Calibri" w:eastAsia="Calibri" w:cs="Calibri" w:asciiTheme="minorAscii" w:hAnsiTheme="minorAscii" w:eastAsiaTheme="minorAscii" w:cstheme="minorAscii"/>
+          <w:sz w:val="22"/>
+          <w:szCs w:val="22"/>
+        </w:rPr>
+      </w:pPr>
     </w:p>
     <w:p>
       <w:pPr>
         <w:pStyle w:val="p1"/>
+        <w:spacing w:line="240" w:lineRule="auto"/>
         <w:jc w:val="both"/>
-      </w:pPr>
-      <w:r>
-        <w:rPr>
-          <w:rStyle w:val="s2"/>
-        </w:rPr>
-        <w:t>Checkout simples e intuitivo</w:t>
+        <w:rPr>
+          <w:rStyle w:val="s2"/>
+          <w:rFonts w:ascii="Calibri" w:hAnsi="Calibri" w:eastAsia="Calibri" w:cs="Calibri" w:asciiTheme="minorAscii" w:hAnsiTheme="minorAscii" w:eastAsiaTheme="minorAscii" w:cstheme="minorAscii"/>
+          <w:sz w:val="22"/>
+          <w:szCs w:val="22"/>
+          <w:lang w:val="en-US"/>
+        </w:rPr>
+      </w:pPr>
+      <w:r>
+        <w:rPr>
+          <w:rStyle w:val="s2"/>
+          <w:rFonts w:ascii="Calibri" w:hAnsi="Calibri" w:eastAsia="Calibri" w:cs="Calibri" w:asciiTheme="minorAscii" w:hAnsiTheme="minorAscii" w:eastAsiaTheme="minorAscii" w:cstheme="minorAscii"/>
+          <w:sz w:val="22"/>
+          <w:szCs w:val="22"/>
+          <w:lang w:val="en-US"/>
+        </w:rPr>
+        <w:t>Carrinho</w:t>
+      </w:r>
+      <w:r>
+        <w:rPr>
+          <w:rStyle w:val="s2"/>
+          <w:rFonts w:ascii="Calibri" w:hAnsi="Calibri" w:eastAsia="Calibri" w:cs="Calibri" w:asciiTheme="minorAscii" w:hAnsiTheme="minorAscii" w:eastAsiaTheme="minorAscii" w:cstheme="minorAscii"/>
+          <w:sz w:val="22"/>
+          <w:szCs w:val="22"/>
+          <w:lang w:val="en-US"/>
+        </w:rPr>
+        <w:t xml:space="preserve"> de </w:t>
+      </w:r>
+      <w:r>
+        <w:rPr>
+          <w:rStyle w:val="s2"/>
+          <w:rFonts w:ascii="Calibri" w:hAnsi="Calibri" w:eastAsia="Calibri" w:cs="Calibri" w:asciiTheme="minorAscii" w:hAnsiTheme="minorAscii" w:eastAsiaTheme="minorAscii" w:cstheme="minorAscii"/>
+          <w:sz w:val="22"/>
+          <w:szCs w:val="22"/>
+          <w:lang w:val="en-US"/>
+        </w:rPr>
+        <w:t>compras</w:t>
+      </w:r>
+      <w:r>
+        <w:rPr>
+          <w:rStyle w:val="s2"/>
+          <w:rFonts w:ascii="Calibri" w:hAnsi="Calibri" w:eastAsia="Calibri" w:cs="Calibri" w:asciiTheme="minorAscii" w:hAnsiTheme="minorAscii" w:eastAsiaTheme="minorAscii" w:cstheme="minorAscii"/>
+          <w:sz w:val="22"/>
+          <w:szCs w:val="22"/>
+          <w:lang w:val="en-US"/>
+        </w:rPr>
+        <w:t xml:space="preserve"> e </w:t>
+      </w:r>
+      <w:r>
+        <w:rPr>
+          <w:rStyle w:val="s2"/>
+          <w:rFonts w:ascii="Calibri" w:hAnsi="Calibri" w:eastAsia="Calibri" w:cs="Calibri" w:asciiTheme="minorAscii" w:hAnsiTheme="minorAscii" w:eastAsiaTheme="minorAscii" w:cstheme="minorAscii"/>
+          <w:sz w:val="22"/>
+          <w:szCs w:val="22"/>
+          <w:lang w:val="en-US"/>
+        </w:rPr>
+        <w:t>envio</w:t>
+      </w:r>
+      <w:r>
+        <w:rPr>
+          <w:rStyle w:val="s2"/>
+          <w:rFonts w:ascii="Calibri" w:hAnsi="Calibri" w:eastAsia="Calibri" w:cs="Calibri" w:asciiTheme="minorAscii" w:hAnsiTheme="minorAscii" w:eastAsiaTheme="minorAscii" w:cstheme="minorAscii"/>
+          <w:sz w:val="22"/>
+          <w:szCs w:val="22"/>
+          <w:lang w:val="en-US"/>
+        </w:rPr>
+        <w:t xml:space="preserve"> de </w:t>
+      </w:r>
+      <w:r>
+        <w:rPr>
+          <w:rStyle w:val="s2"/>
+          <w:rFonts w:ascii="Calibri" w:hAnsi="Calibri" w:eastAsia="Calibri" w:cs="Calibri" w:asciiTheme="minorAscii" w:hAnsiTheme="minorAscii" w:eastAsiaTheme="minorAscii" w:cstheme="minorAscii"/>
+          <w:sz w:val="22"/>
+          <w:szCs w:val="22"/>
+          <w:lang w:val="en-US"/>
+        </w:rPr>
+        <w:t>pedidos</w:t>
+      </w:r>
+      <w:r>
+        <w:rPr>
+          <w:rStyle w:val="s2"/>
+          <w:rFonts w:ascii="Calibri" w:hAnsi="Calibri" w:eastAsia="Calibri" w:cs="Calibri" w:asciiTheme="minorAscii" w:hAnsiTheme="minorAscii" w:eastAsiaTheme="minorAscii" w:cstheme="minorAscii"/>
+          <w:sz w:val="22"/>
+          <w:szCs w:val="22"/>
+          <w:lang w:val="en-US"/>
+        </w:rPr>
+        <w:t xml:space="preserve"> </w:t>
+      </w:r>
+      <w:r>
+        <w:rPr>
+          <w:rStyle w:val="s2"/>
+          <w:rFonts w:ascii="Calibri" w:hAnsi="Calibri" w:eastAsia="Calibri" w:cs="Calibri" w:asciiTheme="minorAscii" w:hAnsiTheme="minorAscii" w:eastAsiaTheme="minorAscii" w:cstheme="minorAscii"/>
+          <w:sz w:val="22"/>
+          <w:szCs w:val="22"/>
+          <w:lang w:val="en-US"/>
+        </w:rPr>
+        <w:t>por</w:t>
+      </w:r>
+      <w:r>
+        <w:rPr>
+          <w:rStyle w:val="s2"/>
+          <w:rFonts w:ascii="Calibri" w:hAnsi="Calibri" w:eastAsia="Calibri" w:cs="Calibri" w:asciiTheme="minorAscii" w:hAnsiTheme="minorAscii" w:eastAsiaTheme="minorAscii" w:cstheme="minorAscii"/>
+          <w:sz w:val="22"/>
+          <w:szCs w:val="22"/>
+          <w:lang w:val="en-US"/>
+        </w:rPr>
+        <w:t xml:space="preserve"> e-mail e WhatsApp</w:t>
       </w:r>
     </w:p>
     <w:p>
       <w:pPr>
         <w:pStyle w:val="p1"/>
+        <w:spacing w:line="240" w:lineRule="auto"/>
         <w:jc w:val="both"/>
         <w:rPr>
           <w:rStyle w:val="s2"/>
-        </w:rPr>
-      </w:pPr>
-      <w:r>
-        <w:rPr>
-          <w:rStyle w:val="s2"/>
-        </w:rPr>
-        <w:t xml:space="preserve">GitHub: </w:t>
-      </w:r>
-      <w:hyperlink r:id="rId11" w:history="1">
+          <w:rFonts w:ascii="Calibri" w:hAnsi="Calibri" w:eastAsia="Calibri" w:cs="Calibri" w:asciiTheme="minorAscii" w:hAnsiTheme="minorAscii" w:eastAsiaTheme="minorAscii" w:cstheme="minorAscii"/>
+          <w:sz w:val="22"/>
+          <w:szCs w:val="22"/>
+          <w:lang w:val="en-US"/>
+        </w:rPr>
+      </w:pPr>
+      <w:r>
+        <w:rPr>
+          <w:rStyle w:val="s2"/>
+          <w:rFonts w:ascii="Calibri" w:hAnsi="Calibri" w:eastAsia="Calibri" w:cs="Calibri" w:asciiTheme="minorAscii" w:hAnsiTheme="minorAscii" w:eastAsiaTheme="minorAscii" w:cstheme="minorAscii"/>
+          <w:sz w:val="22"/>
+          <w:szCs w:val="22"/>
+          <w:lang w:val="en-US"/>
+        </w:rPr>
+        <w:t xml:space="preserve">Checkout simples e </w:t>
+      </w:r>
+      <w:r>
+        <w:rPr>
+          <w:rStyle w:val="s2"/>
+          <w:rFonts w:ascii="Calibri" w:hAnsi="Calibri" w:eastAsia="Calibri" w:cs="Calibri" w:asciiTheme="minorAscii" w:hAnsiTheme="minorAscii" w:eastAsiaTheme="minorAscii" w:cstheme="minorAscii"/>
+          <w:sz w:val="22"/>
+          <w:szCs w:val="22"/>
+          <w:lang w:val="en-US"/>
+        </w:rPr>
+        <w:t>intuitivo</w:t>
+      </w:r>
+    </w:p>
+    <w:p>
+      <w:pPr>
+        <w:pStyle w:val="p1"/>
+        <w:spacing w:line="240" w:lineRule="auto"/>
+        <w:jc w:val="both"/>
+        <w:rPr>
+          <w:rStyle w:val="s2"/>
+          <w:rFonts w:ascii="Calibri" w:hAnsi="Calibri" w:eastAsia="Calibri" w:cs="Calibri" w:asciiTheme="minorAscii" w:hAnsiTheme="minorAscii" w:eastAsiaTheme="minorAscii" w:cstheme="minorAscii"/>
+          <w:sz w:val="22"/>
+          <w:szCs w:val="22"/>
+        </w:rPr>
+      </w:pPr>
+      <w:r>
+        <w:rPr>
+          <w:rStyle w:val="s2"/>
+          <w:rFonts w:ascii="Calibri" w:hAnsi="Calibri" w:eastAsia="Calibri" w:cs="Calibri" w:asciiTheme="minorAscii" w:hAnsiTheme="minorAscii" w:eastAsiaTheme="minorAscii" w:cstheme="minorAscii"/>
+          <w:b w:val="1"/>
+          <w:bCs w:val="1"/>
+          <w:sz w:val="22"/>
+          <w:szCs w:val="22"/>
+        </w:rPr>
+        <w:t>GitHub:</w:t>
+      </w:r>
+      <w:r>
+        <w:rPr>
+          <w:rStyle w:val="s2"/>
+          <w:rFonts w:ascii="Calibri" w:hAnsi="Calibri" w:eastAsia="Calibri" w:cs="Calibri" w:asciiTheme="minorAscii" w:hAnsiTheme="minorAscii" w:eastAsiaTheme="minorAscii" w:cstheme="minorAscii"/>
+          <w:sz w:val="22"/>
+          <w:szCs w:val="22"/>
+        </w:rPr>
+        <w:t xml:space="preserve"> </w:t>
+      </w:r>
+      <w:hyperlink r:id="R32f64662014e4bf1">
         <w:r>
           <w:rPr>
             <w:rStyle w:val="Hyperlink"/>
+            <w:rFonts w:ascii="Calibri" w:hAnsi="Calibri" w:eastAsia="Calibri" w:cs="Calibri" w:asciiTheme="minorAscii" w:hAnsiTheme="minorAscii" w:eastAsiaTheme="minorAscii" w:cstheme="minorAscii"/>
+            <w:sz w:val="22"/>
+            <w:szCs w:val="22"/>
           </w:rPr>
           <w:t>https://github.com/KaioHerculano/web_shop</w:t>
         </w:r>
@@ -1001,111 +4024,244 @@
     <w:p>
       <w:pPr>
         <w:pStyle w:val="p1"/>
+        <w:spacing w:line="240" w:lineRule="auto"/>
         <w:jc w:val="both"/>
+        <w:rPr>
+          <w:rFonts w:ascii="Calibri" w:hAnsi="Calibri" w:eastAsia="Calibri" w:cs="Calibri" w:asciiTheme="minorAscii" w:hAnsiTheme="minorAscii" w:eastAsiaTheme="minorAscii" w:cstheme="minorAscii"/>
+          <w:sz w:val="22"/>
+          <w:szCs w:val="22"/>
+        </w:rPr>
       </w:pPr>
     </w:p>
     <w:p>
       <w:pPr>
         <w:pStyle w:val="p1"/>
+        <w:spacing w:line="240" w:lineRule="auto"/>
         <w:jc w:val="both"/>
         <w:rPr>
           <w:rStyle w:val="s1"/>
+          <w:rFonts w:ascii="Calibri" w:hAnsi="Calibri" w:eastAsia="Calibri" w:cs="Calibri" w:asciiTheme="minorAscii" w:hAnsiTheme="minorAscii" w:eastAsiaTheme="minorAscii" w:cstheme="minorAscii"/>
+          <w:sz w:val="22"/>
+          <w:szCs w:val="22"/>
+          <w:lang w:val="pt-BR"/>
         </w:rPr>
       </w:pPr>
       <w:r>
         <w:rPr>
           <w:rStyle w:val="s1"/>
-        </w:rPr>
-        <w:t>Chatbot WhatsApp Automatizado (2025)</w:t>
+          <w:rFonts w:ascii="Calibri" w:hAnsi="Calibri" w:eastAsia="Calibri" w:cs="Calibri" w:asciiTheme="minorAscii" w:hAnsiTheme="minorAscii" w:eastAsiaTheme="minorAscii" w:cstheme="minorAscii"/>
+          <w:sz w:val="22"/>
+          <w:szCs w:val="22"/>
+          <w:lang w:val="pt-BR"/>
+        </w:rPr>
+        <w:t xml:space="preserve">API </w:t>
+      </w:r>
+      <w:r>
+        <w:rPr>
+          <w:rStyle w:val="s1"/>
+          <w:rFonts w:ascii="Calibri" w:hAnsi="Calibri" w:eastAsia="Calibri" w:cs="Calibri" w:asciiTheme="minorAscii" w:hAnsiTheme="minorAscii" w:eastAsiaTheme="minorAscii" w:cstheme="minorAscii"/>
+          <w:sz w:val="22"/>
+          <w:szCs w:val="22"/>
+          <w:lang w:val="pt-BR"/>
+        </w:rPr>
+        <w:t>RESTful</w:t>
+      </w:r>
+      <w:r>
+        <w:rPr>
+          <w:rStyle w:val="s1"/>
+          <w:rFonts w:ascii="Calibri" w:hAnsi="Calibri" w:eastAsia="Calibri" w:cs="Calibri" w:asciiTheme="minorAscii" w:hAnsiTheme="minorAscii" w:eastAsiaTheme="minorAscii" w:cstheme="minorAscii"/>
+          <w:sz w:val="22"/>
+          <w:szCs w:val="22"/>
+          <w:lang w:val="pt-BR"/>
+        </w:rPr>
+        <w:t xml:space="preserve"> de Estudos e Hábitos (2025)</w:t>
       </w:r>
     </w:p>
     <w:p>
       <w:pPr>
         <w:pStyle w:val="p1"/>
+        <w:spacing w:line="240" w:lineRule="auto"/>
         <w:jc w:val="both"/>
-      </w:pPr>
-      <w:r>
-        <w:rPr>
-          <w:rStyle w:val="s1"/>
-        </w:rPr>
-        <w:t xml:space="preserve">   </w:t>
-      </w:r>
-      <w:r>
-        <w:rPr>
-          <w:rStyle w:val="s2"/>
-        </w:rPr>
-        <w:t>Bot em Python com leitura automática de mensagens</w:t>
-      </w:r>
+        <w:rPr>
+          <w:rStyle w:val="s2"/>
+          <w:rFonts w:ascii="Calibri" w:hAnsi="Calibri" w:eastAsia="Calibri" w:cs="Calibri" w:asciiTheme="minorAscii" w:hAnsiTheme="minorAscii" w:eastAsiaTheme="minorAscii" w:cstheme="minorAscii"/>
+          <w:sz w:val="22"/>
+          <w:szCs w:val="22"/>
+        </w:rPr>
+      </w:pPr>
     </w:p>
     <w:p>
       <w:pPr>
         <w:pStyle w:val="p1"/>
+        <w:spacing w:line="240" w:lineRule="auto"/>
         <w:jc w:val="both"/>
         <w:rPr>
           <w:rStyle w:val="s2"/>
-        </w:rPr>
-      </w:pPr>
-      <w:r>
-        <w:rPr>
-          <w:rStyle w:val="s2"/>
-        </w:rPr>
-        <w:t>Respostas pré-definidas, geração de QR Code e integração futura com IA</w:t>
+          <w:rFonts w:ascii="Calibri" w:hAnsi="Calibri" w:eastAsia="Calibri" w:cs="Calibri" w:asciiTheme="minorAscii" w:hAnsiTheme="minorAscii" w:eastAsiaTheme="minorAscii" w:cstheme="minorAscii"/>
+          <w:sz w:val="22"/>
+          <w:szCs w:val="22"/>
+          <w:lang w:val="en-US"/>
+        </w:rPr>
+      </w:pPr>
+      <w:r>
+        <w:rPr>
+          <w:rStyle w:val="s2"/>
+          <w:rFonts w:ascii="Calibri" w:hAnsi="Calibri" w:eastAsia="Calibri" w:cs="Calibri" w:asciiTheme="minorAscii" w:hAnsiTheme="minorAscii" w:eastAsiaTheme="minorAscii" w:cstheme="minorAscii"/>
+          <w:sz w:val="22"/>
+          <w:szCs w:val="22"/>
+          <w:lang w:val="en-US"/>
+        </w:rPr>
+        <w:t>Métricas</w:t>
+      </w:r>
+      <w:r>
+        <w:rPr>
+          <w:rStyle w:val="s2"/>
+          <w:rFonts w:ascii="Calibri" w:hAnsi="Calibri" w:eastAsia="Calibri" w:cs="Calibri" w:asciiTheme="minorAscii" w:hAnsiTheme="minorAscii" w:eastAsiaTheme="minorAscii" w:cstheme="minorAscii"/>
+          <w:sz w:val="22"/>
+          <w:szCs w:val="22"/>
+          <w:lang w:val="en-US"/>
+        </w:rPr>
+        <w:t xml:space="preserve"> </w:t>
+      </w:r>
+      <w:r>
+        <w:rPr>
+          <w:rStyle w:val="s2"/>
+          <w:rFonts w:ascii="Calibri" w:hAnsi="Calibri" w:eastAsia="Calibri" w:cs="Calibri" w:asciiTheme="minorAscii" w:hAnsiTheme="minorAscii" w:eastAsiaTheme="minorAscii" w:cstheme="minorAscii"/>
+          <w:sz w:val="22"/>
+          <w:szCs w:val="22"/>
+          <w:lang w:val="en-US"/>
+        </w:rPr>
+        <w:t>semanais</w:t>
+      </w:r>
+      <w:r>
+        <w:rPr>
+          <w:rStyle w:val="s2"/>
+          <w:rFonts w:ascii="Calibri" w:hAnsi="Calibri" w:eastAsia="Calibri" w:cs="Calibri" w:asciiTheme="minorAscii" w:hAnsiTheme="minorAscii" w:eastAsiaTheme="minorAscii" w:cstheme="minorAscii"/>
+          <w:sz w:val="22"/>
+          <w:szCs w:val="22"/>
+          <w:lang w:val="en-US"/>
+        </w:rPr>
+        <w:t xml:space="preserve">, </w:t>
+      </w:r>
+      <w:r>
+        <w:rPr>
+          <w:rStyle w:val="s2"/>
+          <w:rFonts w:ascii="Calibri" w:hAnsi="Calibri" w:eastAsia="Calibri" w:cs="Calibri" w:asciiTheme="minorAscii" w:hAnsiTheme="minorAscii" w:eastAsiaTheme="minorAscii" w:cstheme="minorAscii"/>
+          <w:sz w:val="22"/>
+          <w:szCs w:val="22"/>
+          <w:lang w:val="en-US"/>
+        </w:rPr>
+        <w:t>mensais</w:t>
+      </w:r>
+      <w:r>
+        <w:rPr>
+          <w:rStyle w:val="s2"/>
+          <w:rFonts w:ascii="Calibri" w:hAnsi="Calibri" w:eastAsia="Calibri" w:cs="Calibri" w:asciiTheme="minorAscii" w:hAnsiTheme="minorAscii" w:eastAsiaTheme="minorAscii" w:cstheme="minorAscii"/>
+          <w:sz w:val="22"/>
+          <w:szCs w:val="22"/>
+          <w:lang w:val="en-US"/>
+        </w:rPr>
+        <w:t xml:space="preserve"> e </w:t>
+      </w:r>
+      <w:r>
+        <w:rPr>
+          <w:rStyle w:val="s2"/>
+          <w:rFonts w:ascii="Calibri" w:hAnsi="Calibri" w:eastAsia="Calibri" w:cs="Calibri" w:asciiTheme="minorAscii" w:hAnsiTheme="minorAscii" w:eastAsiaTheme="minorAscii" w:cstheme="minorAscii"/>
+          <w:sz w:val="22"/>
+          <w:szCs w:val="22"/>
+          <w:lang w:val="en-US"/>
+        </w:rPr>
+        <w:t>anuais</w:t>
+      </w:r>
+      <w:r>
+        <w:rPr>
+          <w:rStyle w:val="s2"/>
+          <w:rFonts w:ascii="Calibri" w:hAnsi="Calibri" w:eastAsia="Calibri" w:cs="Calibri" w:asciiTheme="minorAscii" w:hAnsiTheme="minorAscii" w:eastAsiaTheme="minorAscii" w:cstheme="minorAscii"/>
+          <w:sz w:val="22"/>
+          <w:szCs w:val="22"/>
+          <w:lang w:val="en-US"/>
+        </w:rPr>
+        <w:t xml:space="preserve"> com </w:t>
+      </w:r>
+      <w:r>
+        <w:rPr>
+          <w:rStyle w:val="s2"/>
+          <w:rFonts w:ascii="Calibri" w:hAnsi="Calibri" w:eastAsia="Calibri" w:cs="Calibri" w:asciiTheme="minorAscii" w:hAnsiTheme="minorAscii" w:eastAsiaTheme="minorAscii" w:cstheme="minorAscii"/>
+          <w:sz w:val="22"/>
+          <w:szCs w:val="22"/>
+          <w:lang w:val="en-US"/>
+        </w:rPr>
+        <w:t>visualização</w:t>
+      </w:r>
+      <w:r>
+        <w:rPr>
+          <w:rStyle w:val="s2"/>
+          <w:rFonts w:ascii="Calibri" w:hAnsi="Calibri" w:eastAsia="Calibri" w:cs="Calibri" w:asciiTheme="minorAscii" w:hAnsiTheme="minorAscii" w:eastAsiaTheme="minorAscii" w:cstheme="minorAscii"/>
+          <w:sz w:val="22"/>
+          <w:szCs w:val="22"/>
+          <w:lang w:val="en-US"/>
+        </w:rPr>
+        <w:t xml:space="preserve"> </w:t>
+      </w:r>
+      <w:r>
+        <w:rPr>
+          <w:rStyle w:val="s2"/>
+          <w:rFonts w:ascii="Calibri" w:hAnsi="Calibri" w:eastAsia="Calibri" w:cs="Calibri" w:asciiTheme="minorAscii" w:hAnsiTheme="minorAscii" w:eastAsiaTheme="minorAscii" w:cstheme="minorAscii"/>
+          <w:sz w:val="22"/>
+          <w:szCs w:val="22"/>
+          <w:lang w:val="en-US"/>
+        </w:rPr>
+        <w:t>em</w:t>
+      </w:r>
+      <w:r>
+        <w:rPr>
+          <w:rStyle w:val="s2"/>
+          <w:rFonts w:ascii="Calibri" w:hAnsi="Calibri" w:eastAsia="Calibri" w:cs="Calibri" w:asciiTheme="minorAscii" w:hAnsiTheme="minorAscii" w:eastAsiaTheme="minorAscii" w:cstheme="minorAscii"/>
+          <w:sz w:val="22"/>
+          <w:szCs w:val="22"/>
+          <w:lang w:val="en-US"/>
+        </w:rPr>
+        <w:t xml:space="preserve"> Chart.js</w:t>
       </w:r>
     </w:p>
     <w:p>
       <w:pPr>
         <w:pStyle w:val="p1"/>
+        <w:spacing w:line="240" w:lineRule="auto"/>
         <w:jc w:val="both"/>
-      </w:pPr>
-    </w:p>
-    <w:p>
-      <w:pPr>
-        <w:pStyle w:val="p1"/>
-        <w:jc w:val="both"/>
-      </w:pPr>
-      <w:r>
-        <w:rPr>
-          <w:rStyle w:val="s1"/>
-        </w:rPr>
-        <w:t>API RESTful de Estudos e Hábitos (2025)</w:t>
-      </w:r>
-    </w:p>
-    <w:p>
-      <w:pPr>
-        <w:pStyle w:val="p1"/>
-        <w:jc w:val="both"/>
-      </w:pPr>
-      <w:r>
-        <w:rPr>
-          <w:rStyle w:val="s2"/>
-        </w:rPr>
-        <w:t xml:space="preserve">   </w:t>
-      </w:r>
-      <w:r>
-        <w:rPr>
-          <w:rStyle w:val="s2"/>
-        </w:rPr>
-        <w:t>Métricas semanais, mensais e anuais com visualização em Chart.js</w:t>
-      </w:r>
-    </w:p>
-    <w:p>
-      <w:pPr>
-        <w:pStyle w:val="p1"/>
-        <w:jc w:val="both"/>
-        <w:rPr>
-          <w:rStyle w:val="s2"/>
-        </w:rPr>
-      </w:pPr>
-      <w:r>
-        <w:rPr>
-          <w:rStyle w:val="s2"/>
-        </w:rPr>
-        <w:t xml:space="preserve">GitHub: </w:t>
-      </w:r>
-      <w:hyperlink r:id="rId12" w:history="1">
+        <w:rPr>
+          <w:rFonts w:ascii="Calibri" w:hAnsi="Calibri" w:eastAsia="Calibri" w:cs="Calibri" w:asciiTheme="minorAscii" w:hAnsiTheme="minorAscii" w:eastAsiaTheme="minorAscii" w:cstheme="minorAscii"/>
+          <w:sz w:val="22"/>
+          <w:szCs w:val="22"/>
+        </w:rPr>
+      </w:pPr>
+      <w:r>
+        <w:rPr>
+          <w:rStyle w:val="s2"/>
+          <w:rFonts w:ascii="Calibri" w:hAnsi="Calibri" w:eastAsia="Calibri" w:cs="Calibri" w:asciiTheme="minorAscii" w:hAnsiTheme="minorAscii" w:eastAsiaTheme="minorAscii" w:cstheme="minorAscii"/>
+          <w:b w:val="1"/>
+          <w:bCs w:val="1"/>
+          <w:sz w:val="22"/>
+          <w:szCs w:val="22"/>
+        </w:rPr>
+        <w:t>GitHub:</w:t>
+      </w:r>
+      <w:r>
+        <w:rPr>
+          <w:rStyle w:val="s2"/>
+          <w:rFonts w:ascii="Calibri" w:hAnsi="Calibri" w:eastAsia="Calibri" w:cs="Calibri" w:asciiTheme="minorAscii" w:hAnsiTheme="minorAscii" w:eastAsiaTheme="minorAscii" w:cstheme="minorAscii"/>
+          <w:sz w:val="22"/>
+          <w:szCs w:val="22"/>
+        </w:rPr>
+        <w:t xml:space="preserve"> </w:t>
+      </w:r>
+      <w:hyperlink r:id="Re9a5760faaef47d4">
         <w:r>
           <w:rPr>
             <w:rStyle w:val="Hyperlink"/>
+            <w:rFonts w:ascii="Calibri" w:hAnsi="Calibri" w:eastAsia="Calibri" w:cs="Calibri" w:asciiTheme="minorAscii" w:hAnsiTheme="minorAscii" w:eastAsiaTheme="minorAscii" w:cstheme="minorAscii"/>
+            <w:sz w:val="22"/>
+            <w:szCs w:val="22"/>
           </w:rPr>
           <w:t>https://github.com/KaioHerculano/daily_task</w:t>
         </w:r>
@@ -1114,31 +4270,70 @@
     <w:p>
       <w:pPr>
         <w:pStyle w:val="p1"/>
+        <w:spacing w:line="240" w:lineRule="auto"/>
         <w:jc w:val="both"/>
+        <w:rPr>
+          <w:rFonts w:ascii="Calibri" w:hAnsi="Calibri" w:eastAsia="Calibri" w:cs="Calibri" w:asciiTheme="minorAscii" w:hAnsiTheme="minorAscii" w:eastAsiaTheme="minorAscii" w:cstheme="minorAscii"/>
+          <w:sz w:val="22"/>
+          <w:szCs w:val="22"/>
+        </w:rPr>
       </w:pPr>
     </w:p>
     <w:p>
       <w:pPr>
         <w:pStyle w:val="p1"/>
+        <w:spacing w:line="240" w:lineRule="auto"/>
         <w:jc w:val="both"/>
         <w:rPr>
           <w:rStyle w:val="s1"/>
+          <w:rFonts w:ascii="Calibri" w:hAnsi="Calibri" w:eastAsia="Calibri" w:cs="Calibri" w:asciiTheme="minorAscii" w:hAnsiTheme="minorAscii" w:eastAsiaTheme="minorAscii" w:cstheme="minorAscii"/>
+          <w:sz w:val="22"/>
+          <w:szCs w:val="22"/>
+          <w:lang w:val="en-US"/>
         </w:rPr>
       </w:pPr>
       <w:r>
         <w:rPr>
           <w:rStyle w:val="s1"/>
-        </w:rPr>
-        <w:t>Cursos e Certificações</w:t>
+          <w:rFonts w:ascii="Calibri" w:hAnsi="Calibri" w:eastAsia="Calibri" w:cs="Calibri" w:asciiTheme="minorAscii" w:hAnsiTheme="minorAscii" w:eastAsiaTheme="minorAscii" w:cstheme="minorAscii"/>
+          <w:sz w:val="22"/>
+          <w:szCs w:val="22"/>
+          <w:lang w:val="en-US"/>
+        </w:rPr>
+        <w:t>Cursos</w:t>
+      </w:r>
+      <w:r>
+        <w:rPr>
+          <w:rStyle w:val="s1"/>
+          <w:rFonts w:ascii="Calibri" w:hAnsi="Calibri" w:eastAsia="Calibri" w:cs="Calibri" w:asciiTheme="minorAscii" w:hAnsiTheme="minorAscii" w:eastAsiaTheme="minorAscii" w:cstheme="minorAscii"/>
+          <w:sz w:val="22"/>
+          <w:szCs w:val="22"/>
+          <w:lang w:val="en-US"/>
+        </w:rPr>
+        <w:t xml:space="preserve"> e </w:t>
+      </w:r>
+      <w:r>
+        <w:rPr>
+          <w:rStyle w:val="s1"/>
+          <w:rFonts w:ascii="Calibri" w:hAnsi="Calibri" w:eastAsia="Calibri" w:cs="Calibri" w:asciiTheme="minorAscii" w:hAnsiTheme="minorAscii" w:eastAsiaTheme="minorAscii" w:cstheme="minorAscii"/>
+          <w:sz w:val="22"/>
+          <w:szCs w:val="22"/>
+          <w:lang w:val="en-US"/>
+        </w:rPr>
+        <w:t>Certificações</w:t>
       </w:r>
     </w:p>
     <w:p>
       <w:pPr>
         <w:pStyle w:val="p1"/>
+        <w:spacing w:line="240" w:lineRule="auto"/>
         <w:jc w:val="both"/>
         <w:rPr>
-          <w:b/>
-          <w:bCs/>
+          <w:rFonts w:ascii="Calibri" w:hAnsi="Calibri" w:eastAsia="Calibri" w:cs="Calibri" w:asciiTheme="minorAscii" w:hAnsiTheme="minorAscii" w:eastAsiaTheme="minorAscii" w:cstheme="minorAscii"/>
+          <w:b w:val="1"/>
+          <w:bCs w:val="1"/>
+          <w:sz w:val="22"/>
+          <w:szCs w:val="22"/>
         </w:rPr>
       </w:pPr>
     </w:p>
@@ -1149,13 +4344,45 @@
           <w:ilvl w:val="0"/>
           <w:numId w:val="3"/>
         </w:numPr>
+        <w:spacing w:line="240" w:lineRule="auto"/>
         <w:jc w:val="both"/>
-      </w:pPr>
-      <w:r>
-        <w:rPr>
-          <w:rStyle w:val="s2"/>
-        </w:rPr>
-        <w:t>Aplicação Web com Python e Django – Django Master (2024)</w:t>
+        <w:rPr>
+          <w:rStyle w:val="s2"/>
+          <w:rFonts w:ascii="Calibri" w:hAnsi="Calibri" w:eastAsia="Calibri" w:cs="Calibri" w:asciiTheme="minorAscii" w:hAnsiTheme="minorAscii" w:eastAsiaTheme="minorAscii" w:cstheme="minorAscii"/>
+          <w:sz w:val="22"/>
+          <w:szCs w:val="22"/>
+          <w:lang w:val="pt-BR"/>
+        </w:rPr>
+      </w:pPr>
+      <w:r>
+        <w:rPr>
+          <w:rStyle w:val="s2"/>
+          <w:rFonts w:ascii="Calibri" w:hAnsi="Calibri" w:eastAsia="Calibri" w:cs="Calibri" w:asciiTheme="minorAscii" w:hAnsiTheme="minorAscii" w:eastAsiaTheme="minorAscii" w:cstheme="minorAscii"/>
+          <w:sz w:val="22"/>
+          <w:szCs w:val="22"/>
+          <w:lang w:val="pt-BR"/>
+        </w:rPr>
+        <w:t xml:space="preserve">Lógica de programação e algoritmos com Python – </w:t>
+      </w:r>
+      <w:r>
+        <w:rPr>
+          <w:rStyle w:val="s2"/>
+          <w:rFonts w:ascii="Calibri" w:hAnsi="Calibri" w:eastAsia="Calibri" w:cs="Calibri" w:asciiTheme="minorAscii" w:hAnsiTheme="minorAscii" w:eastAsiaTheme="minorAscii" w:cstheme="minorAscii"/>
+          <w:sz w:val="22"/>
+          <w:szCs w:val="22"/>
+          <w:lang w:val="pt-BR"/>
+        </w:rPr>
+        <w:t>Logic</w:t>
+      </w:r>
+      <w:r>
+        <w:rPr>
+          <w:rStyle w:val="s2"/>
+          <w:rFonts w:ascii="Calibri" w:hAnsi="Calibri" w:eastAsia="Calibri" w:cs="Calibri" w:asciiTheme="minorAscii" w:hAnsiTheme="minorAscii" w:eastAsiaTheme="minorAscii" w:cstheme="minorAscii"/>
+          <w:sz w:val="22"/>
+          <w:szCs w:val="22"/>
+          <w:lang w:val="pt-BR"/>
+        </w:rPr>
+        <w:t xml:space="preserve"> Master (2025)</w:t>
       </w:r>
     </w:p>
     <w:p>
@@ -1165,13 +4392,35 @@
           <w:ilvl w:val="0"/>
           <w:numId w:val="3"/>
         </w:numPr>
+        <w:spacing w:line="240" w:lineRule="auto"/>
         <w:jc w:val="both"/>
-      </w:pPr>
-      <w:r>
-        <w:rPr>
-          <w:rStyle w:val="s2"/>
-        </w:rPr>
-        <w:t>Fundamentos de Lógica de Programação – Fundação Bradesco (2023)</w:t>
+        <w:rPr>
+          <w:rStyle w:val="s2"/>
+          <w:rFonts w:ascii="Calibri" w:hAnsi="Calibri" w:eastAsia="Calibri" w:cs="Calibri" w:asciiTheme="minorAscii" w:hAnsiTheme="minorAscii" w:eastAsiaTheme="minorAscii" w:cstheme="minorAscii"/>
+          <w:sz w:val="22"/>
+          <w:szCs w:val="22"/>
+          <w:lang w:val="en-US"/>
+        </w:rPr>
+      </w:pPr>
+      <w:r>
+        <w:rPr>
+          <w:rStyle w:val="s2"/>
+          <w:rFonts w:ascii="Calibri" w:hAnsi="Calibri" w:eastAsia="Calibri" w:cs="Calibri" w:asciiTheme="minorAscii" w:hAnsiTheme="minorAscii" w:eastAsiaTheme="minorAscii" w:cstheme="minorAscii"/>
+          <w:sz w:val="22"/>
+          <w:szCs w:val="22"/>
+          <w:lang w:val="en-US"/>
+        </w:rPr>
+        <w:t>Aplicação</w:t>
+      </w:r>
+      <w:r>
+        <w:rPr>
+          <w:rStyle w:val="s2"/>
+          <w:rFonts w:ascii="Calibri" w:hAnsi="Calibri" w:eastAsia="Calibri" w:cs="Calibri" w:asciiTheme="minorAscii" w:hAnsiTheme="minorAscii" w:eastAsiaTheme="minorAscii" w:cstheme="minorAscii"/>
+          <w:sz w:val="22"/>
+          <w:szCs w:val="22"/>
+          <w:lang w:val="en-US"/>
+        </w:rPr>
+        <w:t xml:space="preserve"> Web com Python e Django – Django Master (2024)</w:t>
       </w:r>
     </w:p>
     <w:p>
@@ -1181,13 +4430,95 @@
           <w:ilvl w:val="0"/>
           <w:numId w:val="3"/>
         </w:numPr>
+        <w:spacing w:line="240" w:lineRule="auto"/>
         <w:jc w:val="both"/>
-      </w:pPr>
-      <w:r>
-        <w:rPr>
-          <w:rStyle w:val="s2"/>
-        </w:rPr>
-        <w:t>Introdução a Redes de Computadores – Fundação Bradesco (2023)</w:t>
+        <w:rPr>
+          <w:rStyle w:val="s2"/>
+          <w:rFonts w:ascii="Calibri" w:hAnsi="Calibri" w:eastAsia="Calibri" w:cs="Calibri" w:asciiTheme="minorAscii" w:hAnsiTheme="minorAscii" w:eastAsiaTheme="minorAscii" w:cstheme="minorAscii"/>
+          <w:sz w:val="22"/>
+          <w:szCs w:val="22"/>
+          <w:lang w:val="en-US"/>
+        </w:rPr>
+      </w:pPr>
+      <w:r>
+        <w:rPr>
+          <w:rStyle w:val="s2"/>
+          <w:rFonts w:ascii="Calibri" w:hAnsi="Calibri" w:eastAsia="Calibri" w:cs="Calibri" w:asciiTheme="minorAscii" w:hAnsiTheme="minorAscii" w:eastAsiaTheme="minorAscii" w:cstheme="minorAscii"/>
+          <w:sz w:val="22"/>
+          <w:szCs w:val="22"/>
+          <w:lang w:val="en-US"/>
+        </w:rPr>
+        <w:t>Fundamentos</w:t>
+      </w:r>
+      <w:r>
+        <w:rPr>
+          <w:rStyle w:val="s2"/>
+          <w:rFonts w:ascii="Calibri" w:hAnsi="Calibri" w:eastAsia="Calibri" w:cs="Calibri" w:asciiTheme="minorAscii" w:hAnsiTheme="minorAscii" w:eastAsiaTheme="minorAscii" w:cstheme="minorAscii"/>
+          <w:sz w:val="22"/>
+          <w:szCs w:val="22"/>
+          <w:lang w:val="en-US"/>
+        </w:rPr>
+        <w:t xml:space="preserve"> de </w:t>
+      </w:r>
+      <w:r>
+        <w:rPr>
+          <w:rStyle w:val="s2"/>
+          <w:rFonts w:ascii="Calibri" w:hAnsi="Calibri" w:eastAsia="Calibri" w:cs="Calibri" w:asciiTheme="minorAscii" w:hAnsiTheme="minorAscii" w:eastAsiaTheme="minorAscii" w:cstheme="minorAscii"/>
+          <w:sz w:val="22"/>
+          <w:szCs w:val="22"/>
+          <w:lang w:val="en-US"/>
+        </w:rPr>
+        <w:t>Lógica</w:t>
+      </w:r>
+      <w:r>
+        <w:rPr>
+          <w:rStyle w:val="s2"/>
+          <w:rFonts w:ascii="Calibri" w:hAnsi="Calibri" w:eastAsia="Calibri" w:cs="Calibri" w:asciiTheme="minorAscii" w:hAnsiTheme="minorAscii" w:eastAsiaTheme="minorAscii" w:cstheme="minorAscii"/>
+          <w:sz w:val="22"/>
+          <w:szCs w:val="22"/>
+          <w:lang w:val="en-US"/>
+        </w:rPr>
+        <w:t xml:space="preserve"> de </w:t>
+      </w:r>
+      <w:r>
+        <w:rPr>
+          <w:rStyle w:val="s2"/>
+          <w:rFonts w:ascii="Calibri" w:hAnsi="Calibri" w:eastAsia="Calibri" w:cs="Calibri" w:asciiTheme="minorAscii" w:hAnsiTheme="minorAscii" w:eastAsiaTheme="minorAscii" w:cstheme="minorAscii"/>
+          <w:sz w:val="22"/>
+          <w:szCs w:val="22"/>
+          <w:lang w:val="en-US"/>
+        </w:rPr>
+        <w:t>Programação</w:t>
+      </w:r>
+      <w:r>
+        <w:rPr>
+          <w:rStyle w:val="s2"/>
+          <w:rFonts w:ascii="Calibri" w:hAnsi="Calibri" w:eastAsia="Calibri" w:cs="Calibri" w:asciiTheme="minorAscii" w:hAnsiTheme="minorAscii" w:eastAsiaTheme="minorAscii" w:cstheme="minorAscii"/>
+          <w:sz w:val="22"/>
+          <w:szCs w:val="22"/>
+          <w:lang w:val="en-US"/>
+        </w:rPr>
+        <w:t xml:space="preserve"> – </w:t>
+      </w:r>
+      <w:r>
+        <w:rPr>
+          <w:rStyle w:val="s2"/>
+          <w:rFonts w:ascii="Calibri" w:hAnsi="Calibri" w:eastAsia="Calibri" w:cs="Calibri" w:asciiTheme="minorAscii" w:hAnsiTheme="minorAscii" w:eastAsiaTheme="minorAscii" w:cstheme="minorAscii"/>
+          <w:sz w:val="22"/>
+          <w:szCs w:val="22"/>
+          <w:lang w:val="en-US"/>
+        </w:rPr>
+        <w:t>Fundação</w:t>
+      </w:r>
+      <w:r>
+        <w:rPr>
+          <w:rStyle w:val="s2"/>
+          <w:rFonts w:ascii="Calibri" w:hAnsi="Calibri" w:eastAsia="Calibri" w:cs="Calibri" w:asciiTheme="minorAscii" w:hAnsiTheme="minorAscii" w:eastAsiaTheme="minorAscii" w:cstheme="minorAscii"/>
+          <w:sz w:val="22"/>
+          <w:szCs w:val="22"/>
+          <w:lang w:val="en-US"/>
+        </w:rPr>
+        <w:t xml:space="preserve"> Bradesco (2023)</w:t>
       </w:r>
     </w:p>
     <w:p>
@@ -1197,13 +4528,75 @@
           <w:ilvl w:val="0"/>
           <w:numId w:val="3"/>
         </w:numPr>
+        <w:spacing w:line="240" w:lineRule="auto"/>
         <w:jc w:val="both"/>
-      </w:pPr>
-      <w:r>
-        <w:rPr>
-          <w:rStyle w:val="s2"/>
-        </w:rPr>
-        <w:t>Conceitos Básicos de Segurança de Rede – Escola do Trabalhador 4.0 (2023)</w:t>
+        <w:rPr>
+          <w:rStyle w:val="s2"/>
+          <w:rFonts w:ascii="Calibri" w:hAnsi="Calibri" w:eastAsia="Calibri" w:cs="Calibri" w:asciiTheme="minorAscii" w:hAnsiTheme="minorAscii" w:eastAsiaTheme="minorAscii" w:cstheme="minorAscii"/>
+          <w:sz w:val="22"/>
+          <w:szCs w:val="22"/>
+          <w:lang w:val="en-US"/>
+        </w:rPr>
+      </w:pPr>
+      <w:r>
+        <w:rPr>
+          <w:rStyle w:val="s2"/>
+          <w:rFonts w:ascii="Calibri" w:hAnsi="Calibri" w:eastAsia="Calibri" w:cs="Calibri" w:asciiTheme="minorAscii" w:hAnsiTheme="minorAscii" w:eastAsiaTheme="minorAscii" w:cstheme="minorAscii"/>
+          <w:sz w:val="22"/>
+          <w:szCs w:val="22"/>
+          <w:lang w:val="en-US"/>
+        </w:rPr>
+        <w:t>Introdução</w:t>
+      </w:r>
+      <w:r>
+        <w:rPr>
+          <w:rStyle w:val="s2"/>
+          <w:rFonts w:ascii="Calibri" w:hAnsi="Calibri" w:eastAsia="Calibri" w:cs="Calibri" w:asciiTheme="minorAscii" w:hAnsiTheme="minorAscii" w:eastAsiaTheme="minorAscii" w:cstheme="minorAscii"/>
+          <w:sz w:val="22"/>
+          <w:szCs w:val="22"/>
+          <w:lang w:val="en-US"/>
+        </w:rPr>
+        <w:t xml:space="preserve"> a Redes de </w:t>
+      </w:r>
+      <w:r>
+        <w:rPr>
+          <w:rStyle w:val="s2"/>
+          <w:rFonts w:ascii="Calibri" w:hAnsi="Calibri" w:eastAsia="Calibri" w:cs="Calibri" w:asciiTheme="minorAscii" w:hAnsiTheme="minorAscii" w:eastAsiaTheme="minorAscii" w:cstheme="minorAscii"/>
+          <w:sz w:val="22"/>
+          <w:szCs w:val="22"/>
+          <w:lang w:val="en-US"/>
+        </w:rPr>
+        <w:t>Computadores</w:t>
+      </w:r>
+      <w:r>
+        <w:rPr>
+          <w:rStyle w:val="s2"/>
+          <w:rFonts w:ascii="Calibri" w:hAnsi="Calibri" w:eastAsia="Calibri" w:cs="Calibri" w:asciiTheme="minorAscii" w:hAnsiTheme="minorAscii" w:eastAsiaTheme="minorAscii" w:cstheme="minorAscii"/>
+          <w:sz w:val="22"/>
+          <w:szCs w:val="22"/>
+          <w:lang w:val="en-US"/>
+        </w:rPr>
+        <w:t xml:space="preserve"> – </w:t>
+      </w:r>
+      <w:r>
+        <w:rPr>
+          <w:rStyle w:val="s2"/>
+          <w:rFonts w:ascii="Calibri" w:hAnsi="Calibri" w:eastAsia="Calibri" w:cs="Calibri" w:asciiTheme="minorAscii" w:hAnsiTheme="minorAscii" w:eastAsiaTheme="minorAscii" w:cstheme="minorAscii"/>
+          <w:sz w:val="22"/>
+          <w:szCs w:val="22"/>
+          <w:lang w:val="en-US"/>
+        </w:rPr>
+        <w:t>Fundação</w:t>
+      </w:r>
+      <w:r>
+        <w:rPr>
+          <w:rStyle w:val="s2"/>
+          <w:rFonts w:ascii="Calibri" w:hAnsi="Calibri" w:eastAsia="Calibri" w:cs="Calibri" w:asciiTheme="minorAscii" w:hAnsiTheme="minorAscii" w:eastAsiaTheme="minorAscii" w:cstheme="minorAscii"/>
+          <w:sz w:val="22"/>
+          <w:szCs w:val="22"/>
+          <w:lang w:val="en-US"/>
+        </w:rPr>
+        <w:t xml:space="preserve"> Bradesco (2023)</w:t>
       </w:r>
     </w:p>
     <w:p>
@@ -1213,13 +4606,95 @@
           <w:ilvl w:val="0"/>
           <w:numId w:val="3"/>
         </w:numPr>
+        <w:spacing w:line="240" w:lineRule="auto"/>
         <w:jc w:val="both"/>
-      </w:pPr>
-      <w:r>
-        <w:rPr>
-          <w:rStyle w:val="s2"/>
-        </w:rPr>
-        <w:t>Atendimento ao Público – Fundação Bradesco (2023)</w:t>
+        <w:rPr>
+          <w:rStyle w:val="s2"/>
+          <w:rFonts w:ascii="Calibri" w:hAnsi="Calibri" w:eastAsia="Calibri" w:cs="Calibri" w:asciiTheme="minorAscii" w:hAnsiTheme="minorAscii" w:eastAsiaTheme="minorAscii" w:cstheme="minorAscii"/>
+          <w:sz w:val="22"/>
+          <w:szCs w:val="22"/>
+          <w:lang w:val="en-US"/>
+        </w:rPr>
+      </w:pPr>
+      <w:r>
+        <w:rPr>
+          <w:rStyle w:val="s2"/>
+          <w:rFonts w:ascii="Calibri" w:hAnsi="Calibri" w:eastAsia="Calibri" w:cs="Calibri" w:asciiTheme="minorAscii" w:hAnsiTheme="minorAscii" w:eastAsiaTheme="minorAscii" w:cstheme="minorAscii"/>
+          <w:sz w:val="22"/>
+          <w:szCs w:val="22"/>
+          <w:lang w:val="en-US"/>
+        </w:rPr>
+        <w:t>Conceitos</w:t>
+      </w:r>
+      <w:r>
+        <w:rPr>
+          <w:rStyle w:val="s2"/>
+          <w:rFonts w:ascii="Calibri" w:hAnsi="Calibri" w:eastAsia="Calibri" w:cs="Calibri" w:asciiTheme="minorAscii" w:hAnsiTheme="minorAscii" w:eastAsiaTheme="minorAscii" w:cstheme="minorAscii"/>
+          <w:sz w:val="22"/>
+          <w:szCs w:val="22"/>
+          <w:lang w:val="en-US"/>
+        </w:rPr>
+        <w:t xml:space="preserve"> </w:t>
+      </w:r>
+      <w:r>
+        <w:rPr>
+          <w:rStyle w:val="s2"/>
+          <w:rFonts w:ascii="Calibri" w:hAnsi="Calibri" w:eastAsia="Calibri" w:cs="Calibri" w:asciiTheme="minorAscii" w:hAnsiTheme="minorAscii" w:eastAsiaTheme="minorAscii" w:cstheme="minorAscii"/>
+          <w:sz w:val="22"/>
+          <w:szCs w:val="22"/>
+          <w:lang w:val="en-US"/>
+        </w:rPr>
+        <w:t>Básicos</w:t>
+      </w:r>
+      <w:r>
+        <w:rPr>
+          <w:rStyle w:val="s2"/>
+          <w:rFonts w:ascii="Calibri" w:hAnsi="Calibri" w:eastAsia="Calibri" w:cs="Calibri" w:asciiTheme="minorAscii" w:hAnsiTheme="minorAscii" w:eastAsiaTheme="minorAscii" w:cstheme="minorAscii"/>
+          <w:sz w:val="22"/>
+          <w:szCs w:val="22"/>
+          <w:lang w:val="en-US"/>
+        </w:rPr>
+        <w:t xml:space="preserve"> de </w:t>
+      </w:r>
+      <w:r>
+        <w:rPr>
+          <w:rStyle w:val="s2"/>
+          <w:rFonts w:ascii="Calibri" w:hAnsi="Calibri" w:eastAsia="Calibri" w:cs="Calibri" w:asciiTheme="minorAscii" w:hAnsiTheme="minorAscii" w:eastAsiaTheme="minorAscii" w:cstheme="minorAscii"/>
+          <w:sz w:val="22"/>
+          <w:szCs w:val="22"/>
+          <w:lang w:val="en-US"/>
+        </w:rPr>
+        <w:t>Segurança</w:t>
+      </w:r>
+      <w:r>
+        <w:rPr>
+          <w:rStyle w:val="s2"/>
+          <w:rFonts w:ascii="Calibri" w:hAnsi="Calibri" w:eastAsia="Calibri" w:cs="Calibri" w:asciiTheme="minorAscii" w:hAnsiTheme="minorAscii" w:eastAsiaTheme="minorAscii" w:cstheme="minorAscii"/>
+          <w:sz w:val="22"/>
+          <w:szCs w:val="22"/>
+          <w:lang w:val="en-US"/>
+        </w:rPr>
+        <w:t xml:space="preserve"> de Rede – Escola do </w:t>
+      </w:r>
+      <w:r>
+        <w:rPr>
+          <w:rStyle w:val="s2"/>
+          <w:rFonts w:ascii="Calibri" w:hAnsi="Calibri" w:eastAsia="Calibri" w:cs="Calibri" w:asciiTheme="minorAscii" w:hAnsiTheme="minorAscii" w:eastAsiaTheme="minorAscii" w:cstheme="minorAscii"/>
+          <w:sz w:val="22"/>
+          <w:szCs w:val="22"/>
+          <w:lang w:val="en-US"/>
+        </w:rPr>
+        <w:t>Trabalhador</w:t>
+      </w:r>
+      <w:r>
+        <w:rPr>
+          <w:rStyle w:val="s2"/>
+          <w:rFonts w:ascii="Calibri" w:hAnsi="Calibri" w:eastAsia="Calibri" w:cs="Calibri" w:asciiTheme="minorAscii" w:hAnsiTheme="minorAscii" w:eastAsiaTheme="minorAscii" w:cstheme="minorAscii"/>
+          <w:sz w:val="22"/>
+          <w:szCs w:val="22"/>
+          <w:lang w:val="en-US"/>
+        </w:rPr>
+        <w:t xml:space="preserve"> 4.0 (2023)</w:t>
       </w:r>
     </w:p>
     <w:p>
@@ -1229,13 +4704,75 @@
           <w:ilvl w:val="0"/>
           <w:numId w:val="3"/>
         </w:numPr>
+        <w:spacing w:line="240" w:lineRule="auto"/>
         <w:jc w:val="both"/>
-      </w:pPr>
-      <w:r>
-        <w:rPr>
-          <w:rStyle w:val="s2"/>
-        </w:rPr>
-        <w:t>Manutenção e Redes de Computadores – NetSYS Informática (2019)</w:t>
+        <w:rPr>
+          <w:rStyle w:val="s2"/>
+          <w:rFonts w:ascii="Calibri" w:hAnsi="Calibri" w:eastAsia="Calibri" w:cs="Calibri" w:asciiTheme="minorAscii" w:hAnsiTheme="minorAscii" w:eastAsiaTheme="minorAscii" w:cstheme="minorAscii"/>
+          <w:sz w:val="22"/>
+          <w:szCs w:val="22"/>
+          <w:lang w:val="en-US"/>
+        </w:rPr>
+      </w:pPr>
+      <w:r>
+        <w:rPr>
+          <w:rStyle w:val="s2"/>
+          <w:rFonts w:ascii="Calibri" w:hAnsi="Calibri" w:eastAsia="Calibri" w:cs="Calibri" w:asciiTheme="minorAscii" w:hAnsiTheme="minorAscii" w:eastAsiaTheme="minorAscii" w:cstheme="minorAscii"/>
+          <w:sz w:val="22"/>
+          <w:szCs w:val="22"/>
+          <w:lang w:val="en-US"/>
+        </w:rPr>
+        <w:t>Atendimento</w:t>
+      </w:r>
+      <w:r>
+        <w:rPr>
+          <w:rStyle w:val="s2"/>
+          <w:rFonts w:ascii="Calibri" w:hAnsi="Calibri" w:eastAsia="Calibri" w:cs="Calibri" w:asciiTheme="minorAscii" w:hAnsiTheme="minorAscii" w:eastAsiaTheme="minorAscii" w:cstheme="minorAscii"/>
+          <w:sz w:val="22"/>
+          <w:szCs w:val="22"/>
+          <w:lang w:val="en-US"/>
+        </w:rPr>
+        <w:t xml:space="preserve"> </w:t>
+      </w:r>
+      <w:r>
+        <w:rPr>
+          <w:rStyle w:val="s2"/>
+          <w:rFonts w:ascii="Calibri" w:hAnsi="Calibri" w:eastAsia="Calibri" w:cs="Calibri" w:asciiTheme="minorAscii" w:hAnsiTheme="minorAscii" w:eastAsiaTheme="minorAscii" w:cstheme="minorAscii"/>
+          <w:sz w:val="22"/>
+          <w:szCs w:val="22"/>
+          <w:lang w:val="en-US"/>
+        </w:rPr>
+        <w:t>ao</w:t>
+      </w:r>
+      <w:r>
+        <w:rPr>
+          <w:rStyle w:val="s2"/>
+          <w:rFonts w:ascii="Calibri" w:hAnsi="Calibri" w:eastAsia="Calibri" w:cs="Calibri" w:asciiTheme="minorAscii" w:hAnsiTheme="minorAscii" w:eastAsiaTheme="minorAscii" w:cstheme="minorAscii"/>
+          <w:sz w:val="22"/>
+          <w:szCs w:val="22"/>
+          <w:lang w:val="en-US"/>
+        </w:rPr>
+        <w:t xml:space="preserve"> Público – </w:t>
+      </w:r>
+      <w:r>
+        <w:rPr>
+          <w:rStyle w:val="s2"/>
+          <w:rFonts w:ascii="Calibri" w:hAnsi="Calibri" w:eastAsia="Calibri" w:cs="Calibri" w:asciiTheme="minorAscii" w:hAnsiTheme="minorAscii" w:eastAsiaTheme="minorAscii" w:cstheme="minorAscii"/>
+          <w:sz w:val="22"/>
+          <w:szCs w:val="22"/>
+          <w:lang w:val="en-US"/>
+        </w:rPr>
+        <w:t>Fundação</w:t>
+      </w:r>
+      <w:r>
+        <w:rPr>
+          <w:rStyle w:val="s2"/>
+          <w:rFonts w:ascii="Calibri" w:hAnsi="Calibri" w:eastAsia="Calibri" w:cs="Calibri" w:asciiTheme="minorAscii" w:hAnsiTheme="minorAscii" w:eastAsiaTheme="minorAscii" w:cstheme="minorAscii"/>
+          <w:sz w:val="22"/>
+          <w:szCs w:val="22"/>
+          <w:lang w:val="en-US"/>
+        </w:rPr>
+        <w:t xml:space="preserve"> Bradesco (2023)</w:t>
       </w:r>
     </w:p>
     <w:p>
@@ -1245,73 +4782,45 @@
           <w:ilvl w:val="0"/>
           <w:numId w:val="3"/>
         </w:numPr>
+        <w:spacing w:line="240" w:lineRule="auto"/>
         <w:jc w:val="both"/>
         <w:rPr>
           <w:rStyle w:val="s2"/>
-        </w:rPr>
-      </w:pPr>
-      <w:r>
-        <w:rPr>
-          <w:rStyle w:val="s2"/>
-        </w:rPr>
-        <w:t>Informática (Word, Excel, PowerPoint e outros) – NetSYS Informática (2019)</w:t>
-      </w:r>
-    </w:p>
-    <w:p>
-      <w:pPr>
-        <w:pStyle w:val="p1"/>
-        <w:jc w:val="both"/>
-      </w:pPr>
-    </w:p>
-    <w:p>
-      <w:pPr>
-        <w:pStyle w:val="p1"/>
-        <w:jc w:val="both"/>
-        <w:rPr>
-          <w:rStyle w:val="s1"/>
-        </w:rPr>
-      </w:pPr>
-      <w:r>
-        <w:rPr>
-          <w:rStyle w:val="s1"/>
-        </w:rPr>
-        <w:t>Experiência Profissional</w:t>
-      </w:r>
-    </w:p>
-    <w:p>
-      <w:pPr>
-        <w:pStyle w:val="p1"/>
-        <w:jc w:val="both"/>
-      </w:pPr>
-    </w:p>
-    <w:p>
-      <w:pPr>
-        <w:pStyle w:val="p1"/>
-        <w:jc w:val="both"/>
-      </w:pPr>
-      <w:r>
-        <w:rPr>
-          <w:rStyle w:val="s1"/>
-        </w:rPr>
-        <w:t>Desenvolvedor Backend Júnior – Lacrei Saúde (Voluntário)</w:t>
-      </w:r>
-      <w:r>
-        <w:rPr>
-          <w:rStyle w:val="s2"/>
-        </w:rPr>
-        <w:t xml:space="preserve"> (ago/2025 </w:t>
-      </w:r>
-      <w:r>
-        <w:rPr>
-          <w:rStyle w:val="s2"/>
-        </w:rPr>
-        <w:t>a nov/2025</w:t>
-      </w:r>
-      <w:r>
-        <w:rPr>
-          <w:rStyle w:val="s2"/>
-        </w:rPr>
-        <w:t>)</w:t>
+          <w:rFonts w:ascii="Calibri" w:hAnsi="Calibri" w:eastAsia="Calibri" w:cs="Calibri" w:asciiTheme="minorAscii" w:hAnsiTheme="minorAscii" w:eastAsiaTheme="minorAscii" w:cstheme="minorAscii"/>
+          <w:sz w:val="22"/>
+          <w:szCs w:val="22"/>
+          <w:lang w:val="pt-BR"/>
+        </w:rPr>
+      </w:pPr>
+      <w:r>
+        <w:rPr>
+          <w:rStyle w:val="s2"/>
+          <w:rFonts w:ascii="Calibri" w:hAnsi="Calibri" w:eastAsia="Calibri" w:cs="Calibri" w:asciiTheme="minorAscii" w:hAnsiTheme="minorAscii" w:eastAsiaTheme="minorAscii" w:cstheme="minorAscii"/>
+          <w:sz w:val="22"/>
+          <w:szCs w:val="22"/>
+          <w:lang w:val="pt-BR"/>
+        </w:rPr>
+        <w:t xml:space="preserve">Manutenção e Redes de Computadores – </w:t>
+      </w:r>
+      <w:r>
+        <w:rPr>
+          <w:rStyle w:val="s2"/>
+          <w:rFonts w:ascii="Calibri" w:hAnsi="Calibri" w:eastAsia="Calibri" w:cs="Calibri" w:asciiTheme="minorAscii" w:hAnsiTheme="minorAscii" w:eastAsiaTheme="minorAscii" w:cstheme="minorAscii"/>
+          <w:sz w:val="22"/>
+          <w:szCs w:val="22"/>
+          <w:lang w:val="pt-BR"/>
+        </w:rPr>
+        <w:t>NetSYS</w:t>
+      </w:r>
+      <w:r>
+        <w:rPr>
+          <w:rStyle w:val="s2"/>
+          <w:rFonts w:ascii="Calibri" w:hAnsi="Calibri" w:eastAsia="Calibri" w:cs="Calibri" w:asciiTheme="minorAscii" w:hAnsiTheme="minorAscii" w:eastAsiaTheme="minorAscii" w:cstheme="minorAscii"/>
+          <w:sz w:val="22"/>
+          <w:szCs w:val="22"/>
+          <w:lang w:val="pt-BR"/>
+        </w:rPr>
+        <w:t xml:space="preserve"> Informática (2019)</w:t>
       </w:r>
     </w:p>
     <w:p>
@@ -1319,292 +4828,1225 @@
         <w:pStyle w:val="p1"/>
         <w:numPr>
           <w:ilvl w:val="0"/>
-          <w:numId w:val="4"/>
+          <w:numId w:val="3"/>
         </w:numPr>
+        <w:spacing w:line="240" w:lineRule="auto"/>
         <w:jc w:val="both"/>
-      </w:pPr>
-      <w:r>
-        <w:rPr>
-          <w:rStyle w:val="s2"/>
-        </w:rPr>
-        <w:t>Desenvolvimento e manutenção de APIs RESTful com Django e DRF</w:t>
+        <w:rPr>
+          <w:rStyle w:val="s2"/>
+          <w:rFonts w:ascii="Calibri" w:hAnsi="Calibri" w:eastAsia="Calibri" w:cs="Calibri" w:asciiTheme="minorAscii" w:hAnsiTheme="minorAscii" w:eastAsiaTheme="minorAscii" w:cstheme="minorAscii"/>
+          <w:sz w:val="22"/>
+          <w:szCs w:val="22"/>
+          <w:lang w:val="pt-BR"/>
+        </w:rPr>
+      </w:pPr>
+      <w:r>
+        <w:rPr>
+          <w:rStyle w:val="s2"/>
+          <w:rFonts w:ascii="Calibri" w:hAnsi="Calibri" w:eastAsia="Calibri" w:cs="Calibri" w:asciiTheme="minorAscii" w:hAnsiTheme="minorAscii" w:eastAsiaTheme="minorAscii" w:cstheme="minorAscii"/>
+          <w:sz w:val="22"/>
+          <w:szCs w:val="22"/>
+          <w:lang w:val="pt-BR"/>
+        </w:rPr>
+        <w:t xml:space="preserve">Informática (Word, Excel, PowerPoint e outros) – </w:t>
+      </w:r>
+      <w:r>
+        <w:rPr>
+          <w:rStyle w:val="s2"/>
+          <w:rFonts w:ascii="Calibri" w:hAnsi="Calibri" w:eastAsia="Calibri" w:cs="Calibri" w:asciiTheme="minorAscii" w:hAnsiTheme="minorAscii" w:eastAsiaTheme="minorAscii" w:cstheme="minorAscii"/>
+          <w:sz w:val="22"/>
+          <w:szCs w:val="22"/>
+          <w:lang w:val="pt-BR"/>
+        </w:rPr>
+        <w:t>NetSYS</w:t>
+      </w:r>
+      <w:r>
+        <w:rPr>
+          <w:rStyle w:val="s2"/>
+          <w:rFonts w:ascii="Calibri" w:hAnsi="Calibri" w:eastAsia="Calibri" w:cs="Calibri" w:asciiTheme="minorAscii" w:hAnsiTheme="minorAscii" w:eastAsiaTheme="minorAscii" w:cstheme="minorAscii"/>
+          <w:sz w:val="22"/>
+          <w:szCs w:val="22"/>
+          <w:lang w:val="pt-BR"/>
+        </w:rPr>
+        <w:t xml:space="preserve"> Informática (2019)</w:t>
       </w:r>
     </w:p>
     <w:p>
       <w:pPr>
         <w:pStyle w:val="p1"/>
-        <w:numPr>
-          <w:ilvl w:val="0"/>
-          <w:numId w:val="4"/>
-        </w:numPr>
+        <w:spacing w:line="240" w:lineRule="auto"/>
         <w:jc w:val="both"/>
-      </w:pPr>
-      <w:r>
-        <w:rPr>
-          <w:rStyle w:val="s2"/>
-        </w:rPr>
-        <w:t>Atuação em ambiente com serviços desacoplados</w:t>
-      </w:r>
+        <w:rPr>
+          <w:rFonts w:ascii="Calibri" w:hAnsi="Calibri" w:eastAsia="Calibri" w:cs="Calibri" w:asciiTheme="minorAscii" w:hAnsiTheme="minorAscii" w:eastAsiaTheme="minorAscii" w:cstheme="minorAscii"/>
+          <w:sz w:val="22"/>
+          <w:szCs w:val="22"/>
+        </w:rPr>
+      </w:pPr>
     </w:p>
     <w:p>
       <w:pPr>
         <w:pStyle w:val="p1"/>
-        <w:numPr>
-          <w:ilvl w:val="0"/>
-          <w:numId w:val="4"/>
-        </w:numPr>
+        <w:spacing w:line="240" w:lineRule="auto"/>
         <w:jc w:val="both"/>
-      </w:pPr>
-      <w:r>
-        <w:rPr>
-          <w:rStyle w:val="s2"/>
-        </w:rPr>
-        <w:t>Desacoplamento de models e migrations da API principal</w:t>
-      </w:r>
-    </w:p>
-    <w:p>
-      <w:pPr>
-        <w:pStyle w:val="p1"/>
-        <w:numPr>
-          <w:ilvl w:val="0"/>
-          <w:numId w:val="4"/>
-        </w:numPr>
+        <w:rPr>
+          <w:rStyle w:val="s1"/>
+          <w:rFonts w:ascii="Calibri" w:hAnsi="Calibri" w:eastAsia="Calibri" w:cs="Calibri" w:asciiTheme="minorAscii" w:hAnsiTheme="minorAscii" w:eastAsiaTheme="minorAscii" w:cstheme="minorAscii"/>
+          <w:sz w:val="22"/>
+          <w:szCs w:val="22"/>
+          <w:lang w:val="en-US"/>
+        </w:rPr>
+      </w:pPr>
+      <w:r>
+        <w:rPr>
+          <w:rStyle w:val="s1"/>
+          <w:rFonts w:ascii="Calibri" w:hAnsi="Calibri" w:eastAsia="Calibri" w:cs="Calibri" w:asciiTheme="minorAscii" w:hAnsiTheme="minorAscii" w:eastAsiaTheme="minorAscii" w:cstheme="minorAscii"/>
+          <w:sz w:val="22"/>
+          <w:szCs w:val="22"/>
+          <w:lang w:val="en-US"/>
+        </w:rPr>
+        <w:t>Experiência</w:t>
+      </w:r>
+      <w:r>
+        <w:rPr>
+          <w:rStyle w:val="s1"/>
+          <w:rFonts w:ascii="Calibri" w:hAnsi="Calibri" w:eastAsia="Calibri" w:cs="Calibri" w:asciiTheme="minorAscii" w:hAnsiTheme="minorAscii" w:eastAsiaTheme="minorAscii" w:cstheme="minorAscii"/>
+          <w:sz w:val="22"/>
+          <w:szCs w:val="22"/>
+          <w:lang w:val="en-US"/>
+        </w:rPr>
+        <w:t xml:space="preserve"> </w:t>
+      </w:r>
+      <w:r>
+        <w:rPr>
+          <w:rStyle w:val="s1"/>
+          <w:rFonts w:ascii="Calibri" w:hAnsi="Calibri" w:eastAsia="Calibri" w:cs="Calibri" w:asciiTheme="minorAscii" w:hAnsiTheme="minorAscii" w:eastAsiaTheme="minorAscii" w:cstheme="minorAscii"/>
+          <w:sz w:val="22"/>
+          <w:szCs w:val="22"/>
+          <w:lang w:val="en-US"/>
+        </w:rPr>
+        <w:t>Profissional</w:t>
+      </w:r>
+    </w:p>
+    <w:p>
+      <w:pPr>
+        <w:pStyle w:val="Normal"/>
+        <w:spacing w:before="240" w:beforeAutospacing="off" w:after="240" w:afterAutospacing="off" w:line="240" w:lineRule="auto"/>
+        <w:ind w:left="0"/>
         <w:jc w:val="both"/>
-      </w:pPr>
-      <w:r>
-        <w:rPr>
-          <w:rStyle w:val="s2"/>
-        </w:rPr>
-        <w:t>Implementação de tarefas assíncronas com Celery e Redis</w:t>
-      </w:r>
-    </w:p>
-    <w:p>
-      <w:pPr>
-        <w:pStyle w:val="p1"/>
-        <w:numPr>
-          <w:ilvl w:val="0"/>
-          <w:numId w:val="4"/>
-        </w:numPr>
-        <w:jc w:val="both"/>
-      </w:pPr>
-      <w:r>
-        <w:rPr>
-          <w:rStyle w:val="s2"/>
-        </w:rPr>
-        <w:t>Containerização com Docker e Docker Compose</w:t>
-      </w:r>
-    </w:p>
-    <w:p>
-      <w:pPr>
-        <w:pStyle w:val="p1"/>
-        <w:numPr>
-          <w:ilvl w:val="0"/>
-          <w:numId w:val="4"/>
-        </w:numPr>
-        <w:jc w:val="both"/>
-      </w:pPr>
-      <w:r>
-        <w:rPr>
-          <w:rStyle w:val="s2"/>
-        </w:rPr>
-        <w:t>Testes automatizados, correção de bugs e code review</w:t>
-      </w:r>
-    </w:p>
-    <w:p>
-      <w:pPr>
-        <w:pStyle w:val="p1"/>
-        <w:numPr>
-          <w:ilvl w:val="0"/>
-          <w:numId w:val="4"/>
-        </w:numPr>
-        <w:jc w:val="both"/>
-        <w:rPr>
-          <w:rStyle w:val="s2"/>
-        </w:rPr>
-      </w:pPr>
-      <w:r>
-        <w:rPr>
-          <w:rStyle w:val="s2"/>
-        </w:rPr>
-        <w:t>Colaboração em equipe multidisciplinar com Scrum e Git</w:t>
-      </w:r>
-    </w:p>
-    <w:p>
-      <w:pPr>
-        <w:pStyle w:val="p1"/>
-        <w:jc w:val="both"/>
-      </w:pPr>
-    </w:p>
-    <w:p>
-      <w:pPr>
-        <w:pStyle w:val="p1"/>
-        <w:jc w:val="both"/>
-      </w:pPr>
-      <w:r>
-        <w:rPr>
-          <w:rStyle w:val="s1"/>
-        </w:rPr>
-        <w:t>Mentor Backend – Lacrei Saúde</w:t>
-      </w:r>
-      <w:r>
-        <w:rPr>
-          <w:rStyle w:val="s2"/>
-        </w:rPr>
-        <w:t xml:space="preserve"> (nov/2025 – atual)</w:t>
-      </w:r>
-    </w:p>
-    <w:p>
-      <w:pPr>
-        <w:pStyle w:val="p1"/>
+        <w:rPr>
+          <w:noProof w:val="0"/>
+          <w:sz w:val="22"/>
+          <w:szCs w:val="22"/>
+          <w:lang w:val="pt-BR"/>
+        </w:rPr>
+      </w:pPr>
+      <w:r>
+        <w:rPr>
+          <w:b w:val="1"/>
+          <w:bCs w:val="1"/>
+          <w:noProof w:val="0"/>
+          <w:sz w:val="22"/>
+          <w:szCs w:val="22"/>
+          <w:lang w:val="pt-BR"/>
+        </w:rPr>
+        <w:t xml:space="preserve">Desenvolvedor </w:t>
+      </w:r>
+      <w:r>
+        <w:rPr>
+          <w:b w:val="1"/>
+          <w:bCs w:val="1"/>
+          <w:noProof w:val="0"/>
+          <w:sz w:val="22"/>
+          <w:szCs w:val="22"/>
+          <w:lang w:val="pt-BR"/>
+        </w:rPr>
+        <w:t>Backend</w:t>
+      </w:r>
+      <w:r>
+        <w:rPr>
+          <w:b w:val="1"/>
+          <w:bCs w:val="1"/>
+          <w:noProof w:val="0"/>
+          <w:sz w:val="22"/>
+          <w:szCs w:val="22"/>
+          <w:lang w:val="pt-BR"/>
+        </w:rPr>
+        <w:t xml:space="preserve"> Júnior – Lacrei Saúde (Voluntário)</w:t>
+      </w:r>
+      <w:r>
+        <w:rPr>
+          <w:noProof w:val="0"/>
+          <w:sz w:val="22"/>
+          <w:szCs w:val="22"/>
+          <w:lang w:val="pt-BR"/>
+        </w:rPr>
+        <w:t xml:space="preserve"> (</w:t>
+      </w:r>
+      <w:r>
+        <w:rPr>
+          <w:noProof w:val="0"/>
+          <w:sz w:val="22"/>
+          <w:szCs w:val="22"/>
+          <w:lang w:val="pt-BR"/>
+        </w:rPr>
+        <w:t>ago</w:t>
+      </w:r>
+      <w:r>
+        <w:rPr>
+          <w:noProof w:val="0"/>
+          <w:sz w:val="22"/>
+          <w:szCs w:val="22"/>
+          <w:lang w:val="pt-BR"/>
+        </w:rPr>
+        <w:t xml:space="preserve">/2025 a </w:t>
+      </w:r>
+      <w:r>
+        <w:rPr>
+          <w:noProof w:val="0"/>
+          <w:sz w:val="22"/>
+          <w:szCs w:val="22"/>
+          <w:lang w:val="pt-BR"/>
+        </w:rPr>
+        <w:t>nov</w:t>
+      </w:r>
+      <w:r>
+        <w:rPr>
+          <w:noProof w:val="0"/>
+          <w:sz w:val="22"/>
+          <w:szCs w:val="22"/>
+          <w:lang w:val="pt-BR"/>
+        </w:rPr>
+        <w:t>/2025)</w:t>
+      </w:r>
+    </w:p>
+    <w:p>
+      <w:pPr>
+        <w:pStyle w:val="ListParagraph"/>
         <w:numPr>
           <w:ilvl w:val="0"/>
           <w:numId w:val="5"/>
         </w:numPr>
-        <w:jc w:val="both"/>
-      </w:pPr>
-      <w:r>
-        <w:rPr>
-          <w:rStyle w:val="s2"/>
-        </w:rPr>
-        <w:t>Mentoria técnica para desenvolvedores backend</w:t>
-      </w:r>
-    </w:p>
-    <w:p>
-      <w:pPr>
-        <w:pStyle w:val="p1"/>
+        <w:spacing w:before="240" w:beforeAutospacing="off" w:after="240" w:afterAutospacing="off"/>
+        <w:rPr>
+          <w:noProof w:val="0"/>
+          <w:sz w:val="22"/>
+          <w:szCs w:val="22"/>
+          <w:lang w:val="pt-BR"/>
+        </w:rPr>
+      </w:pPr>
+      <w:r>
+        <w:rPr>
+          <w:noProof w:val="0"/>
+          <w:sz w:val="22"/>
+          <w:szCs w:val="22"/>
+          <w:lang w:val="pt-BR"/>
+        </w:rPr>
+        <w:t xml:space="preserve">Desenvolvimento e manutenção de APIs </w:t>
+      </w:r>
+      <w:r>
+        <w:rPr>
+          <w:noProof w:val="0"/>
+          <w:sz w:val="22"/>
+          <w:szCs w:val="22"/>
+          <w:lang w:val="pt-BR"/>
+        </w:rPr>
+        <w:t>RESTful</w:t>
+      </w:r>
+      <w:r>
+        <w:rPr>
+          <w:noProof w:val="0"/>
+          <w:sz w:val="22"/>
+          <w:szCs w:val="22"/>
+          <w:lang w:val="pt-BR"/>
+        </w:rPr>
+        <w:t xml:space="preserve"> com Django e DRF, </w:t>
+      </w:r>
+      <w:r>
+        <w:rPr>
+          <w:b w:val="1"/>
+          <w:bCs w:val="1"/>
+          <w:noProof w:val="0"/>
+          <w:sz w:val="22"/>
+          <w:szCs w:val="22"/>
+          <w:lang w:val="pt-BR"/>
+        </w:rPr>
+        <w:t>documentadas com Swagger/</w:t>
+      </w:r>
+      <w:r>
+        <w:rPr>
+          <w:b w:val="1"/>
+          <w:bCs w:val="1"/>
+          <w:noProof w:val="0"/>
+          <w:sz w:val="22"/>
+          <w:szCs w:val="22"/>
+          <w:lang w:val="pt-BR"/>
+        </w:rPr>
+        <w:t>OpenAPI</w:t>
+      </w:r>
+      <w:r>
+        <w:rPr>
+          <w:b w:val="1"/>
+          <w:bCs w:val="1"/>
+          <w:noProof w:val="0"/>
+          <w:sz w:val="22"/>
+          <w:szCs w:val="22"/>
+          <w:lang w:val="pt-BR"/>
+        </w:rPr>
+        <w:t xml:space="preserve"> e padronização global de erros</w:t>
+      </w:r>
+      <w:r>
+        <w:rPr>
+          <w:noProof w:val="0"/>
+          <w:sz w:val="22"/>
+          <w:szCs w:val="22"/>
+          <w:lang w:val="pt-BR"/>
+        </w:rPr>
+        <w:t>.</w:t>
+      </w:r>
+    </w:p>
+    <w:p>
+      <w:pPr>
+        <w:pStyle w:val="ListParagraph"/>
         <w:numPr>
           <w:ilvl w:val="0"/>
           <w:numId w:val="5"/>
         </w:numPr>
-        <w:jc w:val="both"/>
-      </w:pPr>
-      <w:r>
-        <w:rPr>
-          <w:rStyle w:val="s2"/>
-        </w:rPr>
-        <w:t>Apoio em arquitetura de APIs, serviços desacoplados e boas práticas</w:t>
-      </w:r>
-    </w:p>
-    <w:p>
-      <w:pPr>
-        <w:pStyle w:val="p1"/>
+        <w:spacing w:before="240" w:beforeAutospacing="off" w:after="240" w:afterAutospacing="off"/>
+        <w:rPr>
+          <w:noProof w:val="0"/>
+          <w:sz w:val="22"/>
+          <w:szCs w:val="22"/>
+          <w:lang w:val="pt-BR"/>
+        </w:rPr>
+      </w:pPr>
+      <w:r>
+        <w:rPr>
+          <w:b w:val="1"/>
+          <w:bCs w:val="1"/>
+          <w:noProof w:val="0"/>
+          <w:sz w:val="22"/>
+          <w:szCs w:val="22"/>
+          <w:lang w:val="pt-BR"/>
+        </w:rPr>
+        <w:t>Integrações Financeiras:</w:t>
+      </w:r>
+      <w:r>
+        <w:rPr>
+          <w:noProof w:val="0"/>
+          <w:sz w:val="22"/>
+          <w:szCs w:val="22"/>
+          <w:lang w:val="pt-BR"/>
+        </w:rPr>
+        <w:t xml:space="preserve"> Desenvolvimento completo do módulo de pagamentos com </w:t>
+      </w:r>
+      <w:r>
+        <w:rPr>
+          <w:b w:val="1"/>
+          <w:bCs w:val="1"/>
+          <w:noProof w:val="0"/>
+          <w:sz w:val="22"/>
+          <w:szCs w:val="22"/>
+          <w:lang w:val="pt-BR"/>
+        </w:rPr>
+        <w:t xml:space="preserve">gateway </w:t>
+      </w:r>
+      <w:r>
+        <w:rPr>
+          <w:b w:val="1"/>
+          <w:bCs w:val="1"/>
+          <w:noProof w:val="0"/>
+          <w:sz w:val="22"/>
+          <w:szCs w:val="22"/>
+          <w:lang w:val="pt-BR"/>
+        </w:rPr>
+        <w:t>Asaas</w:t>
+      </w:r>
+      <w:r>
+        <w:rPr>
+          <w:b w:val="1"/>
+          <w:bCs w:val="1"/>
+          <w:noProof w:val="0"/>
+          <w:sz w:val="22"/>
+          <w:szCs w:val="22"/>
+          <w:lang w:val="pt-BR"/>
+        </w:rPr>
+        <w:t xml:space="preserve"> e </w:t>
+      </w:r>
+      <w:r>
+        <w:rPr>
+          <w:b w:val="1"/>
+          <w:bCs w:val="1"/>
+          <w:noProof w:val="0"/>
+          <w:sz w:val="22"/>
+          <w:szCs w:val="22"/>
+          <w:lang w:val="pt-BR"/>
+        </w:rPr>
+        <w:t>Webhooks</w:t>
+      </w:r>
+      <w:r>
+        <w:rPr>
+          <w:noProof w:val="0"/>
+          <w:sz w:val="22"/>
+          <w:szCs w:val="22"/>
+          <w:lang w:val="pt-BR"/>
+        </w:rPr>
+        <w:t xml:space="preserve">, garantindo conformidade com a </w:t>
+      </w:r>
+      <w:r>
+        <w:rPr>
+          <w:b w:val="1"/>
+          <w:bCs w:val="1"/>
+          <w:noProof w:val="0"/>
+          <w:sz w:val="22"/>
+          <w:szCs w:val="22"/>
+          <w:lang w:val="pt-BR"/>
+        </w:rPr>
+        <w:t>LGPD</w:t>
+      </w:r>
+      <w:r>
+        <w:rPr>
+          <w:noProof w:val="0"/>
+          <w:sz w:val="22"/>
+          <w:szCs w:val="22"/>
+          <w:lang w:val="pt-BR"/>
+        </w:rPr>
+        <w:t xml:space="preserve"> (exclusão em cascata).</w:t>
+      </w:r>
+    </w:p>
+    <w:p>
+      <w:pPr>
+        <w:pStyle w:val="ListParagraph"/>
         <w:numPr>
           <w:ilvl w:val="0"/>
           <w:numId w:val="5"/>
         </w:numPr>
-        <w:jc w:val="both"/>
-        <w:rPr>
-          <w:rStyle w:val="s2"/>
-        </w:rPr>
-      </w:pPr>
-      <w:r>
-        <w:rPr>
-          <w:rStyle w:val="s2"/>
-        </w:rPr>
-        <w:t>Orientação sobre testes automatizados, Docker e Celery</w:t>
-      </w:r>
-    </w:p>
-    <w:p>
-      <w:pPr>
-        <w:pStyle w:val="p1"/>
-        <w:jc w:val="both"/>
-      </w:pPr>
-    </w:p>
-    <w:p>
-      <w:pPr>
-        <w:pStyle w:val="p1"/>
-        <w:jc w:val="both"/>
-      </w:pPr>
-      <w:r>
-        <w:rPr>
-          <w:rStyle w:val="s1"/>
-        </w:rPr>
-        <w:t>Técnico de Internet – NetSYS Internet e Informática</w:t>
-      </w:r>
-      <w:r>
-        <w:rPr>
-          <w:rStyle w:val="s2"/>
-        </w:rPr>
-        <w:t xml:space="preserve"> (jan/2021 – atual)</w:t>
-      </w:r>
-    </w:p>
-    <w:p>
-      <w:pPr>
-        <w:pStyle w:val="p1"/>
+        <w:spacing w:before="240" w:beforeAutospacing="off" w:after="240" w:afterAutospacing="off"/>
+        <w:rPr>
+          <w:noProof w:val="0"/>
+          <w:sz w:val="22"/>
+          <w:szCs w:val="22"/>
+          <w:lang w:val="pt-BR"/>
+        </w:rPr>
+      </w:pPr>
+      <w:r>
+        <w:rPr>
+          <w:noProof w:val="0"/>
+          <w:sz w:val="22"/>
+          <w:szCs w:val="22"/>
+          <w:lang w:val="pt-BR"/>
+        </w:rPr>
+        <w:t xml:space="preserve">Atuação em ambiente com serviços desacoplados, </w:t>
+      </w:r>
+      <w:r>
+        <w:rPr>
+          <w:b w:val="1"/>
+          <w:bCs w:val="1"/>
+          <w:noProof w:val="0"/>
+          <w:sz w:val="22"/>
+          <w:szCs w:val="22"/>
+          <w:lang w:val="pt-BR"/>
+        </w:rPr>
+        <w:t xml:space="preserve">aplicando Clean </w:t>
+      </w:r>
+      <w:r>
+        <w:rPr>
+          <w:b w:val="1"/>
+          <w:bCs w:val="1"/>
+          <w:noProof w:val="0"/>
+          <w:sz w:val="22"/>
+          <w:szCs w:val="22"/>
+          <w:lang w:val="pt-BR"/>
+        </w:rPr>
+        <w:t>Architecture</w:t>
+      </w:r>
+      <w:r>
+        <w:rPr>
+          <w:b w:val="1"/>
+          <w:bCs w:val="1"/>
+          <w:noProof w:val="0"/>
+          <w:sz w:val="22"/>
+          <w:szCs w:val="22"/>
+          <w:lang w:val="pt-BR"/>
+        </w:rPr>
+        <w:t xml:space="preserve"> e </w:t>
+      </w:r>
+      <w:r>
+        <w:rPr>
+          <w:b w:val="1"/>
+          <w:bCs w:val="1"/>
+          <w:noProof w:val="0"/>
+          <w:sz w:val="22"/>
+          <w:szCs w:val="22"/>
+          <w:lang w:val="pt-BR"/>
+        </w:rPr>
+        <w:t>Repository</w:t>
+      </w:r>
+      <w:r>
+        <w:rPr>
+          <w:b w:val="1"/>
+          <w:bCs w:val="1"/>
+          <w:noProof w:val="0"/>
+          <w:sz w:val="22"/>
+          <w:szCs w:val="22"/>
+          <w:lang w:val="pt-BR"/>
+        </w:rPr>
+        <w:t xml:space="preserve"> </w:t>
+      </w:r>
+      <w:r>
+        <w:rPr>
+          <w:b w:val="1"/>
+          <w:bCs w:val="1"/>
+          <w:noProof w:val="0"/>
+          <w:sz w:val="22"/>
+          <w:szCs w:val="22"/>
+          <w:lang w:val="pt-BR"/>
+        </w:rPr>
+        <w:t>Pattern</w:t>
+      </w:r>
+      <w:r>
+        <w:rPr>
+          <w:b w:val="1"/>
+          <w:bCs w:val="1"/>
+          <w:noProof w:val="0"/>
+          <w:sz w:val="22"/>
+          <w:szCs w:val="22"/>
+          <w:lang w:val="pt-BR"/>
+        </w:rPr>
+        <w:t xml:space="preserve"> para isolamento de regras de negócio</w:t>
+      </w:r>
+      <w:r>
+        <w:rPr>
+          <w:noProof w:val="0"/>
+          <w:sz w:val="22"/>
+          <w:szCs w:val="22"/>
+          <w:lang w:val="pt-BR"/>
+        </w:rPr>
+        <w:t>.</w:t>
+      </w:r>
+    </w:p>
+    <w:p>
+      <w:pPr>
+        <w:pStyle w:val="ListParagraph"/>
         <w:numPr>
           <w:ilvl w:val="0"/>
-          <w:numId w:val="6"/>
+          <w:numId w:val="5"/>
         </w:numPr>
-        <w:jc w:val="both"/>
-      </w:pPr>
-      <w:r>
-        <w:rPr>
-          <w:rStyle w:val="s2"/>
-        </w:rPr>
-        <w:t>Instalação e manutenção de redes de computadores, fibra óptica e rádio frequência</w:t>
-      </w:r>
-    </w:p>
-    <w:p>
-      <w:pPr>
-        <w:pStyle w:val="p1"/>
+        <w:spacing w:before="240" w:beforeAutospacing="off" w:after="240" w:afterAutospacing="off"/>
+        <w:rPr>
+          <w:noProof w:val="0"/>
+          <w:sz w:val="22"/>
+          <w:szCs w:val="22"/>
+          <w:lang w:val="pt-BR"/>
+        </w:rPr>
+      </w:pPr>
+      <w:r>
+        <w:rPr>
+          <w:noProof w:val="0"/>
+          <w:sz w:val="22"/>
+          <w:szCs w:val="22"/>
+          <w:lang w:val="pt-BR"/>
+        </w:rPr>
+        <w:t xml:space="preserve">Desacoplamento de models e </w:t>
+      </w:r>
+      <w:r>
+        <w:rPr>
+          <w:noProof w:val="0"/>
+          <w:sz w:val="22"/>
+          <w:szCs w:val="22"/>
+          <w:lang w:val="pt-BR"/>
+        </w:rPr>
+        <w:t>migrations</w:t>
+      </w:r>
+      <w:r>
+        <w:rPr>
+          <w:noProof w:val="0"/>
+          <w:sz w:val="22"/>
+          <w:szCs w:val="22"/>
+          <w:lang w:val="pt-BR"/>
+        </w:rPr>
+        <w:t xml:space="preserve"> da API principal, </w:t>
+      </w:r>
+      <w:r>
+        <w:rPr>
+          <w:b w:val="1"/>
+          <w:bCs w:val="1"/>
+          <w:noProof w:val="0"/>
+          <w:sz w:val="22"/>
+          <w:szCs w:val="22"/>
+          <w:lang w:val="pt-BR"/>
+        </w:rPr>
+        <w:t xml:space="preserve">utilizando estratégias de </w:t>
+      </w:r>
+      <w:r>
+        <w:rPr>
+          <w:b w:val="1"/>
+          <w:bCs w:val="1"/>
+          <w:i w:val="1"/>
+          <w:iCs w:val="1"/>
+          <w:noProof w:val="0"/>
+          <w:sz w:val="22"/>
+          <w:szCs w:val="22"/>
+          <w:lang w:val="pt-BR"/>
+        </w:rPr>
+        <w:t>SeparateDatabaseAndState</w:t>
+      </w:r>
+      <w:r>
+        <w:rPr>
+          <w:b w:val="1"/>
+          <w:bCs w:val="1"/>
+          <w:noProof w:val="0"/>
+          <w:sz w:val="22"/>
+          <w:szCs w:val="22"/>
+          <w:lang w:val="pt-BR"/>
+        </w:rPr>
+        <w:t xml:space="preserve"> para migrações em bancos legados sem </w:t>
+      </w:r>
+      <w:r>
+        <w:rPr>
+          <w:b w:val="1"/>
+          <w:bCs w:val="1"/>
+          <w:noProof w:val="0"/>
+          <w:sz w:val="22"/>
+          <w:szCs w:val="22"/>
+          <w:lang w:val="pt-BR"/>
+        </w:rPr>
+        <w:t>downtime</w:t>
+      </w:r>
+      <w:r>
+        <w:rPr>
+          <w:noProof w:val="0"/>
+          <w:sz w:val="22"/>
+          <w:szCs w:val="22"/>
+          <w:lang w:val="pt-BR"/>
+        </w:rPr>
+        <w:t>.</w:t>
+      </w:r>
+    </w:p>
+    <w:p>
+      <w:pPr>
+        <w:pStyle w:val="ListParagraph"/>
         <w:numPr>
           <w:ilvl w:val="0"/>
-          <w:numId w:val="6"/>
+          <w:numId w:val="5"/>
         </w:numPr>
-        <w:jc w:val="both"/>
-        <w:rPr>
-          <w:rStyle w:val="s2"/>
-        </w:rPr>
-      </w:pPr>
-      <w:r>
-        <w:rPr>
-          <w:rStyle w:val="s2"/>
-        </w:rPr>
-        <w:t>Atendimento ao cliente e vendas de produtos de tecnologia</w:t>
-      </w:r>
-    </w:p>
-    <w:p>
-      <w:pPr>
-        <w:pStyle w:val="p1"/>
-        <w:jc w:val="both"/>
-      </w:pPr>
-    </w:p>
-    <w:p>
-      <w:pPr>
-        <w:pStyle w:val="p1"/>
-        <w:jc w:val="both"/>
-      </w:pPr>
-      <w:r>
-        <w:rPr>
-          <w:rStyle w:val="s1"/>
-        </w:rPr>
-        <w:t>Auxiliar de Serviços – Terra Viva Escavações</w:t>
-      </w:r>
-      <w:r>
-        <w:rPr>
-          <w:rStyle w:val="s2"/>
-        </w:rPr>
-        <w:t xml:space="preserve"> (2017)</w:t>
-      </w:r>
-    </w:p>
-    <w:p>
-      <w:pPr>
-        <w:pStyle w:val="p1"/>
+        <w:spacing w:before="240" w:beforeAutospacing="off" w:after="240" w:afterAutospacing="off"/>
+        <w:rPr>
+          <w:noProof w:val="0"/>
+          <w:sz w:val="22"/>
+          <w:szCs w:val="22"/>
+          <w:lang w:val="pt-BR"/>
+        </w:rPr>
+      </w:pPr>
+      <w:r>
+        <w:rPr>
+          <w:noProof w:val="0"/>
+          <w:sz w:val="22"/>
+          <w:szCs w:val="22"/>
+          <w:lang w:val="pt-BR"/>
+        </w:rPr>
+        <w:t xml:space="preserve">Implementação de tarefas assíncronas com </w:t>
+      </w:r>
+      <w:r>
+        <w:rPr>
+          <w:noProof w:val="0"/>
+          <w:sz w:val="22"/>
+          <w:szCs w:val="22"/>
+          <w:lang w:val="pt-BR"/>
+        </w:rPr>
+        <w:t>Celery</w:t>
+      </w:r>
+      <w:r>
+        <w:rPr>
+          <w:noProof w:val="0"/>
+          <w:sz w:val="22"/>
+          <w:szCs w:val="22"/>
+          <w:lang w:val="pt-BR"/>
+        </w:rPr>
+        <w:t xml:space="preserve"> e Redis, </w:t>
+      </w:r>
+      <w:r>
+        <w:rPr>
+          <w:b w:val="1"/>
+          <w:bCs w:val="1"/>
+          <w:noProof w:val="0"/>
+          <w:sz w:val="22"/>
+          <w:szCs w:val="22"/>
+          <w:lang w:val="pt-BR"/>
+        </w:rPr>
+        <w:t xml:space="preserve">otimizando </w:t>
+      </w:r>
+      <w:r>
+        <w:rPr>
+          <w:b w:val="1"/>
+          <w:bCs w:val="1"/>
+          <w:noProof w:val="0"/>
+          <w:sz w:val="22"/>
+          <w:szCs w:val="22"/>
+          <w:lang w:val="pt-BR"/>
+        </w:rPr>
+        <w:t>endpoints</w:t>
+      </w:r>
+      <w:r>
+        <w:rPr>
+          <w:b w:val="1"/>
+          <w:bCs w:val="1"/>
+          <w:noProof w:val="0"/>
+          <w:sz w:val="22"/>
+          <w:szCs w:val="22"/>
+          <w:lang w:val="pt-BR"/>
+        </w:rPr>
+        <w:t xml:space="preserve"> críticos e reduzindo a latência de resposta de 2,5s para 0,6s</w:t>
+      </w:r>
+      <w:r>
+        <w:rPr>
+          <w:noProof w:val="0"/>
+          <w:sz w:val="22"/>
+          <w:szCs w:val="22"/>
+          <w:lang w:val="pt-BR"/>
+        </w:rPr>
+        <w:t>.</w:t>
+      </w:r>
+    </w:p>
+    <w:p>
+      <w:pPr>
+        <w:pStyle w:val="ListParagraph"/>
         <w:numPr>
           <w:ilvl w:val="0"/>
-          <w:numId w:val="7"/>
+          <w:numId w:val="5"/>
         </w:numPr>
-        <w:jc w:val="both"/>
-      </w:pPr>
-      <w:r>
-        <w:rPr>
-          <w:rStyle w:val="s2"/>
-        </w:rPr>
-        <w:t>Atuação em atividades operacionais, suporte e atendimento.</w:t>
+        <w:spacing w:before="240" w:beforeAutospacing="off" w:after="240" w:afterAutospacing="off"/>
+        <w:rPr>
+          <w:noProof w:val="0"/>
+          <w:sz w:val="22"/>
+          <w:szCs w:val="22"/>
+          <w:lang w:val="pt-BR"/>
+        </w:rPr>
+      </w:pPr>
+      <w:r>
+        <w:rPr>
+          <w:b w:val="1"/>
+          <w:bCs w:val="1"/>
+          <w:noProof w:val="0"/>
+          <w:sz w:val="22"/>
+          <w:szCs w:val="22"/>
+          <w:lang w:val="pt-BR"/>
+        </w:rPr>
+        <w:t>Segurança e Infraestrutura:</w:t>
+      </w:r>
+      <w:r>
+        <w:rPr>
+          <w:noProof w:val="0"/>
+          <w:sz w:val="22"/>
+          <w:szCs w:val="22"/>
+          <w:lang w:val="pt-BR"/>
+        </w:rPr>
+        <w:t xml:space="preserve"> Implementação de </w:t>
+      </w:r>
+      <w:r>
+        <w:rPr>
+          <w:b w:val="1"/>
+          <w:bCs w:val="1"/>
+          <w:noProof w:val="0"/>
+          <w:sz w:val="22"/>
+          <w:szCs w:val="22"/>
+          <w:lang w:val="pt-BR"/>
+        </w:rPr>
+        <w:t xml:space="preserve">JWT </w:t>
+      </w:r>
+      <w:r>
+        <w:rPr>
+          <w:b w:val="1"/>
+          <w:bCs w:val="1"/>
+          <w:noProof w:val="0"/>
+          <w:sz w:val="22"/>
+          <w:szCs w:val="22"/>
+          <w:lang w:val="pt-BR"/>
+        </w:rPr>
+        <w:t>Blacklist</w:t>
+      </w:r>
+      <w:r>
+        <w:rPr>
+          <w:noProof w:val="0"/>
+          <w:sz w:val="22"/>
+          <w:szCs w:val="22"/>
+          <w:lang w:val="pt-BR"/>
+        </w:rPr>
+        <w:t xml:space="preserve"> (Redis) para logout seguro, gestão de arquivos privados no </w:t>
+      </w:r>
+      <w:r>
+        <w:rPr>
+          <w:b w:val="1"/>
+          <w:bCs w:val="1"/>
+          <w:noProof w:val="0"/>
+          <w:sz w:val="22"/>
+          <w:szCs w:val="22"/>
+          <w:lang w:val="pt-BR"/>
+        </w:rPr>
+        <w:t>AWS S3</w:t>
+      </w:r>
+      <w:r>
+        <w:rPr>
+          <w:noProof w:val="0"/>
+          <w:sz w:val="22"/>
+          <w:szCs w:val="22"/>
+          <w:lang w:val="pt-BR"/>
+        </w:rPr>
+        <w:t xml:space="preserve"> e configuração de </w:t>
+      </w:r>
+      <w:r>
+        <w:rPr>
+          <w:b w:val="1"/>
+          <w:bCs w:val="1"/>
+          <w:noProof w:val="0"/>
+          <w:sz w:val="22"/>
+          <w:szCs w:val="22"/>
+          <w:lang w:val="pt-BR"/>
+        </w:rPr>
+        <w:t>HTTPS/SSL</w:t>
+      </w:r>
+      <w:r>
+        <w:rPr>
+          <w:noProof w:val="0"/>
+          <w:sz w:val="22"/>
+          <w:szCs w:val="22"/>
+          <w:lang w:val="pt-BR"/>
+        </w:rPr>
+        <w:t xml:space="preserve"> forçado.</w:t>
+      </w:r>
+    </w:p>
+    <w:p>
+      <w:pPr>
+        <w:pStyle w:val="ListParagraph"/>
+        <w:numPr>
+          <w:ilvl w:val="0"/>
+          <w:numId w:val="5"/>
+        </w:numPr>
+        <w:spacing w:before="240" w:beforeAutospacing="off" w:after="240" w:afterAutospacing="off"/>
+        <w:rPr>
+          <w:noProof w:val="0"/>
+          <w:sz w:val="22"/>
+          <w:szCs w:val="22"/>
+          <w:lang w:val="pt-BR"/>
+        </w:rPr>
+      </w:pPr>
+      <w:r>
+        <w:rPr>
+          <w:noProof w:val="0"/>
+          <w:sz w:val="22"/>
+          <w:szCs w:val="22"/>
+          <w:lang w:val="pt-BR"/>
+        </w:rPr>
+        <w:t>Containerização</w:t>
+      </w:r>
+      <w:r>
+        <w:rPr>
+          <w:noProof w:val="0"/>
+          <w:sz w:val="22"/>
+          <w:szCs w:val="22"/>
+          <w:lang w:val="pt-BR"/>
+        </w:rPr>
+        <w:t xml:space="preserve"> com Docker e Docker </w:t>
+      </w:r>
+      <w:r>
+        <w:rPr>
+          <w:noProof w:val="0"/>
+          <w:sz w:val="22"/>
+          <w:szCs w:val="22"/>
+          <w:lang w:val="pt-BR"/>
+        </w:rPr>
+        <w:t>Compose</w:t>
+      </w:r>
+      <w:r>
+        <w:rPr>
+          <w:noProof w:val="0"/>
+          <w:sz w:val="22"/>
+          <w:szCs w:val="22"/>
+          <w:lang w:val="pt-BR"/>
+        </w:rPr>
+        <w:t>.</w:t>
+      </w:r>
+    </w:p>
+    <w:p>
+      <w:pPr>
+        <w:pStyle w:val="ListParagraph"/>
+        <w:numPr>
+          <w:ilvl w:val="0"/>
+          <w:numId w:val="5"/>
+        </w:numPr>
+        <w:spacing w:before="240" w:beforeAutospacing="off" w:after="240" w:afterAutospacing="off"/>
+        <w:rPr>
+          <w:noProof w:val="0"/>
+          <w:sz w:val="22"/>
+          <w:szCs w:val="22"/>
+          <w:lang w:val="pt-BR"/>
+        </w:rPr>
+      </w:pPr>
+      <w:r>
+        <w:rPr>
+          <w:noProof w:val="0"/>
+          <w:sz w:val="22"/>
+          <w:szCs w:val="22"/>
+          <w:lang w:val="pt-BR"/>
+        </w:rPr>
+        <w:t xml:space="preserve">Testes automatizados, correção de bugs e </w:t>
+      </w:r>
+      <w:r>
+        <w:rPr>
+          <w:noProof w:val="0"/>
+          <w:sz w:val="22"/>
+          <w:szCs w:val="22"/>
+          <w:lang w:val="pt-BR"/>
+        </w:rPr>
+        <w:t>code</w:t>
+      </w:r>
+      <w:r>
+        <w:rPr>
+          <w:noProof w:val="0"/>
+          <w:sz w:val="22"/>
+          <w:szCs w:val="22"/>
+          <w:lang w:val="pt-BR"/>
+        </w:rPr>
+        <w:t xml:space="preserve"> review, </w:t>
+      </w:r>
+      <w:r>
+        <w:rPr>
+          <w:b w:val="1"/>
+          <w:bCs w:val="1"/>
+          <w:noProof w:val="0"/>
+          <w:sz w:val="22"/>
+          <w:szCs w:val="22"/>
+          <w:lang w:val="pt-BR"/>
+        </w:rPr>
+        <w:t xml:space="preserve">integrados a pipelines de CI/CD (GitHub </w:t>
+      </w:r>
+      <w:r>
+        <w:rPr>
+          <w:b w:val="1"/>
+          <w:bCs w:val="1"/>
+          <w:noProof w:val="0"/>
+          <w:sz w:val="22"/>
+          <w:szCs w:val="22"/>
+          <w:lang w:val="pt-BR"/>
+        </w:rPr>
+        <w:t>Actions</w:t>
+      </w:r>
+      <w:r>
+        <w:rPr>
+          <w:b w:val="1"/>
+          <w:bCs w:val="1"/>
+          <w:noProof w:val="0"/>
+          <w:sz w:val="22"/>
+          <w:szCs w:val="22"/>
+          <w:lang w:val="pt-BR"/>
+        </w:rPr>
+        <w:t>) com verificação de segurança e qualidade</w:t>
+      </w:r>
+      <w:r>
+        <w:rPr>
+          <w:noProof w:val="0"/>
+          <w:sz w:val="22"/>
+          <w:szCs w:val="22"/>
+          <w:lang w:val="pt-BR"/>
+        </w:rPr>
+        <w:t>.</w:t>
+      </w:r>
+    </w:p>
+    <w:p>
+      <w:pPr>
+        <w:pStyle w:val="ListParagraph"/>
+        <w:numPr>
+          <w:ilvl w:val="0"/>
+          <w:numId w:val="5"/>
+        </w:numPr>
+        <w:spacing w:before="240" w:beforeAutospacing="off" w:after="240" w:afterAutospacing="off"/>
+        <w:rPr>
+          <w:noProof w:val="0"/>
+          <w:sz w:val="22"/>
+          <w:szCs w:val="22"/>
+          <w:lang w:val="pt-BR"/>
+        </w:rPr>
+      </w:pPr>
+      <w:r>
+        <w:rPr>
+          <w:noProof w:val="0"/>
+          <w:sz w:val="22"/>
+          <w:szCs w:val="22"/>
+          <w:lang w:val="pt-BR"/>
+        </w:rPr>
+        <w:t xml:space="preserve">Colaboração em equipe multidisciplinar com Scrum e </w:t>
+      </w:r>
+      <w:r>
+        <w:rPr>
+          <w:noProof w:val="0"/>
+          <w:sz w:val="22"/>
+          <w:szCs w:val="22"/>
+          <w:lang w:val="pt-BR"/>
+        </w:rPr>
+        <w:t>Git</w:t>
+      </w:r>
+      <w:r>
+        <w:rPr>
+          <w:noProof w:val="0"/>
+          <w:sz w:val="22"/>
+          <w:szCs w:val="22"/>
+          <w:lang w:val="pt-BR"/>
+        </w:rPr>
+        <w:t>.</w:t>
+      </w:r>
+    </w:p>
+    <w:p>
+      <w:pPr>
+        <w:pStyle w:val="Normal"/>
+        <w:spacing w:before="240" w:beforeAutospacing="off" w:after="240" w:afterAutospacing="off"/>
+        <w:ind w:left="0"/>
+        <w:rPr>
+          <w:noProof w:val="0"/>
+          <w:sz w:val="22"/>
+          <w:szCs w:val="22"/>
+          <w:lang w:val="pt-BR"/>
+        </w:rPr>
+      </w:pPr>
+      <w:r>
+        <w:rPr>
+          <w:b w:val="1"/>
+          <w:bCs w:val="1"/>
+          <w:noProof w:val="0"/>
+          <w:sz w:val="22"/>
+          <w:szCs w:val="22"/>
+          <w:lang w:val="pt-BR"/>
+        </w:rPr>
+        <w:t xml:space="preserve">Mentor </w:t>
+      </w:r>
+      <w:r>
+        <w:rPr>
+          <w:b w:val="1"/>
+          <w:bCs w:val="1"/>
+          <w:noProof w:val="0"/>
+          <w:sz w:val="22"/>
+          <w:szCs w:val="22"/>
+          <w:lang w:val="pt-BR"/>
+        </w:rPr>
+        <w:t>Backend</w:t>
+      </w:r>
+      <w:r>
+        <w:rPr>
+          <w:b w:val="1"/>
+          <w:bCs w:val="1"/>
+          <w:noProof w:val="0"/>
+          <w:sz w:val="22"/>
+          <w:szCs w:val="22"/>
+          <w:lang w:val="pt-BR"/>
+        </w:rPr>
+        <w:t xml:space="preserve"> – Lacrei Saúde</w:t>
+      </w:r>
+      <w:r>
+        <w:rPr>
+          <w:noProof w:val="0"/>
+          <w:sz w:val="22"/>
+          <w:szCs w:val="22"/>
+          <w:lang w:val="pt-BR"/>
+        </w:rPr>
+        <w:t xml:space="preserve"> (</w:t>
+      </w:r>
+      <w:r>
+        <w:rPr>
+          <w:noProof w:val="0"/>
+          <w:sz w:val="22"/>
+          <w:szCs w:val="22"/>
+          <w:lang w:val="pt-BR"/>
+        </w:rPr>
+        <w:t>nov</w:t>
+      </w:r>
+      <w:r>
+        <w:rPr>
+          <w:noProof w:val="0"/>
+          <w:sz w:val="22"/>
+          <w:szCs w:val="22"/>
+          <w:lang w:val="pt-BR"/>
+        </w:rPr>
+        <w:t>/2025 – atual)</w:t>
+      </w:r>
+    </w:p>
+    <w:p>
+      <w:pPr>
+        <w:pStyle w:val="ListParagraph"/>
+        <w:numPr>
+          <w:ilvl w:val="0"/>
+          <w:numId w:val="5"/>
+        </w:numPr>
+        <w:spacing w:before="240" w:beforeAutospacing="off" w:after="240" w:afterAutospacing="off"/>
+        <w:rPr>
+          <w:noProof w:val="0"/>
+          <w:sz w:val="22"/>
+          <w:szCs w:val="22"/>
+          <w:lang w:val="pt-BR"/>
+        </w:rPr>
+      </w:pPr>
+      <w:r>
+        <w:rPr>
+          <w:noProof w:val="0"/>
+          <w:sz w:val="22"/>
+          <w:szCs w:val="22"/>
+          <w:lang w:val="pt-BR"/>
+        </w:rPr>
+        <w:t xml:space="preserve">Liderança de uma equipe de 4 desenvolvedores, </w:t>
+      </w:r>
+    </w:p>
+    <w:p>
+      <w:pPr>
+        <w:pStyle w:val="ListParagraph"/>
+        <w:numPr>
+          <w:ilvl w:val="0"/>
+          <w:numId w:val="5"/>
+        </w:numPr>
+        <w:spacing w:before="240" w:beforeAutospacing="off" w:after="240" w:afterAutospacing="off"/>
+        <w:rPr>
+          <w:noProof w:val="0"/>
+          <w:sz w:val="22"/>
+          <w:szCs w:val="22"/>
+          <w:lang w:val="pt-BR"/>
+        </w:rPr>
+      </w:pPr>
+      <w:r>
+        <w:rPr>
+          <w:noProof w:val="0"/>
+          <w:sz w:val="22"/>
+          <w:szCs w:val="22"/>
+          <w:lang w:val="pt-BR"/>
+        </w:rPr>
+        <w:t xml:space="preserve">Mentoria técnica para desenvolvedores </w:t>
+      </w:r>
+      <w:r>
+        <w:rPr>
+          <w:noProof w:val="0"/>
+          <w:sz w:val="22"/>
+          <w:szCs w:val="22"/>
+          <w:lang w:val="pt-BR"/>
+        </w:rPr>
+        <w:t>backend</w:t>
+      </w:r>
+      <w:r>
+        <w:rPr>
+          <w:noProof w:val="0"/>
+          <w:sz w:val="22"/>
+          <w:szCs w:val="22"/>
+          <w:lang w:val="pt-BR"/>
+        </w:rPr>
+        <w:t>.</w:t>
+      </w:r>
+    </w:p>
+    <w:p>
+      <w:pPr>
+        <w:pStyle w:val="ListParagraph"/>
+        <w:numPr>
+          <w:ilvl w:val="0"/>
+          <w:numId w:val="5"/>
+        </w:numPr>
+        <w:spacing w:before="240" w:beforeAutospacing="off" w:after="240" w:afterAutospacing="off"/>
+        <w:rPr>
+          <w:noProof w:val="0"/>
+          <w:sz w:val="22"/>
+          <w:szCs w:val="22"/>
+          <w:lang w:val="pt-BR"/>
+        </w:rPr>
+      </w:pPr>
+      <w:r>
+        <w:rPr>
+          <w:noProof w:val="0"/>
+          <w:sz w:val="22"/>
+          <w:szCs w:val="22"/>
+          <w:lang w:val="pt-BR"/>
+        </w:rPr>
+        <w:t xml:space="preserve">Apoio em arquitetura de APIs, serviços desacoplados e boas práticas, </w:t>
+      </w:r>
+      <w:r>
+        <w:rPr>
+          <w:b w:val="1"/>
+          <w:bCs w:val="1"/>
+          <w:noProof w:val="0"/>
+          <w:sz w:val="22"/>
+          <w:szCs w:val="22"/>
+          <w:lang w:val="pt-BR"/>
+        </w:rPr>
+        <w:t xml:space="preserve">realizando </w:t>
+      </w:r>
+      <w:r>
+        <w:rPr>
+          <w:b w:val="1"/>
+          <w:bCs w:val="1"/>
+          <w:noProof w:val="0"/>
+          <w:sz w:val="22"/>
+          <w:szCs w:val="22"/>
+          <w:lang w:val="pt-BR"/>
+        </w:rPr>
+        <w:t>Code</w:t>
+      </w:r>
+      <w:r>
+        <w:rPr>
+          <w:b w:val="1"/>
+          <w:bCs w:val="1"/>
+          <w:noProof w:val="0"/>
+          <w:sz w:val="22"/>
+          <w:szCs w:val="22"/>
+          <w:lang w:val="pt-BR"/>
+        </w:rPr>
+        <w:t xml:space="preserve"> Reviews focados em performance, segurança e manutenibilidade</w:t>
+      </w:r>
+      <w:r>
+        <w:rPr>
+          <w:noProof w:val="0"/>
+          <w:sz w:val="22"/>
+          <w:szCs w:val="22"/>
+          <w:lang w:val="pt-BR"/>
+        </w:rPr>
+        <w:t>.</w:t>
+      </w:r>
+    </w:p>
+    <w:p>
+      <w:pPr>
+        <w:pStyle w:val="ListParagraph"/>
+        <w:numPr>
+          <w:ilvl w:val="0"/>
+          <w:numId w:val="5"/>
+        </w:numPr>
+        <w:spacing w:before="240" w:beforeAutospacing="off" w:after="240" w:afterAutospacing="off" w:line="240" w:lineRule="auto"/>
+        <w:rPr>
+          <w:noProof w:val="0"/>
+          <w:sz w:val="22"/>
+          <w:szCs w:val="22"/>
+          <w:lang w:val="pt-BR"/>
+        </w:rPr>
+      </w:pPr>
+      <w:r>
+        <w:rPr>
+          <w:noProof w:val="0"/>
+          <w:sz w:val="22"/>
+          <w:szCs w:val="22"/>
+          <w:lang w:val="pt-BR"/>
+        </w:rPr>
+        <w:t xml:space="preserve">Orientação sobre testes automatizados, Docker e </w:t>
+      </w:r>
+      <w:r>
+        <w:rPr>
+          <w:noProof w:val="0"/>
+          <w:sz w:val="22"/>
+          <w:szCs w:val="22"/>
+          <w:lang w:val="pt-BR"/>
+        </w:rPr>
+        <w:t>Celery</w:t>
+      </w:r>
+      <w:r>
+        <w:rPr>
+          <w:noProof w:val="0"/>
+          <w:sz w:val="22"/>
+          <w:szCs w:val="22"/>
+          <w:lang w:val="pt-BR"/>
+        </w:rPr>
+        <w:t>.</w:t>
       </w:r>
     </w:p>
     <w:sectPr>
-      <w:pgSz w:w="12240" w:h="15840"/>
+      <w:pgSz w:w="12240" w:h="15840" w:orient="portrait"/>
       <w:pgMar w:top="1440" w:right="1440" w:bottom="1440" w:left="1440" w:header="708" w:footer="708" w:gutter="0"/>
       <w:cols w:space="708"/>
       <w:docGrid w:linePitch="360"/>
@@ -1615,6 +6057,678 @@
 
 <file path=word/numbering.xml><?xml version="1.0" encoding="utf-8"?>
 <w:numbering xmlns:wpc="http://schemas.microsoft.com/office/word/2010/wordprocessingCanvas" xmlns:cx="http://schemas.microsoft.com/office/drawing/2014/chartex" xmlns:cx1="http://schemas.microsoft.com/office/drawing/2015/9/8/chartex" xmlns:cx2="http://schemas.microsoft.com/office/drawing/2015/10/21/chartex" xmlns:cx3="http://schemas.microsoft.com/office/drawing/2016/5/9/chartex" xmlns:cx4="http://schemas.microsoft.com/office/drawing/2016/5/10/chartex" xmlns:cx5="http://schemas.microsoft.com/office/drawing/2016/5/11/chartex" xmlns:cx6="http://schemas.microsoft.com/office/drawing/2016/5/12/chartex" xmlns:cx7="http://schemas.microsoft.com/office/drawing/2016/5/13/chartex" xmlns:cx8="http://schemas.microsoft.com/office/drawing/2016/5/14/chartex" xmlns:mc="http://schemas.openxmlformats.org/markup-compatibility/2006" xmlns:aink="http://schemas.microsoft.com/office/drawing/2016/ink" xmlns:am3d="http://schemas.microsoft.com/office/drawing/2017/model3d" xmlns:o="urn:schemas-microsoft-com:office:office" xmlns:oel="http://schemas.microsoft.com/office/2019/extlst" xmlns:r="http://schemas.openxmlformats.org/officeDocument/2006/relationships" xmlns:m="http://schemas.openxmlformats.org/officeDocument/2006/math" xmlns:v="urn:schemas-microsoft-com:vml" xmlns:wp14="http://schemas.microsoft.com/office/word/2010/wordprocessingDrawing" xmlns:wp="http://schemas.openxmlformats.org/drawingml/2006/wordprocessingDrawing" xmlns:w10="urn:schemas-microsoft-com:office:word" xmlns:w="http://schemas.openxmlformats.org/wordprocessingml/2006/main" xmlns:w14="http://schemas.microsoft.com/office/word/2010/wordml" xmlns:w15="http://schemas.microsoft.com/office/word/2012/wordml" xmlns:w16cex="http://schemas.microsoft.com/office/word/2018/wordml/cex" xmlns:w16cid="http://schemas.microsoft.com/office/word/2016/wordml/cid" xmlns:w16="http://schemas.microsoft.com/office/word/2018/wordml" xmlns:w16du="http://schemas.microsoft.com/office/word/2023/wordml/word16du" xmlns:w16sdtdh="http://schemas.microsoft.com/office/word/2020/wordml/sdtdatahash" xmlns:w16sdtfl="http://schemas.microsoft.com/office/word/2024/wordml/sdtformatlock" xmlns:w16se="http://schemas.microsoft.com/office/word/2015/wordml/symex" xmlns:wpg="http://schemas.microsoft.com/office/word/2010/wordprocessingGroup" xmlns:wpi="http://schemas.microsoft.com/office/word/2010/wordprocessingInk" xmlns:wne="http://schemas.microsoft.com/office/word/2006/wordml" xmlns:wps="http://schemas.microsoft.com/office/word/2010/wordprocessingShape" mc:Ignorable="w14 w15 w16se w16cid w16 w16cex w16sdtdh w16sdtfl w16du wp14">
+  <w:abstractNum xmlns:w="http://schemas.openxmlformats.org/wordprocessingml/2006/main" w:abstractNumId="12">
+    <w:nsid w:val="5f59d980"/>
+    <w:multiLevelType xmlns:w="http://schemas.openxmlformats.org/wordprocessingml/2006/main" w:val="hybridMultilevel"/>
+    <w:lvl xmlns:w="http://schemas.openxmlformats.org/wordprocessingml/2006/main" w:ilvl="0">
+      <w:start w:val="1"/>
+      <w:numFmt w:val="bullet"/>
+      <w:lvlText w:val=""/>
+      <w:lvlJc w:val="left"/>
+      <w:pPr>
+        <w:ind w:left="720" w:hanging="360"/>
+      </w:pPr>
+      <w:rPr>
+        <w:rFonts w:hint="default" w:ascii="Symbol" w:hAnsi="Symbol"/>
+      </w:rPr>
+    </w:lvl>
+    <w:lvl xmlns:w="http://schemas.openxmlformats.org/wordprocessingml/2006/main" w:ilvl="1">
+      <w:start w:val="1"/>
+      <w:numFmt w:val="bullet"/>
+      <w:lvlText w:val="o"/>
+      <w:lvlJc w:val="left"/>
+      <w:pPr>
+        <w:ind w:left="1440" w:hanging="360"/>
+      </w:pPr>
+      <w:rPr>
+        <w:rFonts w:hint="default" w:ascii="Courier New" w:hAnsi="Courier New"/>
+      </w:rPr>
+    </w:lvl>
+    <w:lvl xmlns:w="http://schemas.openxmlformats.org/wordprocessingml/2006/main" w:ilvl="2">
+      <w:start w:val="1"/>
+      <w:numFmt w:val="bullet"/>
+      <w:lvlText w:val=""/>
+      <w:lvlJc w:val="left"/>
+      <w:pPr>
+        <w:ind w:left="2160" w:hanging="360"/>
+      </w:pPr>
+      <w:rPr>
+        <w:rFonts w:hint="default" w:ascii="Wingdings" w:hAnsi="Wingdings"/>
+      </w:rPr>
+    </w:lvl>
+    <w:lvl xmlns:w="http://schemas.openxmlformats.org/wordprocessingml/2006/main" w:ilvl="3">
+      <w:start w:val="1"/>
+      <w:numFmt w:val="bullet"/>
+      <w:lvlText w:val=""/>
+      <w:lvlJc w:val="left"/>
+      <w:pPr>
+        <w:ind w:left="2880" w:hanging="360"/>
+      </w:pPr>
+      <w:rPr>
+        <w:rFonts w:hint="default" w:ascii="Symbol" w:hAnsi="Symbol"/>
+      </w:rPr>
+    </w:lvl>
+    <w:lvl xmlns:w="http://schemas.openxmlformats.org/wordprocessingml/2006/main" w:ilvl="4">
+      <w:start w:val="1"/>
+      <w:numFmt w:val="bullet"/>
+      <w:lvlText w:val="o"/>
+      <w:lvlJc w:val="left"/>
+      <w:pPr>
+        <w:ind w:left="3600" w:hanging="360"/>
+      </w:pPr>
+      <w:rPr>
+        <w:rFonts w:hint="default" w:ascii="Courier New" w:hAnsi="Courier New"/>
+      </w:rPr>
+    </w:lvl>
+    <w:lvl xmlns:w="http://schemas.openxmlformats.org/wordprocessingml/2006/main" w:ilvl="5">
+      <w:start w:val="1"/>
+      <w:numFmt w:val="bullet"/>
+      <w:lvlText w:val=""/>
+      <w:lvlJc w:val="left"/>
+      <w:pPr>
+        <w:ind w:left="4320" w:hanging="360"/>
+      </w:pPr>
+      <w:rPr>
+        <w:rFonts w:hint="default" w:ascii="Wingdings" w:hAnsi="Wingdings"/>
+      </w:rPr>
+    </w:lvl>
+    <w:lvl xmlns:w="http://schemas.openxmlformats.org/wordprocessingml/2006/main" w:ilvl="6">
+      <w:start w:val="1"/>
+      <w:numFmt w:val="bullet"/>
+      <w:lvlText w:val=""/>
+      <w:lvlJc w:val="left"/>
+      <w:pPr>
+        <w:ind w:left="5040" w:hanging="360"/>
+      </w:pPr>
+      <w:rPr>
+        <w:rFonts w:hint="default" w:ascii="Symbol" w:hAnsi="Symbol"/>
+      </w:rPr>
+    </w:lvl>
+    <w:lvl xmlns:w="http://schemas.openxmlformats.org/wordprocessingml/2006/main" w:ilvl="7">
+      <w:start w:val="1"/>
+      <w:numFmt w:val="bullet"/>
+      <w:lvlText w:val="o"/>
+      <w:lvlJc w:val="left"/>
+      <w:pPr>
+        <w:ind w:left="5760" w:hanging="360"/>
+      </w:pPr>
+      <w:rPr>
+        <w:rFonts w:hint="default" w:ascii="Courier New" w:hAnsi="Courier New"/>
+      </w:rPr>
+    </w:lvl>
+    <w:lvl xmlns:w="http://schemas.openxmlformats.org/wordprocessingml/2006/main" w:ilvl="8">
+      <w:start w:val="1"/>
+      <w:numFmt w:val="bullet"/>
+      <w:lvlText w:val=""/>
+      <w:lvlJc w:val="left"/>
+      <w:pPr>
+        <w:ind w:left="6480" w:hanging="360"/>
+      </w:pPr>
+      <w:rPr>
+        <w:rFonts w:hint="default" w:ascii="Wingdings" w:hAnsi="Wingdings"/>
+      </w:rPr>
+    </w:lvl>
+  </w:abstractNum>
+  <w:abstractNum xmlns:w="http://schemas.openxmlformats.org/wordprocessingml/2006/main" w:abstractNumId="11">
+    <w:nsid w:val="7cd2e4f2"/>
+    <w:multiLevelType xmlns:w="http://schemas.openxmlformats.org/wordprocessingml/2006/main" w:val="hybridMultilevel"/>
+    <w:lvl xmlns:w="http://schemas.openxmlformats.org/wordprocessingml/2006/main" w:ilvl="0">
+      <w:start w:val="1"/>
+      <w:numFmt w:val="bullet"/>
+      <w:lvlText w:val=""/>
+      <w:lvlJc w:val="left"/>
+      <w:pPr>
+        <w:ind w:left="720" w:hanging="360"/>
+      </w:pPr>
+      <w:rPr>
+        <w:rFonts w:hint="default" w:ascii="Symbol" w:hAnsi="Symbol"/>
+      </w:rPr>
+    </w:lvl>
+    <w:lvl xmlns:w="http://schemas.openxmlformats.org/wordprocessingml/2006/main" w:ilvl="1">
+      <w:start w:val="1"/>
+      <w:numFmt w:val="bullet"/>
+      <w:lvlText w:val="o"/>
+      <w:lvlJc w:val="left"/>
+      <w:pPr>
+        <w:ind w:left="1440" w:hanging="360"/>
+      </w:pPr>
+      <w:rPr>
+        <w:rFonts w:hint="default" w:ascii="Courier New" w:hAnsi="Courier New"/>
+      </w:rPr>
+    </w:lvl>
+    <w:lvl xmlns:w="http://schemas.openxmlformats.org/wordprocessingml/2006/main" w:ilvl="2">
+      <w:start w:val="1"/>
+      <w:numFmt w:val="bullet"/>
+      <w:lvlText w:val=""/>
+      <w:lvlJc w:val="left"/>
+      <w:pPr>
+        <w:ind w:left="2160" w:hanging="360"/>
+      </w:pPr>
+      <w:rPr>
+        <w:rFonts w:hint="default" w:ascii="Wingdings" w:hAnsi="Wingdings"/>
+      </w:rPr>
+    </w:lvl>
+    <w:lvl xmlns:w="http://schemas.openxmlformats.org/wordprocessingml/2006/main" w:ilvl="3">
+      <w:start w:val="1"/>
+      <w:numFmt w:val="bullet"/>
+      <w:lvlText w:val=""/>
+      <w:lvlJc w:val="left"/>
+      <w:pPr>
+        <w:ind w:left="2880" w:hanging="360"/>
+      </w:pPr>
+      <w:rPr>
+        <w:rFonts w:hint="default" w:ascii="Symbol" w:hAnsi="Symbol"/>
+      </w:rPr>
+    </w:lvl>
+    <w:lvl xmlns:w="http://schemas.openxmlformats.org/wordprocessingml/2006/main" w:ilvl="4">
+      <w:start w:val="1"/>
+      <w:numFmt w:val="bullet"/>
+      <w:lvlText w:val="o"/>
+      <w:lvlJc w:val="left"/>
+      <w:pPr>
+        <w:ind w:left="3600" w:hanging="360"/>
+      </w:pPr>
+      <w:rPr>
+        <w:rFonts w:hint="default" w:ascii="Courier New" w:hAnsi="Courier New"/>
+      </w:rPr>
+    </w:lvl>
+    <w:lvl xmlns:w="http://schemas.openxmlformats.org/wordprocessingml/2006/main" w:ilvl="5">
+      <w:start w:val="1"/>
+      <w:numFmt w:val="bullet"/>
+      <w:lvlText w:val=""/>
+      <w:lvlJc w:val="left"/>
+      <w:pPr>
+        <w:ind w:left="4320" w:hanging="360"/>
+      </w:pPr>
+      <w:rPr>
+        <w:rFonts w:hint="default" w:ascii="Wingdings" w:hAnsi="Wingdings"/>
+      </w:rPr>
+    </w:lvl>
+    <w:lvl xmlns:w="http://schemas.openxmlformats.org/wordprocessingml/2006/main" w:ilvl="6">
+      <w:start w:val="1"/>
+      <w:numFmt w:val="bullet"/>
+      <w:lvlText w:val=""/>
+      <w:lvlJc w:val="left"/>
+      <w:pPr>
+        <w:ind w:left="5040" w:hanging="360"/>
+      </w:pPr>
+      <w:rPr>
+        <w:rFonts w:hint="default" w:ascii="Symbol" w:hAnsi="Symbol"/>
+      </w:rPr>
+    </w:lvl>
+    <w:lvl xmlns:w="http://schemas.openxmlformats.org/wordprocessingml/2006/main" w:ilvl="7">
+      <w:start w:val="1"/>
+      <w:numFmt w:val="bullet"/>
+      <w:lvlText w:val="o"/>
+      <w:lvlJc w:val="left"/>
+      <w:pPr>
+        <w:ind w:left="5760" w:hanging="360"/>
+      </w:pPr>
+      <w:rPr>
+        <w:rFonts w:hint="default" w:ascii="Courier New" w:hAnsi="Courier New"/>
+      </w:rPr>
+    </w:lvl>
+    <w:lvl xmlns:w="http://schemas.openxmlformats.org/wordprocessingml/2006/main" w:ilvl="8">
+      <w:start w:val="1"/>
+      <w:numFmt w:val="bullet"/>
+      <w:lvlText w:val=""/>
+      <w:lvlJc w:val="left"/>
+      <w:pPr>
+        <w:ind w:left="6480" w:hanging="360"/>
+      </w:pPr>
+      <w:rPr>
+        <w:rFonts w:hint="default" w:ascii="Wingdings" w:hAnsi="Wingdings"/>
+      </w:rPr>
+    </w:lvl>
+  </w:abstractNum>
+  <w:abstractNum xmlns:w="http://schemas.openxmlformats.org/wordprocessingml/2006/main" w:abstractNumId="10">
+    <w:nsid w:val="6c81f12d"/>
+    <w:multiLevelType xmlns:w="http://schemas.openxmlformats.org/wordprocessingml/2006/main" w:val="hybridMultilevel"/>
+    <w:lvl xmlns:w="http://schemas.openxmlformats.org/wordprocessingml/2006/main" w:ilvl="0">
+      <w:start w:val="1"/>
+      <w:numFmt w:val="bullet"/>
+      <w:lvlText w:val=""/>
+      <w:lvlJc w:val="left"/>
+      <w:pPr>
+        <w:ind w:left="720" w:hanging="360"/>
+      </w:pPr>
+      <w:rPr>
+        <w:rFonts w:hint="default" w:ascii="Symbol" w:hAnsi="Symbol"/>
+      </w:rPr>
+    </w:lvl>
+    <w:lvl xmlns:w="http://schemas.openxmlformats.org/wordprocessingml/2006/main" w:ilvl="1">
+      <w:start w:val="1"/>
+      <w:numFmt w:val="bullet"/>
+      <w:lvlText w:val="o"/>
+      <w:lvlJc w:val="left"/>
+      <w:pPr>
+        <w:ind w:left="1440" w:hanging="360"/>
+      </w:pPr>
+      <w:rPr>
+        <w:rFonts w:hint="default" w:ascii="Courier New" w:hAnsi="Courier New"/>
+      </w:rPr>
+    </w:lvl>
+    <w:lvl xmlns:w="http://schemas.openxmlformats.org/wordprocessingml/2006/main" w:ilvl="2">
+      <w:start w:val="1"/>
+      <w:numFmt w:val="bullet"/>
+      <w:lvlText w:val=""/>
+      <w:lvlJc w:val="left"/>
+      <w:pPr>
+        <w:ind w:left="2160" w:hanging="360"/>
+      </w:pPr>
+      <w:rPr>
+        <w:rFonts w:hint="default" w:ascii="Wingdings" w:hAnsi="Wingdings"/>
+      </w:rPr>
+    </w:lvl>
+    <w:lvl xmlns:w="http://schemas.openxmlformats.org/wordprocessingml/2006/main" w:ilvl="3">
+      <w:start w:val="1"/>
+      <w:numFmt w:val="bullet"/>
+      <w:lvlText w:val=""/>
+      <w:lvlJc w:val="left"/>
+      <w:pPr>
+        <w:ind w:left="2880" w:hanging="360"/>
+      </w:pPr>
+      <w:rPr>
+        <w:rFonts w:hint="default" w:ascii="Symbol" w:hAnsi="Symbol"/>
+      </w:rPr>
+    </w:lvl>
+    <w:lvl xmlns:w="http://schemas.openxmlformats.org/wordprocessingml/2006/main" w:ilvl="4">
+      <w:start w:val="1"/>
+      <w:numFmt w:val="bullet"/>
+      <w:lvlText w:val="o"/>
+      <w:lvlJc w:val="left"/>
+      <w:pPr>
+        <w:ind w:left="3600" w:hanging="360"/>
+      </w:pPr>
+      <w:rPr>
+        <w:rFonts w:hint="default" w:ascii="Courier New" w:hAnsi="Courier New"/>
+      </w:rPr>
+    </w:lvl>
+    <w:lvl xmlns:w="http://schemas.openxmlformats.org/wordprocessingml/2006/main" w:ilvl="5">
+      <w:start w:val="1"/>
+      <w:numFmt w:val="bullet"/>
+      <w:lvlText w:val=""/>
+      <w:lvlJc w:val="left"/>
+      <w:pPr>
+        <w:ind w:left="4320" w:hanging="360"/>
+      </w:pPr>
+      <w:rPr>
+        <w:rFonts w:hint="default" w:ascii="Wingdings" w:hAnsi="Wingdings"/>
+      </w:rPr>
+    </w:lvl>
+    <w:lvl xmlns:w="http://schemas.openxmlformats.org/wordprocessingml/2006/main" w:ilvl="6">
+      <w:start w:val="1"/>
+      <w:numFmt w:val="bullet"/>
+      <w:lvlText w:val=""/>
+      <w:lvlJc w:val="left"/>
+      <w:pPr>
+        <w:ind w:left="5040" w:hanging="360"/>
+      </w:pPr>
+      <w:rPr>
+        <w:rFonts w:hint="default" w:ascii="Symbol" w:hAnsi="Symbol"/>
+      </w:rPr>
+    </w:lvl>
+    <w:lvl xmlns:w="http://schemas.openxmlformats.org/wordprocessingml/2006/main" w:ilvl="7">
+      <w:start w:val="1"/>
+      <w:numFmt w:val="bullet"/>
+      <w:lvlText w:val="o"/>
+      <w:lvlJc w:val="left"/>
+      <w:pPr>
+        <w:ind w:left="5760" w:hanging="360"/>
+      </w:pPr>
+      <w:rPr>
+        <w:rFonts w:hint="default" w:ascii="Courier New" w:hAnsi="Courier New"/>
+      </w:rPr>
+    </w:lvl>
+    <w:lvl xmlns:w="http://schemas.openxmlformats.org/wordprocessingml/2006/main" w:ilvl="8">
+      <w:start w:val="1"/>
+      <w:numFmt w:val="bullet"/>
+      <w:lvlText w:val=""/>
+      <w:lvlJc w:val="left"/>
+      <w:pPr>
+        <w:ind w:left="6480" w:hanging="360"/>
+      </w:pPr>
+      <w:rPr>
+        <w:rFonts w:hint="default" w:ascii="Wingdings" w:hAnsi="Wingdings"/>
+      </w:rPr>
+    </w:lvl>
+  </w:abstractNum>
+  <w:abstractNum xmlns:w="http://schemas.openxmlformats.org/wordprocessingml/2006/main" w:abstractNumId="9">
+    <w:nsid w:val="155c7f4c"/>
+    <w:multiLevelType xmlns:w="http://schemas.openxmlformats.org/wordprocessingml/2006/main" w:val="hybridMultilevel"/>
+    <w:lvl xmlns:w="http://schemas.openxmlformats.org/wordprocessingml/2006/main" w:ilvl="0">
+      <w:start w:val="1"/>
+      <w:numFmt w:val="bullet"/>
+      <w:lvlText w:val=""/>
+      <w:lvlJc w:val="left"/>
+      <w:pPr>
+        <w:ind w:left="720" w:hanging="360"/>
+      </w:pPr>
+      <w:rPr>
+        <w:rFonts w:hint="default" w:ascii="Symbol" w:hAnsi="Symbol"/>
+      </w:rPr>
+    </w:lvl>
+    <w:lvl xmlns:w="http://schemas.openxmlformats.org/wordprocessingml/2006/main" w:ilvl="1">
+      <w:start w:val="1"/>
+      <w:numFmt w:val="bullet"/>
+      <w:lvlText w:val="o"/>
+      <w:lvlJc w:val="left"/>
+      <w:pPr>
+        <w:ind w:left="1440" w:hanging="360"/>
+      </w:pPr>
+      <w:rPr>
+        <w:rFonts w:hint="default" w:ascii="Courier New" w:hAnsi="Courier New"/>
+      </w:rPr>
+    </w:lvl>
+    <w:lvl xmlns:w="http://schemas.openxmlformats.org/wordprocessingml/2006/main" w:ilvl="2">
+      <w:start w:val="1"/>
+      <w:numFmt w:val="bullet"/>
+      <w:lvlText w:val=""/>
+      <w:lvlJc w:val="left"/>
+      <w:pPr>
+        <w:ind w:left="2160" w:hanging="360"/>
+      </w:pPr>
+      <w:rPr>
+        <w:rFonts w:hint="default" w:ascii="Wingdings" w:hAnsi="Wingdings"/>
+      </w:rPr>
+    </w:lvl>
+    <w:lvl xmlns:w="http://schemas.openxmlformats.org/wordprocessingml/2006/main" w:ilvl="3">
+      <w:start w:val="1"/>
+      <w:numFmt w:val="bullet"/>
+      <w:lvlText w:val=""/>
+      <w:lvlJc w:val="left"/>
+      <w:pPr>
+        <w:ind w:left="2880" w:hanging="360"/>
+      </w:pPr>
+      <w:rPr>
+        <w:rFonts w:hint="default" w:ascii="Symbol" w:hAnsi="Symbol"/>
+      </w:rPr>
+    </w:lvl>
+    <w:lvl xmlns:w="http://schemas.openxmlformats.org/wordprocessingml/2006/main" w:ilvl="4">
+      <w:start w:val="1"/>
+      <w:numFmt w:val="bullet"/>
+      <w:lvlText w:val="o"/>
+      <w:lvlJc w:val="left"/>
+      <w:pPr>
+        <w:ind w:left="3600" w:hanging="360"/>
+      </w:pPr>
+      <w:rPr>
+        <w:rFonts w:hint="default" w:ascii="Courier New" w:hAnsi="Courier New"/>
+      </w:rPr>
+    </w:lvl>
+    <w:lvl xmlns:w="http://schemas.openxmlformats.org/wordprocessingml/2006/main" w:ilvl="5">
+      <w:start w:val="1"/>
+      <w:numFmt w:val="bullet"/>
+      <w:lvlText w:val=""/>
+      <w:lvlJc w:val="left"/>
+      <w:pPr>
+        <w:ind w:left="4320" w:hanging="360"/>
+      </w:pPr>
+      <w:rPr>
+        <w:rFonts w:hint="default" w:ascii="Wingdings" w:hAnsi="Wingdings"/>
+      </w:rPr>
+    </w:lvl>
+    <w:lvl xmlns:w="http://schemas.openxmlformats.org/wordprocessingml/2006/main" w:ilvl="6">
+      <w:start w:val="1"/>
+      <w:numFmt w:val="bullet"/>
+      <w:lvlText w:val=""/>
+      <w:lvlJc w:val="left"/>
+      <w:pPr>
+        <w:ind w:left="5040" w:hanging="360"/>
+      </w:pPr>
+      <w:rPr>
+        <w:rFonts w:hint="default" w:ascii="Symbol" w:hAnsi="Symbol"/>
+      </w:rPr>
+    </w:lvl>
+    <w:lvl xmlns:w="http://schemas.openxmlformats.org/wordprocessingml/2006/main" w:ilvl="7">
+      <w:start w:val="1"/>
+      <w:numFmt w:val="bullet"/>
+      <w:lvlText w:val="o"/>
+      <w:lvlJc w:val="left"/>
+      <w:pPr>
+        <w:ind w:left="5760" w:hanging="360"/>
+      </w:pPr>
+      <w:rPr>
+        <w:rFonts w:hint="default" w:ascii="Courier New" w:hAnsi="Courier New"/>
+      </w:rPr>
+    </w:lvl>
+    <w:lvl xmlns:w="http://schemas.openxmlformats.org/wordprocessingml/2006/main" w:ilvl="8">
+      <w:start w:val="1"/>
+      <w:numFmt w:val="bullet"/>
+      <w:lvlText w:val=""/>
+      <w:lvlJc w:val="left"/>
+      <w:pPr>
+        <w:ind w:left="6480" w:hanging="360"/>
+      </w:pPr>
+      <w:rPr>
+        <w:rFonts w:hint="default" w:ascii="Wingdings" w:hAnsi="Wingdings"/>
+      </w:rPr>
+    </w:lvl>
+  </w:abstractNum>
+  <w:abstractNum xmlns:w="http://schemas.openxmlformats.org/wordprocessingml/2006/main" w:abstractNumId="8">
+    <w:nsid w:val="73a370b5"/>
+    <w:multiLevelType xmlns:w="http://schemas.openxmlformats.org/wordprocessingml/2006/main" w:val="hybridMultilevel"/>
+    <w:lvl xmlns:w="http://schemas.openxmlformats.org/wordprocessingml/2006/main" w:ilvl="0">
+      <w:start w:val="1"/>
+      <w:numFmt w:val="bullet"/>
+      <w:lvlText w:val=""/>
+      <w:lvlJc w:val="left"/>
+      <w:pPr>
+        <w:ind w:left="720" w:hanging="360"/>
+      </w:pPr>
+      <w:rPr>
+        <w:rFonts w:hint="default" w:ascii="Symbol" w:hAnsi="Symbol"/>
+      </w:rPr>
+    </w:lvl>
+    <w:lvl xmlns:w="http://schemas.openxmlformats.org/wordprocessingml/2006/main" w:ilvl="1">
+      <w:start w:val="1"/>
+      <w:numFmt w:val="bullet"/>
+      <w:lvlText w:val="o"/>
+      <w:lvlJc w:val="left"/>
+      <w:pPr>
+        <w:ind w:left="1440" w:hanging="360"/>
+      </w:pPr>
+      <w:rPr>
+        <w:rFonts w:hint="default" w:ascii="Courier New" w:hAnsi="Courier New"/>
+      </w:rPr>
+    </w:lvl>
+    <w:lvl xmlns:w="http://schemas.openxmlformats.org/wordprocessingml/2006/main" w:ilvl="2">
+      <w:start w:val="1"/>
+      <w:numFmt w:val="bullet"/>
+      <w:lvlText w:val=""/>
+      <w:lvlJc w:val="left"/>
+      <w:pPr>
+        <w:ind w:left="2160" w:hanging="360"/>
+      </w:pPr>
+      <w:rPr>
+        <w:rFonts w:hint="default" w:ascii="Wingdings" w:hAnsi="Wingdings"/>
+      </w:rPr>
+    </w:lvl>
+    <w:lvl xmlns:w="http://schemas.openxmlformats.org/wordprocessingml/2006/main" w:ilvl="3">
+      <w:start w:val="1"/>
+      <w:numFmt w:val="bullet"/>
+      <w:lvlText w:val=""/>
+      <w:lvlJc w:val="left"/>
+      <w:pPr>
+        <w:ind w:left="2880" w:hanging="360"/>
+      </w:pPr>
+      <w:rPr>
+        <w:rFonts w:hint="default" w:ascii="Symbol" w:hAnsi="Symbol"/>
+      </w:rPr>
+    </w:lvl>
+    <w:lvl xmlns:w="http://schemas.openxmlformats.org/wordprocessingml/2006/main" w:ilvl="4">
+      <w:start w:val="1"/>
+      <w:numFmt w:val="bullet"/>
+      <w:lvlText w:val="o"/>
+      <w:lvlJc w:val="left"/>
+      <w:pPr>
+        <w:ind w:left="3600" w:hanging="360"/>
+      </w:pPr>
+      <w:rPr>
+        <w:rFonts w:hint="default" w:ascii="Courier New" w:hAnsi="Courier New"/>
+      </w:rPr>
+    </w:lvl>
+    <w:lvl xmlns:w="http://schemas.openxmlformats.org/wordprocessingml/2006/main" w:ilvl="5">
+      <w:start w:val="1"/>
+      <w:numFmt w:val="bullet"/>
+      <w:lvlText w:val=""/>
+      <w:lvlJc w:val="left"/>
+      <w:pPr>
+        <w:ind w:left="4320" w:hanging="360"/>
+      </w:pPr>
+      <w:rPr>
+        <w:rFonts w:hint="default" w:ascii="Wingdings" w:hAnsi="Wingdings"/>
+      </w:rPr>
+    </w:lvl>
+    <w:lvl xmlns:w="http://schemas.openxmlformats.org/wordprocessingml/2006/main" w:ilvl="6">
+      <w:start w:val="1"/>
+      <w:numFmt w:val="bullet"/>
+      <w:lvlText w:val=""/>
+      <w:lvlJc w:val="left"/>
+      <w:pPr>
+        <w:ind w:left="5040" w:hanging="360"/>
+      </w:pPr>
+      <w:rPr>
+        <w:rFonts w:hint="default" w:ascii="Symbol" w:hAnsi="Symbol"/>
+      </w:rPr>
+    </w:lvl>
+    <w:lvl xmlns:w="http://schemas.openxmlformats.org/wordprocessingml/2006/main" w:ilvl="7">
+      <w:start w:val="1"/>
+      <w:numFmt w:val="bullet"/>
+      <w:lvlText w:val="o"/>
+      <w:lvlJc w:val="left"/>
+      <w:pPr>
+        <w:ind w:left="5760" w:hanging="360"/>
+      </w:pPr>
+      <w:rPr>
+        <w:rFonts w:hint="default" w:ascii="Courier New" w:hAnsi="Courier New"/>
+      </w:rPr>
+    </w:lvl>
+    <w:lvl xmlns:w="http://schemas.openxmlformats.org/wordprocessingml/2006/main" w:ilvl="8">
+      <w:start w:val="1"/>
+      <w:numFmt w:val="bullet"/>
+      <w:lvlText w:val=""/>
+      <w:lvlJc w:val="left"/>
+      <w:pPr>
+        <w:ind w:left="6480" w:hanging="360"/>
+      </w:pPr>
+      <w:rPr>
+        <w:rFonts w:hint="default" w:ascii="Wingdings" w:hAnsi="Wingdings"/>
+      </w:rPr>
+    </w:lvl>
+  </w:abstractNum>
+  <w:abstractNum xmlns:w="http://schemas.openxmlformats.org/wordprocessingml/2006/main" w:abstractNumId="7">
+    <w:nsid w:val="561a0259"/>
+    <w:multiLevelType xmlns:w="http://schemas.openxmlformats.org/wordprocessingml/2006/main" w:val="hybridMultilevel"/>
+    <w:lvl xmlns:w="http://schemas.openxmlformats.org/wordprocessingml/2006/main" w:ilvl="0">
+      <w:start w:val="1"/>
+      <w:numFmt w:val="bullet"/>
+      <w:lvlText w:val=""/>
+      <w:lvlJc w:val="left"/>
+      <w:pPr>
+        <w:ind w:left="720" w:hanging="360"/>
+      </w:pPr>
+      <w:rPr>
+        <w:rFonts w:hint="default" w:ascii="Symbol" w:hAnsi="Symbol"/>
+      </w:rPr>
+    </w:lvl>
+    <w:lvl xmlns:w="http://schemas.openxmlformats.org/wordprocessingml/2006/main" w:ilvl="1">
+      <w:start w:val="1"/>
+      <w:numFmt w:val="bullet"/>
+      <w:lvlText w:val="o"/>
+      <w:lvlJc w:val="left"/>
+      <w:pPr>
+        <w:ind w:left="1440" w:hanging="360"/>
+      </w:pPr>
+      <w:rPr>
+        <w:rFonts w:hint="default" w:ascii="Courier New" w:hAnsi="Courier New"/>
+      </w:rPr>
+    </w:lvl>
+    <w:lvl xmlns:w="http://schemas.openxmlformats.org/wordprocessingml/2006/main" w:ilvl="2">
+      <w:start w:val="1"/>
+      <w:numFmt w:val="bullet"/>
+      <w:lvlText w:val=""/>
+      <w:lvlJc w:val="left"/>
+      <w:pPr>
+        <w:ind w:left="2160" w:hanging="360"/>
+      </w:pPr>
+      <w:rPr>
+        <w:rFonts w:hint="default" w:ascii="Wingdings" w:hAnsi="Wingdings"/>
+      </w:rPr>
+    </w:lvl>
+    <w:lvl xmlns:w="http://schemas.openxmlformats.org/wordprocessingml/2006/main" w:ilvl="3">
+      <w:start w:val="1"/>
+      <w:numFmt w:val="bullet"/>
+      <w:lvlText w:val=""/>
+      <w:lvlJc w:val="left"/>
+      <w:pPr>
+        <w:ind w:left="2880" w:hanging="360"/>
+      </w:pPr>
+      <w:rPr>
+        <w:rFonts w:hint="default" w:ascii="Symbol" w:hAnsi="Symbol"/>
+      </w:rPr>
+    </w:lvl>
+    <w:lvl xmlns:w="http://schemas.openxmlformats.org/wordprocessingml/2006/main" w:ilvl="4">
+      <w:start w:val="1"/>
+      <w:numFmt w:val="bullet"/>
+      <w:lvlText w:val="o"/>
+      <w:lvlJc w:val="left"/>
+      <w:pPr>
+        <w:ind w:left="3600" w:hanging="360"/>
+      </w:pPr>
+      <w:rPr>
+        <w:rFonts w:hint="default" w:ascii="Courier New" w:hAnsi="Courier New"/>
+      </w:rPr>
+    </w:lvl>
+    <w:lvl xmlns:w="http://schemas.openxmlformats.org/wordprocessingml/2006/main" w:ilvl="5">
+      <w:start w:val="1"/>
+      <w:numFmt w:val="bullet"/>
+      <w:lvlText w:val=""/>
+      <w:lvlJc w:val="left"/>
+      <w:pPr>
+        <w:ind w:left="4320" w:hanging="360"/>
+      </w:pPr>
+      <w:rPr>
+        <w:rFonts w:hint="default" w:ascii="Wingdings" w:hAnsi="Wingdings"/>
+      </w:rPr>
+    </w:lvl>
+    <w:lvl xmlns:w="http://schemas.openxmlformats.org/wordprocessingml/2006/main" w:ilvl="6">
+      <w:start w:val="1"/>
+      <w:numFmt w:val="bullet"/>
+      <w:lvlText w:val=""/>
+      <w:lvlJc w:val="left"/>
+      <w:pPr>
+        <w:ind w:left="5040" w:hanging="360"/>
+      </w:pPr>
+      <w:rPr>
+        <w:rFonts w:hint="default" w:ascii="Symbol" w:hAnsi="Symbol"/>
+      </w:rPr>
+    </w:lvl>
+    <w:lvl xmlns:w="http://schemas.openxmlformats.org/wordprocessingml/2006/main" w:ilvl="7">
+      <w:start w:val="1"/>
+      <w:numFmt w:val="bullet"/>
+      <w:lvlText w:val="o"/>
+      <w:lvlJc w:val="left"/>
+      <w:pPr>
+        <w:ind w:left="5760" w:hanging="360"/>
+      </w:pPr>
+      <w:rPr>
+        <w:rFonts w:hint="default" w:ascii="Courier New" w:hAnsi="Courier New"/>
+      </w:rPr>
+    </w:lvl>
+    <w:lvl xmlns:w="http://schemas.openxmlformats.org/wordprocessingml/2006/main" w:ilvl="8">
+      <w:start w:val="1"/>
+      <w:numFmt w:val="bullet"/>
+      <w:lvlText w:val=""/>
+      <w:lvlJc w:val="left"/>
+      <w:pPr>
+        <w:ind w:left="6480" w:hanging="360"/>
+      </w:pPr>
+      <w:rPr>
+        <w:rFonts w:hint="default" w:ascii="Wingdings" w:hAnsi="Wingdings"/>
+      </w:rPr>
+    </w:lvl>
+  </w:abstractNum>
   <w:abstractNum w:abstractNumId="0" w15:restartNumberingAfterBreak="0">
     <w:nsid w:val="0FF96ABE"/>
     <w:multiLevelType w:val="hybridMultilevel"/>
@@ -1628,7 +6742,7 @@
         <w:ind w:left="720" w:hanging="360"/>
       </w:pPr>
       <w:rPr>
-        <w:rFonts w:ascii="Symbol" w:hAnsi="Symbol" w:hint="default"/>
+        <w:rFonts w:hint="default" w:ascii="Symbol" w:hAnsi="Symbol"/>
       </w:rPr>
     </w:lvl>
     <w:lvl w:ilvl="1" w:tplc="04090003" w:tentative="1">
@@ -1640,7 +6754,7 @@
         <w:ind w:left="1440" w:hanging="360"/>
       </w:pPr>
       <w:rPr>
-        <w:rFonts w:ascii="Courier New" w:hAnsi="Courier New" w:cs="Courier New" w:hint="default"/>
+        <w:rFonts w:hint="default" w:ascii="Courier New" w:hAnsi="Courier New" w:cs="Courier New"/>
       </w:rPr>
     </w:lvl>
     <w:lvl w:ilvl="2" w:tplc="04090005" w:tentative="1">
@@ -1652,7 +6766,7 @@
         <w:ind w:left="2160" w:hanging="360"/>
       </w:pPr>
       <w:rPr>
-        <w:rFonts w:ascii="Wingdings" w:hAnsi="Wingdings" w:hint="default"/>
+        <w:rFonts w:hint="default" w:ascii="Wingdings" w:hAnsi="Wingdings"/>
       </w:rPr>
     </w:lvl>
     <w:lvl w:ilvl="3" w:tplc="04090001" w:tentative="1">
@@ -1664,7 +6778,7 @@
         <w:ind w:left="2880" w:hanging="360"/>
       </w:pPr>
       <w:rPr>
-        <w:rFonts w:ascii="Symbol" w:hAnsi="Symbol" w:hint="default"/>
+        <w:rFonts w:hint="default" w:ascii="Symbol" w:hAnsi="Symbol"/>
       </w:rPr>
     </w:lvl>
     <w:lvl w:ilvl="4" w:tplc="04090003" w:tentative="1">
@@ -1676,7 +6790,7 @@
         <w:ind w:left="3600" w:hanging="360"/>
       </w:pPr>
       <w:rPr>
-        <w:rFonts w:ascii="Courier New" w:hAnsi="Courier New" w:cs="Courier New" w:hint="default"/>
+        <w:rFonts w:hint="default" w:ascii="Courier New" w:hAnsi="Courier New" w:cs="Courier New"/>
       </w:rPr>
     </w:lvl>
     <w:lvl w:ilvl="5" w:tplc="04090005" w:tentative="1">
@@ -1688,7 +6802,7 @@
         <w:ind w:left="4320" w:hanging="360"/>
       </w:pPr>
       <w:rPr>
-        <w:rFonts w:ascii="Wingdings" w:hAnsi="Wingdings" w:hint="default"/>
+        <w:rFonts w:hint="default" w:ascii="Wingdings" w:hAnsi="Wingdings"/>
       </w:rPr>
     </w:lvl>
     <w:lvl w:ilvl="6" w:tplc="04090001" w:tentative="1">
@@ -1700,7 +6814,7 @@
         <w:ind w:left="5040" w:hanging="360"/>
       </w:pPr>
       <w:rPr>
-        <w:rFonts w:ascii="Symbol" w:hAnsi="Symbol" w:hint="default"/>
+        <w:rFonts w:hint="default" w:ascii="Symbol" w:hAnsi="Symbol"/>
       </w:rPr>
     </w:lvl>
     <w:lvl w:ilvl="7" w:tplc="04090003" w:tentative="1">
@@ -1712,7 +6826,7 @@
         <w:ind w:left="5760" w:hanging="360"/>
       </w:pPr>
       <w:rPr>
-        <w:rFonts w:ascii="Courier New" w:hAnsi="Courier New" w:cs="Courier New" w:hint="default"/>
+        <w:rFonts w:hint="default" w:ascii="Courier New" w:hAnsi="Courier New" w:cs="Courier New"/>
       </w:rPr>
     </w:lvl>
     <w:lvl w:ilvl="8" w:tplc="04090005" w:tentative="1">
@@ -1724,7 +6838,7 @@
         <w:ind w:left="6480" w:hanging="360"/>
       </w:pPr>
       <w:rPr>
-        <w:rFonts w:ascii="Wingdings" w:hAnsi="Wingdings" w:hint="default"/>
+        <w:rFonts w:hint="default" w:ascii="Wingdings" w:hAnsi="Wingdings"/>
       </w:rPr>
     </w:lvl>
   </w:abstractNum>
@@ -1741,7 +6855,7 @@
         <w:ind w:left="720" w:hanging="360"/>
       </w:pPr>
       <w:rPr>
-        <w:rFonts w:ascii="Symbol" w:hAnsi="Symbol" w:hint="default"/>
+        <w:rFonts w:hint="default" w:ascii="Symbol" w:hAnsi="Symbol"/>
       </w:rPr>
     </w:lvl>
     <w:lvl w:ilvl="1" w:tplc="04090003" w:tentative="1">
@@ -1753,7 +6867,7 @@
         <w:ind w:left="1440" w:hanging="360"/>
       </w:pPr>
       <w:rPr>
-        <w:rFonts w:ascii="Courier New" w:hAnsi="Courier New" w:cs="Courier New" w:hint="default"/>
+        <w:rFonts w:hint="default" w:ascii="Courier New" w:hAnsi="Courier New" w:cs="Courier New"/>
       </w:rPr>
     </w:lvl>
     <w:lvl w:ilvl="2" w:tplc="04090005" w:tentative="1">
@@ -1765,7 +6879,7 @@
         <w:ind w:left="2160" w:hanging="360"/>
       </w:pPr>
       <w:rPr>
-        <w:rFonts w:ascii="Wingdings" w:hAnsi="Wingdings" w:hint="default"/>
+        <w:rFonts w:hint="default" w:ascii="Wingdings" w:hAnsi="Wingdings"/>
       </w:rPr>
     </w:lvl>
     <w:lvl w:ilvl="3" w:tplc="04090001" w:tentative="1">
@@ -1777,7 +6891,7 @@
         <w:ind w:left="2880" w:hanging="360"/>
       </w:pPr>
       <w:rPr>
-        <w:rFonts w:ascii="Symbol" w:hAnsi="Symbol" w:hint="default"/>
+        <w:rFonts w:hint="default" w:ascii="Symbol" w:hAnsi="Symbol"/>
       </w:rPr>
     </w:lvl>
     <w:lvl w:ilvl="4" w:tplc="04090003" w:tentative="1">
@@ -1789,7 +6903,7 @@
         <w:ind w:left="3600" w:hanging="360"/>
       </w:pPr>
       <w:rPr>
-        <w:rFonts w:ascii="Courier New" w:hAnsi="Courier New" w:cs="Courier New" w:hint="default"/>
+        <w:rFonts w:hint="default" w:ascii="Courier New" w:hAnsi="Courier New" w:cs="Courier New"/>
       </w:rPr>
     </w:lvl>
     <w:lvl w:ilvl="5" w:tplc="04090005" w:tentative="1">
@@ -1801,7 +6915,7 @@
         <w:ind w:left="4320" w:hanging="360"/>
       </w:pPr>
       <w:rPr>
-        <w:rFonts w:ascii="Wingdings" w:hAnsi="Wingdings" w:hint="default"/>
+        <w:rFonts w:hint="default" w:ascii="Wingdings" w:hAnsi="Wingdings"/>
       </w:rPr>
     </w:lvl>
     <w:lvl w:ilvl="6" w:tplc="04090001" w:tentative="1">
@@ -1813,7 +6927,7 @@
         <w:ind w:left="5040" w:hanging="360"/>
       </w:pPr>
       <w:rPr>
-        <w:rFonts w:ascii="Symbol" w:hAnsi="Symbol" w:hint="default"/>
+        <w:rFonts w:hint="default" w:ascii="Symbol" w:hAnsi="Symbol"/>
       </w:rPr>
     </w:lvl>
     <w:lvl w:ilvl="7" w:tplc="04090003" w:tentative="1">
@@ -1825,7 +6939,7 @@
         <w:ind w:left="5760" w:hanging="360"/>
       </w:pPr>
       <w:rPr>
-        <w:rFonts w:ascii="Courier New" w:hAnsi="Courier New" w:cs="Courier New" w:hint="default"/>
+        <w:rFonts w:hint="default" w:ascii="Courier New" w:hAnsi="Courier New" w:cs="Courier New"/>
       </w:rPr>
     </w:lvl>
     <w:lvl w:ilvl="8" w:tplc="04090005" w:tentative="1">
@@ -1837,7 +6951,7 @@
         <w:ind w:left="6480" w:hanging="360"/>
       </w:pPr>
       <w:rPr>
-        <w:rFonts w:ascii="Wingdings" w:hAnsi="Wingdings" w:hint="default"/>
+        <w:rFonts w:hint="default" w:ascii="Wingdings" w:hAnsi="Wingdings"/>
       </w:rPr>
     </w:lvl>
   </w:abstractNum>
@@ -1854,7 +6968,7 @@
         <w:ind w:left="720" w:hanging="360"/>
       </w:pPr>
       <w:rPr>
-        <w:rFonts w:ascii="Symbol" w:hAnsi="Symbol" w:hint="default"/>
+        <w:rFonts w:hint="default" w:ascii="Symbol" w:hAnsi="Symbol"/>
       </w:rPr>
     </w:lvl>
     <w:lvl w:ilvl="1" w:tplc="04090003" w:tentative="1">
@@ -1866,7 +6980,7 @@
         <w:ind w:left="1440" w:hanging="360"/>
       </w:pPr>
       <w:rPr>
-        <w:rFonts w:ascii="Courier New" w:hAnsi="Courier New" w:cs="Courier New" w:hint="default"/>
+        <w:rFonts w:hint="default" w:ascii="Courier New" w:hAnsi="Courier New" w:cs="Courier New"/>
       </w:rPr>
     </w:lvl>
     <w:lvl w:ilvl="2" w:tplc="04090005" w:tentative="1">
@@ -1878,7 +6992,7 @@
         <w:ind w:left="2160" w:hanging="360"/>
       </w:pPr>
       <w:rPr>
-        <w:rFonts w:ascii="Wingdings" w:hAnsi="Wingdings" w:hint="default"/>
+        <w:rFonts w:hint="default" w:ascii="Wingdings" w:hAnsi="Wingdings"/>
       </w:rPr>
     </w:lvl>
     <w:lvl w:ilvl="3" w:tplc="04090001" w:tentative="1">
@@ -1890,7 +7004,7 @@
         <w:ind w:left="2880" w:hanging="360"/>
       </w:pPr>
       <w:rPr>
-        <w:rFonts w:ascii="Symbol" w:hAnsi="Symbol" w:hint="default"/>
+        <w:rFonts w:hint="default" w:ascii="Symbol" w:hAnsi="Symbol"/>
       </w:rPr>
     </w:lvl>
     <w:lvl w:ilvl="4" w:tplc="04090003" w:tentative="1">
@@ -1902,7 +7016,7 @@
         <w:ind w:left="3600" w:hanging="360"/>
       </w:pPr>
       <w:rPr>
-        <w:rFonts w:ascii="Courier New" w:hAnsi="Courier New" w:cs="Courier New" w:hint="default"/>
+        <w:rFonts w:hint="default" w:ascii="Courier New" w:hAnsi="Courier New" w:cs="Courier New"/>
       </w:rPr>
     </w:lvl>
     <w:lvl w:ilvl="5" w:tplc="04090005" w:tentative="1">
@@ -1914,7 +7028,7 @@
         <w:ind w:left="4320" w:hanging="360"/>
       </w:pPr>
       <w:rPr>
-        <w:rFonts w:ascii="Wingdings" w:hAnsi="Wingdings" w:hint="default"/>
+        <w:rFonts w:hint="default" w:ascii="Wingdings" w:hAnsi="Wingdings"/>
       </w:rPr>
     </w:lvl>
     <w:lvl w:ilvl="6" w:tplc="04090001" w:tentative="1">
@@ -1926,7 +7040,7 @@
         <w:ind w:left="5040" w:hanging="360"/>
       </w:pPr>
       <w:rPr>
-        <w:rFonts w:ascii="Symbol" w:hAnsi="Symbol" w:hint="default"/>
+        <w:rFonts w:hint="default" w:ascii="Symbol" w:hAnsi="Symbol"/>
       </w:rPr>
     </w:lvl>
     <w:lvl w:ilvl="7" w:tplc="04090003" w:tentative="1">
@@ -1938,7 +7052,7 @@
         <w:ind w:left="5760" w:hanging="360"/>
       </w:pPr>
       <w:rPr>
-        <w:rFonts w:ascii="Courier New" w:hAnsi="Courier New" w:cs="Courier New" w:hint="default"/>
+        <w:rFonts w:hint="default" w:ascii="Courier New" w:hAnsi="Courier New" w:cs="Courier New"/>
       </w:rPr>
     </w:lvl>
     <w:lvl w:ilvl="8" w:tplc="04090005" w:tentative="1">
@@ -1950,7 +7064,7 @@
         <w:ind w:left="6480" w:hanging="360"/>
       </w:pPr>
       <w:rPr>
-        <w:rFonts w:ascii="Wingdings" w:hAnsi="Wingdings" w:hint="default"/>
+        <w:rFonts w:hint="default" w:ascii="Wingdings" w:hAnsi="Wingdings"/>
       </w:rPr>
     </w:lvl>
   </w:abstractNum>
@@ -1967,7 +7081,7 @@
         <w:ind w:left="720" w:hanging="360"/>
       </w:pPr>
       <w:rPr>
-        <w:rFonts w:ascii="Symbol" w:hAnsi="Symbol" w:hint="default"/>
+        <w:rFonts w:hint="default" w:ascii="Symbol" w:hAnsi="Symbol"/>
       </w:rPr>
     </w:lvl>
     <w:lvl w:ilvl="1" w:tplc="04090003" w:tentative="1">
@@ -1979,7 +7093,7 @@
         <w:ind w:left="1440" w:hanging="360"/>
       </w:pPr>
       <w:rPr>
-        <w:rFonts w:ascii="Courier New" w:hAnsi="Courier New" w:cs="Courier New" w:hint="default"/>
+        <w:rFonts w:hint="default" w:ascii="Courier New" w:hAnsi="Courier New" w:cs="Courier New"/>
       </w:rPr>
     </w:lvl>
     <w:lvl w:ilvl="2" w:tplc="04090005" w:tentative="1">
@@ -1991,7 +7105,7 @@
         <w:ind w:left="2160" w:hanging="360"/>
       </w:pPr>
       <w:rPr>
-        <w:rFonts w:ascii="Wingdings" w:hAnsi="Wingdings" w:hint="default"/>
+        <w:rFonts w:hint="default" w:ascii="Wingdings" w:hAnsi="Wingdings"/>
       </w:rPr>
     </w:lvl>
     <w:lvl w:ilvl="3" w:tplc="04090001" w:tentative="1">
@@ -2003,7 +7117,7 @@
         <w:ind w:left="2880" w:hanging="360"/>
       </w:pPr>
       <w:rPr>
-        <w:rFonts w:ascii="Symbol" w:hAnsi="Symbol" w:hint="default"/>
+        <w:rFonts w:hint="default" w:ascii="Symbol" w:hAnsi="Symbol"/>
       </w:rPr>
     </w:lvl>
     <w:lvl w:ilvl="4" w:tplc="04090003" w:tentative="1">
@@ -2015,7 +7129,7 @@
         <w:ind w:left="3600" w:hanging="360"/>
       </w:pPr>
       <w:rPr>
-        <w:rFonts w:ascii="Courier New" w:hAnsi="Courier New" w:cs="Courier New" w:hint="default"/>
+        <w:rFonts w:hint="default" w:ascii="Courier New" w:hAnsi="Courier New" w:cs="Courier New"/>
       </w:rPr>
     </w:lvl>
     <w:lvl w:ilvl="5" w:tplc="04090005" w:tentative="1">
@@ -2027,7 +7141,7 @@
         <w:ind w:left="4320" w:hanging="360"/>
       </w:pPr>
       <w:rPr>
-        <w:rFonts w:ascii="Wingdings" w:hAnsi="Wingdings" w:hint="default"/>
+        <w:rFonts w:hint="default" w:ascii="Wingdings" w:hAnsi="Wingdings"/>
       </w:rPr>
     </w:lvl>
     <w:lvl w:ilvl="6" w:tplc="04090001" w:tentative="1">
@@ -2039,7 +7153,7 @@
         <w:ind w:left="5040" w:hanging="360"/>
       </w:pPr>
       <w:rPr>
-        <w:rFonts w:ascii="Symbol" w:hAnsi="Symbol" w:hint="default"/>
+        <w:rFonts w:hint="default" w:ascii="Symbol" w:hAnsi="Symbol"/>
       </w:rPr>
     </w:lvl>
     <w:lvl w:ilvl="7" w:tplc="04090003" w:tentative="1">
@@ -2051,7 +7165,7 @@
         <w:ind w:left="5760" w:hanging="360"/>
       </w:pPr>
       <w:rPr>
-        <w:rFonts w:ascii="Courier New" w:hAnsi="Courier New" w:cs="Courier New" w:hint="default"/>
+        <w:rFonts w:hint="default" w:ascii="Courier New" w:hAnsi="Courier New" w:cs="Courier New"/>
       </w:rPr>
     </w:lvl>
     <w:lvl w:ilvl="8" w:tplc="04090005" w:tentative="1">
@@ -2063,7 +7177,7 @@
         <w:ind w:left="6480" w:hanging="360"/>
       </w:pPr>
       <w:rPr>
-        <w:rFonts w:ascii="Wingdings" w:hAnsi="Wingdings" w:hint="default"/>
+        <w:rFonts w:hint="default" w:ascii="Wingdings" w:hAnsi="Wingdings"/>
       </w:rPr>
     </w:lvl>
   </w:abstractNum>
@@ -2080,7 +7194,7 @@
         <w:ind w:left="720" w:hanging="360"/>
       </w:pPr>
       <w:rPr>
-        <w:rFonts w:ascii="Symbol" w:hAnsi="Symbol" w:hint="default"/>
+        <w:rFonts w:hint="default" w:ascii="Symbol" w:hAnsi="Symbol"/>
       </w:rPr>
     </w:lvl>
     <w:lvl w:ilvl="1" w:tplc="FFFFFFFF" w:tentative="1">
@@ -2092,7 +7206,7 @@
         <w:ind w:left="1440" w:hanging="360"/>
       </w:pPr>
       <w:rPr>
-        <w:rFonts w:ascii="Courier New" w:hAnsi="Courier New" w:cs="Courier New" w:hint="default"/>
+        <w:rFonts w:hint="default" w:ascii="Courier New" w:hAnsi="Courier New" w:cs="Courier New"/>
       </w:rPr>
     </w:lvl>
     <w:lvl w:ilvl="2" w:tplc="FFFFFFFF" w:tentative="1">
@@ -2104,7 +7218,7 @@
         <w:ind w:left="2160" w:hanging="360"/>
       </w:pPr>
       <w:rPr>
-        <w:rFonts w:ascii="Wingdings" w:hAnsi="Wingdings" w:hint="default"/>
+        <w:rFonts w:hint="default" w:ascii="Wingdings" w:hAnsi="Wingdings"/>
       </w:rPr>
     </w:lvl>
     <w:lvl w:ilvl="3" w:tplc="FFFFFFFF" w:tentative="1">
@@ -2116,7 +7230,7 @@
         <w:ind w:left="2880" w:hanging="360"/>
       </w:pPr>
       <w:rPr>
-        <w:rFonts w:ascii="Symbol" w:hAnsi="Symbol" w:hint="default"/>
+        <w:rFonts w:hint="default" w:ascii="Symbol" w:hAnsi="Symbol"/>
       </w:rPr>
     </w:lvl>
     <w:lvl w:ilvl="4" w:tplc="FFFFFFFF" w:tentative="1">
@@ -2128,7 +7242,7 @@
         <w:ind w:left="3600" w:hanging="360"/>
       </w:pPr>
       <w:rPr>
-        <w:rFonts w:ascii="Courier New" w:hAnsi="Courier New" w:cs="Courier New" w:hint="default"/>
+        <w:rFonts w:hint="default" w:ascii="Courier New" w:hAnsi="Courier New" w:cs="Courier New"/>
       </w:rPr>
     </w:lvl>
     <w:lvl w:ilvl="5" w:tplc="FFFFFFFF" w:tentative="1">
@@ -2140,7 +7254,7 @@
         <w:ind w:left="4320" w:hanging="360"/>
       </w:pPr>
       <w:rPr>
-        <w:rFonts w:ascii="Wingdings" w:hAnsi="Wingdings" w:hint="default"/>
+        <w:rFonts w:hint="default" w:ascii="Wingdings" w:hAnsi="Wingdings"/>
       </w:rPr>
     </w:lvl>
     <w:lvl w:ilvl="6" w:tplc="FFFFFFFF" w:tentative="1">
@@ -2152,7 +7266,7 @@
         <w:ind w:left="5040" w:hanging="360"/>
       </w:pPr>
       <w:rPr>
-        <w:rFonts w:ascii="Symbol" w:hAnsi="Symbol" w:hint="default"/>
+        <w:rFonts w:hint="default" w:ascii="Symbol" w:hAnsi="Symbol"/>
       </w:rPr>
     </w:lvl>
     <w:lvl w:ilvl="7" w:tplc="FFFFFFFF" w:tentative="1">
@@ -2164,7 +7278,7 @@
         <w:ind w:left="5760" w:hanging="360"/>
       </w:pPr>
       <w:rPr>
-        <w:rFonts w:ascii="Courier New" w:hAnsi="Courier New" w:cs="Courier New" w:hint="default"/>
+        <w:rFonts w:hint="default" w:ascii="Courier New" w:hAnsi="Courier New" w:cs="Courier New"/>
       </w:rPr>
     </w:lvl>
     <w:lvl w:ilvl="8" w:tplc="FFFFFFFF" w:tentative="1">
@@ -2176,7 +7290,7 @@
         <w:ind w:left="6480" w:hanging="360"/>
       </w:pPr>
       <w:rPr>
-        <w:rFonts w:ascii="Wingdings" w:hAnsi="Wingdings" w:hint="default"/>
+        <w:rFonts w:hint="default" w:ascii="Wingdings" w:hAnsi="Wingdings"/>
       </w:rPr>
     </w:lvl>
   </w:abstractNum>
@@ -2193,7 +7307,7 @@
         <w:ind w:left="720" w:hanging="360"/>
       </w:pPr>
       <w:rPr>
-        <w:rFonts w:ascii="Symbol" w:hAnsi="Symbol" w:hint="default"/>
+        <w:rFonts w:hint="default" w:ascii="Symbol" w:hAnsi="Symbol"/>
       </w:rPr>
     </w:lvl>
     <w:lvl w:ilvl="1" w:tplc="04090003" w:tentative="1">
@@ -2205,7 +7319,7 @@
         <w:ind w:left="1440" w:hanging="360"/>
       </w:pPr>
       <w:rPr>
-        <w:rFonts w:ascii="Courier New" w:hAnsi="Courier New" w:cs="Courier New" w:hint="default"/>
+        <w:rFonts w:hint="default" w:ascii="Courier New" w:hAnsi="Courier New" w:cs="Courier New"/>
       </w:rPr>
     </w:lvl>
     <w:lvl w:ilvl="2" w:tplc="04090005" w:tentative="1">
@@ -2217,7 +7331,7 @@
         <w:ind w:left="2160" w:hanging="360"/>
       </w:pPr>
       <w:rPr>
-        <w:rFonts w:ascii="Wingdings" w:hAnsi="Wingdings" w:hint="default"/>
+        <w:rFonts w:hint="default" w:ascii="Wingdings" w:hAnsi="Wingdings"/>
       </w:rPr>
     </w:lvl>
     <w:lvl w:ilvl="3" w:tplc="04090001" w:tentative="1">
@@ -2229,7 +7343,7 @@
         <w:ind w:left="2880" w:hanging="360"/>
       </w:pPr>
       <w:rPr>
-        <w:rFonts w:ascii="Symbol" w:hAnsi="Symbol" w:hint="default"/>
+        <w:rFonts w:hint="default" w:ascii="Symbol" w:hAnsi="Symbol"/>
       </w:rPr>
     </w:lvl>
     <w:lvl w:ilvl="4" w:tplc="04090003" w:tentative="1">
@@ -2241,7 +7355,7 @@
         <w:ind w:left="3600" w:hanging="360"/>
       </w:pPr>
       <w:rPr>
-        <w:rFonts w:ascii="Courier New" w:hAnsi="Courier New" w:cs="Courier New" w:hint="default"/>
+        <w:rFonts w:hint="default" w:ascii="Courier New" w:hAnsi="Courier New" w:cs="Courier New"/>
       </w:rPr>
     </w:lvl>
     <w:lvl w:ilvl="5" w:tplc="04090005" w:tentative="1">
@@ -2253,7 +7367,7 @@
         <w:ind w:left="4320" w:hanging="360"/>
       </w:pPr>
       <w:rPr>
-        <w:rFonts w:ascii="Wingdings" w:hAnsi="Wingdings" w:hint="default"/>
+        <w:rFonts w:hint="default" w:ascii="Wingdings" w:hAnsi="Wingdings"/>
       </w:rPr>
     </w:lvl>
     <w:lvl w:ilvl="6" w:tplc="04090001" w:tentative="1">
@@ -2265,7 +7379,7 @@
         <w:ind w:left="5040" w:hanging="360"/>
       </w:pPr>
       <w:rPr>
-        <w:rFonts w:ascii="Symbol" w:hAnsi="Symbol" w:hint="default"/>
+        <w:rFonts w:hint="default" w:ascii="Symbol" w:hAnsi="Symbol"/>
       </w:rPr>
     </w:lvl>
     <w:lvl w:ilvl="7" w:tplc="04090003" w:tentative="1">
@@ -2277,7 +7391,7 @@
         <w:ind w:left="5760" w:hanging="360"/>
       </w:pPr>
       <w:rPr>
-        <w:rFonts w:ascii="Courier New" w:hAnsi="Courier New" w:cs="Courier New" w:hint="default"/>
+        <w:rFonts w:hint="default" w:ascii="Courier New" w:hAnsi="Courier New" w:cs="Courier New"/>
       </w:rPr>
     </w:lvl>
     <w:lvl w:ilvl="8" w:tplc="04090005" w:tentative="1">
@@ -2289,7 +7403,7 @@
         <w:ind w:left="6480" w:hanging="360"/>
       </w:pPr>
       <w:rPr>
-        <w:rFonts w:ascii="Wingdings" w:hAnsi="Wingdings" w:hint="default"/>
+        <w:rFonts w:hint="default" w:ascii="Wingdings" w:hAnsi="Wingdings"/>
       </w:rPr>
     </w:lvl>
   </w:abstractNum>
@@ -2306,7 +7420,7 @@
         <w:ind w:left="720" w:hanging="360"/>
       </w:pPr>
       <w:rPr>
-        <w:rFonts w:ascii="Courier New" w:hAnsi="Courier New" w:cs="Courier New" w:hint="default"/>
+        <w:rFonts w:hint="default" w:ascii="Courier New" w:hAnsi="Courier New" w:cs="Courier New"/>
       </w:rPr>
     </w:lvl>
     <w:lvl w:ilvl="1" w:tplc="04090003" w:tentative="1">
@@ -2318,7 +7432,7 @@
         <w:ind w:left="1440" w:hanging="360"/>
       </w:pPr>
       <w:rPr>
-        <w:rFonts w:ascii="Courier New" w:hAnsi="Courier New" w:cs="Courier New" w:hint="default"/>
+        <w:rFonts w:hint="default" w:ascii="Courier New" w:hAnsi="Courier New" w:cs="Courier New"/>
       </w:rPr>
     </w:lvl>
     <w:lvl w:ilvl="2" w:tplc="04090005" w:tentative="1">
@@ -2330,7 +7444,7 @@
         <w:ind w:left="2160" w:hanging="360"/>
       </w:pPr>
       <w:rPr>
-        <w:rFonts w:ascii="Wingdings" w:hAnsi="Wingdings" w:hint="default"/>
+        <w:rFonts w:hint="default" w:ascii="Wingdings" w:hAnsi="Wingdings"/>
       </w:rPr>
     </w:lvl>
     <w:lvl w:ilvl="3" w:tplc="04090001" w:tentative="1">
@@ -2342,7 +7456,7 @@
         <w:ind w:left="2880" w:hanging="360"/>
       </w:pPr>
       <w:rPr>
-        <w:rFonts w:ascii="Symbol" w:hAnsi="Symbol" w:hint="default"/>
+        <w:rFonts w:hint="default" w:ascii="Symbol" w:hAnsi="Symbol"/>
       </w:rPr>
     </w:lvl>
     <w:lvl w:ilvl="4" w:tplc="04090003" w:tentative="1">
@@ -2354,7 +7468,7 @@
         <w:ind w:left="3600" w:hanging="360"/>
       </w:pPr>
       <w:rPr>
-        <w:rFonts w:ascii="Courier New" w:hAnsi="Courier New" w:cs="Courier New" w:hint="default"/>
+        <w:rFonts w:hint="default" w:ascii="Courier New" w:hAnsi="Courier New" w:cs="Courier New"/>
       </w:rPr>
     </w:lvl>
     <w:lvl w:ilvl="5" w:tplc="04090005" w:tentative="1">
@@ -2366,7 +7480,7 @@
         <w:ind w:left="4320" w:hanging="360"/>
       </w:pPr>
       <w:rPr>
-        <w:rFonts w:ascii="Wingdings" w:hAnsi="Wingdings" w:hint="default"/>
+        <w:rFonts w:hint="default" w:ascii="Wingdings" w:hAnsi="Wingdings"/>
       </w:rPr>
     </w:lvl>
     <w:lvl w:ilvl="6" w:tplc="04090001" w:tentative="1">
@@ -2378,7 +7492,7 @@
         <w:ind w:left="5040" w:hanging="360"/>
       </w:pPr>
       <w:rPr>
-        <w:rFonts w:ascii="Symbol" w:hAnsi="Symbol" w:hint="default"/>
+        <w:rFonts w:hint="default" w:ascii="Symbol" w:hAnsi="Symbol"/>
       </w:rPr>
     </w:lvl>
     <w:lvl w:ilvl="7" w:tplc="04090003" w:tentative="1">
@@ -2390,7 +7504,7 @@
         <w:ind w:left="5760" w:hanging="360"/>
       </w:pPr>
       <w:rPr>
-        <w:rFonts w:ascii="Courier New" w:hAnsi="Courier New" w:cs="Courier New" w:hint="default"/>
+        <w:rFonts w:hint="default" w:ascii="Courier New" w:hAnsi="Courier New" w:cs="Courier New"/>
       </w:rPr>
     </w:lvl>
     <w:lvl w:ilvl="8" w:tplc="04090005" w:tentative="1">
@@ -2402,10 +7516,28 @@
         <w:ind w:left="6480" w:hanging="360"/>
       </w:pPr>
       <w:rPr>
-        <w:rFonts w:ascii="Wingdings" w:hAnsi="Wingdings" w:hint="default"/>
+        <w:rFonts w:hint="default" w:ascii="Wingdings" w:hAnsi="Wingdings"/>
       </w:rPr>
     </w:lvl>
   </w:abstractNum>
+  <w:num w:numId="13">
+    <w:abstractNumId w:val="12"/>
+  </w:num>
+  <w:num w:numId="12">
+    <w:abstractNumId w:val="11"/>
+  </w:num>
+  <w:num w:numId="11">
+    <w:abstractNumId w:val="10"/>
+  </w:num>
+  <w:num w:numId="10">
+    <w:abstractNumId w:val="9"/>
+  </w:num>
+  <w:num w:numId="9">
+    <w:abstractNumId w:val="8"/>
+  </w:num>
+  <w:num w:numId="8">
+    <w:abstractNumId w:val="7"/>
+  </w:num>
   <w:num w:numId="1" w16cid:durableId="1261523920">
     <w:abstractNumId w:val="2"/>
   </w:num>
@@ -2431,11 +7563,11 @@
 </file>
 
 <file path=word/styles.xml><?xml version="1.0" encoding="utf-8"?>
-<w:styles xmlns:mc="http://schemas.openxmlformats.org/markup-compatibility/2006" xmlns:r="http://schemas.openxmlformats.org/officeDocument/2006/relationships" xmlns:w="http://schemas.openxmlformats.org/wordprocessingml/2006/main" xmlns:w14="http://schemas.microsoft.com/office/word/2010/wordml" xmlns:w15="http://schemas.microsoft.com/office/word/2012/wordml" xmlns:w16cex="http://schemas.microsoft.com/office/word/2018/wordml/cex" xmlns:w16cid="http://schemas.microsoft.com/office/word/2016/wordml/cid" xmlns:w16="http://schemas.microsoft.com/office/word/2018/wordml" xmlns:w16du="http://schemas.microsoft.com/office/word/2023/wordml/word16du" xmlns:w16sdtdh="http://schemas.microsoft.com/office/word/2020/wordml/sdtdatahash" xmlns:w16sdtfl="http://schemas.microsoft.com/office/word/2024/wordml/sdtformatlock" xmlns:w16se="http://schemas.microsoft.com/office/word/2015/wordml/symex" mc:Ignorable="w14 w15 w16se w16cid w16 w16cex w16sdtdh w16sdtfl w16du">
+<w:styles xmlns:wp14="http://schemas.microsoft.com/office/word/2010/wordprocessingDrawing" xmlns:mc="http://schemas.openxmlformats.org/markup-compatibility/2006" xmlns:r="http://schemas.openxmlformats.org/officeDocument/2006/relationships" xmlns:w="http://schemas.openxmlformats.org/wordprocessingml/2006/main" xmlns:w14="http://schemas.microsoft.com/office/word/2010/wordml" xmlns:w15="http://schemas.microsoft.com/office/word/2012/wordml" xmlns:w16cex="http://schemas.microsoft.com/office/word/2018/wordml/cex" xmlns:w16cid="http://schemas.microsoft.com/office/word/2016/wordml/cid" xmlns:w16="http://schemas.microsoft.com/office/word/2018/wordml" xmlns:w16du="http://schemas.microsoft.com/office/word/2023/wordml/word16du" xmlns:w16sdtdh="http://schemas.microsoft.com/office/word/2020/wordml/sdtdatahash" xmlns:w16sdtfl="http://schemas.microsoft.com/office/word/2024/wordml/sdtformatlock" xmlns:w16se="http://schemas.microsoft.com/office/word/2015/wordml/symex" mc:Ignorable="w14 w15 w16se w16cid w16 w16cex w16sdtdh w16sdtfl w16du wp14">
   <w:docDefaults>
     <w:rPrDefault>
       <w:rPr>
-        <w:rFonts w:asciiTheme="minorHAnsi" w:eastAsiaTheme="minorEastAsia" w:hAnsiTheme="minorHAnsi" w:cstheme="minorBidi"/>
+        <w:rFonts w:asciiTheme="minorHAnsi" w:hAnsiTheme="minorHAnsi" w:eastAsiaTheme="minorEastAsia" w:cstheme="minorBidi"/>
         <w:kern w:val="2"/>
         <w:sz w:val="24"/>
         <w:szCs w:val="24"/>
@@ -2452,14 +7584,14 @@
   <w:latentStyles w:defLockedState="0" w:defUIPriority="99" w:defSemiHidden="0" w:defUnhideWhenUsed="0" w:defQFormat="0" w:count="376">
     <w:lsdException w:name="Normal" w:uiPriority="0" w:qFormat="1"/>
     <w:lsdException w:name="heading 1" w:uiPriority="9" w:qFormat="1"/>
-    <w:lsdException w:name="heading 2" w:semiHidden="1" w:uiPriority="9" w:unhideWhenUsed="1" w:qFormat="1"/>
-    <w:lsdException w:name="heading 3" w:semiHidden="1" w:uiPriority="9" w:unhideWhenUsed="1" w:qFormat="1"/>
-    <w:lsdException w:name="heading 4" w:semiHidden="1" w:uiPriority="9" w:unhideWhenUsed="1" w:qFormat="1"/>
-    <w:lsdException w:name="heading 5" w:semiHidden="1" w:uiPriority="9" w:unhideWhenUsed="1" w:qFormat="1"/>
-    <w:lsdException w:name="heading 6" w:semiHidden="1" w:uiPriority="9" w:unhideWhenUsed="1" w:qFormat="1"/>
-    <w:lsdException w:name="heading 7" w:semiHidden="1" w:uiPriority="9" w:unhideWhenUsed="1" w:qFormat="1"/>
-    <w:lsdException w:name="heading 8" w:semiHidden="1" w:uiPriority="9" w:unhideWhenUsed="1" w:qFormat="1"/>
-    <w:lsdException w:name="heading 9" w:semiHidden="1" w:uiPriority="9" w:unhideWhenUsed="1" w:qFormat="1"/>
+    <w:lsdException w:name="heading 2" w:uiPriority="9" w:semiHidden="1" w:unhideWhenUsed="1" w:qFormat="1"/>
+    <w:lsdException w:name="heading 3" w:uiPriority="9" w:semiHidden="1" w:unhideWhenUsed="1" w:qFormat="1"/>
+    <w:lsdException w:name="heading 4" w:uiPriority="9" w:semiHidden="1" w:unhideWhenUsed="1" w:qFormat="1"/>
+    <w:lsdException w:name="heading 5" w:uiPriority="9" w:semiHidden="1" w:unhideWhenUsed="1" w:qFormat="1"/>
+    <w:lsdException w:name="heading 6" w:uiPriority="9" w:semiHidden="1" w:unhideWhenUsed="1" w:qFormat="1"/>
+    <w:lsdException w:name="heading 7" w:uiPriority="9" w:semiHidden="1" w:unhideWhenUsed="1" w:qFormat="1"/>
+    <w:lsdException w:name="heading 8" w:uiPriority="9" w:semiHidden="1" w:unhideWhenUsed="1" w:qFormat="1"/>
+    <w:lsdException w:name="heading 9" w:uiPriority="9" w:semiHidden="1" w:unhideWhenUsed="1" w:qFormat="1"/>
     <w:lsdException w:name="index 1" w:semiHidden="1" w:unhideWhenUsed="1"/>
     <w:lsdException w:name="index 2" w:semiHidden="1" w:unhideWhenUsed="1"/>
     <w:lsdException w:name="index 3" w:semiHidden="1" w:unhideWhenUsed="1"/>
@@ -2469,22 +7601,22 @@
     <w:lsdException w:name="index 7" w:semiHidden="1" w:unhideWhenUsed="1"/>
     <w:lsdException w:name="index 8" w:semiHidden="1" w:unhideWhenUsed="1"/>
     <w:lsdException w:name="index 9" w:semiHidden="1" w:unhideWhenUsed="1"/>
-    <w:lsdException w:name="toc 1" w:semiHidden="1" w:uiPriority="39" w:unhideWhenUsed="1"/>
-    <w:lsdException w:name="toc 2" w:semiHidden="1" w:uiPriority="39" w:unhideWhenUsed="1"/>
-    <w:lsdException w:name="toc 3" w:semiHidden="1" w:uiPriority="39" w:unhideWhenUsed="1"/>
-    <w:lsdException w:name="toc 4" w:semiHidden="1" w:uiPriority="39" w:unhideWhenUsed="1"/>
-    <w:lsdException w:name="toc 5" w:semiHidden="1" w:uiPriority="39" w:unhideWhenUsed="1"/>
-    <w:lsdException w:name="toc 6" w:semiHidden="1" w:uiPriority="39" w:unhideWhenUsed="1"/>
-    <w:lsdException w:name="toc 7" w:semiHidden="1" w:uiPriority="39" w:unhideWhenUsed="1"/>
-    <w:lsdException w:name="toc 8" w:semiHidden="1" w:uiPriority="39" w:unhideWhenUsed="1"/>
-    <w:lsdException w:name="toc 9" w:semiHidden="1" w:uiPriority="39" w:unhideWhenUsed="1"/>
+    <w:lsdException w:name="toc 1" w:uiPriority="39" w:semiHidden="1" w:unhideWhenUsed="1"/>
+    <w:lsdException w:name="toc 2" w:uiPriority="39" w:semiHidden="1" w:unhideWhenUsed="1"/>
+    <w:lsdException w:name="toc 3" w:uiPriority="39" w:semiHidden="1" w:unhideWhenUsed="1"/>
+    <w:lsdException w:name="toc 4" w:uiPriority="39" w:semiHidden="1" w:unhideWhenUsed="1"/>
+    <w:lsdException w:name="toc 5" w:uiPriority="39" w:semiHidden="1" w:unhideWhenUsed="1"/>
+    <w:lsdException w:name="toc 6" w:uiPriority="39" w:semiHidden="1" w:unhideWhenUsed="1"/>
+    <w:lsdException w:name="toc 7" w:uiPriority="39" w:semiHidden="1" w:unhideWhenUsed="1"/>
+    <w:lsdException w:name="toc 8" w:uiPriority="39" w:semiHidden="1" w:unhideWhenUsed="1"/>
+    <w:lsdException w:name="toc 9" w:uiPriority="39" w:semiHidden="1" w:unhideWhenUsed="1"/>
     <w:lsdException w:name="Normal Indent" w:semiHidden="1" w:unhideWhenUsed="1"/>
     <w:lsdException w:name="footnote text" w:semiHidden="1" w:unhideWhenUsed="1"/>
     <w:lsdException w:name="annotation text" w:semiHidden="1" w:unhideWhenUsed="1"/>
     <w:lsdException w:name="header" w:semiHidden="1" w:unhideWhenUsed="1"/>
     <w:lsdException w:name="footer" w:semiHidden="1" w:unhideWhenUsed="1"/>
     <w:lsdException w:name="index heading" w:semiHidden="1" w:unhideWhenUsed="1"/>
-    <w:lsdException w:name="caption" w:semiHidden="1" w:uiPriority="35" w:unhideWhenUsed="1" w:qFormat="1"/>
+    <w:lsdException w:name="caption" w:uiPriority="35" w:semiHidden="1" w:unhideWhenUsed="1" w:qFormat="1"/>
     <w:lsdException w:name="table of figures" w:semiHidden="1" w:unhideWhenUsed="1"/>
     <w:lsdException w:name="envelope address" w:semiHidden="1" w:unhideWhenUsed="1"/>
     <w:lsdException w:name="envelope return" w:semiHidden="1" w:unhideWhenUsed="1"/>
@@ -2515,7 +7647,7 @@
     <w:lsdException w:name="Title" w:uiPriority="10" w:qFormat="1"/>
     <w:lsdException w:name="Closing" w:semiHidden="1" w:unhideWhenUsed="1"/>
     <w:lsdException w:name="Signature" w:semiHidden="1" w:unhideWhenUsed="1"/>
-    <w:lsdException w:name="Default Paragraph Font" w:semiHidden="1" w:uiPriority="1" w:unhideWhenUsed="1"/>
+    <w:lsdException w:name="Default Paragraph Font" w:uiPriority="1" w:semiHidden="1" w:unhideWhenUsed="1"/>
     <w:lsdException w:name="Body Text" w:semiHidden="1" w:unhideWhenUsed="1"/>
     <w:lsdException w:name="Body Text Indent" w:semiHidden="1" w:unhideWhenUsed="1"/>
     <w:lsdException w:name="List Continue" w:semiHidden="1" w:unhideWhenUsed="1"/>
@@ -2715,8 +7847,8 @@
     <w:lsdException w:name="Subtle Reference" w:uiPriority="31" w:qFormat="1"/>
     <w:lsdException w:name="Intense Reference" w:uiPriority="32" w:qFormat="1"/>
     <w:lsdException w:name="Book Title" w:uiPriority="33" w:qFormat="1"/>
-    <w:lsdException w:name="Bibliography" w:semiHidden="1" w:uiPriority="37" w:unhideWhenUsed="1"/>
-    <w:lsdException w:name="TOC Heading" w:semiHidden="1" w:uiPriority="39" w:unhideWhenUsed="1" w:qFormat="1"/>
+    <w:lsdException w:name="Bibliography" w:uiPriority="37" w:semiHidden="1" w:unhideWhenUsed="1"/>
+    <w:lsdException w:name="TOC Heading" w:uiPriority="39" w:semiHidden="1" w:unhideWhenUsed="1" w:qFormat="1"/>
     <w:lsdException w:name="Plain Table 1" w:uiPriority="41"/>
     <w:lsdException w:name="Plain Table 2" w:uiPriority="42"/>
     <w:lsdException w:name="Plain Table 3" w:uiPriority="43"/>
@@ -2827,7 +7959,7 @@
     <w:lsdException w:name="Unresolved Mention" w:semiHidden="1" w:unhideWhenUsed="1"/>
     <w:lsdException w:name="Smart Link" w:semiHidden="1" w:unhideWhenUsed="1"/>
   </w:latentStyles>
-  <w:style w:type="paragraph" w:default="1" w:styleId="Normal">
+  <w:style w:type="paragraph" w:styleId="Normal" w:default="1">
     <w:name w:val="Normal"/>
     <w:qFormat/>
   </w:style>
@@ -2846,7 +7978,7 @@
       <w:outlineLvl w:val="0"/>
     </w:pPr>
     <w:rPr>
-      <w:rFonts w:asciiTheme="majorHAnsi" w:eastAsiaTheme="majorEastAsia" w:hAnsiTheme="majorHAnsi" w:cstheme="majorBidi"/>
+      <w:rFonts w:asciiTheme="majorHAnsi" w:hAnsiTheme="majorHAnsi" w:eastAsiaTheme="majorEastAsia" w:cstheme="majorBidi"/>
       <w:color w:val="2F5496" w:themeColor="accent1" w:themeShade="BF"/>
       <w:sz w:val="40"/>
       <w:szCs w:val="40"/>
@@ -2869,7 +8001,7 @@
       <w:outlineLvl w:val="1"/>
     </w:pPr>
     <w:rPr>
-      <w:rFonts w:asciiTheme="majorHAnsi" w:eastAsiaTheme="majorEastAsia" w:hAnsiTheme="majorHAnsi" w:cstheme="majorBidi"/>
+      <w:rFonts w:asciiTheme="majorHAnsi" w:hAnsiTheme="majorHAnsi" w:eastAsiaTheme="majorEastAsia" w:cstheme="majorBidi"/>
       <w:color w:val="2F5496" w:themeColor="accent1" w:themeShade="BF"/>
       <w:sz w:val="32"/>
       <w:szCs w:val="32"/>
@@ -3030,13 +8162,13 @@
       <w:color w:val="272727" w:themeColor="text1" w:themeTint="D8"/>
     </w:rPr>
   </w:style>
-  <w:style w:type="character" w:default="1" w:styleId="DefaultParagraphFont">
+  <w:style w:type="character" w:styleId="DefaultParagraphFont" w:default="1">
     <w:name w:val="Default Paragraph Font"/>
     <w:uiPriority w:val="1"/>
     <w:semiHidden/>
     <w:unhideWhenUsed/>
   </w:style>
-  <w:style w:type="table" w:default="1" w:styleId="TableNormal">
+  <w:style w:type="table" w:styleId="TableNormal" w:default="1">
     <w:name w:val="Normal Table"/>
     <w:uiPriority w:val="99"/>
     <w:semiHidden/>
@@ -3051,26 +8183,26 @@
       </w:tblCellMar>
     </w:tblPr>
   </w:style>
-  <w:style w:type="numbering" w:default="1" w:styleId="NoList">
+  <w:style w:type="numbering" w:styleId="NoList" w:default="1">
     <w:name w:val="No List"/>
     <w:uiPriority w:val="99"/>
     <w:semiHidden/>
     <w:unhideWhenUsed/>
   </w:style>
-  <w:style w:type="character" w:customStyle="1" w:styleId="Heading1Char">
+  <w:style w:type="character" w:styleId="Heading1Char" w:customStyle="1">
     <w:name w:val="Heading 1 Char"/>
     <w:basedOn w:val="DefaultParagraphFont"/>
     <w:link w:val="Heading1"/>
     <w:uiPriority w:val="9"/>
     <w:rsid w:val="007330BE"/>
     <w:rPr>
-      <w:rFonts w:asciiTheme="majorHAnsi" w:eastAsiaTheme="majorEastAsia" w:hAnsiTheme="majorHAnsi" w:cstheme="majorBidi"/>
+      <w:rFonts w:asciiTheme="majorHAnsi" w:hAnsiTheme="majorHAnsi" w:eastAsiaTheme="majorEastAsia" w:cstheme="majorBidi"/>
       <w:color w:val="2F5496" w:themeColor="accent1" w:themeShade="BF"/>
       <w:sz w:val="40"/>
       <w:szCs w:val="40"/>
     </w:rPr>
   </w:style>
-  <w:style w:type="character" w:customStyle="1" w:styleId="Heading2Char">
+  <w:style w:type="character" w:styleId="Heading2Char" w:customStyle="1">
     <w:name w:val="Heading 2 Char"/>
     <w:basedOn w:val="DefaultParagraphFont"/>
     <w:link w:val="Heading2"/>
@@ -3078,13 +8210,13 @@
     <w:semiHidden/>
     <w:rsid w:val="007330BE"/>
     <w:rPr>
-      <w:rFonts w:asciiTheme="majorHAnsi" w:eastAsiaTheme="majorEastAsia" w:hAnsiTheme="majorHAnsi" w:cstheme="majorBidi"/>
+      <w:rFonts w:asciiTheme="majorHAnsi" w:hAnsiTheme="majorHAnsi" w:eastAsiaTheme="majorEastAsia" w:cstheme="majorBidi"/>
       <w:color w:val="2F5496" w:themeColor="accent1" w:themeShade="BF"/>
       <w:sz w:val="32"/>
       <w:szCs w:val="32"/>
     </w:rPr>
   </w:style>
-  <w:style w:type="character" w:customStyle="1" w:styleId="Heading3Char">
+  <w:style w:type="character" w:styleId="Heading3Char" w:customStyle="1">
     <w:name w:val="Heading 3 Char"/>
     <w:basedOn w:val="DefaultParagraphFont"/>
     <w:link w:val="Heading3"/>
@@ -3098,7 +8230,7 @@
       <w:szCs w:val="28"/>
     </w:rPr>
   </w:style>
-  <w:style w:type="character" w:customStyle="1" w:styleId="Heading4Char">
+  <w:style w:type="character" w:styleId="Heading4Char" w:customStyle="1">
     <w:name w:val="Heading 4 Char"/>
     <w:basedOn w:val="DefaultParagraphFont"/>
     <w:link w:val="Heading4"/>
@@ -3112,7 +8244,7 @@
       <w:color w:val="2F5496" w:themeColor="accent1" w:themeShade="BF"/>
     </w:rPr>
   </w:style>
-  <w:style w:type="character" w:customStyle="1" w:styleId="Heading5Char">
+  <w:style w:type="character" w:styleId="Heading5Char" w:customStyle="1">
     <w:name w:val="Heading 5 Char"/>
     <w:basedOn w:val="DefaultParagraphFont"/>
     <w:link w:val="Heading5"/>
@@ -3124,7 +8256,7 @@
       <w:color w:val="2F5496" w:themeColor="accent1" w:themeShade="BF"/>
     </w:rPr>
   </w:style>
-  <w:style w:type="character" w:customStyle="1" w:styleId="Heading6Char">
+  <w:style w:type="character" w:styleId="Heading6Char" w:customStyle="1">
     <w:name w:val="Heading 6 Char"/>
     <w:basedOn w:val="DefaultParagraphFont"/>
     <w:link w:val="Heading6"/>
@@ -3138,7 +8270,7 @@
       <w:color w:val="595959" w:themeColor="text1" w:themeTint="A6"/>
     </w:rPr>
   </w:style>
-  <w:style w:type="character" w:customStyle="1" w:styleId="Heading7Char">
+  <w:style w:type="character" w:styleId="Heading7Char" w:customStyle="1">
     <w:name w:val="Heading 7 Char"/>
     <w:basedOn w:val="DefaultParagraphFont"/>
     <w:link w:val="Heading7"/>
@@ -3150,7 +8282,7 @@
       <w:color w:val="595959" w:themeColor="text1" w:themeTint="A6"/>
     </w:rPr>
   </w:style>
-  <w:style w:type="character" w:customStyle="1" w:styleId="Heading8Char">
+  <w:style w:type="character" w:styleId="Heading8Char" w:customStyle="1">
     <w:name w:val="Heading 8 Char"/>
     <w:basedOn w:val="DefaultParagraphFont"/>
     <w:link w:val="Heading8"/>
@@ -3164,7 +8296,7 @@
       <w:color w:val="272727" w:themeColor="text1" w:themeTint="D8"/>
     </w:rPr>
   </w:style>
-  <w:style w:type="character" w:customStyle="1" w:styleId="Heading9Char">
+  <w:style w:type="character" w:styleId="Heading9Char" w:customStyle="1">
     <w:name w:val="Heading 9 Char"/>
     <w:basedOn w:val="DefaultParagraphFont"/>
     <w:link w:val="Heading9"/>
@@ -3189,21 +8321,21 @@
       <w:contextualSpacing/>
     </w:pPr>
     <w:rPr>
-      <w:rFonts w:asciiTheme="majorHAnsi" w:eastAsiaTheme="majorEastAsia" w:hAnsiTheme="majorHAnsi" w:cstheme="majorBidi"/>
+      <w:rFonts w:asciiTheme="majorHAnsi" w:hAnsiTheme="majorHAnsi" w:eastAsiaTheme="majorEastAsia" w:cstheme="majorBidi"/>
       <w:spacing w:val="-10"/>
       <w:kern w:val="28"/>
       <w:sz w:val="56"/>
       <w:szCs w:val="56"/>
     </w:rPr>
   </w:style>
-  <w:style w:type="character" w:customStyle="1" w:styleId="TitleChar">
+  <w:style w:type="character" w:styleId="TitleChar" w:customStyle="1">
     <w:name w:val="Title Char"/>
     <w:basedOn w:val="DefaultParagraphFont"/>
     <w:link w:val="Title"/>
     <w:uiPriority w:val="10"/>
     <w:rsid w:val="007330BE"/>
     <w:rPr>
-      <w:rFonts w:asciiTheme="majorHAnsi" w:eastAsiaTheme="majorEastAsia" w:hAnsiTheme="majorHAnsi" w:cstheme="majorBidi"/>
+      <w:rFonts w:asciiTheme="majorHAnsi" w:hAnsiTheme="majorHAnsi" w:eastAsiaTheme="majorEastAsia" w:cstheme="majorBidi"/>
       <w:spacing w:val="-10"/>
       <w:kern w:val="28"/>
       <w:sz w:val="56"/>
@@ -3231,7 +8363,7 @@
       <w:szCs w:val="28"/>
     </w:rPr>
   </w:style>
-  <w:style w:type="character" w:customStyle="1" w:styleId="SubtitleChar">
+  <w:style w:type="character" w:styleId="SubtitleChar" w:customStyle="1">
     <w:name w:val="Subtitle Char"/>
     <w:basedOn w:val="DefaultParagraphFont"/>
     <w:link w:val="Subtitle"/>
@@ -3263,7 +8395,7 @@
       <w:color w:val="404040" w:themeColor="text1" w:themeTint="BF"/>
     </w:rPr>
   </w:style>
-  <w:style w:type="character" w:customStyle="1" w:styleId="QuoteChar">
+  <w:style w:type="character" w:styleId="QuoteChar" w:customStyle="1">
     <w:name w:val="Quote Char"/>
     <w:basedOn w:val="DefaultParagraphFont"/>
     <w:link w:val="Quote"/>
@@ -3308,8 +8440,8 @@
     <w:rsid w:val="007330BE"/>
     <w:pPr>
       <w:pBdr>
-        <w:top w:val="single" w:sz="4" w:space="10" w:color="2F5496" w:themeColor="accent1" w:themeShade="BF"/>
-        <w:bottom w:val="single" w:sz="4" w:space="10" w:color="2F5496" w:themeColor="accent1" w:themeShade="BF"/>
+        <w:top w:val="single" w:color="2F5496" w:themeColor="accent1" w:themeShade="BF" w:sz="4" w:space="10"/>
+        <w:bottom w:val="single" w:color="2F5496" w:themeColor="accent1" w:themeShade="BF" w:sz="4" w:space="10"/>
       </w:pBdr>
       <w:spacing w:before="360" w:after="360"/>
       <w:ind w:left="864" w:right="864"/>
@@ -3321,7 +8453,7 @@
       <w:color w:val="2F5496" w:themeColor="accent1" w:themeShade="BF"/>
     </w:rPr>
   </w:style>
-  <w:style w:type="character" w:customStyle="1" w:styleId="IntenseQuoteChar">
+  <w:style w:type="character" w:styleId="IntenseQuoteChar" w:customStyle="1">
     <w:name w:val="Intense Quote Char"/>
     <w:basedOn w:val="DefaultParagraphFont"/>
     <w:link w:val="IntenseQuote"/>
@@ -3347,7 +8479,7 @@
       <w:spacing w:val="5"/>
     </w:rPr>
   </w:style>
-  <w:style w:type="paragraph" w:customStyle="1" w:styleId="p1">
+  <w:style w:type="paragraph" w:styleId="p1" w:customStyle="1">
     <w:name w:val="p1"/>
     <w:basedOn w:val="Normal"/>
     <w:rsid w:val="007330BE"/>
@@ -3363,12 +8495,12 @@
       <w14:ligatures w14:val="none"/>
     </w:rPr>
   </w:style>
-  <w:style w:type="character" w:customStyle="1" w:styleId="s1">
+  <w:style w:type="character" w:styleId="s1" w:customStyle="1">
     <w:name w:val="s1"/>
     <w:basedOn w:val="DefaultParagraphFont"/>
     <w:rsid w:val="007330BE"/>
     <w:rPr>
-      <w:rFonts w:ascii="Helvetica" w:hAnsi="Helvetica" w:hint="default"/>
+      <w:rFonts w:hint="default" w:ascii="Helvetica" w:hAnsi="Helvetica"/>
       <w:b/>
       <w:bCs/>
       <w:i w:val="0"/>
@@ -3377,12 +8509,12 @@
       <w:szCs w:val="15"/>
     </w:rPr>
   </w:style>
-  <w:style w:type="character" w:customStyle="1" w:styleId="s2">
+  <w:style w:type="character" w:styleId="s2" w:customStyle="1">
     <w:name w:val="s2"/>
     <w:basedOn w:val="DefaultParagraphFont"/>
     <w:rsid w:val="007330BE"/>
     <w:rPr>
-      <w:rFonts w:ascii="Helvetica" w:hAnsi="Helvetica" w:hint="default"/>
+      <w:rFonts w:hint="default" w:ascii="Helvetica" w:hAnsi="Helvetica"/>
       <w:b w:val="0"/>
       <w:bCs w:val="0"/>
       <w:i w:val="0"/>
@@ -3418,7 +8550,7 @@
 </file>
 
 <file path=word/theme/theme1.xml><?xml version="1.0" encoding="utf-8"?>
-<a:theme xmlns:a="http://schemas.openxmlformats.org/drawingml/2006/main" name="Office Theme">
+<a:theme xmlns:a="http://schemas.openxmlformats.org/drawingml/2006/main" xmlns:thm15="http://schemas.microsoft.com/office/thememl/2012/main" name="Office Theme">
   <a:themeElements>
     <a:clrScheme name="Office">
       <a:dk1>

--- a/docs/curriculo.docx
+++ b/docs/curriculo.docx
@@ -143,7 +143,7 @@
         <w:rPr>
           <w:sz w:val="19"/>
         </w:rPr>
-        <w:t>Desenvolvedor Backend com sólida experiência na arquitetura, escalabilidade e manutenção de ecossistemas SaaS de alta disponibilidade utilizando Python, Django e Django REST Framework (DRF). Especialista em projetar arquiteturas resilientes (Clean Architecture, Domain-Driven Design) e infraestruturas escaláveis de processamento assíncrono com Celery e Redis. Histórico comprovado na liderança técnica e mentoria de times de desenvolvimento backend, otimização de pipelines de CI/CD, segurança de dados em conformidade com a LGPD e design de sistemas financeiros robustos com alta tolerância a falhas. Focado em alinhar decisões técnicas de código a objetivos macro de negócio, garantindo eficiência operacional, redução de custos de infraestrutura e mitigação de riscos.</w:t>
+        <w:t>Desenvolvedor Backend com sólida experiência na arquitetura, escalabilidade e manutenção de ecossistemas SaaS de alta disponibilidade utilizando Python, Django e Django REST Framework (DRF). Focado em projetar arquiteturas resilientes (Clean Architecture, Domain-Driven Design) e infraestruturas escaláveis de processamento assíncrono com Celery e Redis. Histórico comprovado na liderança técnica e mentoria de times de desenvolvimento backend, otimização de pipelines de CI/CD, segurança de dados em conformidade com a LGPD e design de sistemas financeiros robustos com alta tolerância a falhas. Focado em alinhar decisões técnicas de código a objetivos macro de negócio, garantindo eficiência operacional, redução de custos de infraestrutura e mitigação de riscos.</w:t>
       </w:r>
     </w:p>
     <w:p>
